--- a/api/_files/The_Referral_System_Texas_Edition.docx
+++ b/api/_files/The_Referral_System_Texas_Edition.docx
@@ -14149,6 +14149,9638 @@
           <w:tcPr>
             <w:tcW w:w="3650" w:type="dxa"/>
             <w:tcBorders>
+              <w:top w:val="single" w:sz="4" w:space="0" w:color="9DB1C7"/>
+              <w:start w:val="single" w:sz="4" w:space="0" w:color="9DB1C7"/>
+              <w:bottom w:val="single" w:sz="4" w:space="0" w:color="9DB1C7"/>
+              <w:end w:val="single" w:sz="4" w:space="0" w:color="9DB1C7"/>
+            </w:tcBorders>
+            <w:shd w:fill="3E5871" w:val="clear"/>
+          </w:tcPr>
+          <w:p>
+            <w:pPr>
+              <w:pStyle w:val="Normal"/>
+              <w:spacing w:lineRule="exact" w:line="268" w:before="0" w:after="0"/>
+              <w:jc w:val="start"/>
+              <w:rPr/>
+            </w:pPr>
+            <w:r>
+              <w:rPr>
+                <w:rFonts w:eastAsia="Calibri" w:cs="Calibri"/>
+                <w:b/>
+                <w:bCs/>
+                <w:i w:val="false"/>
+                <w:iCs w:val="false"/>
+                <w:color w:val="FFFFFF"/>
+                <w:sz w:val="16"/>
+                <w:szCs w:val="16"/>
+              </w:rPr>
+              <w:t>Resource</w:t>
+            </w:r>
+          </w:p>
+        </w:tc>
+        <w:tc>
+          <w:tcPr>
+            <w:tcW w:w="5709" w:type="dxa"/>
+            <w:tcBorders>
+              <w:top w:val="single" w:sz="4" w:space="0" w:color="9DB1C7"/>
+              <w:start w:val="single" w:sz="4" w:space="0" w:color="9DB1C7"/>
+              <w:bottom w:val="single" w:sz="4" w:space="0" w:color="9DB1C7"/>
+              <w:end w:val="single" w:sz="4" w:space="0" w:color="9DB1C7"/>
+            </w:tcBorders>
+            <w:shd w:fill="3E5871" w:val="clear"/>
+          </w:tcPr>
+          <w:p>
+            <w:pPr>
+              <w:pStyle w:val="Normal"/>
+              <w:spacing w:lineRule="exact" w:line="268" w:before="0" w:after="0"/>
+              <w:jc w:val="start"/>
+              <w:rPr/>
+            </w:pPr>
+            <w:r>
+              <w:rPr>
+                <w:rFonts w:eastAsia="Calibri" w:cs="Calibri"/>
+                <w:b/>
+                <w:bCs/>
+                <w:i w:val="false"/>
+                <w:iCs w:val="false"/>
+                <w:color w:val="FFFFFF"/>
+                <w:sz w:val="16"/>
+                <w:szCs w:val="16"/>
+              </w:rPr>
+              <w:t>Phone · website · notes</w:t>
+            </w:r>
+          </w:p>
+        </w:tc>
+      </w:tr>
+      <w:tr>
+        <w:trPr/>
+        <w:tc>
+          <w:tcPr>
+            <w:tcW w:w="3650" w:type="dxa"/>
+            <w:tcBorders>
+              <w:top w:val="single" w:sz="4" w:space="0" w:color="9DB1C7"/>
+              <w:start w:val="single" w:sz="4" w:space="0" w:color="9DB1C7"/>
+              <w:bottom w:val="single" w:sz="4" w:space="0" w:color="9DB1C7"/>
+              <w:end w:val="single" w:sz="4" w:space="0" w:color="9DB1C7"/>
+            </w:tcBorders>
+            <w:shd w:color="auto" w:fill="EAF0F6" w:val="clear"/>
+            <w:tcMar>
+              <w:top w:w="55" w:type="dxa"/>
+              <w:bottom w:w="55" w:type="dxa"/>
+            </w:tcMar>
+          </w:tcPr>
+          <w:p>
+            <w:pPr>
+              <w:pStyle w:val="Normal"/>
+              <w:spacing w:lineRule="exact" w:line="268" w:before="0" w:after="0"/>
+              <w:jc w:val="start"/>
+              <w:rPr/>
+            </w:pPr>
+            <w:r>
+              <w:rPr>
+                <w:rFonts w:eastAsia="Calibri" w:cs="Calibri"/>
+                <w:b/>
+                <w:bCs/>
+                <w:i w:val="false"/>
+                <w:iCs w:val="false"/>
+                <w:color w:val="3E5871"/>
+                <w:sz w:val="15"/>
+                <w:szCs w:val="15"/>
+              </w:rPr>
+              <w:t>Elder Advisory Group</w:t>
+            </w:r>
+          </w:p>
+        </w:tc>
+        <w:tc>
+          <w:tcPr>
+            <w:tcW w:w="5709" w:type="dxa"/>
+            <w:tcBorders>
+              <w:top w:val="single" w:sz="4" w:space="0" w:color="9DB1C7"/>
+              <w:start w:val="single" w:sz="4" w:space="0" w:color="9DB1C7"/>
+              <w:bottom w:val="single" w:sz="4" w:space="0" w:color="9DB1C7"/>
+              <w:end w:val="single" w:sz="4" w:space="0" w:color="9DB1C7"/>
+            </w:tcBorders>
+            <w:tcMar>
+              <w:top w:w="55" w:type="dxa"/>
+              <w:bottom w:w="55" w:type="dxa"/>
+            </w:tcMar>
+          </w:tcPr>
+          <w:p>
+            <w:pPr>
+              <w:pStyle w:val="Normal"/>
+              <w:spacing w:lineRule="exact" w:line="268" w:before="0" w:after="0"/>
+              <w:jc w:val="start"/>
+              <w:rPr/>
+            </w:pPr>
+            <w:r>
+              <w:rPr>
+                <w:rFonts w:eastAsia="Calibri" w:cs="Calibri"/>
+                <w:b w:val="false"/>
+                <w:bCs w:val="false"/>
+                <w:i w:val="false"/>
+                <w:iCs w:val="false"/>
+                <w:color w:val="1A1A1A"/>
+                <w:sz w:val="15"/>
+                <w:szCs w:val="15"/>
+              </w:rPr>
+              <w:t>1900 Saint James Pl #420, Houston 77056 · 713-624-4288</w:t>
+            </w:r>
+          </w:p>
+        </w:tc>
+      </w:tr>
+      <w:tr>
+        <w:trPr/>
+        <w:tc>
+          <w:tcPr>
+            <w:tcW w:w="3650" w:type="dxa"/>
+            <w:tcBorders>
+              <w:top w:val="single" w:sz="4" w:space="0" w:color="9DB1C7"/>
+              <w:start w:val="single" w:sz="4" w:space="0" w:color="9DB1C7"/>
+              <w:bottom w:val="single" w:sz="4" w:space="0" w:color="9DB1C7"/>
+              <w:end w:val="single" w:sz="4" w:space="0" w:color="9DB1C7"/>
+            </w:tcBorders>
+            <w:shd w:color="auto" w:fill="EAF0F6" w:val="clear"/>
+            <w:tcMar>
+              <w:top w:w="55" w:type="dxa"/>
+              <w:bottom w:w="55" w:type="dxa"/>
+            </w:tcMar>
+          </w:tcPr>
+          <w:p>
+            <w:pPr>
+              <w:pStyle w:val="Normal"/>
+              <w:spacing w:lineRule="exact" w:line="268" w:before="0" w:after="0"/>
+              <w:jc w:val="start"/>
+              <w:rPr/>
+            </w:pPr>
+            <w:r>
+              <w:rPr>
+                <w:rFonts w:eastAsia="Calibri" w:cs="Calibri"/>
+                <w:b/>
+                <w:bCs/>
+                <w:i w:val="false"/>
+                <w:iCs w:val="false"/>
+                <w:color w:val="3E5871"/>
+                <w:sz w:val="15"/>
+                <w:szCs w:val="15"/>
+              </w:rPr>
+              <w:t>Indigo Care Management</w:t>
+            </w:r>
+          </w:p>
+        </w:tc>
+        <w:tc>
+          <w:tcPr>
+            <w:tcW w:w="5709" w:type="dxa"/>
+            <w:tcBorders>
+              <w:top w:val="single" w:sz="4" w:space="0" w:color="9DB1C7"/>
+              <w:start w:val="single" w:sz="4" w:space="0" w:color="9DB1C7"/>
+              <w:bottom w:val="single" w:sz="4" w:space="0" w:color="9DB1C7"/>
+              <w:end w:val="single" w:sz="4" w:space="0" w:color="9DB1C7"/>
+            </w:tcBorders>
+            <w:tcMar>
+              <w:top w:w="55" w:type="dxa"/>
+              <w:bottom w:w="55" w:type="dxa"/>
+            </w:tcMar>
+          </w:tcPr>
+          <w:p>
+            <w:pPr>
+              <w:pStyle w:val="Normal"/>
+              <w:spacing w:lineRule="exact" w:line="268" w:before="0" w:after="0"/>
+              <w:jc w:val="start"/>
+              <w:rPr/>
+            </w:pPr>
+            <w:r>
+              <w:rPr>
+                <w:rFonts w:eastAsia="Calibri" w:cs="Calibri"/>
+                <w:b w:val="false"/>
+                <w:bCs w:val="false"/>
+                <w:i w:val="false"/>
+                <w:iCs w:val="false"/>
+                <w:color w:val="1A1A1A"/>
+                <w:sz w:val="15"/>
+                <w:szCs w:val="15"/>
+              </w:rPr>
+              <w:t>160 Birdsall St, Houston 77007 · 713-907-7584</w:t>
+            </w:r>
+          </w:p>
+        </w:tc>
+      </w:tr>
+      <w:tr>
+        <w:trPr/>
+        <w:tc>
+          <w:tcPr>
+            <w:tcW w:w="3650" w:type="dxa"/>
+            <w:tcBorders>
+              <w:top w:val="single" w:sz="4" w:space="0" w:color="9DB1C7"/>
+              <w:start w:val="single" w:sz="4" w:space="0" w:color="9DB1C7"/>
+              <w:bottom w:val="single" w:sz="4" w:space="0" w:color="9DB1C7"/>
+              <w:end w:val="single" w:sz="4" w:space="0" w:color="9DB1C7"/>
+            </w:tcBorders>
+            <w:shd w:color="auto" w:fill="EAF0F6" w:val="clear"/>
+            <w:tcMar>
+              <w:top w:w="55" w:type="dxa"/>
+              <w:bottom w:w="55" w:type="dxa"/>
+            </w:tcMar>
+          </w:tcPr>
+          <w:p>
+            <w:pPr>
+              <w:pStyle w:val="Normal"/>
+              <w:spacing w:lineRule="exact" w:line="268" w:before="0" w:after="0"/>
+              <w:jc w:val="start"/>
+              <w:rPr/>
+            </w:pPr>
+            <w:r>
+              <w:rPr>
+                <w:rFonts w:eastAsia="Calibri" w:cs="Calibri"/>
+                <w:b/>
+                <w:bCs/>
+                <w:i w:val="false"/>
+                <w:iCs w:val="false"/>
+                <w:color w:val="3E5871"/>
+                <w:sz w:val="15"/>
+                <w:szCs w:val="15"/>
+              </w:rPr>
+              <w:t>Senior Living Specialists Houston</w:t>
+            </w:r>
+          </w:p>
+        </w:tc>
+        <w:tc>
+          <w:tcPr>
+            <w:tcW w:w="5709" w:type="dxa"/>
+            <w:tcBorders>
+              <w:top w:val="single" w:sz="4" w:space="0" w:color="9DB1C7"/>
+              <w:start w:val="single" w:sz="4" w:space="0" w:color="9DB1C7"/>
+              <w:bottom w:val="single" w:sz="4" w:space="0" w:color="9DB1C7"/>
+              <w:end w:val="single" w:sz="4" w:space="0" w:color="9DB1C7"/>
+            </w:tcBorders>
+            <w:tcMar>
+              <w:top w:w="55" w:type="dxa"/>
+              <w:bottom w:w="55" w:type="dxa"/>
+            </w:tcMar>
+          </w:tcPr>
+          <w:p>
+            <w:pPr>
+              <w:pStyle w:val="Normal"/>
+              <w:spacing w:lineRule="exact" w:line="268" w:before="0" w:after="0"/>
+              <w:jc w:val="start"/>
+              <w:rPr/>
+            </w:pPr>
+            <w:r>
+              <w:rPr>
+                <w:rFonts w:eastAsia="Calibri" w:cs="Calibri"/>
+                <w:b w:val="false"/>
+                <w:bCs w:val="false"/>
+                <w:i w:val="false"/>
+                <w:iCs w:val="false"/>
+                <w:color w:val="1A1A1A"/>
+                <w:sz w:val="15"/>
+                <w:szCs w:val="15"/>
+              </w:rPr>
+              <w:t>7722 Brykerwoods Dr, Houston 77055 · 713-240-6302</w:t>
+            </w:r>
+          </w:p>
+        </w:tc>
+      </w:tr>
+    </w:tbl>
+    <w:p>
+      <w:pPr>
+        <w:pStyle w:val="Normal"/>
+        <w:shd w:val="clear" w:color="auto" w:fill="1F3A5F"/>
+        <w:spacing w:before="240" w:after="170"/>
+        <w:rPr/>
+      </w:pPr>
+      <w:r>
+        <w:rPr>
+          <w:rFonts w:eastAsia="Calibri" w:cs="Calibri"/>
+          <w:b/>
+          <w:bCs/>
+          <w:i w:val="false"/>
+          <w:iCs w:val="false"/>
+          <w:color w:val="FFFFFF"/>
+          <w:sz w:val="30"/>
+          <w:szCs w:val="30"/>
+        </w:rPr>
+        <w:t xml:space="preserve">  </w:t>
+      </w:r>
+      <w:r>
+        <w:rPr>
+          <w:rFonts w:eastAsia="Calibri" w:cs="Calibri"/>
+          <w:b/>
+          <w:bCs/>
+          <w:i w:val="false"/>
+          <w:iCs w:val="false"/>
+          <w:color w:val="FFFFFF"/>
+          <w:sz w:val="30"/>
+          <w:szCs w:val="30"/>
+        </w:rPr>
+        <w:t xml:space="preserve">Referral Target List — Dallas–Fort Worth Metro (Verified Named Partners)  </w:t>
+      </w:r>
+    </w:p>
+    <w:p>
+      <w:pPr>
+        <w:pStyle w:val="Normal"/>
+        <w:keepNext w:val="true"/>
+        <w:spacing w:before="140" w:after="60"/>
+        <w:rPr/>
+      </w:pPr>
+      <w:r>
+        <w:rPr>
+          <w:rFonts w:eastAsia="Calibri" w:cs="Calibri"/>
+          <w:b/>
+          <w:bCs/>
+          <w:i w:val="false"/>
+          <w:iCs w:val="false"/>
+          <w:color w:val="3E5871"/>
+          <w:sz w:val="21"/>
+          <w:szCs w:val="21"/>
+        </w:rPr>
+        <w:t>Hospitals (discharge planning / case management)</w:t>
+      </w:r>
+    </w:p>
+    <w:tbl>
+      <w:tblPr>
+        <w:tblW w:w="9360" w:type="dxa"/>
+        <w:jc w:val="start"/>
+        <w:tblInd w:w="0" w:type="dxa"/>
+        <w:tblLayout w:type="fixed"/>
+        <w:tblCellMar>
+          <w:top w:w="50" w:type="dxa"/>
+          <w:start w:w="100" w:type="dxa"/>
+          <w:bottom w:w="50" w:type="dxa"/>
+          <w:end w:w="100" w:type="dxa"/>
+        </w:tblCellMar>
+      </w:tblPr>
+      <w:tblGrid>
+        <w:gridCol w:w="3650"/>
+        <w:gridCol w:w="5709"/>
+      </w:tblGrid>
+      <w:tr>
+        <w:trPr>
+          <w:tblHeader w:val="true"/>
+        </w:trPr>
+        <w:tc>
+          <w:tcPr>
+            <w:tcW w:w="3650" w:type="dxa"/>
+            <w:tcBorders>
+              <w:top w:val="single" w:sz="4" w:space="0" w:color="9DB1C7"/>
+              <w:start w:val="single" w:sz="4" w:space="0" w:color="9DB1C7"/>
+              <w:bottom w:val="single" w:sz="4" w:space="0" w:color="9DB1C7"/>
+              <w:end w:val="single" w:sz="4" w:space="0" w:color="9DB1C7"/>
+            </w:tcBorders>
+            <w:shd w:fill="3E5871" w:val="clear"/>
+          </w:tcPr>
+          <w:p>
+            <w:pPr>
+              <w:pStyle w:val="Normal"/>
+              <w:spacing w:lineRule="exact" w:line="268" w:before="0" w:after="0"/>
+              <w:jc w:val="start"/>
+              <w:rPr/>
+            </w:pPr>
+            <w:r>
+              <w:rPr>
+                <w:rFonts w:eastAsia="Calibri" w:cs="Calibri"/>
+                <w:b/>
+                <w:bCs/>
+                <w:i w:val="false"/>
+                <w:iCs w:val="false"/>
+                <w:color w:val="FFFFFF"/>
+                <w:sz w:val="16"/>
+                <w:szCs w:val="16"/>
+              </w:rPr>
+              <w:t>Resource</w:t>
+            </w:r>
+          </w:p>
+        </w:tc>
+        <w:tc>
+          <w:tcPr>
+            <w:tcW w:w="5709" w:type="dxa"/>
+            <w:tcBorders>
+              <w:top w:val="single" w:sz="4" w:space="0" w:color="9DB1C7"/>
+              <w:start w:val="single" w:sz="4" w:space="0" w:color="9DB1C7"/>
+              <w:bottom w:val="single" w:sz="4" w:space="0" w:color="9DB1C7"/>
+              <w:end w:val="single" w:sz="4" w:space="0" w:color="9DB1C7"/>
+            </w:tcBorders>
+            <w:shd w:fill="3E5871" w:val="clear"/>
+          </w:tcPr>
+          <w:p>
+            <w:pPr>
+              <w:pStyle w:val="Normal"/>
+              <w:spacing w:lineRule="exact" w:line="268" w:before="0" w:after="0"/>
+              <w:jc w:val="start"/>
+              <w:rPr/>
+            </w:pPr>
+            <w:r>
+              <w:rPr>
+                <w:rFonts w:eastAsia="Calibri" w:cs="Calibri"/>
+                <w:b/>
+                <w:bCs/>
+                <w:i w:val="false"/>
+                <w:iCs w:val="false"/>
+                <w:color w:val="FFFFFF"/>
+                <w:sz w:val="16"/>
+                <w:szCs w:val="16"/>
+              </w:rPr>
+              <w:t>Phone · website · notes</w:t>
+            </w:r>
+          </w:p>
+        </w:tc>
+      </w:tr>
+      <w:tr>
+        <w:trPr/>
+        <w:tc>
+          <w:tcPr>
+            <w:tcW w:w="3650" w:type="dxa"/>
+            <w:tcBorders>
+              <w:top w:val="single" w:sz="4" w:space="0" w:color="9DB1C7"/>
+              <w:start w:val="single" w:sz="4" w:space="0" w:color="9DB1C7"/>
+              <w:bottom w:val="single" w:sz="4" w:space="0" w:color="9DB1C7"/>
+              <w:end w:val="single" w:sz="4" w:space="0" w:color="9DB1C7"/>
+            </w:tcBorders>
+            <w:shd w:color="auto" w:fill="EAF0F6" w:val="clear"/>
+            <w:tcMar>
+              <w:top w:w="55" w:type="dxa"/>
+              <w:bottom w:w="55" w:type="dxa"/>
+            </w:tcMar>
+          </w:tcPr>
+          <w:p>
+            <w:pPr>
+              <w:pStyle w:val="Normal"/>
+              <w:spacing w:lineRule="exact" w:line="268" w:before="0" w:after="0"/>
+              <w:jc w:val="start"/>
+              <w:rPr/>
+            </w:pPr>
+            <w:r>
+              <w:rPr>
+                <w:rFonts w:eastAsia="Calibri" w:cs="Calibri"/>
+                <w:b/>
+                <w:bCs/>
+                <w:i w:val="false"/>
+                <w:iCs w:val="false"/>
+                <w:color w:val="3E5871"/>
+                <w:sz w:val="15"/>
+                <w:szCs w:val="15"/>
+              </w:rPr>
+              <w:t>Parkland Health</w:t>
+            </w:r>
+          </w:p>
+        </w:tc>
+        <w:tc>
+          <w:tcPr>
+            <w:tcW w:w="5709" w:type="dxa"/>
+            <w:tcBorders>
+              <w:top w:val="single" w:sz="4" w:space="0" w:color="9DB1C7"/>
+              <w:start w:val="single" w:sz="4" w:space="0" w:color="9DB1C7"/>
+              <w:bottom w:val="single" w:sz="4" w:space="0" w:color="9DB1C7"/>
+              <w:end w:val="single" w:sz="4" w:space="0" w:color="9DB1C7"/>
+            </w:tcBorders>
+            <w:tcMar>
+              <w:top w:w="55" w:type="dxa"/>
+              <w:bottom w:w="55" w:type="dxa"/>
+            </w:tcMar>
+          </w:tcPr>
+          <w:p>
+            <w:pPr>
+              <w:pStyle w:val="Normal"/>
+              <w:spacing w:lineRule="exact" w:line="268" w:before="0" w:after="0"/>
+              <w:jc w:val="start"/>
+              <w:rPr/>
+            </w:pPr>
+            <w:r>
+              <w:rPr>
+                <w:rFonts w:eastAsia="Calibri" w:cs="Calibri"/>
+                <w:b w:val="false"/>
+                <w:bCs w:val="false"/>
+                <w:i w:val="false"/>
+                <w:iCs w:val="false"/>
+                <w:color w:val="1A1A1A"/>
+                <w:sz w:val="15"/>
+                <w:szCs w:val="15"/>
+              </w:rPr>
+              <w:t>5200 Harry Hines Blvd, Dallas 75235 · 214-590-8000</w:t>
+            </w:r>
+          </w:p>
+        </w:tc>
+      </w:tr>
+      <w:tr>
+        <w:trPr/>
+        <w:tc>
+          <w:tcPr>
+            <w:tcW w:w="3650" w:type="dxa"/>
+            <w:tcBorders>
+              <w:top w:val="single" w:sz="4" w:space="0" w:color="9DB1C7"/>
+              <w:start w:val="single" w:sz="4" w:space="0" w:color="9DB1C7"/>
+              <w:bottom w:val="single" w:sz="4" w:space="0" w:color="9DB1C7"/>
+              <w:end w:val="single" w:sz="4" w:space="0" w:color="9DB1C7"/>
+            </w:tcBorders>
+            <w:shd w:color="auto" w:fill="EAF0F6" w:val="clear"/>
+            <w:tcMar>
+              <w:top w:w="55" w:type="dxa"/>
+              <w:bottom w:w="55" w:type="dxa"/>
+            </w:tcMar>
+          </w:tcPr>
+          <w:p>
+            <w:pPr>
+              <w:pStyle w:val="Normal"/>
+              <w:spacing w:lineRule="exact" w:line="268" w:before="0" w:after="0"/>
+              <w:jc w:val="start"/>
+              <w:rPr/>
+            </w:pPr>
+            <w:r>
+              <w:rPr>
+                <w:rFonts w:eastAsia="Calibri" w:cs="Calibri"/>
+                <w:b/>
+                <w:bCs/>
+                <w:i w:val="false"/>
+                <w:iCs w:val="false"/>
+                <w:color w:val="3E5871"/>
+                <w:sz w:val="15"/>
+                <w:szCs w:val="15"/>
+              </w:rPr>
+              <w:t>Medical City Dallas Hospital</w:t>
+            </w:r>
+          </w:p>
+        </w:tc>
+        <w:tc>
+          <w:tcPr>
+            <w:tcW w:w="5709" w:type="dxa"/>
+            <w:tcBorders>
+              <w:top w:val="single" w:sz="4" w:space="0" w:color="9DB1C7"/>
+              <w:start w:val="single" w:sz="4" w:space="0" w:color="9DB1C7"/>
+              <w:bottom w:val="single" w:sz="4" w:space="0" w:color="9DB1C7"/>
+              <w:end w:val="single" w:sz="4" w:space="0" w:color="9DB1C7"/>
+            </w:tcBorders>
+            <w:tcMar>
+              <w:top w:w="55" w:type="dxa"/>
+              <w:bottom w:w="55" w:type="dxa"/>
+            </w:tcMar>
+          </w:tcPr>
+          <w:p>
+            <w:pPr>
+              <w:pStyle w:val="Normal"/>
+              <w:spacing w:lineRule="exact" w:line="268" w:before="0" w:after="0"/>
+              <w:jc w:val="start"/>
+              <w:rPr/>
+            </w:pPr>
+            <w:r>
+              <w:rPr>
+                <w:rFonts w:eastAsia="Calibri" w:cs="Calibri"/>
+                <w:b w:val="false"/>
+                <w:bCs w:val="false"/>
+                <w:i w:val="false"/>
+                <w:iCs w:val="false"/>
+                <w:color w:val="1A1A1A"/>
+                <w:sz w:val="15"/>
+                <w:szCs w:val="15"/>
+              </w:rPr>
+              <w:t>7777 Forest Ln, Dallas 75230 · 972-566-7000</w:t>
+            </w:r>
+          </w:p>
+        </w:tc>
+      </w:tr>
+      <w:tr>
+        <w:trPr/>
+        <w:tc>
+          <w:tcPr>
+            <w:tcW w:w="3650" w:type="dxa"/>
+            <w:tcBorders>
+              <w:top w:val="single" w:sz="4" w:space="0" w:color="9DB1C7"/>
+              <w:start w:val="single" w:sz="4" w:space="0" w:color="9DB1C7"/>
+              <w:bottom w:val="single" w:sz="4" w:space="0" w:color="9DB1C7"/>
+              <w:end w:val="single" w:sz="4" w:space="0" w:color="9DB1C7"/>
+            </w:tcBorders>
+            <w:shd w:color="auto" w:fill="EAF0F6" w:val="clear"/>
+            <w:tcMar>
+              <w:top w:w="55" w:type="dxa"/>
+              <w:bottom w:w="55" w:type="dxa"/>
+            </w:tcMar>
+          </w:tcPr>
+          <w:p>
+            <w:pPr>
+              <w:pStyle w:val="Normal"/>
+              <w:spacing w:lineRule="exact" w:line="268" w:before="0" w:after="0"/>
+              <w:jc w:val="start"/>
+              <w:rPr/>
+            </w:pPr>
+            <w:r>
+              <w:rPr>
+                <w:rFonts w:eastAsia="Calibri" w:cs="Calibri"/>
+                <w:b/>
+                <w:bCs/>
+                <w:i w:val="false"/>
+                <w:iCs w:val="false"/>
+                <w:color w:val="3E5871"/>
+                <w:sz w:val="15"/>
+                <w:szCs w:val="15"/>
+              </w:rPr>
+              <w:t>Baylor University Medical Center</w:t>
+            </w:r>
+          </w:p>
+        </w:tc>
+        <w:tc>
+          <w:tcPr>
+            <w:tcW w:w="5709" w:type="dxa"/>
+            <w:tcBorders>
+              <w:top w:val="single" w:sz="4" w:space="0" w:color="9DB1C7"/>
+              <w:start w:val="single" w:sz="4" w:space="0" w:color="9DB1C7"/>
+              <w:bottom w:val="single" w:sz="4" w:space="0" w:color="9DB1C7"/>
+              <w:end w:val="single" w:sz="4" w:space="0" w:color="9DB1C7"/>
+            </w:tcBorders>
+            <w:tcMar>
+              <w:top w:w="55" w:type="dxa"/>
+              <w:bottom w:w="55" w:type="dxa"/>
+            </w:tcMar>
+          </w:tcPr>
+          <w:p>
+            <w:pPr>
+              <w:pStyle w:val="Normal"/>
+              <w:spacing w:lineRule="exact" w:line="268" w:before="0" w:after="0"/>
+              <w:jc w:val="start"/>
+              <w:rPr/>
+            </w:pPr>
+            <w:r>
+              <w:rPr>
+                <w:rFonts w:eastAsia="Calibri" w:cs="Calibri"/>
+                <w:b w:val="false"/>
+                <w:bCs w:val="false"/>
+                <w:i w:val="false"/>
+                <w:iCs w:val="false"/>
+                <w:color w:val="1A1A1A"/>
+                <w:sz w:val="15"/>
+                <w:szCs w:val="15"/>
+              </w:rPr>
+              <w:t>3500 Gaston Ave, Dallas 75246 · 214-820-0111</w:t>
+            </w:r>
+          </w:p>
+        </w:tc>
+      </w:tr>
+      <w:tr>
+        <w:trPr/>
+        <w:tc>
+          <w:tcPr>
+            <w:tcW w:w="3650" w:type="dxa"/>
+            <w:tcBorders>
+              <w:top w:val="single" w:sz="4" w:space="0" w:color="9DB1C7"/>
+              <w:start w:val="single" w:sz="4" w:space="0" w:color="9DB1C7"/>
+              <w:bottom w:val="single" w:sz="4" w:space="0" w:color="9DB1C7"/>
+              <w:end w:val="single" w:sz="4" w:space="0" w:color="9DB1C7"/>
+            </w:tcBorders>
+            <w:shd w:color="auto" w:fill="EAF0F6" w:val="clear"/>
+            <w:tcMar>
+              <w:top w:w="55" w:type="dxa"/>
+              <w:bottom w:w="55" w:type="dxa"/>
+            </w:tcMar>
+          </w:tcPr>
+          <w:p>
+            <w:pPr>
+              <w:pStyle w:val="Normal"/>
+              <w:spacing w:lineRule="exact" w:line="268" w:before="0" w:after="0"/>
+              <w:jc w:val="start"/>
+              <w:rPr/>
+            </w:pPr>
+            <w:r>
+              <w:rPr>
+                <w:rFonts w:eastAsia="Calibri" w:cs="Calibri"/>
+                <w:b/>
+                <w:bCs/>
+                <w:i w:val="false"/>
+                <w:iCs w:val="false"/>
+                <w:color w:val="3E5871"/>
+                <w:sz w:val="15"/>
+                <w:szCs w:val="15"/>
+              </w:rPr>
+              <w:t>Methodist Dallas Medical Center</w:t>
+            </w:r>
+          </w:p>
+        </w:tc>
+        <w:tc>
+          <w:tcPr>
+            <w:tcW w:w="5709" w:type="dxa"/>
+            <w:tcBorders>
+              <w:top w:val="single" w:sz="4" w:space="0" w:color="9DB1C7"/>
+              <w:start w:val="single" w:sz="4" w:space="0" w:color="9DB1C7"/>
+              <w:bottom w:val="single" w:sz="4" w:space="0" w:color="9DB1C7"/>
+              <w:end w:val="single" w:sz="4" w:space="0" w:color="9DB1C7"/>
+            </w:tcBorders>
+            <w:tcMar>
+              <w:top w:w="55" w:type="dxa"/>
+              <w:bottom w:w="55" w:type="dxa"/>
+            </w:tcMar>
+          </w:tcPr>
+          <w:p>
+            <w:pPr>
+              <w:pStyle w:val="Normal"/>
+              <w:spacing w:lineRule="exact" w:line="268" w:before="0" w:after="0"/>
+              <w:jc w:val="start"/>
+              <w:rPr/>
+            </w:pPr>
+            <w:r>
+              <w:rPr>
+                <w:rFonts w:eastAsia="Calibri" w:cs="Calibri"/>
+                <w:b w:val="false"/>
+                <w:bCs w:val="false"/>
+                <w:i w:val="false"/>
+                <w:iCs w:val="false"/>
+                <w:color w:val="1A1A1A"/>
+                <w:sz w:val="15"/>
+                <w:szCs w:val="15"/>
+              </w:rPr>
+              <w:t>1441 N Beckley Ave, Dallas 75203 · 214-947-8181</w:t>
+            </w:r>
+          </w:p>
+        </w:tc>
+      </w:tr>
+      <w:tr>
+        <w:trPr/>
+        <w:tc>
+          <w:tcPr>
+            <w:tcW w:w="3650" w:type="dxa"/>
+            <w:tcBorders>
+              <w:top w:val="single" w:sz="4" w:space="0" w:color="9DB1C7"/>
+              <w:start w:val="single" w:sz="4" w:space="0" w:color="9DB1C7"/>
+              <w:bottom w:val="single" w:sz="4" w:space="0" w:color="9DB1C7"/>
+              <w:end w:val="single" w:sz="4" w:space="0" w:color="9DB1C7"/>
+            </w:tcBorders>
+            <w:shd w:color="auto" w:fill="EAF0F6" w:val="clear"/>
+            <w:tcMar>
+              <w:top w:w="55" w:type="dxa"/>
+              <w:bottom w:w="55" w:type="dxa"/>
+            </w:tcMar>
+          </w:tcPr>
+          <w:p>
+            <w:pPr>
+              <w:pStyle w:val="Normal"/>
+              <w:spacing w:lineRule="exact" w:line="268" w:before="0" w:after="0"/>
+              <w:jc w:val="start"/>
+              <w:rPr/>
+            </w:pPr>
+            <w:r>
+              <w:rPr>
+                <w:rFonts w:eastAsia="Calibri" w:cs="Calibri"/>
+                <w:b/>
+                <w:bCs/>
+                <w:i w:val="false"/>
+                <w:iCs w:val="false"/>
+                <w:color w:val="3E5871"/>
+                <w:sz w:val="15"/>
+                <w:szCs w:val="15"/>
+              </w:rPr>
+              <w:t>Texas Health Presbyterian Hospital Dallas</w:t>
+            </w:r>
+          </w:p>
+        </w:tc>
+        <w:tc>
+          <w:tcPr>
+            <w:tcW w:w="5709" w:type="dxa"/>
+            <w:tcBorders>
+              <w:top w:val="single" w:sz="4" w:space="0" w:color="9DB1C7"/>
+              <w:start w:val="single" w:sz="4" w:space="0" w:color="9DB1C7"/>
+              <w:bottom w:val="single" w:sz="4" w:space="0" w:color="9DB1C7"/>
+              <w:end w:val="single" w:sz="4" w:space="0" w:color="9DB1C7"/>
+            </w:tcBorders>
+            <w:tcMar>
+              <w:top w:w="55" w:type="dxa"/>
+              <w:bottom w:w="55" w:type="dxa"/>
+            </w:tcMar>
+          </w:tcPr>
+          <w:p>
+            <w:pPr>
+              <w:pStyle w:val="Normal"/>
+              <w:spacing w:lineRule="exact" w:line="268" w:before="0" w:after="0"/>
+              <w:jc w:val="start"/>
+              <w:rPr/>
+            </w:pPr>
+            <w:r>
+              <w:rPr>
+                <w:rFonts w:eastAsia="Calibri" w:cs="Calibri"/>
+                <w:b w:val="false"/>
+                <w:bCs w:val="false"/>
+                <w:i w:val="false"/>
+                <w:iCs w:val="false"/>
+                <w:color w:val="1A1A1A"/>
+                <w:sz w:val="15"/>
+                <w:szCs w:val="15"/>
+              </w:rPr>
+              <w:t>8200 Walnut Hill Ln, Dallas 75231 · 214-345-6789</w:t>
+            </w:r>
+          </w:p>
+        </w:tc>
+      </w:tr>
+    </w:tbl>
+    <w:p>
+      <w:pPr>
+        <w:pStyle w:val="Normal"/>
+        <w:keepNext w:val="true"/>
+        <w:spacing w:before="140" w:after="60"/>
+        <w:rPr/>
+      </w:pPr>
+      <w:r>
+        <w:rPr>
+          <w:rFonts w:eastAsia="Calibri" w:cs="Calibri"/>
+          <w:b/>
+          <w:bCs/>
+          <w:i w:val="false"/>
+          <w:iCs w:val="false"/>
+          <w:color w:val="3E5871"/>
+          <w:sz w:val="21"/>
+          <w:szCs w:val="21"/>
+        </w:rPr>
+        <w:t>Skilled nursing &amp; rehabilitation facilities</w:t>
+      </w:r>
+    </w:p>
+    <w:tbl>
+      <w:tblPr>
+        <w:tblW w:w="9360" w:type="dxa"/>
+        <w:jc w:val="start"/>
+        <w:tblInd w:w="0" w:type="dxa"/>
+        <w:tblLayout w:type="fixed"/>
+        <w:tblCellMar>
+          <w:top w:w="50" w:type="dxa"/>
+          <w:start w:w="100" w:type="dxa"/>
+          <w:bottom w:w="50" w:type="dxa"/>
+          <w:end w:w="100" w:type="dxa"/>
+        </w:tblCellMar>
+      </w:tblPr>
+      <w:tblGrid>
+        <w:gridCol w:w="3650"/>
+        <w:gridCol w:w="5709"/>
+      </w:tblGrid>
+      <w:tr>
+        <w:trPr>
+          <w:tblHeader w:val="true"/>
+        </w:trPr>
+        <w:tc>
+          <w:tcPr>
+            <w:tcW w:w="3650" w:type="dxa"/>
+            <w:tcBorders>
+              <w:top w:val="single" w:sz="4" w:space="0" w:color="9DB1C7"/>
+              <w:start w:val="single" w:sz="4" w:space="0" w:color="9DB1C7"/>
+              <w:bottom w:val="single" w:sz="4" w:space="0" w:color="9DB1C7"/>
+              <w:end w:val="single" w:sz="4" w:space="0" w:color="9DB1C7"/>
+            </w:tcBorders>
+            <w:shd w:fill="3E5871" w:val="clear"/>
+          </w:tcPr>
+          <w:p>
+            <w:pPr>
+              <w:pStyle w:val="Normal"/>
+              <w:spacing w:lineRule="exact" w:line="268" w:before="0" w:after="0"/>
+              <w:jc w:val="start"/>
+              <w:rPr/>
+            </w:pPr>
+            <w:r>
+              <w:rPr>
+                <w:rFonts w:eastAsia="Calibri" w:cs="Calibri"/>
+                <w:b/>
+                <w:bCs/>
+                <w:i w:val="false"/>
+                <w:iCs w:val="false"/>
+                <w:color w:val="FFFFFF"/>
+                <w:sz w:val="16"/>
+                <w:szCs w:val="16"/>
+              </w:rPr>
+              <w:t>Resource</w:t>
+            </w:r>
+          </w:p>
+        </w:tc>
+        <w:tc>
+          <w:tcPr>
+            <w:tcW w:w="5709" w:type="dxa"/>
+            <w:tcBorders>
+              <w:top w:val="single" w:sz="4" w:space="0" w:color="9DB1C7"/>
+              <w:start w:val="single" w:sz="4" w:space="0" w:color="9DB1C7"/>
+              <w:bottom w:val="single" w:sz="4" w:space="0" w:color="9DB1C7"/>
+              <w:end w:val="single" w:sz="4" w:space="0" w:color="9DB1C7"/>
+            </w:tcBorders>
+            <w:shd w:fill="3E5871" w:val="clear"/>
+          </w:tcPr>
+          <w:p>
+            <w:pPr>
+              <w:pStyle w:val="Normal"/>
+              <w:spacing w:lineRule="exact" w:line="268" w:before="0" w:after="0"/>
+              <w:jc w:val="start"/>
+              <w:rPr/>
+            </w:pPr>
+            <w:r>
+              <w:rPr>
+                <w:rFonts w:eastAsia="Calibri" w:cs="Calibri"/>
+                <w:b/>
+                <w:bCs/>
+                <w:i w:val="false"/>
+                <w:iCs w:val="false"/>
+                <w:color w:val="FFFFFF"/>
+                <w:sz w:val="16"/>
+                <w:szCs w:val="16"/>
+              </w:rPr>
+              <w:t>Phone · website · notes</w:t>
+            </w:r>
+          </w:p>
+        </w:tc>
+      </w:tr>
+      <w:tr>
+        <w:trPr/>
+        <w:tc>
+          <w:tcPr>
+            <w:tcW w:w="3650" w:type="dxa"/>
+            <w:tcBorders>
+              <w:top w:val="single" w:sz="4" w:space="0" w:color="9DB1C7"/>
+              <w:start w:val="single" w:sz="4" w:space="0" w:color="9DB1C7"/>
+              <w:bottom w:val="single" w:sz="4" w:space="0" w:color="9DB1C7"/>
+              <w:end w:val="single" w:sz="4" w:space="0" w:color="9DB1C7"/>
+            </w:tcBorders>
+            <w:shd w:color="auto" w:fill="EAF0F6" w:val="clear"/>
+            <w:tcMar>
+              <w:top w:w="55" w:type="dxa"/>
+              <w:bottom w:w="55" w:type="dxa"/>
+            </w:tcMar>
+          </w:tcPr>
+          <w:p>
+            <w:pPr>
+              <w:pStyle w:val="Normal"/>
+              <w:spacing w:lineRule="exact" w:line="268" w:before="0" w:after="0"/>
+              <w:jc w:val="start"/>
+              <w:rPr/>
+            </w:pPr>
+            <w:r>
+              <w:rPr>
+                <w:rFonts w:eastAsia="Calibri" w:cs="Calibri"/>
+                <w:b/>
+                <w:bCs/>
+                <w:i w:val="false"/>
+                <w:iCs w:val="false"/>
+                <w:color w:val="3E5871"/>
+                <w:sz w:val="15"/>
+                <w:szCs w:val="15"/>
+              </w:rPr>
+              <w:t>Forest Park Nursing &amp; Rehabilitation</w:t>
+            </w:r>
+          </w:p>
+        </w:tc>
+        <w:tc>
+          <w:tcPr>
+            <w:tcW w:w="5709" w:type="dxa"/>
+            <w:tcBorders>
+              <w:top w:val="single" w:sz="4" w:space="0" w:color="9DB1C7"/>
+              <w:start w:val="single" w:sz="4" w:space="0" w:color="9DB1C7"/>
+              <w:bottom w:val="single" w:sz="4" w:space="0" w:color="9DB1C7"/>
+              <w:end w:val="single" w:sz="4" w:space="0" w:color="9DB1C7"/>
+            </w:tcBorders>
+            <w:tcMar>
+              <w:top w:w="55" w:type="dxa"/>
+              <w:bottom w:w="55" w:type="dxa"/>
+            </w:tcMar>
+          </w:tcPr>
+          <w:p>
+            <w:pPr>
+              <w:pStyle w:val="Normal"/>
+              <w:spacing w:lineRule="exact" w:line="268" w:before="0" w:after="0"/>
+              <w:jc w:val="start"/>
+              <w:rPr/>
+            </w:pPr>
+            <w:r>
+              <w:rPr>
+                <w:rFonts w:eastAsia="Calibri" w:cs="Calibri"/>
+                <w:b w:val="false"/>
+                <w:bCs w:val="false"/>
+                <w:i w:val="false"/>
+                <w:iCs w:val="false"/>
+                <w:color w:val="1A1A1A"/>
+                <w:sz w:val="15"/>
+                <w:szCs w:val="15"/>
+              </w:rPr>
+              <w:t>6825 Harry Hines Blvd, Dallas 75235 · 214-845-6200</w:t>
+            </w:r>
+          </w:p>
+        </w:tc>
+      </w:tr>
+      <w:tr>
+        <w:trPr/>
+        <w:tc>
+          <w:tcPr>
+            <w:tcW w:w="3650" w:type="dxa"/>
+            <w:tcBorders>
+              <w:top w:val="single" w:sz="4" w:space="0" w:color="9DB1C7"/>
+              <w:start w:val="single" w:sz="4" w:space="0" w:color="9DB1C7"/>
+              <w:bottom w:val="single" w:sz="4" w:space="0" w:color="9DB1C7"/>
+              <w:end w:val="single" w:sz="4" w:space="0" w:color="9DB1C7"/>
+            </w:tcBorders>
+            <w:shd w:color="auto" w:fill="EAF0F6" w:val="clear"/>
+            <w:tcMar>
+              <w:top w:w="55" w:type="dxa"/>
+              <w:bottom w:w="55" w:type="dxa"/>
+            </w:tcMar>
+          </w:tcPr>
+          <w:p>
+            <w:pPr>
+              <w:pStyle w:val="Normal"/>
+              <w:spacing w:lineRule="exact" w:line="268" w:before="0" w:after="0"/>
+              <w:jc w:val="start"/>
+              <w:rPr/>
+            </w:pPr>
+            <w:r>
+              <w:rPr>
+                <w:rFonts w:eastAsia="Calibri" w:cs="Calibri"/>
+                <w:b/>
+                <w:bCs/>
+                <w:i w:val="false"/>
+                <w:iCs w:val="false"/>
+                <w:color w:val="3E5871"/>
+                <w:sz w:val="15"/>
+                <w:szCs w:val="15"/>
+              </w:rPr>
+              <w:t>Treemont Healthcare &amp; Rehab Center</w:t>
+            </w:r>
+          </w:p>
+        </w:tc>
+        <w:tc>
+          <w:tcPr>
+            <w:tcW w:w="5709" w:type="dxa"/>
+            <w:tcBorders>
+              <w:top w:val="single" w:sz="4" w:space="0" w:color="9DB1C7"/>
+              <w:start w:val="single" w:sz="4" w:space="0" w:color="9DB1C7"/>
+              <w:bottom w:val="single" w:sz="4" w:space="0" w:color="9DB1C7"/>
+              <w:end w:val="single" w:sz="4" w:space="0" w:color="9DB1C7"/>
+            </w:tcBorders>
+            <w:tcMar>
+              <w:top w:w="55" w:type="dxa"/>
+              <w:bottom w:w="55" w:type="dxa"/>
+            </w:tcMar>
+          </w:tcPr>
+          <w:p>
+            <w:pPr>
+              <w:pStyle w:val="Normal"/>
+              <w:spacing w:lineRule="exact" w:line="268" w:before="0" w:after="0"/>
+              <w:jc w:val="start"/>
+              <w:rPr/>
+            </w:pPr>
+            <w:r>
+              <w:rPr>
+                <w:rFonts w:eastAsia="Calibri" w:cs="Calibri"/>
+                <w:b w:val="false"/>
+                <w:bCs w:val="false"/>
+                <w:i w:val="false"/>
+                <w:iCs w:val="false"/>
+                <w:color w:val="1A1A1A"/>
+                <w:sz w:val="15"/>
+                <w:szCs w:val="15"/>
+              </w:rPr>
+              <w:t>5550 Harvest Hill Rd, Dallas 75230 · 972-661-1862</w:t>
+            </w:r>
+          </w:p>
+        </w:tc>
+      </w:tr>
+      <w:tr>
+        <w:trPr/>
+        <w:tc>
+          <w:tcPr>
+            <w:tcW w:w="3650" w:type="dxa"/>
+            <w:tcBorders>
+              <w:top w:val="single" w:sz="4" w:space="0" w:color="9DB1C7"/>
+              <w:start w:val="single" w:sz="4" w:space="0" w:color="9DB1C7"/>
+              <w:bottom w:val="single" w:sz="4" w:space="0" w:color="9DB1C7"/>
+              <w:end w:val="single" w:sz="4" w:space="0" w:color="9DB1C7"/>
+            </w:tcBorders>
+            <w:shd w:color="auto" w:fill="EAF0F6" w:val="clear"/>
+            <w:tcMar>
+              <w:top w:w="55" w:type="dxa"/>
+              <w:bottom w:w="55" w:type="dxa"/>
+            </w:tcMar>
+          </w:tcPr>
+          <w:p>
+            <w:pPr>
+              <w:pStyle w:val="Normal"/>
+              <w:spacing w:lineRule="exact" w:line="268" w:before="0" w:after="0"/>
+              <w:jc w:val="start"/>
+              <w:rPr/>
+            </w:pPr>
+            <w:r>
+              <w:rPr>
+                <w:rFonts w:eastAsia="Calibri" w:cs="Calibri"/>
+                <w:b/>
+                <w:bCs/>
+                <w:i w:val="false"/>
+                <w:iCs w:val="false"/>
+                <w:color w:val="3E5871"/>
+                <w:sz w:val="15"/>
+                <w:szCs w:val="15"/>
+              </w:rPr>
+              <w:t>Fair Park Health &amp; Rehabilitation Center</w:t>
+            </w:r>
+          </w:p>
+        </w:tc>
+        <w:tc>
+          <w:tcPr>
+            <w:tcW w:w="5709" w:type="dxa"/>
+            <w:tcBorders>
+              <w:top w:val="single" w:sz="4" w:space="0" w:color="9DB1C7"/>
+              <w:start w:val="single" w:sz="4" w:space="0" w:color="9DB1C7"/>
+              <w:bottom w:val="single" w:sz="4" w:space="0" w:color="9DB1C7"/>
+              <w:end w:val="single" w:sz="4" w:space="0" w:color="9DB1C7"/>
+            </w:tcBorders>
+            <w:tcMar>
+              <w:top w:w="55" w:type="dxa"/>
+              <w:bottom w:w="55" w:type="dxa"/>
+            </w:tcMar>
+          </w:tcPr>
+          <w:p>
+            <w:pPr>
+              <w:pStyle w:val="Normal"/>
+              <w:spacing w:lineRule="exact" w:line="268" w:before="0" w:after="0"/>
+              <w:jc w:val="start"/>
+              <w:rPr/>
+            </w:pPr>
+            <w:r>
+              <w:rPr>
+                <w:rFonts w:eastAsia="Calibri" w:cs="Calibri"/>
+                <w:b w:val="false"/>
+                <w:bCs w:val="false"/>
+                <w:i w:val="false"/>
+                <w:iCs w:val="false"/>
+                <w:color w:val="1A1A1A"/>
+                <w:sz w:val="15"/>
+                <w:szCs w:val="15"/>
+              </w:rPr>
+              <w:t>2815 MLK Jr Blvd, Dallas 75215 · 214-421-2159</w:t>
+            </w:r>
+          </w:p>
+        </w:tc>
+      </w:tr>
+      <w:tr>
+        <w:trPr/>
+        <w:tc>
+          <w:tcPr>
+            <w:tcW w:w="3650" w:type="dxa"/>
+            <w:tcBorders>
+              <w:top w:val="single" w:sz="4" w:space="0" w:color="9DB1C7"/>
+              <w:start w:val="single" w:sz="4" w:space="0" w:color="9DB1C7"/>
+              <w:bottom w:val="single" w:sz="4" w:space="0" w:color="9DB1C7"/>
+              <w:end w:val="single" w:sz="4" w:space="0" w:color="9DB1C7"/>
+            </w:tcBorders>
+            <w:shd w:color="auto" w:fill="EAF0F6" w:val="clear"/>
+            <w:tcMar>
+              <w:top w:w="55" w:type="dxa"/>
+              <w:bottom w:w="55" w:type="dxa"/>
+            </w:tcMar>
+          </w:tcPr>
+          <w:p>
+            <w:pPr>
+              <w:pStyle w:val="Normal"/>
+              <w:spacing w:lineRule="exact" w:line="268" w:before="0" w:after="0"/>
+              <w:jc w:val="start"/>
+              <w:rPr/>
+            </w:pPr>
+            <w:r>
+              <w:rPr>
+                <w:rFonts w:eastAsia="Calibri" w:cs="Calibri"/>
+                <w:b/>
+                <w:bCs/>
+                <w:i w:val="false"/>
+                <w:iCs w:val="false"/>
+                <w:color w:val="3E5871"/>
+                <w:sz w:val="15"/>
+                <w:szCs w:val="15"/>
+              </w:rPr>
+              <w:t>The Villages of Lake Highlands</w:t>
+            </w:r>
+          </w:p>
+        </w:tc>
+        <w:tc>
+          <w:tcPr>
+            <w:tcW w:w="5709" w:type="dxa"/>
+            <w:tcBorders>
+              <w:top w:val="single" w:sz="4" w:space="0" w:color="9DB1C7"/>
+              <w:start w:val="single" w:sz="4" w:space="0" w:color="9DB1C7"/>
+              <w:bottom w:val="single" w:sz="4" w:space="0" w:color="9DB1C7"/>
+              <w:end w:val="single" w:sz="4" w:space="0" w:color="9DB1C7"/>
+            </w:tcBorders>
+            <w:tcMar>
+              <w:top w:w="55" w:type="dxa"/>
+              <w:bottom w:w="55" w:type="dxa"/>
+            </w:tcMar>
+          </w:tcPr>
+          <w:p>
+            <w:pPr>
+              <w:pStyle w:val="Normal"/>
+              <w:spacing w:lineRule="exact" w:line="268" w:before="0" w:after="0"/>
+              <w:jc w:val="start"/>
+              <w:rPr/>
+            </w:pPr>
+            <w:r>
+              <w:rPr>
+                <w:rFonts w:eastAsia="Calibri" w:cs="Calibri"/>
+                <w:b w:val="false"/>
+                <w:bCs w:val="false"/>
+                <w:i w:val="false"/>
+                <w:iCs w:val="false"/>
+                <w:color w:val="1A1A1A"/>
+                <w:sz w:val="15"/>
+                <w:szCs w:val="15"/>
+              </w:rPr>
+              <w:t>8615 Lullwater Dr, Dallas 75238 · 214-221-0444</w:t>
+            </w:r>
+          </w:p>
+        </w:tc>
+      </w:tr>
+      <w:tr>
+        <w:trPr/>
+        <w:tc>
+          <w:tcPr>
+            <w:tcW w:w="3650" w:type="dxa"/>
+            <w:tcBorders>
+              <w:top w:val="single" w:sz="4" w:space="0" w:color="9DB1C7"/>
+              <w:start w:val="single" w:sz="4" w:space="0" w:color="9DB1C7"/>
+              <w:bottom w:val="single" w:sz="4" w:space="0" w:color="9DB1C7"/>
+              <w:end w:val="single" w:sz="4" w:space="0" w:color="9DB1C7"/>
+            </w:tcBorders>
+            <w:shd w:color="auto" w:fill="EAF0F6" w:val="clear"/>
+            <w:tcMar>
+              <w:top w:w="55" w:type="dxa"/>
+              <w:bottom w:w="55" w:type="dxa"/>
+            </w:tcMar>
+          </w:tcPr>
+          <w:p>
+            <w:pPr>
+              <w:pStyle w:val="Normal"/>
+              <w:spacing w:lineRule="exact" w:line="268" w:before="0" w:after="0"/>
+              <w:jc w:val="start"/>
+              <w:rPr/>
+            </w:pPr>
+            <w:r>
+              <w:rPr>
+                <w:rFonts w:eastAsia="Calibri" w:cs="Calibri"/>
+                <w:b/>
+                <w:bCs/>
+                <w:i w:val="false"/>
+                <w:iCs w:val="false"/>
+                <w:color w:val="3E5871"/>
+                <w:sz w:val="15"/>
+                <w:szCs w:val="15"/>
+              </w:rPr>
+              <w:t>Golden Acres Living &amp; Rehabilitation</w:t>
+            </w:r>
+          </w:p>
+        </w:tc>
+        <w:tc>
+          <w:tcPr>
+            <w:tcW w:w="5709" w:type="dxa"/>
+            <w:tcBorders>
+              <w:top w:val="single" w:sz="4" w:space="0" w:color="9DB1C7"/>
+              <w:start w:val="single" w:sz="4" w:space="0" w:color="9DB1C7"/>
+              <w:bottom w:val="single" w:sz="4" w:space="0" w:color="9DB1C7"/>
+              <w:end w:val="single" w:sz="4" w:space="0" w:color="9DB1C7"/>
+            </w:tcBorders>
+            <w:tcMar>
+              <w:top w:w="55" w:type="dxa"/>
+              <w:bottom w:w="55" w:type="dxa"/>
+            </w:tcMar>
+          </w:tcPr>
+          <w:p>
+            <w:pPr>
+              <w:pStyle w:val="Normal"/>
+              <w:spacing w:lineRule="exact" w:line="268" w:before="0" w:after="0"/>
+              <w:jc w:val="start"/>
+              <w:rPr/>
+            </w:pPr>
+            <w:r>
+              <w:rPr>
+                <w:rFonts w:eastAsia="Calibri" w:cs="Calibri"/>
+                <w:b w:val="false"/>
+                <w:bCs w:val="false"/>
+                <w:i w:val="false"/>
+                <w:iCs w:val="false"/>
+                <w:color w:val="1A1A1A"/>
+                <w:sz w:val="15"/>
+                <w:szCs w:val="15"/>
+              </w:rPr>
+              <w:t>2525 Centerville Rd, Dallas 75228 · 214-327-4503</w:t>
+            </w:r>
+          </w:p>
+        </w:tc>
+      </w:tr>
+    </w:tbl>
+    <w:p>
+      <w:pPr>
+        <w:pStyle w:val="Normal"/>
+        <w:keepNext w:val="true"/>
+        <w:spacing w:before="140" w:after="60"/>
+        <w:rPr/>
+      </w:pPr>
+      <w:r>
+        <w:rPr>
+          <w:rFonts w:eastAsia="Calibri" w:cs="Calibri"/>
+          <w:b/>
+          <w:bCs/>
+          <w:i w:val="false"/>
+          <w:iCs w:val="false"/>
+          <w:color w:val="3E5871"/>
+          <w:sz w:val="21"/>
+          <w:szCs w:val="21"/>
+        </w:rPr>
+        <w:t>Hospices (two-way referral partners)</w:t>
+      </w:r>
+    </w:p>
+    <w:tbl>
+      <w:tblPr>
+        <w:tblW w:w="9360" w:type="dxa"/>
+        <w:jc w:val="start"/>
+        <w:tblInd w:w="0" w:type="dxa"/>
+        <w:tblLayout w:type="fixed"/>
+        <w:tblCellMar>
+          <w:top w:w="50" w:type="dxa"/>
+          <w:start w:w="100" w:type="dxa"/>
+          <w:bottom w:w="50" w:type="dxa"/>
+          <w:end w:w="100" w:type="dxa"/>
+        </w:tblCellMar>
+      </w:tblPr>
+      <w:tblGrid>
+        <w:gridCol w:w="3650"/>
+        <w:gridCol w:w="5709"/>
+      </w:tblGrid>
+      <w:tr>
+        <w:trPr>
+          <w:tblHeader w:val="true"/>
+        </w:trPr>
+        <w:tc>
+          <w:tcPr>
+            <w:tcW w:w="3650" w:type="dxa"/>
+            <w:tcBorders>
+              <w:top w:val="single" w:sz="4" w:space="0" w:color="9DB1C7"/>
+              <w:start w:val="single" w:sz="4" w:space="0" w:color="9DB1C7"/>
+              <w:bottom w:val="single" w:sz="4" w:space="0" w:color="9DB1C7"/>
+              <w:end w:val="single" w:sz="4" w:space="0" w:color="9DB1C7"/>
+            </w:tcBorders>
+            <w:shd w:fill="3E5871" w:val="clear"/>
+          </w:tcPr>
+          <w:p>
+            <w:pPr>
+              <w:pStyle w:val="Normal"/>
+              <w:spacing w:lineRule="exact" w:line="268" w:before="0" w:after="0"/>
+              <w:jc w:val="start"/>
+              <w:rPr/>
+            </w:pPr>
+            <w:r>
+              <w:rPr>
+                <w:rFonts w:eastAsia="Calibri" w:cs="Calibri"/>
+                <w:b/>
+                <w:bCs/>
+                <w:i w:val="false"/>
+                <w:iCs w:val="false"/>
+                <w:color w:val="FFFFFF"/>
+                <w:sz w:val="16"/>
+                <w:szCs w:val="16"/>
+              </w:rPr>
+              <w:t>Resource</w:t>
+            </w:r>
+          </w:p>
+        </w:tc>
+        <w:tc>
+          <w:tcPr>
+            <w:tcW w:w="5709" w:type="dxa"/>
+            <w:tcBorders>
+              <w:top w:val="single" w:sz="4" w:space="0" w:color="9DB1C7"/>
+              <w:start w:val="single" w:sz="4" w:space="0" w:color="9DB1C7"/>
+              <w:bottom w:val="single" w:sz="4" w:space="0" w:color="9DB1C7"/>
+              <w:end w:val="single" w:sz="4" w:space="0" w:color="9DB1C7"/>
+            </w:tcBorders>
+            <w:shd w:fill="3E5871" w:val="clear"/>
+          </w:tcPr>
+          <w:p>
+            <w:pPr>
+              <w:pStyle w:val="Normal"/>
+              <w:spacing w:lineRule="exact" w:line="268" w:before="0" w:after="0"/>
+              <w:jc w:val="start"/>
+              <w:rPr/>
+            </w:pPr>
+            <w:r>
+              <w:rPr>
+                <w:rFonts w:eastAsia="Calibri" w:cs="Calibri"/>
+                <w:b/>
+                <w:bCs/>
+                <w:i w:val="false"/>
+                <w:iCs w:val="false"/>
+                <w:color w:val="FFFFFF"/>
+                <w:sz w:val="16"/>
+                <w:szCs w:val="16"/>
+              </w:rPr>
+              <w:t>Phone · website · notes</w:t>
+            </w:r>
+          </w:p>
+        </w:tc>
+      </w:tr>
+      <w:tr>
+        <w:trPr/>
+        <w:tc>
+          <w:tcPr>
+            <w:tcW w:w="3650" w:type="dxa"/>
+            <w:tcBorders>
+              <w:top w:val="single" w:sz="4" w:space="0" w:color="9DB1C7"/>
+              <w:start w:val="single" w:sz="4" w:space="0" w:color="9DB1C7"/>
+              <w:bottom w:val="single" w:sz="4" w:space="0" w:color="9DB1C7"/>
+              <w:end w:val="single" w:sz="4" w:space="0" w:color="9DB1C7"/>
+            </w:tcBorders>
+            <w:shd w:color="auto" w:fill="EAF0F6" w:val="clear"/>
+            <w:tcMar>
+              <w:top w:w="55" w:type="dxa"/>
+              <w:bottom w:w="55" w:type="dxa"/>
+            </w:tcMar>
+          </w:tcPr>
+          <w:p>
+            <w:pPr>
+              <w:pStyle w:val="Normal"/>
+              <w:spacing w:lineRule="exact" w:line="268" w:before="0" w:after="0"/>
+              <w:jc w:val="start"/>
+              <w:rPr/>
+            </w:pPr>
+            <w:r>
+              <w:rPr>
+                <w:rFonts w:eastAsia="Calibri" w:cs="Calibri"/>
+                <w:b/>
+                <w:bCs/>
+                <w:i w:val="false"/>
+                <w:iCs w:val="false"/>
+                <w:color w:val="3E5871"/>
+                <w:sz w:val="15"/>
+                <w:szCs w:val="15"/>
+              </w:rPr>
+              <w:t>Amity Hospice</w:t>
+            </w:r>
+          </w:p>
+        </w:tc>
+        <w:tc>
+          <w:tcPr>
+            <w:tcW w:w="5709" w:type="dxa"/>
+            <w:tcBorders>
+              <w:top w:val="single" w:sz="4" w:space="0" w:color="9DB1C7"/>
+              <w:start w:val="single" w:sz="4" w:space="0" w:color="9DB1C7"/>
+              <w:bottom w:val="single" w:sz="4" w:space="0" w:color="9DB1C7"/>
+              <w:end w:val="single" w:sz="4" w:space="0" w:color="9DB1C7"/>
+            </w:tcBorders>
+            <w:tcMar>
+              <w:top w:w="55" w:type="dxa"/>
+              <w:bottom w:w="55" w:type="dxa"/>
+            </w:tcMar>
+          </w:tcPr>
+          <w:p>
+            <w:pPr>
+              <w:pStyle w:val="Normal"/>
+              <w:spacing w:lineRule="exact" w:line="268" w:before="0" w:after="0"/>
+              <w:jc w:val="start"/>
+              <w:rPr/>
+            </w:pPr>
+            <w:r>
+              <w:rPr>
+                <w:rFonts w:eastAsia="Calibri" w:cs="Calibri"/>
+                <w:b w:val="false"/>
+                <w:bCs w:val="false"/>
+                <w:i w:val="false"/>
+                <w:iCs w:val="false"/>
+                <w:color w:val="1A1A1A"/>
+                <w:sz w:val="15"/>
+                <w:szCs w:val="15"/>
+              </w:rPr>
+              <w:t>17311 Dallas Pkwy Ste 240, Dallas 75248 · 972-931-5400</w:t>
+            </w:r>
+          </w:p>
+        </w:tc>
+      </w:tr>
+      <w:tr>
+        <w:trPr/>
+        <w:tc>
+          <w:tcPr>
+            <w:tcW w:w="3650" w:type="dxa"/>
+            <w:tcBorders>
+              <w:top w:val="single" w:sz="4" w:space="0" w:color="9DB1C7"/>
+              <w:start w:val="single" w:sz="4" w:space="0" w:color="9DB1C7"/>
+              <w:bottom w:val="single" w:sz="4" w:space="0" w:color="9DB1C7"/>
+              <w:end w:val="single" w:sz="4" w:space="0" w:color="9DB1C7"/>
+            </w:tcBorders>
+            <w:shd w:color="auto" w:fill="EAF0F6" w:val="clear"/>
+            <w:tcMar>
+              <w:top w:w="55" w:type="dxa"/>
+              <w:bottom w:w="55" w:type="dxa"/>
+            </w:tcMar>
+          </w:tcPr>
+          <w:p>
+            <w:pPr>
+              <w:pStyle w:val="Normal"/>
+              <w:spacing w:lineRule="exact" w:line="268" w:before="0" w:after="0"/>
+              <w:jc w:val="start"/>
+              <w:rPr/>
+            </w:pPr>
+            <w:r>
+              <w:rPr>
+                <w:rFonts w:eastAsia="Calibri" w:cs="Calibri"/>
+                <w:b/>
+                <w:bCs/>
+                <w:i w:val="false"/>
+                <w:iCs w:val="false"/>
+                <w:color w:val="3E5871"/>
+                <w:sz w:val="15"/>
+                <w:szCs w:val="15"/>
+              </w:rPr>
+              <w:t>Holding Hands Hospice</w:t>
+            </w:r>
+          </w:p>
+        </w:tc>
+        <w:tc>
+          <w:tcPr>
+            <w:tcW w:w="5709" w:type="dxa"/>
+            <w:tcBorders>
+              <w:top w:val="single" w:sz="4" w:space="0" w:color="9DB1C7"/>
+              <w:start w:val="single" w:sz="4" w:space="0" w:color="9DB1C7"/>
+              <w:bottom w:val="single" w:sz="4" w:space="0" w:color="9DB1C7"/>
+              <w:end w:val="single" w:sz="4" w:space="0" w:color="9DB1C7"/>
+            </w:tcBorders>
+            <w:tcMar>
+              <w:top w:w="55" w:type="dxa"/>
+              <w:bottom w:w="55" w:type="dxa"/>
+            </w:tcMar>
+          </w:tcPr>
+          <w:p>
+            <w:pPr>
+              <w:pStyle w:val="Normal"/>
+              <w:spacing w:lineRule="exact" w:line="268" w:before="0" w:after="0"/>
+              <w:jc w:val="start"/>
+              <w:rPr/>
+            </w:pPr>
+            <w:r>
+              <w:rPr>
+                <w:rFonts w:eastAsia="Calibri" w:cs="Calibri"/>
+                <w:b w:val="false"/>
+                <w:bCs w:val="false"/>
+                <w:i w:val="false"/>
+                <w:iCs w:val="false"/>
+                <w:color w:val="1A1A1A"/>
+                <w:sz w:val="15"/>
+                <w:szCs w:val="15"/>
+              </w:rPr>
+              <w:t>8111 LBJ Fwy #1000, Dallas 75251 · 214-221-0070</w:t>
+            </w:r>
+          </w:p>
+        </w:tc>
+      </w:tr>
+      <w:tr>
+        <w:trPr/>
+        <w:tc>
+          <w:tcPr>
+            <w:tcW w:w="3650" w:type="dxa"/>
+            <w:tcBorders>
+              <w:top w:val="single" w:sz="4" w:space="0" w:color="9DB1C7"/>
+              <w:start w:val="single" w:sz="4" w:space="0" w:color="9DB1C7"/>
+              <w:bottom w:val="single" w:sz="4" w:space="0" w:color="9DB1C7"/>
+              <w:end w:val="single" w:sz="4" w:space="0" w:color="9DB1C7"/>
+            </w:tcBorders>
+            <w:shd w:color="auto" w:fill="EAF0F6" w:val="clear"/>
+            <w:tcMar>
+              <w:top w:w="55" w:type="dxa"/>
+              <w:bottom w:w="55" w:type="dxa"/>
+            </w:tcMar>
+          </w:tcPr>
+          <w:p>
+            <w:pPr>
+              <w:pStyle w:val="Normal"/>
+              <w:spacing w:lineRule="exact" w:line="268" w:before="0" w:after="0"/>
+              <w:jc w:val="start"/>
+              <w:rPr/>
+            </w:pPr>
+            <w:r>
+              <w:rPr>
+                <w:rFonts w:eastAsia="Calibri" w:cs="Calibri"/>
+                <w:b/>
+                <w:bCs/>
+                <w:i w:val="false"/>
+                <w:iCs w:val="false"/>
+                <w:color w:val="3E5871"/>
+                <w:sz w:val="15"/>
+                <w:szCs w:val="15"/>
+              </w:rPr>
+              <w:t>Peaceful Hope Hospice</w:t>
+            </w:r>
+          </w:p>
+        </w:tc>
+        <w:tc>
+          <w:tcPr>
+            <w:tcW w:w="5709" w:type="dxa"/>
+            <w:tcBorders>
+              <w:top w:val="single" w:sz="4" w:space="0" w:color="9DB1C7"/>
+              <w:start w:val="single" w:sz="4" w:space="0" w:color="9DB1C7"/>
+              <w:bottom w:val="single" w:sz="4" w:space="0" w:color="9DB1C7"/>
+              <w:end w:val="single" w:sz="4" w:space="0" w:color="9DB1C7"/>
+            </w:tcBorders>
+            <w:tcMar>
+              <w:top w:w="55" w:type="dxa"/>
+              <w:bottom w:w="55" w:type="dxa"/>
+            </w:tcMar>
+          </w:tcPr>
+          <w:p>
+            <w:pPr>
+              <w:pStyle w:val="Normal"/>
+              <w:spacing w:lineRule="exact" w:line="268" w:before="0" w:after="0"/>
+              <w:jc w:val="start"/>
+              <w:rPr/>
+            </w:pPr>
+            <w:r>
+              <w:rPr>
+                <w:rFonts w:eastAsia="Calibri" w:cs="Calibri"/>
+                <w:b w:val="false"/>
+                <w:bCs w:val="false"/>
+                <w:i w:val="false"/>
+                <w:iCs w:val="false"/>
+                <w:color w:val="1A1A1A"/>
+                <w:sz w:val="15"/>
+                <w:szCs w:val="15"/>
+              </w:rPr>
+              <w:t>621 Avenue G, Dallas 75203 · 972-803-3433</w:t>
+            </w:r>
+          </w:p>
+        </w:tc>
+      </w:tr>
+      <w:tr>
+        <w:trPr/>
+        <w:tc>
+          <w:tcPr>
+            <w:tcW w:w="3650" w:type="dxa"/>
+            <w:tcBorders>
+              <w:top w:val="single" w:sz="4" w:space="0" w:color="9DB1C7"/>
+              <w:start w:val="single" w:sz="4" w:space="0" w:color="9DB1C7"/>
+              <w:bottom w:val="single" w:sz="4" w:space="0" w:color="9DB1C7"/>
+              <w:end w:val="single" w:sz="4" w:space="0" w:color="9DB1C7"/>
+            </w:tcBorders>
+            <w:shd w:color="auto" w:fill="EAF0F6" w:val="clear"/>
+            <w:tcMar>
+              <w:top w:w="55" w:type="dxa"/>
+              <w:bottom w:w="55" w:type="dxa"/>
+            </w:tcMar>
+          </w:tcPr>
+          <w:p>
+            <w:pPr>
+              <w:pStyle w:val="Normal"/>
+              <w:spacing w:lineRule="exact" w:line="268" w:before="0" w:after="0"/>
+              <w:jc w:val="start"/>
+              <w:rPr/>
+            </w:pPr>
+            <w:r>
+              <w:rPr>
+                <w:rFonts w:eastAsia="Calibri" w:cs="Calibri"/>
+                <w:b/>
+                <w:bCs/>
+                <w:i w:val="false"/>
+                <w:iCs w:val="false"/>
+                <w:color w:val="3E5871"/>
+                <w:sz w:val="15"/>
+                <w:szCs w:val="15"/>
+              </w:rPr>
+              <w:t>T. Boone Pickens Hospice &amp; Palliative Care</w:t>
+            </w:r>
+          </w:p>
+        </w:tc>
+        <w:tc>
+          <w:tcPr>
+            <w:tcW w:w="5709" w:type="dxa"/>
+            <w:tcBorders>
+              <w:top w:val="single" w:sz="4" w:space="0" w:color="9DB1C7"/>
+              <w:start w:val="single" w:sz="4" w:space="0" w:color="9DB1C7"/>
+              <w:bottom w:val="single" w:sz="4" w:space="0" w:color="9DB1C7"/>
+              <w:end w:val="single" w:sz="4" w:space="0" w:color="9DB1C7"/>
+            </w:tcBorders>
+            <w:tcMar>
+              <w:top w:w="55" w:type="dxa"/>
+              <w:bottom w:w="55" w:type="dxa"/>
+            </w:tcMar>
+          </w:tcPr>
+          <w:p>
+            <w:pPr>
+              <w:pStyle w:val="Normal"/>
+              <w:spacing w:lineRule="exact" w:line="268" w:before="0" w:after="0"/>
+              <w:jc w:val="start"/>
+              <w:rPr/>
+            </w:pPr>
+            <w:r>
+              <w:rPr>
+                <w:rFonts w:eastAsia="Calibri" w:cs="Calibri"/>
+                <w:b w:val="false"/>
+                <w:bCs w:val="false"/>
+                <w:i w:val="false"/>
+                <w:iCs w:val="false"/>
+                <w:color w:val="1A1A1A"/>
+                <w:sz w:val="15"/>
+                <w:szCs w:val="15"/>
+              </w:rPr>
+              <w:t>12477 Merit Dr, Dallas 75251 · 972-239-5300</w:t>
+            </w:r>
+          </w:p>
+        </w:tc>
+      </w:tr>
+      <w:tr>
+        <w:trPr/>
+        <w:tc>
+          <w:tcPr>
+            <w:tcW w:w="3650" w:type="dxa"/>
+            <w:tcBorders>
+              <w:top w:val="single" w:sz="4" w:space="0" w:color="9DB1C7"/>
+              <w:start w:val="single" w:sz="4" w:space="0" w:color="9DB1C7"/>
+              <w:bottom w:val="single" w:sz="4" w:space="0" w:color="9DB1C7"/>
+              <w:end w:val="single" w:sz="4" w:space="0" w:color="9DB1C7"/>
+            </w:tcBorders>
+            <w:shd w:color="auto" w:fill="EAF0F6" w:val="clear"/>
+            <w:tcMar>
+              <w:top w:w="55" w:type="dxa"/>
+              <w:bottom w:w="55" w:type="dxa"/>
+            </w:tcMar>
+          </w:tcPr>
+          <w:p>
+            <w:pPr>
+              <w:pStyle w:val="Normal"/>
+              <w:spacing w:lineRule="exact" w:line="268" w:before="0" w:after="0"/>
+              <w:jc w:val="start"/>
+              <w:rPr/>
+            </w:pPr>
+            <w:r>
+              <w:rPr>
+                <w:rFonts w:eastAsia="Calibri" w:cs="Calibri"/>
+                <w:b/>
+                <w:bCs/>
+                <w:i w:val="false"/>
+                <w:iCs w:val="false"/>
+                <w:color w:val="3E5871"/>
+                <w:sz w:val="15"/>
+                <w:szCs w:val="15"/>
+              </w:rPr>
+              <w:t>Gentiva Hospice</w:t>
+            </w:r>
+          </w:p>
+        </w:tc>
+        <w:tc>
+          <w:tcPr>
+            <w:tcW w:w="5709" w:type="dxa"/>
+            <w:tcBorders>
+              <w:top w:val="single" w:sz="4" w:space="0" w:color="9DB1C7"/>
+              <w:start w:val="single" w:sz="4" w:space="0" w:color="9DB1C7"/>
+              <w:bottom w:val="single" w:sz="4" w:space="0" w:color="9DB1C7"/>
+              <w:end w:val="single" w:sz="4" w:space="0" w:color="9DB1C7"/>
+            </w:tcBorders>
+            <w:tcMar>
+              <w:top w:w="55" w:type="dxa"/>
+              <w:bottom w:w="55" w:type="dxa"/>
+            </w:tcMar>
+          </w:tcPr>
+          <w:p>
+            <w:pPr>
+              <w:pStyle w:val="Normal"/>
+              <w:spacing w:lineRule="exact" w:line="268" w:before="0" w:after="0"/>
+              <w:jc w:val="start"/>
+              <w:rPr/>
+            </w:pPr>
+            <w:r>
+              <w:rPr>
+                <w:rFonts w:eastAsia="Calibri" w:cs="Calibri"/>
+                <w:b w:val="false"/>
+                <w:bCs w:val="false"/>
+                <w:i w:val="false"/>
+                <w:iCs w:val="false"/>
+                <w:color w:val="1A1A1A"/>
+                <w:sz w:val="15"/>
+                <w:szCs w:val="15"/>
+              </w:rPr>
+              <w:t>7557 Rambler Rd #510, Dallas 75231 · 214-231-3914</w:t>
+            </w:r>
+          </w:p>
+        </w:tc>
+      </w:tr>
+    </w:tbl>
+    <w:p>
+      <w:pPr>
+        <w:pStyle w:val="Normal"/>
+        <w:keepNext w:val="true"/>
+        <w:spacing w:before="140" w:after="60"/>
+        <w:rPr/>
+      </w:pPr>
+      <w:r>
+        <w:rPr>
+          <w:rFonts w:eastAsia="Calibri" w:cs="Calibri"/>
+          <w:b/>
+          <w:bCs/>
+          <w:i w:val="false"/>
+          <w:iCs w:val="false"/>
+          <w:color w:val="3E5871"/>
+          <w:sz w:val="21"/>
+          <w:szCs w:val="21"/>
+        </w:rPr>
+        <w:t>Assisted living &amp; senior living communities</w:t>
+      </w:r>
+    </w:p>
+    <w:tbl>
+      <w:tblPr>
+        <w:tblW w:w="9360" w:type="dxa"/>
+        <w:jc w:val="start"/>
+        <w:tblInd w:w="0" w:type="dxa"/>
+        <w:tblLayout w:type="fixed"/>
+        <w:tblCellMar>
+          <w:top w:w="50" w:type="dxa"/>
+          <w:start w:w="100" w:type="dxa"/>
+          <w:bottom w:w="50" w:type="dxa"/>
+          <w:end w:w="100" w:type="dxa"/>
+        </w:tblCellMar>
+      </w:tblPr>
+      <w:tblGrid>
+        <w:gridCol w:w="3650"/>
+        <w:gridCol w:w="5709"/>
+      </w:tblGrid>
+      <w:tr>
+        <w:trPr>
+          <w:tblHeader w:val="true"/>
+        </w:trPr>
+        <w:tc>
+          <w:tcPr>
+            <w:tcW w:w="3650" w:type="dxa"/>
+            <w:tcBorders>
+              <w:top w:val="single" w:sz="4" w:space="0" w:color="9DB1C7"/>
+              <w:start w:val="single" w:sz="4" w:space="0" w:color="9DB1C7"/>
+              <w:bottom w:val="single" w:sz="4" w:space="0" w:color="9DB1C7"/>
+              <w:end w:val="single" w:sz="4" w:space="0" w:color="9DB1C7"/>
+            </w:tcBorders>
+            <w:shd w:fill="3E5871" w:val="clear"/>
+          </w:tcPr>
+          <w:p>
+            <w:pPr>
+              <w:pStyle w:val="Normal"/>
+              <w:spacing w:lineRule="exact" w:line="268" w:before="0" w:after="0"/>
+              <w:jc w:val="start"/>
+              <w:rPr/>
+            </w:pPr>
+            <w:r>
+              <w:rPr>
+                <w:rFonts w:eastAsia="Calibri" w:cs="Calibri"/>
+                <w:b/>
+                <w:bCs/>
+                <w:i w:val="false"/>
+                <w:iCs w:val="false"/>
+                <w:color w:val="FFFFFF"/>
+                <w:sz w:val="16"/>
+                <w:szCs w:val="16"/>
+              </w:rPr>
+              <w:t>Resource</w:t>
+            </w:r>
+          </w:p>
+        </w:tc>
+        <w:tc>
+          <w:tcPr>
+            <w:tcW w:w="5709" w:type="dxa"/>
+            <w:tcBorders>
+              <w:top w:val="single" w:sz="4" w:space="0" w:color="9DB1C7"/>
+              <w:start w:val="single" w:sz="4" w:space="0" w:color="9DB1C7"/>
+              <w:bottom w:val="single" w:sz="4" w:space="0" w:color="9DB1C7"/>
+              <w:end w:val="single" w:sz="4" w:space="0" w:color="9DB1C7"/>
+            </w:tcBorders>
+            <w:shd w:fill="3E5871" w:val="clear"/>
+          </w:tcPr>
+          <w:p>
+            <w:pPr>
+              <w:pStyle w:val="Normal"/>
+              <w:spacing w:lineRule="exact" w:line="268" w:before="0" w:after="0"/>
+              <w:jc w:val="start"/>
+              <w:rPr/>
+            </w:pPr>
+            <w:r>
+              <w:rPr>
+                <w:rFonts w:eastAsia="Calibri" w:cs="Calibri"/>
+                <w:b/>
+                <w:bCs/>
+                <w:i w:val="false"/>
+                <w:iCs w:val="false"/>
+                <w:color w:val="FFFFFF"/>
+                <w:sz w:val="16"/>
+                <w:szCs w:val="16"/>
+              </w:rPr>
+              <w:t>Phone · website · notes</w:t>
+            </w:r>
+          </w:p>
+        </w:tc>
+      </w:tr>
+      <w:tr>
+        <w:trPr/>
+        <w:tc>
+          <w:tcPr>
+            <w:tcW w:w="3650" w:type="dxa"/>
+            <w:tcBorders>
+              <w:top w:val="single" w:sz="4" w:space="0" w:color="9DB1C7"/>
+              <w:start w:val="single" w:sz="4" w:space="0" w:color="9DB1C7"/>
+              <w:bottom w:val="single" w:sz="4" w:space="0" w:color="9DB1C7"/>
+              <w:end w:val="single" w:sz="4" w:space="0" w:color="9DB1C7"/>
+            </w:tcBorders>
+            <w:shd w:color="auto" w:fill="EAF0F6" w:val="clear"/>
+            <w:tcMar>
+              <w:top w:w="55" w:type="dxa"/>
+              <w:bottom w:w="55" w:type="dxa"/>
+            </w:tcMar>
+          </w:tcPr>
+          <w:p>
+            <w:pPr>
+              <w:pStyle w:val="Normal"/>
+              <w:spacing w:lineRule="exact" w:line="268" w:before="0" w:after="0"/>
+              <w:jc w:val="start"/>
+              <w:rPr/>
+            </w:pPr>
+            <w:r>
+              <w:rPr>
+                <w:rFonts w:eastAsia="Calibri" w:cs="Calibri"/>
+                <w:b/>
+                <w:bCs/>
+                <w:i w:val="false"/>
+                <w:iCs w:val="false"/>
+                <w:color w:val="3E5871"/>
+                <w:sz w:val="15"/>
+                <w:szCs w:val="15"/>
+              </w:rPr>
+              <w:t>The Preston of the Park Cities</w:t>
+            </w:r>
+          </w:p>
+        </w:tc>
+        <w:tc>
+          <w:tcPr>
+            <w:tcW w:w="5709" w:type="dxa"/>
+            <w:tcBorders>
+              <w:top w:val="single" w:sz="4" w:space="0" w:color="9DB1C7"/>
+              <w:start w:val="single" w:sz="4" w:space="0" w:color="9DB1C7"/>
+              <w:bottom w:val="single" w:sz="4" w:space="0" w:color="9DB1C7"/>
+              <w:end w:val="single" w:sz="4" w:space="0" w:color="9DB1C7"/>
+            </w:tcBorders>
+            <w:tcMar>
+              <w:top w:w="55" w:type="dxa"/>
+              <w:bottom w:w="55" w:type="dxa"/>
+            </w:tcMar>
+          </w:tcPr>
+          <w:p>
+            <w:pPr>
+              <w:pStyle w:val="Normal"/>
+              <w:spacing w:lineRule="exact" w:line="268" w:before="0" w:after="0"/>
+              <w:jc w:val="start"/>
+              <w:rPr/>
+            </w:pPr>
+            <w:r>
+              <w:rPr>
+                <w:rFonts w:eastAsia="Calibri" w:cs="Calibri"/>
+                <w:b w:val="false"/>
+                <w:bCs w:val="false"/>
+                <w:i w:val="false"/>
+                <w:iCs w:val="false"/>
+                <w:color w:val="1A1A1A"/>
+                <w:sz w:val="15"/>
+                <w:szCs w:val="15"/>
+              </w:rPr>
+              <w:t>5917 Sherry Ln, Dallas 75225 · 833-520-0345</w:t>
+            </w:r>
+          </w:p>
+        </w:tc>
+      </w:tr>
+      <w:tr>
+        <w:trPr/>
+        <w:tc>
+          <w:tcPr>
+            <w:tcW w:w="3650" w:type="dxa"/>
+            <w:tcBorders>
+              <w:top w:val="single" w:sz="4" w:space="0" w:color="9DB1C7"/>
+              <w:start w:val="single" w:sz="4" w:space="0" w:color="9DB1C7"/>
+              <w:bottom w:val="single" w:sz="4" w:space="0" w:color="9DB1C7"/>
+              <w:end w:val="single" w:sz="4" w:space="0" w:color="9DB1C7"/>
+            </w:tcBorders>
+            <w:shd w:color="auto" w:fill="EAF0F6" w:val="clear"/>
+            <w:tcMar>
+              <w:top w:w="55" w:type="dxa"/>
+              <w:bottom w:w="55" w:type="dxa"/>
+            </w:tcMar>
+          </w:tcPr>
+          <w:p>
+            <w:pPr>
+              <w:pStyle w:val="Normal"/>
+              <w:spacing w:lineRule="exact" w:line="268" w:before="0" w:after="0"/>
+              <w:jc w:val="start"/>
+              <w:rPr/>
+            </w:pPr>
+            <w:r>
+              <w:rPr>
+                <w:rFonts w:eastAsia="Calibri" w:cs="Calibri"/>
+                <w:b/>
+                <w:bCs/>
+                <w:i w:val="false"/>
+                <w:iCs w:val="false"/>
+                <w:color w:val="3E5871"/>
+                <w:sz w:val="15"/>
+                <w:szCs w:val="15"/>
+              </w:rPr>
+              <w:t>The Sage Oak</w:t>
+            </w:r>
+          </w:p>
+        </w:tc>
+        <w:tc>
+          <w:tcPr>
+            <w:tcW w:w="5709" w:type="dxa"/>
+            <w:tcBorders>
+              <w:top w:val="single" w:sz="4" w:space="0" w:color="9DB1C7"/>
+              <w:start w:val="single" w:sz="4" w:space="0" w:color="9DB1C7"/>
+              <w:bottom w:val="single" w:sz="4" w:space="0" w:color="9DB1C7"/>
+              <w:end w:val="single" w:sz="4" w:space="0" w:color="9DB1C7"/>
+            </w:tcBorders>
+            <w:tcMar>
+              <w:top w:w="55" w:type="dxa"/>
+              <w:bottom w:w="55" w:type="dxa"/>
+            </w:tcMar>
+          </w:tcPr>
+          <w:p>
+            <w:pPr>
+              <w:pStyle w:val="Normal"/>
+              <w:spacing w:lineRule="exact" w:line="268" w:before="0" w:after="0"/>
+              <w:jc w:val="start"/>
+              <w:rPr/>
+            </w:pPr>
+            <w:r>
+              <w:rPr>
+                <w:rFonts w:eastAsia="Calibri" w:cs="Calibri"/>
+                <w:b w:val="false"/>
+                <w:bCs w:val="false"/>
+                <w:i w:val="false"/>
+                <w:iCs w:val="false"/>
+                <w:color w:val="1A1A1A"/>
+                <w:sz w:val="15"/>
+                <w:szCs w:val="15"/>
+              </w:rPr>
+              <w:t>7129 Aberdeen Ave, Dallas 75230 · 972-908-9094</w:t>
+            </w:r>
+          </w:p>
+        </w:tc>
+      </w:tr>
+      <w:tr>
+        <w:trPr/>
+        <w:tc>
+          <w:tcPr>
+            <w:tcW w:w="3650" w:type="dxa"/>
+            <w:tcBorders>
+              <w:top w:val="single" w:sz="4" w:space="0" w:color="9DB1C7"/>
+              <w:start w:val="single" w:sz="4" w:space="0" w:color="9DB1C7"/>
+              <w:bottom w:val="single" w:sz="4" w:space="0" w:color="9DB1C7"/>
+              <w:end w:val="single" w:sz="4" w:space="0" w:color="9DB1C7"/>
+            </w:tcBorders>
+            <w:shd w:color="auto" w:fill="EAF0F6" w:val="clear"/>
+            <w:tcMar>
+              <w:top w:w="55" w:type="dxa"/>
+              <w:bottom w:w="55" w:type="dxa"/>
+            </w:tcMar>
+          </w:tcPr>
+          <w:p>
+            <w:pPr>
+              <w:pStyle w:val="Normal"/>
+              <w:spacing w:lineRule="exact" w:line="268" w:before="0" w:after="0"/>
+              <w:jc w:val="start"/>
+              <w:rPr/>
+            </w:pPr>
+            <w:r>
+              <w:rPr>
+                <w:rFonts w:eastAsia="Calibri" w:cs="Calibri"/>
+                <w:b/>
+                <w:bCs/>
+                <w:i w:val="false"/>
+                <w:iCs w:val="false"/>
+                <w:color w:val="3E5871"/>
+                <w:sz w:val="15"/>
+                <w:szCs w:val="15"/>
+              </w:rPr>
+              <w:t>Discovery Village North Dallas</w:t>
+            </w:r>
+          </w:p>
+        </w:tc>
+        <w:tc>
+          <w:tcPr>
+            <w:tcW w:w="5709" w:type="dxa"/>
+            <w:tcBorders>
+              <w:top w:val="single" w:sz="4" w:space="0" w:color="9DB1C7"/>
+              <w:start w:val="single" w:sz="4" w:space="0" w:color="9DB1C7"/>
+              <w:bottom w:val="single" w:sz="4" w:space="0" w:color="9DB1C7"/>
+              <w:end w:val="single" w:sz="4" w:space="0" w:color="9DB1C7"/>
+            </w:tcBorders>
+            <w:tcMar>
+              <w:top w:w="55" w:type="dxa"/>
+              <w:bottom w:w="55" w:type="dxa"/>
+            </w:tcMar>
+          </w:tcPr>
+          <w:p>
+            <w:pPr>
+              <w:pStyle w:val="Normal"/>
+              <w:spacing w:lineRule="exact" w:line="268" w:before="0" w:after="0"/>
+              <w:jc w:val="start"/>
+              <w:rPr/>
+            </w:pPr>
+            <w:r>
+              <w:rPr>
+                <w:rFonts w:eastAsia="Calibri" w:cs="Calibri"/>
+                <w:b w:val="false"/>
+                <w:bCs w:val="false"/>
+                <w:i w:val="false"/>
+                <w:iCs w:val="false"/>
+                <w:color w:val="1A1A1A"/>
+                <w:sz w:val="15"/>
+                <w:szCs w:val="15"/>
+              </w:rPr>
+              <w:t>5455 La Sierra Dr, Dallas 75231 · 214-691-1001</w:t>
+            </w:r>
+          </w:p>
+        </w:tc>
+      </w:tr>
+      <w:tr>
+        <w:trPr/>
+        <w:tc>
+          <w:tcPr>
+            <w:tcW w:w="3650" w:type="dxa"/>
+            <w:tcBorders>
+              <w:top w:val="single" w:sz="4" w:space="0" w:color="9DB1C7"/>
+              <w:start w:val="single" w:sz="4" w:space="0" w:color="9DB1C7"/>
+              <w:bottom w:val="single" w:sz="4" w:space="0" w:color="9DB1C7"/>
+              <w:end w:val="single" w:sz="4" w:space="0" w:color="9DB1C7"/>
+            </w:tcBorders>
+            <w:shd w:color="auto" w:fill="EAF0F6" w:val="clear"/>
+            <w:tcMar>
+              <w:top w:w="55" w:type="dxa"/>
+              <w:bottom w:w="55" w:type="dxa"/>
+            </w:tcMar>
+          </w:tcPr>
+          <w:p>
+            <w:pPr>
+              <w:pStyle w:val="Normal"/>
+              <w:spacing w:lineRule="exact" w:line="268" w:before="0" w:after="0"/>
+              <w:jc w:val="start"/>
+              <w:rPr/>
+            </w:pPr>
+            <w:r>
+              <w:rPr>
+                <w:rFonts w:eastAsia="Calibri" w:cs="Calibri"/>
+                <w:b/>
+                <w:bCs/>
+                <w:i w:val="false"/>
+                <w:iCs w:val="false"/>
+                <w:color w:val="3E5871"/>
+                <w:sz w:val="15"/>
+                <w:szCs w:val="15"/>
+              </w:rPr>
+              <w:t>The Grove on Forest Lane</w:t>
+            </w:r>
+          </w:p>
+        </w:tc>
+        <w:tc>
+          <w:tcPr>
+            <w:tcW w:w="5709" w:type="dxa"/>
+            <w:tcBorders>
+              <w:top w:val="single" w:sz="4" w:space="0" w:color="9DB1C7"/>
+              <w:start w:val="single" w:sz="4" w:space="0" w:color="9DB1C7"/>
+              <w:bottom w:val="single" w:sz="4" w:space="0" w:color="9DB1C7"/>
+              <w:end w:val="single" w:sz="4" w:space="0" w:color="9DB1C7"/>
+            </w:tcBorders>
+            <w:tcMar>
+              <w:top w:w="55" w:type="dxa"/>
+              <w:bottom w:w="55" w:type="dxa"/>
+            </w:tcMar>
+          </w:tcPr>
+          <w:p>
+            <w:pPr>
+              <w:pStyle w:val="Normal"/>
+              <w:spacing w:lineRule="exact" w:line="268" w:before="0" w:after="0"/>
+              <w:jc w:val="start"/>
+              <w:rPr/>
+            </w:pPr>
+            <w:r>
+              <w:rPr>
+                <w:rFonts w:eastAsia="Calibri" w:cs="Calibri"/>
+                <w:b w:val="false"/>
+                <w:bCs w:val="false"/>
+                <w:i w:val="false"/>
+                <w:iCs w:val="false"/>
+                <w:color w:val="1A1A1A"/>
+                <w:sz w:val="15"/>
+                <w:szCs w:val="15"/>
+              </w:rPr>
+              <w:t>3344 Forest Ln, Dallas 75234 · 972-480-3728</w:t>
+            </w:r>
+          </w:p>
+        </w:tc>
+      </w:tr>
+      <w:tr>
+        <w:trPr/>
+        <w:tc>
+          <w:tcPr>
+            <w:tcW w:w="3650" w:type="dxa"/>
+            <w:tcBorders>
+              <w:top w:val="single" w:sz="4" w:space="0" w:color="9DB1C7"/>
+              <w:start w:val="single" w:sz="4" w:space="0" w:color="9DB1C7"/>
+              <w:bottom w:val="single" w:sz="4" w:space="0" w:color="9DB1C7"/>
+              <w:end w:val="single" w:sz="4" w:space="0" w:color="9DB1C7"/>
+            </w:tcBorders>
+            <w:shd w:color="auto" w:fill="EAF0F6" w:val="clear"/>
+            <w:tcMar>
+              <w:top w:w="55" w:type="dxa"/>
+              <w:bottom w:w="55" w:type="dxa"/>
+            </w:tcMar>
+          </w:tcPr>
+          <w:p>
+            <w:pPr>
+              <w:pStyle w:val="Normal"/>
+              <w:spacing w:lineRule="exact" w:line="268" w:before="0" w:after="0"/>
+              <w:jc w:val="start"/>
+              <w:rPr/>
+            </w:pPr>
+            <w:r>
+              <w:rPr>
+                <w:rFonts w:eastAsia="Calibri" w:cs="Calibri"/>
+                <w:b/>
+                <w:bCs/>
+                <w:i w:val="false"/>
+                <w:iCs w:val="false"/>
+                <w:color w:val="3E5871"/>
+                <w:sz w:val="15"/>
+                <w:szCs w:val="15"/>
+              </w:rPr>
+              <w:t>Clearwater Highland Park</w:t>
+            </w:r>
+          </w:p>
+        </w:tc>
+        <w:tc>
+          <w:tcPr>
+            <w:tcW w:w="5709" w:type="dxa"/>
+            <w:tcBorders>
+              <w:top w:val="single" w:sz="4" w:space="0" w:color="9DB1C7"/>
+              <w:start w:val="single" w:sz="4" w:space="0" w:color="9DB1C7"/>
+              <w:bottom w:val="single" w:sz="4" w:space="0" w:color="9DB1C7"/>
+              <w:end w:val="single" w:sz="4" w:space="0" w:color="9DB1C7"/>
+            </w:tcBorders>
+            <w:tcMar>
+              <w:top w:w="55" w:type="dxa"/>
+              <w:bottom w:w="55" w:type="dxa"/>
+            </w:tcMar>
+          </w:tcPr>
+          <w:p>
+            <w:pPr>
+              <w:pStyle w:val="Normal"/>
+              <w:spacing w:lineRule="exact" w:line="268" w:before="0" w:after="0"/>
+              <w:jc w:val="start"/>
+              <w:rPr/>
+            </w:pPr>
+            <w:r>
+              <w:rPr>
+                <w:rFonts w:eastAsia="Calibri" w:cs="Calibri"/>
+                <w:b w:val="false"/>
+                <w:bCs w:val="false"/>
+                <w:i w:val="false"/>
+                <w:iCs w:val="false"/>
+                <w:color w:val="1A1A1A"/>
+                <w:sz w:val="15"/>
+                <w:szCs w:val="15"/>
+              </w:rPr>
+              <w:t>4215 Herschel Ave, Dallas 75219 · 214-723-6757</w:t>
+            </w:r>
+          </w:p>
+        </w:tc>
+      </w:tr>
+    </w:tbl>
+    <w:p>
+      <w:pPr>
+        <w:pStyle w:val="Normal"/>
+        <w:keepNext w:val="true"/>
+        <w:spacing w:before="140" w:after="60"/>
+        <w:rPr/>
+      </w:pPr>
+      <w:r>
+        <w:rPr>
+          <w:rFonts w:eastAsia="Calibri" w:cs="Calibri"/>
+          <w:b/>
+          <w:bCs/>
+          <w:i w:val="false"/>
+          <w:iCs w:val="false"/>
+          <w:color w:val="3E5871"/>
+          <w:sz w:val="21"/>
+          <w:szCs w:val="21"/>
+        </w:rPr>
+        <w:t>Funeral homes</w:t>
+      </w:r>
+    </w:p>
+    <w:tbl>
+      <w:tblPr>
+        <w:tblW w:w="9360" w:type="dxa"/>
+        <w:jc w:val="start"/>
+        <w:tblInd w:w="0" w:type="dxa"/>
+        <w:tblLayout w:type="fixed"/>
+        <w:tblCellMar>
+          <w:top w:w="50" w:type="dxa"/>
+          <w:start w:w="100" w:type="dxa"/>
+          <w:bottom w:w="50" w:type="dxa"/>
+          <w:end w:w="100" w:type="dxa"/>
+        </w:tblCellMar>
+      </w:tblPr>
+      <w:tblGrid>
+        <w:gridCol w:w="3650"/>
+        <w:gridCol w:w="5709"/>
+      </w:tblGrid>
+      <w:tr>
+        <w:trPr>
+          <w:tblHeader w:val="true"/>
+        </w:trPr>
+        <w:tc>
+          <w:tcPr>
+            <w:tcW w:w="3650" w:type="dxa"/>
+            <w:tcBorders>
+              <w:top w:val="single" w:sz="4" w:space="0" w:color="9DB1C7"/>
+              <w:start w:val="single" w:sz="4" w:space="0" w:color="9DB1C7"/>
+              <w:bottom w:val="single" w:sz="4" w:space="0" w:color="9DB1C7"/>
+              <w:end w:val="single" w:sz="4" w:space="0" w:color="9DB1C7"/>
+            </w:tcBorders>
+            <w:shd w:fill="3E5871" w:val="clear"/>
+          </w:tcPr>
+          <w:p>
+            <w:pPr>
+              <w:pStyle w:val="Normal"/>
+              <w:spacing w:lineRule="exact" w:line="268" w:before="0" w:after="0"/>
+              <w:jc w:val="start"/>
+              <w:rPr/>
+            </w:pPr>
+            <w:r>
+              <w:rPr>
+                <w:rFonts w:eastAsia="Calibri" w:cs="Calibri"/>
+                <w:b/>
+                <w:bCs/>
+                <w:i w:val="false"/>
+                <w:iCs w:val="false"/>
+                <w:color w:val="FFFFFF"/>
+                <w:sz w:val="16"/>
+                <w:szCs w:val="16"/>
+              </w:rPr>
+              <w:t>Resource</w:t>
+            </w:r>
+          </w:p>
+        </w:tc>
+        <w:tc>
+          <w:tcPr>
+            <w:tcW w:w="5709" w:type="dxa"/>
+            <w:tcBorders>
+              <w:top w:val="single" w:sz="4" w:space="0" w:color="9DB1C7"/>
+              <w:start w:val="single" w:sz="4" w:space="0" w:color="9DB1C7"/>
+              <w:bottom w:val="single" w:sz="4" w:space="0" w:color="9DB1C7"/>
+              <w:end w:val="single" w:sz="4" w:space="0" w:color="9DB1C7"/>
+            </w:tcBorders>
+            <w:shd w:fill="3E5871" w:val="clear"/>
+          </w:tcPr>
+          <w:p>
+            <w:pPr>
+              <w:pStyle w:val="Normal"/>
+              <w:spacing w:lineRule="exact" w:line="268" w:before="0" w:after="0"/>
+              <w:jc w:val="start"/>
+              <w:rPr/>
+            </w:pPr>
+            <w:r>
+              <w:rPr>
+                <w:rFonts w:eastAsia="Calibri" w:cs="Calibri"/>
+                <w:b/>
+                <w:bCs/>
+                <w:i w:val="false"/>
+                <w:iCs w:val="false"/>
+                <w:color w:val="FFFFFF"/>
+                <w:sz w:val="16"/>
+                <w:szCs w:val="16"/>
+              </w:rPr>
+              <w:t>Phone · website · notes</w:t>
+            </w:r>
+          </w:p>
+        </w:tc>
+      </w:tr>
+      <w:tr>
+        <w:trPr/>
+        <w:tc>
+          <w:tcPr>
+            <w:tcW w:w="3650" w:type="dxa"/>
+            <w:tcBorders>
+              <w:top w:val="single" w:sz="4" w:space="0" w:color="9DB1C7"/>
+              <w:start w:val="single" w:sz="4" w:space="0" w:color="9DB1C7"/>
+              <w:bottom w:val="single" w:sz="4" w:space="0" w:color="9DB1C7"/>
+              <w:end w:val="single" w:sz="4" w:space="0" w:color="9DB1C7"/>
+            </w:tcBorders>
+            <w:shd w:color="auto" w:fill="EAF0F6" w:val="clear"/>
+            <w:tcMar>
+              <w:top w:w="55" w:type="dxa"/>
+              <w:bottom w:w="55" w:type="dxa"/>
+            </w:tcMar>
+          </w:tcPr>
+          <w:p>
+            <w:pPr>
+              <w:pStyle w:val="Normal"/>
+              <w:spacing w:lineRule="exact" w:line="268" w:before="0" w:after="0"/>
+              <w:jc w:val="start"/>
+              <w:rPr/>
+            </w:pPr>
+            <w:r>
+              <w:rPr>
+                <w:rFonts w:eastAsia="Calibri" w:cs="Calibri"/>
+                <w:b/>
+                <w:bCs/>
+                <w:i w:val="false"/>
+                <w:iCs w:val="false"/>
+                <w:color w:val="3E5871"/>
+                <w:sz w:val="15"/>
+                <w:szCs w:val="15"/>
+              </w:rPr>
+              <w:t>Laurel Land Funeral Home</w:t>
+            </w:r>
+          </w:p>
+        </w:tc>
+        <w:tc>
+          <w:tcPr>
+            <w:tcW w:w="5709" w:type="dxa"/>
+            <w:tcBorders>
+              <w:top w:val="single" w:sz="4" w:space="0" w:color="9DB1C7"/>
+              <w:start w:val="single" w:sz="4" w:space="0" w:color="9DB1C7"/>
+              <w:bottom w:val="single" w:sz="4" w:space="0" w:color="9DB1C7"/>
+              <w:end w:val="single" w:sz="4" w:space="0" w:color="9DB1C7"/>
+            </w:tcBorders>
+            <w:tcMar>
+              <w:top w:w="55" w:type="dxa"/>
+              <w:bottom w:w="55" w:type="dxa"/>
+            </w:tcMar>
+          </w:tcPr>
+          <w:p>
+            <w:pPr>
+              <w:pStyle w:val="Normal"/>
+              <w:spacing w:lineRule="exact" w:line="268" w:before="0" w:after="0"/>
+              <w:jc w:val="start"/>
+              <w:rPr/>
+            </w:pPr>
+            <w:r>
+              <w:rPr>
+                <w:rFonts w:eastAsia="Calibri" w:cs="Calibri"/>
+                <w:b w:val="false"/>
+                <w:bCs w:val="false"/>
+                <w:i w:val="false"/>
+                <w:iCs w:val="false"/>
+                <w:color w:val="1A1A1A"/>
+                <w:sz w:val="15"/>
+                <w:szCs w:val="15"/>
+              </w:rPr>
+              <w:t>6300 S R L Thornton Fwy, Dallas 75232 · 214-371-1336</w:t>
+            </w:r>
+          </w:p>
+        </w:tc>
+      </w:tr>
+      <w:tr>
+        <w:trPr/>
+        <w:tc>
+          <w:tcPr>
+            <w:tcW w:w="3650" w:type="dxa"/>
+            <w:tcBorders>
+              <w:top w:val="single" w:sz="4" w:space="0" w:color="9DB1C7"/>
+              <w:start w:val="single" w:sz="4" w:space="0" w:color="9DB1C7"/>
+              <w:bottom w:val="single" w:sz="4" w:space="0" w:color="9DB1C7"/>
+              <w:end w:val="single" w:sz="4" w:space="0" w:color="9DB1C7"/>
+            </w:tcBorders>
+            <w:shd w:color="auto" w:fill="EAF0F6" w:val="clear"/>
+            <w:tcMar>
+              <w:top w:w="55" w:type="dxa"/>
+              <w:bottom w:w="55" w:type="dxa"/>
+            </w:tcMar>
+          </w:tcPr>
+          <w:p>
+            <w:pPr>
+              <w:pStyle w:val="Normal"/>
+              <w:spacing w:lineRule="exact" w:line="268" w:before="0" w:after="0"/>
+              <w:jc w:val="start"/>
+              <w:rPr/>
+            </w:pPr>
+            <w:r>
+              <w:rPr>
+                <w:rFonts w:eastAsia="Calibri" w:cs="Calibri"/>
+                <w:b/>
+                <w:bCs/>
+                <w:i w:val="false"/>
+                <w:iCs w:val="false"/>
+                <w:color w:val="3E5871"/>
+                <w:sz w:val="15"/>
+                <w:szCs w:val="15"/>
+              </w:rPr>
+              <w:t>Restland Funeral Home &amp; Cemetery</w:t>
+            </w:r>
+          </w:p>
+        </w:tc>
+        <w:tc>
+          <w:tcPr>
+            <w:tcW w:w="5709" w:type="dxa"/>
+            <w:tcBorders>
+              <w:top w:val="single" w:sz="4" w:space="0" w:color="9DB1C7"/>
+              <w:start w:val="single" w:sz="4" w:space="0" w:color="9DB1C7"/>
+              <w:bottom w:val="single" w:sz="4" w:space="0" w:color="9DB1C7"/>
+              <w:end w:val="single" w:sz="4" w:space="0" w:color="9DB1C7"/>
+            </w:tcBorders>
+            <w:tcMar>
+              <w:top w:w="55" w:type="dxa"/>
+              <w:bottom w:w="55" w:type="dxa"/>
+            </w:tcMar>
+          </w:tcPr>
+          <w:p>
+            <w:pPr>
+              <w:pStyle w:val="Normal"/>
+              <w:spacing w:lineRule="exact" w:line="268" w:before="0" w:after="0"/>
+              <w:jc w:val="start"/>
+              <w:rPr/>
+            </w:pPr>
+            <w:r>
+              <w:rPr>
+                <w:rFonts w:eastAsia="Calibri" w:cs="Calibri"/>
+                <w:b w:val="false"/>
+                <w:bCs w:val="false"/>
+                <w:i w:val="false"/>
+                <w:iCs w:val="false"/>
+                <w:color w:val="1A1A1A"/>
+                <w:sz w:val="15"/>
+                <w:szCs w:val="15"/>
+              </w:rPr>
+              <w:t>13005 Greenville Ave, Dallas 75243 · 469-925-1436</w:t>
+            </w:r>
+          </w:p>
+        </w:tc>
+      </w:tr>
+      <w:tr>
+        <w:trPr/>
+        <w:tc>
+          <w:tcPr>
+            <w:tcW w:w="3650" w:type="dxa"/>
+            <w:tcBorders>
+              <w:top w:val="single" w:sz="4" w:space="0" w:color="9DB1C7"/>
+              <w:start w:val="single" w:sz="4" w:space="0" w:color="9DB1C7"/>
+              <w:bottom w:val="single" w:sz="4" w:space="0" w:color="9DB1C7"/>
+              <w:end w:val="single" w:sz="4" w:space="0" w:color="9DB1C7"/>
+            </w:tcBorders>
+            <w:shd w:color="auto" w:fill="EAF0F6" w:val="clear"/>
+            <w:tcMar>
+              <w:top w:w="55" w:type="dxa"/>
+              <w:bottom w:w="55" w:type="dxa"/>
+            </w:tcMar>
+          </w:tcPr>
+          <w:p>
+            <w:pPr>
+              <w:pStyle w:val="Normal"/>
+              <w:spacing w:lineRule="exact" w:line="268" w:before="0" w:after="0"/>
+              <w:jc w:val="start"/>
+              <w:rPr/>
+            </w:pPr>
+            <w:r>
+              <w:rPr>
+                <w:rFonts w:eastAsia="Calibri" w:cs="Calibri"/>
+                <w:b/>
+                <w:bCs/>
+                <w:i w:val="false"/>
+                <w:iCs w:val="false"/>
+                <w:color w:val="3E5871"/>
+                <w:sz w:val="15"/>
+                <w:szCs w:val="15"/>
+              </w:rPr>
+              <w:t>González Funeral Home &amp; Crematory</w:t>
+            </w:r>
+          </w:p>
+        </w:tc>
+        <w:tc>
+          <w:tcPr>
+            <w:tcW w:w="5709" w:type="dxa"/>
+            <w:tcBorders>
+              <w:top w:val="single" w:sz="4" w:space="0" w:color="9DB1C7"/>
+              <w:start w:val="single" w:sz="4" w:space="0" w:color="9DB1C7"/>
+              <w:bottom w:val="single" w:sz="4" w:space="0" w:color="9DB1C7"/>
+              <w:end w:val="single" w:sz="4" w:space="0" w:color="9DB1C7"/>
+            </w:tcBorders>
+            <w:tcMar>
+              <w:top w:w="55" w:type="dxa"/>
+              <w:bottom w:w="55" w:type="dxa"/>
+            </w:tcMar>
+          </w:tcPr>
+          <w:p>
+            <w:pPr>
+              <w:pStyle w:val="Normal"/>
+              <w:spacing w:lineRule="exact" w:line="268" w:before="0" w:after="0"/>
+              <w:jc w:val="start"/>
+              <w:rPr/>
+            </w:pPr>
+            <w:r>
+              <w:rPr>
+                <w:rFonts w:eastAsia="Calibri" w:cs="Calibri"/>
+                <w:b w:val="false"/>
+                <w:bCs w:val="false"/>
+                <w:i w:val="false"/>
+                <w:iCs w:val="false"/>
+                <w:color w:val="1A1A1A"/>
+                <w:sz w:val="15"/>
+                <w:szCs w:val="15"/>
+              </w:rPr>
+              <w:t>3050 N Stemmons Fwy, Dallas 75247 · 214-630-5341</w:t>
+            </w:r>
+          </w:p>
+        </w:tc>
+      </w:tr>
+      <w:tr>
+        <w:trPr/>
+        <w:tc>
+          <w:tcPr>
+            <w:tcW w:w="3650" w:type="dxa"/>
+            <w:tcBorders>
+              <w:top w:val="single" w:sz="4" w:space="0" w:color="9DB1C7"/>
+              <w:start w:val="single" w:sz="4" w:space="0" w:color="9DB1C7"/>
+              <w:bottom w:val="single" w:sz="4" w:space="0" w:color="9DB1C7"/>
+              <w:end w:val="single" w:sz="4" w:space="0" w:color="9DB1C7"/>
+            </w:tcBorders>
+            <w:shd w:color="auto" w:fill="EAF0F6" w:val="clear"/>
+            <w:tcMar>
+              <w:top w:w="55" w:type="dxa"/>
+              <w:bottom w:w="55" w:type="dxa"/>
+            </w:tcMar>
+          </w:tcPr>
+          <w:p>
+            <w:pPr>
+              <w:pStyle w:val="Normal"/>
+              <w:spacing w:lineRule="exact" w:line="268" w:before="0" w:after="0"/>
+              <w:jc w:val="start"/>
+              <w:rPr/>
+            </w:pPr>
+            <w:r>
+              <w:rPr>
+                <w:rFonts w:eastAsia="Calibri" w:cs="Calibri"/>
+                <w:b/>
+                <w:bCs/>
+                <w:i w:val="false"/>
+                <w:iCs w:val="false"/>
+                <w:color w:val="3E5871"/>
+                <w:sz w:val="15"/>
+                <w:szCs w:val="15"/>
+              </w:rPr>
+              <w:t>Grove Hill Funeral Home &amp; Memorial Park</w:t>
+            </w:r>
+          </w:p>
+        </w:tc>
+        <w:tc>
+          <w:tcPr>
+            <w:tcW w:w="5709" w:type="dxa"/>
+            <w:tcBorders>
+              <w:top w:val="single" w:sz="4" w:space="0" w:color="9DB1C7"/>
+              <w:start w:val="single" w:sz="4" w:space="0" w:color="9DB1C7"/>
+              <w:bottom w:val="single" w:sz="4" w:space="0" w:color="9DB1C7"/>
+              <w:end w:val="single" w:sz="4" w:space="0" w:color="9DB1C7"/>
+            </w:tcBorders>
+            <w:tcMar>
+              <w:top w:w="55" w:type="dxa"/>
+              <w:bottom w:w="55" w:type="dxa"/>
+            </w:tcMar>
+          </w:tcPr>
+          <w:p>
+            <w:pPr>
+              <w:pStyle w:val="Normal"/>
+              <w:spacing w:lineRule="exact" w:line="268" w:before="0" w:after="0"/>
+              <w:jc w:val="start"/>
+              <w:rPr/>
+            </w:pPr>
+            <w:r>
+              <w:rPr>
+                <w:rFonts w:eastAsia="Calibri" w:cs="Calibri"/>
+                <w:b w:val="false"/>
+                <w:bCs w:val="false"/>
+                <w:i w:val="false"/>
+                <w:iCs w:val="false"/>
+                <w:color w:val="1A1A1A"/>
+                <w:sz w:val="15"/>
+                <w:szCs w:val="15"/>
+              </w:rPr>
+              <w:t>3920 Samuell Blvd, Dallas 75228 · 214-388-8887</w:t>
+            </w:r>
+          </w:p>
+        </w:tc>
+      </w:tr>
+      <w:tr>
+        <w:trPr/>
+        <w:tc>
+          <w:tcPr>
+            <w:tcW w:w="3650" w:type="dxa"/>
+            <w:tcBorders>
+              <w:top w:val="single" w:sz="4" w:space="0" w:color="9DB1C7"/>
+              <w:start w:val="single" w:sz="4" w:space="0" w:color="9DB1C7"/>
+              <w:bottom w:val="single" w:sz="4" w:space="0" w:color="9DB1C7"/>
+              <w:end w:val="single" w:sz="4" w:space="0" w:color="9DB1C7"/>
+            </w:tcBorders>
+            <w:shd w:color="auto" w:fill="EAF0F6" w:val="clear"/>
+            <w:tcMar>
+              <w:top w:w="55" w:type="dxa"/>
+              <w:bottom w:w="55" w:type="dxa"/>
+            </w:tcMar>
+          </w:tcPr>
+          <w:p>
+            <w:pPr>
+              <w:pStyle w:val="Normal"/>
+              <w:spacing w:lineRule="exact" w:line="268" w:before="0" w:after="0"/>
+              <w:jc w:val="start"/>
+              <w:rPr/>
+            </w:pPr>
+            <w:r>
+              <w:rPr>
+                <w:rFonts w:eastAsia="Calibri" w:cs="Calibri"/>
+                <w:b/>
+                <w:bCs/>
+                <w:i w:val="false"/>
+                <w:iCs w:val="false"/>
+                <w:color w:val="3E5871"/>
+                <w:sz w:val="15"/>
+                <w:szCs w:val="15"/>
+              </w:rPr>
+              <w:t>Golden Gate Funeral Home</w:t>
+            </w:r>
+          </w:p>
+        </w:tc>
+        <w:tc>
+          <w:tcPr>
+            <w:tcW w:w="5709" w:type="dxa"/>
+            <w:tcBorders>
+              <w:top w:val="single" w:sz="4" w:space="0" w:color="9DB1C7"/>
+              <w:start w:val="single" w:sz="4" w:space="0" w:color="9DB1C7"/>
+              <w:bottom w:val="single" w:sz="4" w:space="0" w:color="9DB1C7"/>
+              <w:end w:val="single" w:sz="4" w:space="0" w:color="9DB1C7"/>
+            </w:tcBorders>
+            <w:tcMar>
+              <w:top w:w="55" w:type="dxa"/>
+              <w:bottom w:w="55" w:type="dxa"/>
+            </w:tcMar>
+          </w:tcPr>
+          <w:p>
+            <w:pPr>
+              <w:pStyle w:val="Normal"/>
+              <w:spacing w:lineRule="exact" w:line="268" w:before="0" w:after="0"/>
+              <w:jc w:val="start"/>
+              <w:rPr/>
+            </w:pPr>
+            <w:r>
+              <w:rPr>
+                <w:rFonts w:eastAsia="Calibri" w:cs="Calibri"/>
+                <w:b w:val="false"/>
+                <w:bCs w:val="false"/>
+                <w:i w:val="false"/>
+                <w:iCs w:val="false"/>
+                <w:color w:val="1A1A1A"/>
+                <w:sz w:val="15"/>
+                <w:szCs w:val="15"/>
+              </w:rPr>
+              <w:t>4155 S R.L. Thornton Fwy, Dallas 75224 · 214-941-7332</w:t>
+            </w:r>
+          </w:p>
+        </w:tc>
+      </w:tr>
+    </w:tbl>
+    <w:p>
+      <w:pPr>
+        <w:pStyle w:val="Normal"/>
+        <w:keepNext w:val="true"/>
+        <w:spacing w:before="140" w:after="60"/>
+        <w:rPr/>
+      </w:pPr>
+      <w:r>
+        <w:rPr>
+          <w:rFonts w:eastAsia="Calibri" w:cs="Calibri"/>
+          <w:b/>
+          <w:bCs/>
+          <w:i w:val="false"/>
+          <w:iCs w:val="false"/>
+          <w:color w:val="3E5871"/>
+          <w:sz w:val="21"/>
+          <w:szCs w:val="21"/>
+        </w:rPr>
+        <w:t>Elder-law &amp; estate attorneys</w:t>
+      </w:r>
+    </w:p>
+    <w:tbl>
+      <w:tblPr>
+        <w:tblW w:w="9360" w:type="dxa"/>
+        <w:jc w:val="start"/>
+        <w:tblInd w:w="0" w:type="dxa"/>
+        <w:tblLayout w:type="fixed"/>
+        <w:tblCellMar>
+          <w:top w:w="50" w:type="dxa"/>
+          <w:start w:w="100" w:type="dxa"/>
+          <w:bottom w:w="50" w:type="dxa"/>
+          <w:end w:w="100" w:type="dxa"/>
+        </w:tblCellMar>
+      </w:tblPr>
+      <w:tblGrid>
+        <w:gridCol w:w="3650"/>
+        <w:gridCol w:w="5709"/>
+      </w:tblGrid>
+      <w:tr>
+        <w:trPr>
+          <w:tblHeader w:val="true"/>
+        </w:trPr>
+        <w:tc>
+          <w:tcPr>
+            <w:tcW w:w="3650" w:type="dxa"/>
+            <w:tcBorders>
+              <w:top w:val="single" w:sz="4" w:space="0" w:color="9DB1C7"/>
+              <w:start w:val="single" w:sz="4" w:space="0" w:color="9DB1C7"/>
+              <w:bottom w:val="single" w:sz="4" w:space="0" w:color="9DB1C7"/>
+              <w:end w:val="single" w:sz="4" w:space="0" w:color="9DB1C7"/>
+            </w:tcBorders>
+            <w:shd w:fill="3E5871" w:val="clear"/>
+          </w:tcPr>
+          <w:p>
+            <w:pPr>
+              <w:pStyle w:val="Normal"/>
+              <w:spacing w:lineRule="exact" w:line="268" w:before="0" w:after="0"/>
+              <w:jc w:val="start"/>
+              <w:rPr/>
+            </w:pPr>
+            <w:r>
+              <w:rPr>
+                <w:rFonts w:eastAsia="Calibri" w:cs="Calibri"/>
+                <w:b/>
+                <w:bCs/>
+                <w:i w:val="false"/>
+                <w:iCs w:val="false"/>
+                <w:color w:val="FFFFFF"/>
+                <w:sz w:val="16"/>
+                <w:szCs w:val="16"/>
+              </w:rPr>
+              <w:t>Resource</w:t>
+            </w:r>
+          </w:p>
+        </w:tc>
+        <w:tc>
+          <w:tcPr>
+            <w:tcW w:w="5709" w:type="dxa"/>
+            <w:tcBorders>
+              <w:top w:val="single" w:sz="4" w:space="0" w:color="9DB1C7"/>
+              <w:start w:val="single" w:sz="4" w:space="0" w:color="9DB1C7"/>
+              <w:bottom w:val="single" w:sz="4" w:space="0" w:color="9DB1C7"/>
+              <w:end w:val="single" w:sz="4" w:space="0" w:color="9DB1C7"/>
+            </w:tcBorders>
+            <w:shd w:fill="3E5871" w:val="clear"/>
+          </w:tcPr>
+          <w:p>
+            <w:pPr>
+              <w:pStyle w:val="Normal"/>
+              <w:spacing w:lineRule="exact" w:line="268" w:before="0" w:after="0"/>
+              <w:jc w:val="start"/>
+              <w:rPr/>
+            </w:pPr>
+            <w:r>
+              <w:rPr>
+                <w:rFonts w:eastAsia="Calibri" w:cs="Calibri"/>
+                <w:b/>
+                <w:bCs/>
+                <w:i w:val="false"/>
+                <w:iCs w:val="false"/>
+                <w:color w:val="FFFFFF"/>
+                <w:sz w:val="16"/>
+                <w:szCs w:val="16"/>
+              </w:rPr>
+              <w:t>Phone · website · notes</w:t>
+            </w:r>
+          </w:p>
+        </w:tc>
+      </w:tr>
+      <w:tr>
+        <w:trPr/>
+        <w:tc>
+          <w:tcPr>
+            <w:tcW w:w="3650" w:type="dxa"/>
+            <w:tcBorders>
+              <w:top w:val="single" w:sz="4" w:space="0" w:color="9DB1C7"/>
+              <w:start w:val="single" w:sz="4" w:space="0" w:color="9DB1C7"/>
+              <w:bottom w:val="single" w:sz="4" w:space="0" w:color="9DB1C7"/>
+              <w:end w:val="single" w:sz="4" w:space="0" w:color="9DB1C7"/>
+            </w:tcBorders>
+            <w:shd w:color="auto" w:fill="EAF0F6" w:val="clear"/>
+            <w:tcMar>
+              <w:top w:w="55" w:type="dxa"/>
+              <w:bottom w:w="55" w:type="dxa"/>
+            </w:tcMar>
+          </w:tcPr>
+          <w:p>
+            <w:pPr>
+              <w:pStyle w:val="Normal"/>
+              <w:spacing w:lineRule="exact" w:line="268" w:before="0" w:after="0"/>
+              <w:jc w:val="start"/>
+              <w:rPr/>
+            </w:pPr>
+            <w:r>
+              <w:rPr>
+                <w:rFonts w:eastAsia="Calibri" w:cs="Calibri"/>
+                <w:b/>
+                <w:bCs/>
+                <w:i w:val="false"/>
+                <w:iCs w:val="false"/>
+                <w:color w:val="3E5871"/>
+                <w:sz w:val="15"/>
+                <w:szCs w:val="15"/>
+              </w:rPr>
+              <w:t>Michael B. Cohen &amp; Associates</w:t>
+            </w:r>
+          </w:p>
+        </w:tc>
+        <w:tc>
+          <w:tcPr>
+            <w:tcW w:w="5709" w:type="dxa"/>
+            <w:tcBorders>
+              <w:top w:val="single" w:sz="4" w:space="0" w:color="9DB1C7"/>
+              <w:start w:val="single" w:sz="4" w:space="0" w:color="9DB1C7"/>
+              <w:bottom w:val="single" w:sz="4" w:space="0" w:color="9DB1C7"/>
+              <w:end w:val="single" w:sz="4" w:space="0" w:color="9DB1C7"/>
+            </w:tcBorders>
+            <w:tcMar>
+              <w:top w:w="55" w:type="dxa"/>
+              <w:bottom w:w="55" w:type="dxa"/>
+            </w:tcMar>
+          </w:tcPr>
+          <w:p>
+            <w:pPr>
+              <w:pStyle w:val="Normal"/>
+              <w:spacing w:lineRule="exact" w:line="268" w:before="0" w:after="0"/>
+              <w:jc w:val="start"/>
+              <w:rPr/>
+            </w:pPr>
+            <w:r>
+              <w:rPr>
+                <w:rFonts w:eastAsia="Calibri" w:cs="Calibri"/>
+                <w:b w:val="false"/>
+                <w:bCs w:val="false"/>
+                <w:i w:val="false"/>
+                <w:iCs w:val="false"/>
+                <w:color w:val="1A1A1A"/>
+                <w:sz w:val="15"/>
+                <w:szCs w:val="15"/>
+              </w:rPr>
+              <w:t>12201 Merit Dr Ste 230, Dallas 75251 · 214-720-0102</w:t>
+            </w:r>
+          </w:p>
+        </w:tc>
+      </w:tr>
+      <w:tr>
+        <w:trPr/>
+        <w:tc>
+          <w:tcPr>
+            <w:tcW w:w="3650" w:type="dxa"/>
+            <w:tcBorders>
+              <w:top w:val="single" w:sz="4" w:space="0" w:color="9DB1C7"/>
+              <w:start w:val="single" w:sz="4" w:space="0" w:color="9DB1C7"/>
+              <w:bottom w:val="single" w:sz="4" w:space="0" w:color="9DB1C7"/>
+              <w:end w:val="single" w:sz="4" w:space="0" w:color="9DB1C7"/>
+            </w:tcBorders>
+            <w:shd w:color="auto" w:fill="EAF0F6" w:val="clear"/>
+            <w:tcMar>
+              <w:top w:w="55" w:type="dxa"/>
+              <w:bottom w:w="55" w:type="dxa"/>
+            </w:tcMar>
+          </w:tcPr>
+          <w:p>
+            <w:pPr>
+              <w:pStyle w:val="Normal"/>
+              <w:spacing w:lineRule="exact" w:line="268" w:before="0" w:after="0"/>
+              <w:jc w:val="start"/>
+              <w:rPr/>
+            </w:pPr>
+            <w:r>
+              <w:rPr>
+                <w:rFonts w:eastAsia="Calibri" w:cs="Calibri"/>
+                <w:b/>
+                <w:bCs/>
+                <w:i w:val="false"/>
+                <w:iCs w:val="false"/>
+                <w:color w:val="3E5871"/>
+                <w:sz w:val="15"/>
+                <w:szCs w:val="15"/>
+              </w:rPr>
+              <w:t>McNair Dallas Law</w:t>
+            </w:r>
+          </w:p>
+        </w:tc>
+        <w:tc>
+          <w:tcPr>
+            <w:tcW w:w="5709" w:type="dxa"/>
+            <w:tcBorders>
+              <w:top w:val="single" w:sz="4" w:space="0" w:color="9DB1C7"/>
+              <w:start w:val="single" w:sz="4" w:space="0" w:color="9DB1C7"/>
+              <w:bottom w:val="single" w:sz="4" w:space="0" w:color="9DB1C7"/>
+              <w:end w:val="single" w:sz="4" w:space="0" w:color="9DB1C7"/>
+            </w:tcBorders>
+            <w:tcMar>
+              <w:top w:w="55" w:type="dxa"/>
+              <w:bottom w:w="55" w:type="dxa"/>
+            </w:tcMar>
+          </w:tcPr>
+          <w:p>
+            <w:pPr>
+              <w:pStyle w:val="Normal"/>
+              <w:spacing w:lineRule="exact" w:line="268" w:before="0" w:after="0"/>
+              <w:jc w:val="start"/>
+              <w:rPr/>
+            </w:pPr>
+            <w:r>
+              <w:rPr>
+                <w:rFonts w:eastAsia="Calibri" w:cs="Calibri"/>
+                <w:b w:val="false"/>
+                <w:bCs w:val="false"/>
+                <w:i w:val="false"/>
+                <w:iCs w:val="false"/>
+                <w:color w:val="1A1A1A"/>
+                <w:sz w:val="15"/>
+                <w:szCs w:val="15"/>
+              </w:rPr>
+              <w:t>5050 Quorum Dr Ste 700, Dallas 75254 · 469-210-8371</w:t>
+            </w:r>
+          </w:p>
+        </w:tc>
+      </w:tr>
+      <w:tr>
+        <w:trPr/>
+        <w:tc>
+          <w:tcPr>
+            <w:tcW w:w="3650" w:type="dxa"/>
+            <w:tcBorders>
+              <w:top w:val="single" w:sz="4" w:space="0" w:color="9DB1C7"/>
+              <w:start w:val="single" w:sz="4" w:space="0" w:color="9DB1C7"/>
+              <w:bottom w:val="single" w:sz="4" w:space="0" w:color="9DB1C7"/>
+              <w:end w:val="single" w:sz="4" w:space="0" w:color="9DB1C7"/>
+            </w:tcBorders>
+            <w:shd w:color="auto" w:fill="EAF0F6" w:val="clear"/>
+            <w:tcMar>
+              <w:top w:w="55" w:type="dxa"/>
+              <w:bottom w:w="55" w:type="dxa"/>
+            </w:tcMar>
+          </w:tcPr>
+          <w:p>
+            <w:pPr>
+              <w:pStyle w:val="Normal"/>
+              <w:spacing w:lineRule="exact" w:line="268" w:before="0" w:after="0"/>
+              <w:jc w:val="start"/>
+              <w:rPr/>
+            </w:pPr>
+            <w:r>
+              <w:rPr>
+                <w:rFonts w:eastAsia="Calibri" w:cs="Calibri"/>
+                <w:b/>
+                <w:bCs/>
+                <w:i w:val="false"/>
+                <w:iCs w:val="false"/>
+                <w:color w:val="3E5871"/>
+                <w:sz w:val="15"/>
+                <w:szCs w:val="15"/>
+              </w:rPr>
+              <w:t>Wendy Whiteman Law</w:t>
+            </w:r>
+          </w:p>
+        </w:tc>
+        <w:tc>
+          <w:tcPr>
+            <w:tcW w:w="5709" w:type="dxa"/>
+            <w:tcBorders>
+              <w:top w:val="single" w:sz="4" w:space="0" w:color="9DB1C7"/>
+              <w:start w:val="single" w:sz="4" w:space="0" w:color="9DB1C7"/>
+              <w:bottom w:val="single" w:sz="4" w:space="0" w:color="9DB1C7"/>
+              <w:end w:val="single" w:sz="4" w:space="0" w:color="9DB1C7"/>
+            </w:tcBorders>
+            <w:tcMar>
+              <w:top w:w="55" w:type="dxa"/>
+              <w:bottom w:w="55" w:type="dxa"/>
+            </w:tcMar>
+          </w:tcPr>
+          <w:p>
+            <w:pPr>
+              <w:pStyle w:val="Normal"/>
+              <w:spacing w:lineRule="exact" w:line="268" w:before="0" w:after="0"/>
+              <w:jc w:val="start"/>
+              <w:rPr/>
+            </w:pPr>
+            <w:r>
+              <w:rPr>
+                <w:rFonts w:eastAsia="Calibri" w:cs="Calibri"/>
+                <w:b w:val="false"/>
+                <w:bCs w:val="false"/>
+                <w:i w:val="false"/>
+                <w:iCs w:val="false"/>
+                <w:color w:val="1A1A1A"/>
+                <w:sz w:val="15"/>
+                <w:szCs w:val="15"/>
+              </w:rPr>
+              <w:t>2626 Cole Ave Ste 300, Dallas 75204 · 214-210-2928</w:t>
+            </w:r>
+          </w:p>
+        </w:tc>
+      </w:tr>
+      <w:tr>
+        <w:trPr/>
+        <w:tc>
+          <w:tcPr>
+            <w:tcW w:w="3650" w:type="dxa"/>
+            <w:tcBorders>
+              <w:top w:val="single" w:sz="4" w:space="0" w:color="9DB1C7"/>
+              <w:start w:val="single" w:sz="4" w:space="0" w:color="9DB1C7"/>
+              <w:bottom w:val="single" w:sz="4" w:space="0" w:color="9DB1C7"/>
+              <w:end w:val="single" w:sz="4" w:space="0" w:color="9DB1C7"/>
+            </w:tcBorders>
+            <w:shd w:color="auto" w:fill="EAF0F6" w:val="clear"/>
+            <w:tcMar>
+              <w:top w:w="55" w:type="dxa"/>
+              <w:bottom w:w="55" w:type="dxa"/>
+            </w:tcMar>
+          </w:tcPr>
+          <w:p>
+            <w:pPr>
+              <w:pStyle w:val="Normal"/>
+              <w:spacing w:lineRule="exact" w:line="268" w:before="0" w:after="0"/>
+              <w:jc w:val="start"/>
+              <w:rPr/>
+            </w:pPr>
+            <w:r>
+              <w:rPr>
+                <w:rFonts w:eastAsia="Calibri" w:cs="Calibri"/>
+                <w:b/>
+                <w:bCs/>
+                <w:i w:val="false"/>
+                <w:iCs w:val="false"/>
+                <w:color w:val="3E5871"/>
+                <w:sz w:val="15"/>
+                <w:szCs w:val="15"/>
+              </w:rPr>
+              <w:t>The Vermillion Law Firm LLC</w:t>
+            </w:r>
+          </w:p>
+        </w:tc>
+        <w:tc>
+          <w:tcPr>
+            <w:tcW w:w="5709" w:type="dxa"/>
+            <w:tcBorders>
+              <w:top w:val="single" w:sz="4" w:space="0" w:color="9DB1C7"/>
+              <w:start w:val="single" w:sz="4" w:space="0" w:color="9DB1C7"/>
+              <w:bottom w:val="single" w:sz="4" w:space="0" w:color="9DB1C7"/>
+              <w:end w:val="single" w:sz="4" w:space="0" w:color="9DB1C7"/>
+            </w:tcBorders>
+            <w:tcMar>
+              <w:top w:w="55" w:type="dxa"/>
+              <w:bottom w:w="55" w:type="dxa"/>
+            </w:tcMar>
+          </w:tcPr>
+          <w:p>
+            <w:pPr>
+              <w:pStyle w:val="Normal"/>
+              <w:spacing w:lineRule="exact" w:line="268" w:before="0" w:after="0"/>
+              <w:jc w:val="start"/>
+              <w:rPr/>
+            </w:pPr>
+            <w:r>
+              <w:rPr>
+                <w:rFonts w:eastAsia="Calibri" w:cs="Calibri"/>
+                <w:b w:val="false"/>
+                <w:bCs w:val="false"/>
+                <w:i w:val="false"/>
+                <w:iCs w:val="false"/>
+                <w:color w:val="1A1A1A"/>
+                <w:sz w:val="15"/>
+                <w:szCs w:val="15"/>
+              </w:rPr>
+              <w:t>12655 N Central Expy #250, Dallas 75251 · 972-386-4560</w:t>
+            </w:r>
+          </w:p>
+        </w:tc>
+      </w:tr>
+    </w:tbl>
+    <w:p>
+      <w:pPr>
+        <w:pStyle w:val="Normal"/>
+        <w:keepNext w:val="true"/>
+        <w:spacing w:before="140" w:after="60"/>
+        <w:rPr/>
+      </w:pPr>
+      <w:r>
+        <w:rPr>
+          <w:rFonts w:eastAsia="Calibri" w:cs="Calibri"/>
+          <w:b/>
+          <w:bCs/>
+          <w:i w:val="false"/>
+          <w:iCs w:val="false"/>
+          <w:color w:val="3E5871"/>
+          <w:sz w:val="21"/>
+          <w:szCs w:val="21"/>
+        </w:rPr>
+        <w:t>Geriatric care managers &amp; senior placement</w:t>
+      </w:r>
+    </w:p>
+    <w:tbl>
+      <w:tblPr>
+        <w:tblW w:w="9360" w:type="dxa"/>
+        <w:jc w:val="start"/>
+        <w:tblInd w:w="0" w:type="dxa"/>
+        <w:tblLayout w:type="fixed"/>
+        <w:tblCellMar>
+          <w:top w:w="50" w:type="dxa"/>
+          <w:start w:w="100" w:type="dxa"/>
+          <w:bottom w:w="50" w:type="dxa"/>
+          <w:end w:w="100" w:type="dxa"/>
+        </w:tblCellMar>
+      </w:tblPr>
+      <w:tblGrid>
+        <w:gridCol w:w="3650"/>
+        <w:gridCol w:w="5709"/>
+      </w:tblGrid>
+      <w:tr>
+        <w:trPr>
+          <w:tblHeader w:val="true"/>
+        </w:trPr>
+        <w:tc>
+          <w:tcPr>
+            <w:tcW w:w="3650" w:type="dxa"/>
+            <w:tcBorders>
+              <w:top w:val="single" w:sz="4" w:space="0" w:color="9DB1C7"/>
+              <w:start w:val="single" w:sz="4" w:space="0" w:color="9DB1C7"/>
+              <w:bottom w:val="single" w:sz="4" w:space="0" w:color="9DB1C7"/>
+              <w:end w:val="single" w:sz="4" w:space="0" w:color="9DB1C7"/>
+            </w:tcBorders>
+            <w:shd w:fill="3E5871" w:val="clear"/>
+          </w:tcPr>
+          <w:p>
+            <w:pPr>
+              <w:pStyle w:val="Normal"/>
+              <w:spacing w:lineRule="exact" w:line="268" w:before="0" w:after="0"/>
+              <w:jc w:val="start"/>
+              <w:rPr/>
+            </w:pPr>
+            <w:r>
+              <w:rPr>
+                <w:rFonts w:eastAsia="Calibri" w:cs="Calibri"/>
+                <w:b/>
+                <w:bCs/>
+                <w:i w:val="false"/>
+                <w:iCs w:val="false"/>
+                <w:color w:val="FFFFFF"/>
+                <w:sz w:val="16"/>
+                <w:szCs w:val="16"/>
+              </w:rPr>
+              <w:t>Resource</w:t>
+            </w:r>
+          </w:p>
+        </w:tc>
+        <w:tc>
+          <w:tcPr>
+            <w:tcW w:w="5709" w:type="dxa"/>
+            <w:tcBorders>
+              <w:top w:val="single" w:sz="4" w:space="0" w:color="9DB1C7"/>
+              <w:start w:val="single" w:sz="4" w:space="0" w:color="9DB1C7"/>
+              <w:bottom w:val="single" w:sz="4" w:space="0" w:color="9DB1C7"/>
+              <w:end w:val="single" w:sz="4" w:space="0" w:color="9DB1C7"/>
+            </w:tcBorders>
+            <w:shd w:fill="3E5871" w:val="clear"/>
+          </w:tcPr>
+          <w:p>
+            <w:pPr>
+              <w:pStyle w:val="Normal"/>
+              <w:spacing w:lineRule="exact" w:line="268" w:before="0" w:after="0"/>
+              <w:jc w:val="start"/>
+              <w:rPr/>
+            </w:pPr>
+            <w:r>
+              <w:rPr>
+                <w:rFonts w:eastAsia="Calibri" w:cs="Calibri"/>
+                <w:b/>
+                <w:bCs/>
+                <w:i w:val="false"/>
+                <w:iCs w:val="false"/>
+                <w:color w:val="FFFFFF"/>
+                <w:sz w:val="16"/>
+                <w:szCs w:val="16"/>
+              </w:rPr>
+              <w:t>Phone · website · notes</w:t>
+            </w:r>
+          </w:p>
+        </w:tc>
+      </w:tr>
+      <w:tr>
+        <w:trPr/>
+        <w:tc>
+          <w:tcPr>
+            <w:tcW w:w="3650" w:type="dxa"/>
+            <w:tcBorders>
+              <w:top w:val="single" w:sz="4" w:space="0" w:color="9DB1C7"/>
+              <w:start w:val="single" w:sz="4" w:space="0" w:color="9DB1C7"/>
+              <w:bottom w:val="single" w:sz="4" w:space="0" w:color="9DB1C7"/>
+              <w:end w:val="single" w:sz="4" w:space="0" w:color="9DB1C7"/>
+            </w:tcBorders>
+            <w:shd w:color="auto" w:fill="EAF0F6" w:val="clear"/>
+            <w:tcMar>
+              <w:top w:w="55" w:type="dxa"/>
+              <w:bottom w:w="55" w:type="dxa"/>
+            </w:tcMar>
+          </w:tcPr>
+          <w:p>
+            <w:pPr>
+              <w:pStyle w:val="Normal"/>
+              <w:spacing w:lineRule="exact" w:line="268" w:before="0" w:after="0"/>
+              <w:jc w:val="start"/>
+              <w:rPr/>
+            </w:pPr>
+            <w:r>
+              <w:rPr>
+                <w:rFonts w:eastAsia="Calibri" w:cs="Calibri"/>
+                <w:b/>
+                <w:bCs/>
+                <w:i w:val="false"/>
+                <w:iCs w:val="false"/>
+                <w:color w:val="3E5871"/>
+                <w:sz w:val="15"/>
+                <w:szCs w:val="15"/>
+              </w:rPr>
+              <w:t>Senior Care Dallas — Aging Gracefully</w:t>
+            </w:r>
+          </w:p>
+        </w:tc>
+        <w:tc>
+          <w:tcPr>
+            <w:tcW w:w="5709" w:type="dxa"/>
+            <w:tcBorders>
+              <w:top w:val="single" w:sz="4" w:space="0" w:color="9DB1C7"/>
+              <w:start w:val="single" w:sz="4" w:space="0" w:color="9DB1C7"/>
+              <w:bottom w:val="single" w:sz="4" w:space="0" w:color="9DB1C7"/>
+              <w:end w:val="single" w:sz="4" w:space="0" w:color="9DB1C7"/>
+            </w:tcBorders>
+            <w:tcMar>
+              <w:top w:w="55" w:type="dxa"/>
+              <w:bottom w:w="55" w:type="dxa"/>
+            </w:tcMar>
+          </w:tcPr>
+          <w:p>
+            <w:pPr>
+              <w:pStyle w:val="Normal"/>
+              <w:spacing w:lineRule="exact" w:line="268" w:before="0" w:after="0"/>
+              <w:jc w:val="start"/>
+              <w:rPr/>
+            </w:pPr>
+            <w:r>
+              <w:rPr>
+                <w:rFonts w:eastAsia="Calibri" w:cs="Calibri"/>
+                <w:b w:val="false"/>
+                <w:bCs w:val="false"/>
+                <w:i w:val="false"/>
+                <w:iCs w:val="false"/>
+                <w:color w:val="1A1A1A"/>
+                <w:sz w:val="15"/>
+                <w:szCs w:val="15"/>
+              </w:rPr>
+              <w:t>10611 Garland Rd #218B, Dallas 75218 · 972-222-1500</w:t>
+            </w:r>
+          </w:p>
+        </w:tc>
+      </w:tr>
+      <w:tr>
+        <w:trPr/>
+        <w:tc>
+          <w:tcPr>
+            <w:tcW w:w="3650" w:type="dxa"/>
+            <w:tcBorders>
+              <w:top w:val="single" w:sz="4" w:space="0" w:color="9DB1C7"/>
+              <w:start w:val="single" w:sz="4" w:space="0" w:color="9DB1C7"/>
+              <w:bottom w:val="single" w:sz="4" w:space="0" w:color="9DB1C7"/>
+              <w:end w:val="single" w:sz="4" w:space="0" w:color="9DB1C7"/>
+            </w:tcBorders>
+            <w:shd w:color="auto" w:fill="EAF0F6" w:val="clear"/>
+            <w:tcMar>
+              <w:top w:w="55" w:type="dxa"/>
+              <w:bottom w:w="55" w:type="dxa"/>
+            </w:tcMar>
+          </w:tcPr>
+          <w:p>
+            <w:pPr>
+              <w:pStyle w:val="Normal"/>
+              <w:spacing w:lineRule="exact" w:line="268" w:before="0" w:after="0"/>
+              <w:jc w:val="start"/>
+              <w:rPr/>
+            </w:pPr>
+            <w:r>
+              <w:rPr>
+                <w:rFonts w:eastAsia="Calibri" w:cs="Calibri"/>
+                <w:b/>
+                <w:bCs/>
+                <w:i w:val="false"/>
+                <w:iCs w:val="false"/>
+                <w:color w:val="3E5871"/>
+                <w:sz w:val="15"/>
+                <w:szCs w:val="15"/>
+              </w:rPr>
+              <w:t>Caring With Grace, LLC</w:t>
+            </w:r>
+          </w:p>
+        </w:tc>
+        <w:tc>
+          <w:tcPr>
+            <w:tcW w:w="5709" w:type="dxa"/>
+            <w:tcBorders>
+              <w:top w:val="single" w:sz="4" w:space="0" w:color="9DB1C7"/>
+              <w:start w:val="single" w:sz="4" w:space="0" w:color="9DB1C7"/>
+              <w:bottom w:val="single" w:sz="4" w:space="0" w:color="9DB1C7"/>
+              <w:end w:val="single" w:sz="4" w:space="0" w:color="9DB1C7"/>
+            </w:tcBorders>
+            <w:tcMar>
+              <w:top w:w="55" w:type="dxa"/>
+              <w:bottom w:w="55" w:type="dxa"/>
+            </w:tcMar>
+          </w:tcPr>
+          <w:p>
+            <w:pPr>
+              <w:pStyle w:val="Normal"/>
+              <w:spacing w:lineRule="exact" w:line="268" w:before="0" w:after="0"/>
+              <w:jc w:val="start"/>
+              <w:rPr/>
+            </w:pPr>
+            <w:r>
+              <w:rPr>
+                <w:rFonts w:eastAsia="Calibri" w:cs="Calibri"/>
+                <w:b w:val="false"/>
+                <w:bCs w:val="false"/>
+                <w:i w:val="false"/>
+                <w:iCs w:val="false"/>
+                <w:color w:val="1A1A1A"/>
+                <w:sz w:val="15"/>
+                <w:szCs w:val="15"/>
+              </w:rPr>
+              <w:t>6310 LBJ Fwy Ste 219, Dallas 75240 · 214-775-9969</w:t>
+            </w:r>
+          </w:p>
+        </w:tc>
+      </w:tr>
+    </w:tbl>
+    <w:p>
+      <w:pPr>
+        <w:pStyle w:val="Normal"/>
+        <w:shd w:val="clear" w:color="auto" w:fill="1F3A5F"/>
+        <w:spacing w:before="240" w:after="170"/>
+        <w:rPr/>
+      </w:pPr>
+      <w:r>
+        <w:rPr>
+          <w:rFonts w:eastAsia="Calibri" w:cs="Calibri"/>
+          <w:b/>
+          <w:bCs/>
+          <w:i w:val="false"/>
+          <w:iCs w:val="false"/>
+          <w:color w:val="FFFFFF"/>
+          <w:sz w:val="30"/>
+          <w:szCs w:val="30"/>
+        </w:rPr>
+        <w:t xml:space="preserve">  </w:t>
+      </w:r>
+      <w:r>
+        <w:rPr>
+          <w:rFonts w:eastAsia="Calibri" w:cs="Calibri"/>
+          <w:b/>
+          <w:bCs/>
+          <w:i w:val="false"/>
+          <w:iCs w:val="false"/>
+          <w:color w:val="FFFFFF"/>
+          <w:sz w:val="30"/>
+          <w:szCs w:val="30"/>
+        </w:rPr>
+        <w:t xml:space="preserve">Referral Target List — San Antonio Metro (Verified Named Partners)  </w:t>
+      </w:r>
+    </w:p>
+    <w:p>
+      <w:pPr>
+        <w:pStyle w:val="Normal"/>
+        <w:keepNext w:val="true"/>
+        <w:spacing w:before="140" w:after="60"/>
+        <w:rPr/>
+      </w:pPr>
+      <w:r>
+        <w:rPr>
+          <w:rFonts w:eastAsia="Calibri" w:cs="Calibri"/>
+          <w:b/>
+          <w:bCs/>
+          <w:i w:val="false"/>
+          <w:iCs w:val="false"/>
+          <w:color w:val="3E5871"/>
+          <w:sz w:val="21"/>
+          <w:szCs w:val="21"/>
+        </w:rPr>
+        <w:t>Hospitals (discharge planning / case management)</w:t>
+      </w:r>
+    </w:p>
+    <w:tbl>
+      <w:tblPr>
+        <w:tblW w:w="9360" w:type="dxa"/>
+        <w:jc w:val="start"/>
+        <w:tblInd w:w="0" w:type="dxa"/>
+        <w:tblLayout w:type="fixed"/>
+        <w:tblCellMar>
+          <w:top w:w="50" w:type="dxa"/>
+          <w:start w:w="100" w:type="dxa"/>
+          <w:bottom w:w="50" w:type="dxa"/>
+          <w:end w:w="100" w:type="dxa"/>
+        </w:tblCellMar>
+      </w:tblPr>
+      <w:tblGrid>
+        <w:gridCol w:w="3650"/>
+        <w:gridCol w:w="5709"/>
+      </w:tblGrid>
+      <w:tr>
+        <w:trPr>
+          <w:tblHeader w:val="true"/>
+        </w:trPr>
+        <w:tc>
+          <w:tcPr>
+            <w:tcW w:w="3650" w:type="dxa"/>
+            <w:tcBorders>
+              <w:top w:val="single" w:sz="4" w:space="0" w:color="9DB1C7"/>
+              <w:start w:val="single" w:sz="4" w:space="0" w:color="9DB1C7"/>
+              <w:bottom w:val="single" w:sz="4" w:space="0" w:color="9DB1C7"/>
+              <w:end w:val="single" w:sz="4" w:space="0" w:color="9DB1C7"/>
+            </w:tcBorders>
+            <w:shd w:fill="3E5871" w:val="clear"/>
+          </w:tcPr>
+          <w:p>
+            <w:pPr>
+              <w:pStyle w:val="Normal"/>
+              <w:spacing w:lineRule="exact" w:line="268" w:before="0" w:after="0"/>
+              <w:jc w:val="start"/>
+              <w:rPr/>
+            </w:pPr>
+            <w:r>
+              <w:rPr>
+                <w:rFonts w:eastAsia="Calibri" w:cs="Calibri"/>
+                <w:b/>
+                <w:bCs/>
+                <w:i w:val="false"/>
+                <w:iCs w:val="false"/>
+                <w:color w:val="FFFFFF"/>
+                <w:sz w:val="16"/>
+                <w:szCs w:val="16"/>
+              </w:rPr>
+              <w:t>Resource</w:t>
+            </w:r>
+          </w:p>
+        </w:tc>
+        <w:tc>
+          <w:tcPr>
+            <w:tcW w:w="5709" w:type="dxa"/>
+            <w:tcBorders>
+              <w:top w:val="single" w:sz="4" w:space="0" w:color="9DB1C7"/>
+              <w:start w:val="single" w:sz="4" w:space="0" w:color="9DB1C7"/>
+              <w:bottom w:val="single" w:sz="4" w:space="0" w:color="9DB1C7"/>
+              <w:end w:val="single" w:sz="4" w:space="0" w:color="9DB1C7"/>
+            </w:tcBorders>
+            <w:shd w:fill="3E5871" w:val="clear"/>
+          </w:tcPr>
+          <w:p>
+            <w:pPr>
+              <w:pStyle w:val="Normal"/>
+              <w:spacing w:lineRule="exact" w:line="268" w:before="0" w:after="0"/>
+              <w:jc w:val="start"/>
+              <w:rPr/>
+            </w:pPr>
+            <w:r>
+              <w:rPr>
+                <w:rFonts w:eastAsia="Calibri" w:cs="Calibri"/>
+                <w:b/>
+                <w:bCs/>
+                <w:i w:val="false"/>
+                <w:iCs w:val="false"/>
+                <w:color w:val="FFFFFF"/>
+                <w:sz w:val="16"/>
+                <w:szCs w:val="16"/>
+              </w:rPr>
+              <w:t>Phone · website · notes</w:t>
+            </w:r>
+          </w:p>
+        </w:tc>
+      </w:tr>
+      <w:tr>
+        <w:trPr/>
+        <w:tc>
+          <w:tcPr>
+            <w:tcW w:w="3650" w:type="dxa"/>
+            <w:tcBorders>
+              <w:top w:val="single" w:sz="4" w:space="0" w:color="9DB1C7"/>
+              <w:start w:val="single" w:sz="4" w:space="0" w:color="9DB1C7"/>
+              <w:bottom w:val="single" w:sz="4" w:space="0" w:color="9DB1C7"/>
+              <w:end w:val="single" w:sz="4" w:space="0" w:color="9DB1C7"/>
+            </w:tcBorders>
+            <w:shd w:color="auto" w:fill="EAF0F6" w:val="clear"/>
+            <w:tcMar>
+              <w:top w:w="55" w:type="dxa"/>
+              <w:bottom w:w="55" w:type="dxa"/>
+            </w:tcMar>
+          </w:tcPr>
+          <w:p>
+            <w:pPr>
+              <w:pStyle w:val="Normal"/>
+              <w:spacing w:lineRule="exact" w:line="268" w:before="0" w:after="0"/>
+              <w:jc w:val="start"/>
+              <w:rPr/>
+            </w:pPr>
+            <w:r>
+              <w:rPr>
+                <w:rFonts w:eastAsia="Calibri" w:cs="Calibri"/>
+                <w:b/>
+                <w:bCs/>
+                <w:i w:val="false"/>
+                <w:iCs w:val="false"/>
+                <w:color w:val="3E5871"/>
+                <w:sz w:val="15"/>
+                <w:szCs w:val="15"/>
+              </w:rPr>
+              <w:t>Methodist Hospital</w:t>
+            </w:r>
+          </w:p>
+        </w:tc>
+        <w:tc>
+          <w:tcPr>
+            <w:tcW w:w="5709" w:type="dxa"/>
+            <w:tcBorders>
+              <w:top w:val="single" w:sz="4" w:space="0" w:color="9DB1C7"/>
+              <w:start w:val="single" w:sz="4" w:space="0" w:color="9DB1C7"/>
+              <w:bottom w:val="single" w:sz="4" w:space="0" w:color="9DB1C7"/>
+              <w:end w:val="single" w:sz="4" w:space="0" w:color="9DB1C7"/>
+            </w:tcBorders>
+            <w:tcMar>
+              <w:top w:w="55" w:type="dxa"/>
+              <w:bottom w:w="55" w:type="dxa"/>
+            </w:tcMar>
+          </w:tcPr>
+          <w:p>
+            <w:pPr>
+              <w:pStyle w:val="Normal"/>
+              <w:spacing w:lineRule="exact" w:line="268" w:before="0" w:after="0"/>
+              <w:jc w:val="start"/>
+              <w:rPr/>
+            </w:pPr>
+            <w:r>
+              <w:rPr>
+                <w:rFonts w:eastAsia="Calibri" w:cs="Calibri"/>
+                <w:b w:val="false"/>
+                <w:bCs w:val="false"/>
+                <w:i w:val="false"/>
+                <w:iCs w:val="false"/>
+                <w:color w:val="1A1A1A"/>
+                <w:sz w:val="15"/>
+                <w:szCs w:val="15"/>
+              </w:rPr>
+              <w:t>7700 Floyd Curl Dr, San Antonio 78229 · 210-575-4000</w:t>
+            </w:r>
+          </w:p>
+        </w:tc>
+      </w:tr>
+      <w:tr>
+        <w:trPr/>
+        <w:tc>
+          <w:tcPr>
+            <w:tcW w:w="3650" w:type="dxa"/>
+            <w:tcBorders>
+              <w:top w:val="single" w:sz="4" w:space="0" w:color="9DB1C7"/>
+              <w:start w:val="single" w:sz="4" w:space="0" w:color="9DB1C7"/>
+              <w:bottom w:val="single" w:sz="4" w:space="0" w:color="9DB1C7"/>
+              <w:end w:val="single" w:sz="4" w:space="0" w:color="9DB1C7"/>
+            </w:tcBorders>
+            <w:shd w:color="auto" w:fill="EAF0F6" w:val="clear"/>
+            <w:tcMar>
+              <w:top w:w="55" w:type="dxa"/>
+              <w:bottom w:w="55" w:type="dxa"/>
+            </w:tcMar>
+          </w:tcPr>
+          <w:p>
+            <w:pPr>
+              <w:pStyle w:val="Normal"/>
+              <w:spacing w:lineRule="exact" w:line="268" w:before="0" w:after="0"/>
+              <w:jc w:val="start"/>
+              <w:rPr/>
+            </w:pPr>
+            <w:r>
+              <w:rPr>
+                <w:rFonts w:eastAsia="Calibri" w:cs="Calibri"/>
+                <w:b/>
+                <w:bCs/>
+                <w:i w:val="false"/>
+                <w:iCs w:val="false"/>
+                <w:color w:val="3E5871"/>
+                <w:sz w:val="15"/>
+                <w:szCs w:val="15"/>
+              </w:rPr>
+              <w:t>University Health — University Hospital</w:t>
+            </w:r>
+          </w:p>
+        </w:tc>
+        <w:tc>
+          <w:tcPr>
+            <w:tcW w:w="5709" w:type="dxa"/>
+            <w:tcBorders>
+              <w:top w:val="single" w:sz="4" w:space="0" w:color="9DB1C7"/>
+              <w:start w:val="single" w:sz="4" w:space="0" w:color="9DB1C7"/>
+              <w:bottom w:val="single" w:sz="4" w:space="0" w:color="9DB1C7"/>
+              <w:end w:val="single" w:sz="4" w:space="0" w:color="9DB1C7"/>
+            </w:tcBorders>
+            <w:tcMar>
+              <w:top w:w="55" w:type="dxa"/>
+              <w:bottom w:w="55" w:type="dxa"/>
+            </w:tcMar>
+          </w:tcPr>
+          <w:p>
+            <w:pPr>
+              <w:pStyle w:val="Normal"/>
+              <w:spacing w:lineRule="exact" w:line="268" w:before="0" w:after="0"/>
+              <w:jc w:val="start"/>
+              <w:rPr/>
+            </w:pPr>
+            <w:r>
+              <w:rPr>
+                <w:rFonts w:eastAsia="Calibri" w:cs="Calibri"/>
+                <w:b w:val="false"/>
+                <w:bCs w:val="false"/>
+                <w:i w:val="false"/>
+                <w:iCs w:val="false"/>
+                <w:color w:val="1A1A1A"/>
+                <w:sz w:val="15"/>
+                <w:szCs w:val="15"/>
+              </w:rPr>
+              <w:t>4502 Medical Dr, San Antonio 78229 · 210-358-4000</w:t>
+            </w:r>
+          </w:p>
+        </w:tc>
+      </w:tr>
+      <w:tr>
+        <w:trPr/>
+        <w:tc>
+          <w:tcPr>
+            <w:tcW w:w="3650" w:type="dxa"/>
+            <w:tcBorders>
+              <w:top w:val="single" w:sz="4" w:space="0" w:color="9DB1C7"/>
+              <w:start w:val="single" w:sz="4" w:space="0" w:color="9DB1C7"/>
+              <w:bottom w:val="single" w:sz="4" w:space="0" w:color="9DB1C7"/>
+              <w:end w:val="single" w:sz="4" w:space="0" w:color="9DB1C7"/>
+            </w:tcBorders>
+            <w:shd w:color="auto" w:fill="EAF0F6" w:val="clear"/>
+            <w:tcMar>
+              <w:top w:w="55" w:type="dxa"/>
+              <w:bottom w:w="55" w:type="dxa"/>
+            </w:tcMar>
+          </w:tcPr>
+          <w:p>
+            <w:pPr>
+              <w:pStyle w:val="Normal"/>
+              <w:spacing w:lineRule="exact" w:line="268" w:before="0" w:after="0"/>
+              <w:jc w:val="start"/>
+              <w:rPr/>
+            </w:pPr>
+            <w:r>
+              <w:rPr>
+                <w:rFonts w:eastAsia="Calibri" w:cs="Calibri"/>
+                <w:b/>
+                <w:bCs/>
+                <w:i w:val="false"/>
+                <w:iCs w:val="false"/>
+                <w:color w:val="3E5871"/>
+                <w:sz w:val="15"/>
+                <w:szCs w:val="15"/>
+              </w:rPr>
+              <w:t>Methodist Hospital Metropolitan</w:t>
+            </w:r>
+          </w:p>
+        </w:tc>
+        <w:tc>
+          <w:tcPr>
+            <w:tcW w:w="5709" w:type="dxa"/>
+            <w:tcBorders>
+              <w:top w:val="single" w:sz="4" w:space="0" w:color="9DB1C7"/>
+              <w:start w:val="single" w:sz="4" w:space="0" w:color="9DB1C7"/>
+              <w:bottom w:val="single" w:sz="4" w:space="0" w:color="9DB1C7"/>
+              <w:end w:val="single" w:sz="4" w:space="0" w:color="9DB1C7"/>
+            </w:tcBorders>
+            <w:tcMar>
+              <w:top w:w="55" w:type="dxa"/>
+              <w:bottom w:w="55" w:type="dxa"/>
+            </w:tcMar>
+          </w:tcPr>
+          <w:p>
+            <w:pPr>
+              <w:pStyle w:val="Normal"/>
+              <w:spacing w:lineRule="exact" w:line="268" w:before="0" w:after="0"/>
+              <w:jc w:val="start"/>
+              <w:rPr/>
+            </w:pPr>
+            <w:r>
+              <w:rPr>
+                <w:rFonts w:eastAsia="Calibri" w:cs="Calibri"/>
+                <w:b w:val="false"/>
+                <w:bCs w:val="false"/>
+                <w:i w:val="false"/>
+                <w:iCs w:val="false"/>
+                <w:color w:val="1A1A1A"/>
+                <w:sz w:val="15"/>
+                <w:szCs w:val="15"/>
+              </w:rPr>
+              <w:t>1310 McCullough Ave, San Antonio 78212 · 210-757-2200</w:t>
+            </w:r>
+          </w:p>
+        </w:tc>
+      </w:tr>
+      <w:tr>
+        <w:trPr/>
+        <w:tc>
+          <w:tcPr>
+            <w:tcW w:w="3650" w:type="dxa"/>
+            <w:tcBorders>
+              <w:top w:val="single" w:sz="4" w:space="0" w:color="9DB1C7"/>
+              <w:start w:val="single" w:sz="4" w:space="0" w:color="9DB1C7"/>
+              <w:bottom w:val="single" w:sz="4" w:space="0" w:color="9DB1C7"/>
+              <w:end w:val="single" w:sz="4" w:space="0" w:color="9DB1C7"/>
+            </w:tcBorders>
+            <w:shd w:color="auto" w:fill="EAF0F6" w:val="clear"/>
+            <w:tcMar>
+              <w:top w:w="55" w:type="dxa"/>
+              <w:bottom w:w="55" w:type="dxa"/>
+            </w:tcMar>
+          </w:tcPr>
+          <w:p>
+            <w:pPr>
+              <w:pStyle w:val="Normal"/>
+              <w:spacing w:lineRule="exact" w:line="268" w:before="0" w:after="0"/>
+              <w:jc w:val="start"/>
+              <w:rPr/>
+            </w:pPr>
+            <w:r>
+              <w:rPr>
+                <w:rFonts w:eastAsia="Calibri" w:cs="Calibri"/>
+                <w:b/>
+                <w:bCs/>
+                <w:i w:val="false"/>
+                <w:iCs w:val="false"/>
+                <w:color w:val="3E5871"/>
+                <w:sz w:val="15"/>
+                <w:szCs w:val="15"/>
+              </w:rPr>
+              <w:t>Baptist Medical Center</w:t>
+            </w:r>
+          </w:p>
+        </w:tc>
+        <w:tc>
+          <w:tcPr>
+            <w:tcW w:w="5709" w:type="dxa"/>
+            <w:tcBorders>
+              <w:top w:val="single" w:sz="4" w:space="0" w:color="9DB1C7"/>
+              <w:start w:val="single" w:sz="4" w:space="0" w:color="9DB1C7"/>
+              <w:bottom w:val="single" w:sz="4" w:space="0" w:color="9DB1C7"/>
+              <w:end w:val="single" w:sz="4" w:space="0" w:color="9DB1C7"/>
+            </w:tcBorders>
+            <w:tcMar>
+              <w:top w:w="55" w:type="dxa"/>
+              <w:bottom w:w="55" w:type="dxa"/>
+            </w:tcMar>
+          </w:tcPr>
+          <w:p>
+            <w:pPr>
+              <w:pStyle w:val="Normal"/>
+              <w:spacing w:lineRule="exact" w:line="268" w:before="0" w:after="0"/>
+              <w:jc w:val="start"/>
+              <w:rPr/>
+            </w:pPr>
+            <w:r>
+              <w:rPr>
+                <w:rFonts w:eastAsia="Calibri" w:cs="Calibri"/>
+                <w:b w:val="false"/>
+                <w:bCs w:val="false"/>
+                <w:i w:val="false"/>
+                <w:iCs w:val="false"/>
+                <w:color w:val="1A1A1A"/>
+                <w:sz w:val="15"/>
+                <w:szCs w:val="15"/>
+              </w:rPr>
+              <w:t>111 Dallas St, San Antonio 78205 · 210-297-7000</w:t>
+            </w:r>
+          </w:p>
+        </w:tc>
+      </w:tr>
+      <w:tr>
+        <w:trPr/>
+        <w:tc>
+          <w:tcPr>
+            <w:tcW w:w="3650" w:type="dxa"/>
+            <w:tcBorders>
+              <w:top w:val="single" w:sz="4" w:space="0" w:color="9DB1C7"/>
+              <w:start w:val="single" w:sz="4" w:space="0" w:color="9DB1C7"/>
+              <w:bottom w:val="single" w:sz="4" w:space="0" w:color="9DB1C7"/>
+              <w:end w:val="single" w:sz="4" w:space="0" w:color="9DB1C7"/>
+            </w:tcBorders>
+            <w:shd w:color="auto" w:fill="EAF0F6" w:val="clear"/>
+            <w:tcMar>
+              <w:top w:w="55" w:type="dxa"/>
+              <w:bottom w:w="55" w:type="dxa"/>
+            </w:tcMar>
+          </w:tcPr>
+          <w:p>
+            <w:pPr>
+              <w:pStyle w:val="Normal"/>
+              <w:spacing w:lineRule="exact" w:line="268" w:before="0" w:after="0"/>
+              <w:jc w:val="start"/>
+              <w:rPr/>
+            </w:pPr>
+            <w:r>
+              <w:rPr>
+                <w:rFonts w:eastAsia="Calibri" w:cs="Calibri"/>
+                <w:b/>
+                <w:bCs/>
+                <w:i w:val="false"/>
+                <w:iCs w:val="false"/>
+                <w:color w:val="3E5871"/>
+                <w:sz w:val="15"/>
+                <w:szCs w:val="15"/>
+              </w:rPr>
+              <w:t>Northeast Baptist Hospital</w:t>
+            </w:r>
+          </w:p>
+        </w:tc>
+        <w:tc>
+          <w:tcPr>
+            <w:tcW w:w="5709" w:type="dxa"/>
+            <w:tcBorders>
+              <w:top w:val="single" w:sz="4" w:space="0" w:color="9DB1C7"/>
+              <w:start w:val="single" w:sz="4" w:space="0" w:color="9DB1C7"/>
+              <w:bottom w:val="single" w:sz="4" w:space="0" w:color="9DB1C7"/>
+              <w:end w:val="single" w:sz="4" w:space="0" w:color="9DB1C7"/>
+            </w:tcBorders>
+            <w:tcMar>
+              <w:top w:w="55" w:type="dxa"/>
+              <w:bottom w:w="55" w:type="dxa"/>
+            </w:tcMar>
+          </w:tcPr>
+          <w:p>
+            <w:pPr>
+              <w:pStyle w:val="Normal"/>
+              <w:spacing w:lineRule="exact" w:line="268" w:before="0" w:after="0"/>
+              <w:jc w:val="start"/>
+              <w:rPr/>
+            </w:pPr>
+            <w:r>
+              <w:rPr>
+                <w:rFonts w:eastAsia="Calibri" w:cs="Calibri"/>
+                <w:b w:val="false"/>
+                <w:bCs w:val="false"/>
+                <w:i w:val="false"/>
+                <w:iCs w:val="false"/>
+                <w:color w:val="1A1A1A"/>
+                <w:sz w:val="15"/>
+                <w:szCs w:val="15"/>
+              </w:rPr>
+              <w:t>8811 Village Dr, San Antonio 78217 · 210-297-2000</w:t>
+            </w:r>
+          </w:p>
+        </w:tc>
+      </w:tr>
+    </w:tbl>
+    <w:p>
+      <w:pPr>
+        <w:pStyle w:val="Normal"/>
+        <w:keepNext w:val="true"/>
+        <w:spacing w:before="140" w:after="60"/>
+        <w:rPr/>
+      </w:pPr>
+      <w:r>
+        <w:rPr>
+          <w:rFonts w:eastAsia="Calibri" w:cs="Calibri"/>
+          <w:b/>
+          <w:bCs/>
+          <w:i w:val="false"/>
+          <w:iCs w:val="false"/>
+          <w:color w:val="3E5871"/>
+          <w:sz w:val="21"/>
+          <w:szCs w:val="21"/>
+        </w:rPr>
+        <w:t>Skilled nursing &amp; rehabilitation facilities</w:t>
+      </w:r>
+    </w:p>
+    <w:tbl>
+      <w:tblPr>
+        <w:tblW w:w="9360" w:type="dxa"/>
+        <w:jc w:val="start"/>
+        <w:tblInd w:w="0" w:type="dxa"/>
+        <w:tblLayout w:type="fixed"/>
+        <w:tblCellMar>
+          <w:top w:w="50" w:type="dxa"/>
+          <w:start w:w="100" w:type="dxa"/>
+          <w:bottom w:w="50" w:type="dxa"/>
+          <w:end w:w="100" w:type="dxa"/>
+        </w:tblCellMar>
+      </w:tblPr>
+      <w:tblGrid>
+        <w:gridCol w:w="3650"/>
+        <w:gridCol w:w="5709"/>
+      </w:tblGrid>
+      <w:tr>
+        <w:trPr>
+          <w:tblHeader w:val="true"/>
+        </w:trPr>
+        <w:tc>
+          <w:tcPr>
+            <w:tcW w:w="3650" w:type="dxa"/>
+            <w:tcBorders>
+              <w:top w:val="single" w:sz="4" w:space="0" w:color="9DB1C7"/>
+              <w:start w:val="single" w:sz="4" w:space="0" w:color="9DB1C7"/>
+              <w:bottom w:val="single" w:sz="4" w:space="0" w:color="9DB1C7"/>
+              <w:end w:val="single" w:sz="4" w:space="0" w:color="9DB1C7"/>
+            </w:tcBorders>
+            <w:shd w:fill="3E5871" w:val="clear"/>
+          </w:tcPr>
+          <w:p>
+            <w:pPr>
+              <w:pStyle w:val="Normal"/>
+              <w:spacing w:lineRule="exact" w:line="268" w:before="0" w:after="0"/>
+              <w:jc w:val="start"/>
+              <w:rPr/>
+            </w:pPr>
+            <w:r>
+              <w:rPr>
+                <w:rFonts w:eastAsia="Calibri" w:cs="Calibri"/>
+                <w:b/>
+                <w:bCs/>
+                <w:i w:val="false"/>
+                <w:iCs w:val="false"/>
+                <w:color w:val="FFFFFF"/>
+                <w:sz w:val="16"/>
+                <w:szCs w:val="16"/>
+              </w:rPr>
+              <w:t>Resource</w:t>
+            </w:r>
+          </w:p>
+        </w:tc>
+        <w:tc>
+          <w:tcPr>
+            <w:tcW w:w="5709" w:type="dxa"/>
+            <w:tcBorders>
+              <w:top w:val="single" w:sz="4" w:space="0" w:color="9DB1C7"/>
+              <w:start w:val="single" w:sz="4" w:space="0" w:color="9DB1C7"/>
+              <w:bottom w:val="single" w:sz="4" w:space="0" w:color="9DB1C7"/>
+              <w:end w:val="single" w:sz="4" w:space="0" w:color="9DB1C7"/>
+            </w:tcBorders>
+            <w:shd w:fill="3E5871" w:val="clear"/>
+          </w:tcPr>
+          <w:p>
+            <w:pPr>
+              <w:pStyle w:val="Normal"/>
+              <w:spacing w:lineRule="exact" w:line="268" w:before="0" w:after="0"/>
+              <w:jc w:val="start"/>
+              <w:rPr/>
+            </w:pPr>
+            <w:r>
+              <w:rPr>
+                <w:rFonts w:eastAsia="Calibri" w:cs="Calibri"/>
+                <w:b/>
+                <w:bCs/>
+                <w:i w:val="false"/>
+                <w:iCs w:val="false"/>
+                <w:color w:val="FFFFFF"/>
+                <w:sz w:val="16"/>
+                <w:szCs w:val="16"/>
+              </w:rPr>
+              <w:t>Phone · website · notes</w:t>
+            </w:r>
+          </w:p>
+        </w:tc>
+      </w:tr>
+      <w:tr>
+        <w:trPr/>
+        <w:tc>
+          <w:tcPr>
+            <w:tcW w:w="3650" w:type="dxa"/>
+            <w:tcBorders>
+              <w:top w:val="single" w:sz="4" w:space="0" w:color="9DB1C7"/>
+              <w:start w:val="single" w:sz="4" w:space="0" w:color="9DB1C7"/>
+              <w:bottom w:val="single" w:sz="4" w:space="0" w:color="9DB1C7"/>
+              <w:end w:val="single" w:sz="4" w:space="0" w:color="9DB1C7"/>
+            </w:tcBorders>
+            <w:shd w:color="auto" w:fill="EAF0F6" w:val="clear"/>
+            <w:tcMar>
+              <w:top w:w="55" w:type="dxa"/>
+              <w:bottom w:w="55" w:type="dxa"/>
+            </w:tcMar>
+          </w:tcPr>
+          <w:p>
+            <w:pPr>
+              <w:pStyle w:val="Normal"/>
+              <w:spacing w:lineRule="exact" w:line="268" w:before="0" w:after="0"/>
+              <w:jc w:val="start"/>
+              <w:rPr/>
+            </w:pPr>
+            <w:r>
+              <w:rPr>
+                <w:rFonts w:eastAsia="Calibri" w:cs="Calibri"/>
+                <w:b/>
+                <w:bCs/>
+                <w:i w:val="false"/>
+                <w:iCs w:val="false"/>
+                <w:color w:val="3E5871"/>
+                <w:sz w:val="15"/>
+                <w:szCs w:val="15"/>
+              </w:rPr>
+              <w:t>Mystic Park Nursing &amp; Rehabilitation Center</w:t>
+            </w:r>
+          </w:p>
+        </w:tc>
+        <w:tc>
+          <w:tcPr>
+            <w:tcW w:w="5709" w:type="dxa"/>
+            <w:tcBorders>
+              <w:top w:val="single" w:sz="4" w:space="0" w:color="9DB1C7"/>
+              <w:start w:val="single" w:sz="4" w:space="0" w:color="9DB1C7"/>
+              <w:bottom w:val="single" w:sz="4" w:space="0" w:color="9DB1C7"/>
+              <w:end w:val="single" w:sz="4" w:space="0" w:color="9DB1C7"/>
+            </w:tcBorders>
+            <w:tcMar>
+              <w:top w:w="55" w:type="dxa"/>
+              <w:bottom w:w="55" w:type="dxa"/>
+            </w:tcMar>
+          </w:tcPr>
+          <w:p>
+            <w:pPr>
+              <w:pStyle w:val="Normal"/>
+              <w:spacing w:lineRule="exact" w:line="268" w:before="0" w:after="0"/>
+              <w:jc w:val="start"/>
+              <w:rPr/>
+            </w:pPr>
+            <w:r>
+              <w:rPr>
+                <w:rFonts w:eastAsia="Calibri" w:cs="Calibri"/>
+                <w:b w:val="false"/>
+                <w:bCs w:val="false"/>
+                <w:i w:val="false"/>
+                <w:iCs w:val="false"/>
+                <w:color w:val="1A1A1A"/>
+                <w:sz w:val="15"/>
+                <w:szCs w:val="15"/>
+              </w:rPr>
+              <w:t>8503 Mystic Park, San Antonio 78254 · 210-256-0906</w:t>
+            </w:r>
+          </w:p>
+        </w:tc>
+      </w:tr>
+      <w:tr>
+        <w:trPr/>
+        <w:tc>
+          <w:tcPr>
+            <w:tcW w:w="3650" w:type="dxa"/>
+            <w:tcBorders>
+              <w:top w:val="single" w:sz="4" w:space="0" w:color="9DB1C7"/>
+              <w:start w:val="single" w:sz="4" w:space="0" w:color="9DB1C7"/>
+              <w:bottom w:val="single" w:sz="4" w:space="0" w:color="9DB1C7"/>
+              <w:end w:val="single" w:sz="4" w:space="0" w:color="9DB1C7"/>
+            </w:tcBorders>
+            <w:shd w:color="auto" w:fill="EAF0F6" w:val="clear"/>
+            <w:tcMar>
+              <w:top w:w="55" w:type="dxa"/>
+              <w:bottom w:w="55" w:type="dxa"/>
+            </w:tcMar>
+          </w:tcPr>
+          <w:p>
+            <w:pPr>
+              <w:pStyle w:val="Normal"/>
+              <w:spacing w:lineRule="exact" w:line="268" w:before="0" w:after="0"/>
+              <w:jc w:val="start"/>
+              <w:rPr/>
+            </w:pPr>
+            <w:r>
+              <w:rPr>
+                <w:rFonts w:eastAsia="Calibri" w:cs="Calibri"/>
+                <w:b/>
+                <w:bCs/>
+                <w:i w:val="false"/>
+                <w:iCs w:val="false"/>
+                <w:color w:val="3E5871"/>
+                <w:sz w:val="15"/>
+                <w:szCs w:val="15"/>
+              </w:rPr>
+              <w:t>Lakeside Nursing &amp; Rehabilitation Center</w:t>
+            </w:r>
+          </w:p>
+        </w:tc>
+        <w:tc>
+          <w:tcPr>
+            <w:tcW w:w="5709" w:type="dxa"/>
+            <w:tcBorders>
+              <w:top w:val="single" w:sz="4" w:space="0" w:color="9DB1C7"/>
+              <w:start w:val="single" w:sz="4" w:space="0" w:color="9DB1C7"/>
+              <w:bottom w:val="single" w:sz="4" w:space="0" w:color="9DB1C7"/>
+              <w:end w:val="single" w:sz="4" w:space="0" w:color="9DB1C7"/>
+            </w:tcBorders>
+            <w:tcMar>
+              <w:top w:w="55" w:type="dxa"/>
+              <w:bottom w:w="55" w:type="dxa"/>
+            </w:tcMar>
+          </w:tcPr>
+          <w:p>
+            <w:pPr>
+              <w:pStyle w:val="Normal"/>
+              <w:spacing w:lineRule="exact" w:line="268" w:before="0" w:after="0"/>
+              <w:jc w:val="start"/>
+              <w:rPr/>
+            </w:pPr>
+            <w:r>
+              <w:rPr>
+                <w:rFonts w:eastAsia="Calibri" w:cs="Calibri"/>
+                <w:b w:val="false"/>
+                <w:bCs w:val="false"/>
+                <w:i w:val="false"/>
+                <w:iCs w:val="false"/>
+                <w:color w:val="1A1A1A"/>
+                <w:sz w:val="15"/>
+                <w:szCs w:val="15"/>
+              </w:rPr>
+              <w:t>8707 Lakeside Pkwy, San Antonio 78245 · 210-510-3200</w:t>
+            </w:r>
+          </w:p>
+        </w:tc>
+      </w:tr>
+      <w:tr>
+        <w:trPr/>
+        <w:tc>
+          <w:tcPr>
+            <w:tcW w:w="3650" w:type="dxa"/>
+            <w:tcBorders>
+              <w:top w:val="single" w:sz="4" w:space="0" w:color="9DB1C7"/>
+              <w:start w:val="single" w:sz="4" w:space="0" w:color="9DB1C7"/>
+              <w:bottom w:val="single" w:sz="4" w:space="0" w:color="9DB1C7"/>
+              <w:end w:val="single" w:sz="4" w:space="0" w:color="9DB1C7"/>
+            </w:tcBorders>
+            <w:shd w:color="auto" w:fill="EAF0F6" w:val="clear"/>
+            <w:tcMar>
+              <w:top w:w="55" w:type="dxa"/>
+              <w:bottom w:w="55" w:type="dxa"/>
+            </w:tcMar>
+          </w:tcPr>
+          <w:p>
+            <w:pPr>
+              <w:pStyle w:val="Normal"/>
+              <w:spacing w:lineRule="exact" w:line="268" w:before="0" w:after="0"/>
+              <w:jc w:val="start"/>
+              <w:rPr/>
+            </w:pPr>
+            <w:r>
+              <w:rPr>
+                <w:rFonts w:eastAsia="Calibri" w:cs="Calibri"/>
+                <w:b/>
+                <w:bCs/>
+                <w:i w:val="false"/>
+                <w:iCs w:val="false"/>
+                <w:color w:val="3E5871"/>
+                <w:sz w:val="15"/>
+                <w:szCs w:val="15"/>
+              </w:rPr>
+              <w:t>Pecan Valley Rehabilitation &amp; Healthcare Center</w:t>
+            </w:r>
+          </w:p>
+        </w:tc>
+        <w:tc>
+          <w:tcPr>
+            <w:tcW w:w="5709" w:type="dxa"/>
+            <w:tcBorders>
+              <w:top w:val="single" w:sz="4" w:space="0" w:color="9DB1C7"/>
+              <w:start w:val="single" w:sz="4" w:space="0" w:color="9DB1C7"/>
+              <w:bottom w:val="single" w:sz="4" w:space="0" w:color="9DB1C7"/>
+              <w:end w:val="single" w:sz="4" w:space="0" w:color="9DB1C7"/>
+            </w:tcBorders>
+            <w:tcMar>
+              <w:top w:w="55" w:type="dxa"/>
+              <w:bottom w:w="55" w:type="dxa"/>
+            </w:tcMar>
+          </w:tcPr>
+          <w:p>
+            <w:pPr>
+              <w:pStyle w:val="Normal"/>
+              <w:spacing w:lineRule="exact" w:line="268" w:before="0" w:after="0"/>
+              <w:jc w:val="start"/>
+              <w:rPr/>
+            </w:pPr>
+            <w:r>
+              <w:rPr>
+                <w:rFonts w:eastAsia="Calibri" w:cs="Calibri"/>
+                <w:b w:val="false"/>
+                <w:bCs w:val="false"/>
+                <w:i w:val="false"/>
+                <w:iCs w:val="false"/>
+                <w:color w:val="1A1A1A"/>
+                <w:sz w:val="15"/>
+                <w:szCs w:val="15"/>
+              </w:rPr>
+              <w:t>3838 E Southcross, San Antonio 78222 · 210-581-2273</w:t>
+            </w:r>
+          </w:p>
+        </w:tc>
+      </w:tr>
+      <w:tr>
+        <w:trPr/>
+        <w:tc>
+          <w:tcPr>
+            <w:tcW w:w="3650" w:type="dxa"/>
+            <w:tcBorders>
+              <w:top w:val="single" w:sz="4" w:space="0" w:color="9DB1C7"/>
+              <w:start w:val="single" w:sz="4" w:space="0" w:color="9DB1C7"/>
+              <w:bottom w:val="single" w:sz="4" w:space="0" w:color="9DB1C7"/>
+              <w:end w:val="single" w:sz="4" w:space="0" w:color="9DB1C7"/>
+            </w:tcBorders>
+            <w:shd w:color="auto" w:fill="EAF0F6" w:val="clear"/>
+            <w:tcMar>
+              <w:top w:w="55" w:type="dxa"/>
+              <w:bottom w:w="55" w:type="dxa"/>
+            </w:tcMar>
+          </w:tcPr>
+          <w:p>
+            <w:pPr>
+              <w:pStyle w:val="Normal"/>
+              <w:spacing w:lineRule="exact" w:line="268" w:before="0" w:after="0"/>
+              <w:jc w:val="start"/>
+              <w:rPr/>
+            </w:pPr>
+            <w:r>
+              <w:rPr>
+                <w:rFonts w:eastAsia="Calibri" w:cs="Calibri"/>
+                <w:b/>
+                <w:bCs/>
+                <w:i w:val="false"/>
+                <w:iCs w:val="false"/>
+                <w:color w:val="3E5871"/>
+                <w:sz w:val="15"/>
+                <w:szCs w:val="15"/>
+              </w:rPr>
+              <w:t>Huebner Creek Health &amp; Rehabilitation Center</w:t>
+            </w:r>
+          </w:p>
+        </w:tc>
+        <w:tc>
+          <w:tcPr>
+            <w:tcW w:w="5709" w:type="dxa"/>
+            <w:tcBorders>
+              <w:top w:val="single" w:sz="4" w:space="0" w:color="9DB1C7"/>
+              <w:start w:val="single" w:sz="4" w:space="0" w:color="9DB1C7"/>
+              <w:bottom w:val="single" w:sz="4" w:space="0" w:color="9DB1C7"/>
+              <w:end w:val="single" w:sz="4" w:space="0" w:color="9DB1C7"/>
+            </w:tcBorders>
+            <w:tcMar>
+              <w:top w:w="55" w:type="dxa"/>
+              <w:bottom w:w="55" w:type="dxa"/>
+            </w:tcMar>
+          </w:tcPr>
+          <w:p>
+            <w:pPr>
+              <w:pStyle w:val="Normal"/>
+              <w:spacing w:lineRule="exact" w:line="268" w:before="0" w:after="0"/>
+              <w:jc w:val="start"/>
+              <w:rPr/>
+            </w:pPr>
+            <w:r>
+              <w:rPr>
+                <w:rFonts w:eastAsia="Calibri" w:cs="Calibri"/>
+                <w:b w:val="false"/>
+                <w:bCs w:val="false"/>
+                <w:i w:val="false"/>
+                <w:iCs w:val="false"/>
+                <w:color w:val="1A1A1A"/>
+                <w:sz w:val="15"/>
+                <w:szCs w:val="15"/>
+              </w:rPr>
+              <w:t>8306 Huebner Rd, San Antonio 78240 · 210-691-3111</w:t>
+            </w:r>
+          </w:p>
+        </w:tc>
+      </w:tr>
+      <w:tr>
+        <w:trPr/>
+        <w:tc>
+          <w:tcPr>
+            <w:tcW w:w="3650" w:type="dxa"/>
+            <w:tcBorders>
+              <w:top w:val="single" w:sz="4" w:space="0" w:color="9DB1C7"/>
+              <w:start w:val="single" w:sz="4" w:space="0" w:color="9DB1C7"/>
+              <w:bottom w:val="single" w:sz="4" w:space="0" w:color="9DB1C7"/>
+              <w:end w:val="single" w:sz="4" w:space="0" w:color="9DB1C7"/>
+            </w:tcBorders>
+            <w:shd w:color="auto" w:fill="EAF0F6" w:val="clear"/>
+            <w:tcMar>
+              <w:top w:w="55" w:type="dxa"/>
+              <w:bottom w:w="55" w:type="dxa"/>
+            </w:tcMar>
+          </w:tcPr>
+          <w:p>
+            <w:pPr>
+              <w:pStyle w:val="Normal"/>
+              <w:spacing w:lineRule="exact" w:line="268" w:before="0" w:after="0"/>
+              <w:jc w:val="start"/>
+              <w:rPr/>
+            </w:pPr>
+            <w:r>
+              <w:rPr>
+                <w:rFonts w:eastAsia="Calibri" w:cs="Calibri"/>
+                <w:b/>
+                <w:bCs/>
+                <w:i w:val="false"/>
+                <w:iCs w:val="false"/>
+                <w:color w:val="3E5871"/>
+                <w:sz w:val="15"/>
+                <w:szCs w:val="15"/>
+              </w:rPr>
+              <w:t>Westover Hills Rehabilitation &amp; Healthcare Center</w:t>
+            </w:r>
+          </w:p>
+        </w:tc>
+        <w:tc>
+          <w:tcPr>
+            <w:tcW w:w="5709" w:type="dxa"/>
+            <w:tcBorders>
+              <w:top w:val="single" w:sz="4" w:space="0" w:color="9DB1C7"/>
+              <w:start w:val="single" w:sz="4" w:space="0" w:color="9DB1C7"/>
+              <w:bottom w:val="single" w:sz="4" w:space="0" w:color="9DB1C7"/>
+              <w:end w:val="single" w:sz="4" w:space="0" w:color="9DB1C7"/>
+            </w:tcBorders>
+            <w:tcMar>
+              <w:top w:w="55" w:type="dxa"/>
+              <w:bottom w:w="55" w:type="dxa"/>
+            </w:tcMar>
+          </w:tcPr>
+          <w:p>
+            <w:pPr>
+              <w:pStyle w:val="Normal"/>
+              <w:spacing w:lineRule="exact" w:line="268" w:before="0" w:after="0"/>
+              <w:jc w:val="start"/>
+              <w:rPr/>
+            </w:pPr>
+            <w:r>
+              <w:rPr>
+                <w:rFonts w:eastAsia="Calibri" w:cs="Calibri"/>
+                <w:b w:val="false"/>
+                <w:bCs w:val="false"/>
+                <w:i w:val="false"/>
+                <w:iCs w:val="false"/>
+                <w:color w:val="1A1A1A"/>
+                <w:sz w:val="15"/>
+                <w:szCs w:val="15"/>
+              </w:rPr>
+              <w:t>9922 TX-151, San Antonio 78251 · 210-546-2273</w:t>
+            </w:r>
+          </w:p>
+        </w:tc>
+      </w:tr>
+    </w:tbl>
+    <w:p>
+      <w:pPr>
+        <w:pStyle w:val="Normal"/>
+        <w:keepNext w:val="true"/>
+        <w:spacing w:before="140" w:after="60"/>
+        <w:rPr/>
+      </w:pPr>
+      <w:r>
+        <w:rPr>
+          <w:rFonts w:eastAsia="Calibri" w:cs="Calibri"/>
+          <w:b/>
+          <w:bCs/>
+          <w:i w:val="false"/>
+          <w:iCs w:val="false"/>
+          <w:color w:val="3E5871"/>
+          <w:sz w:val="21"/>
+          <w:szCs w:val="21"/>
+        </w:rPr>
+        <w:t>Hospices (two-way referral partners)</w:t>
+      </w:r>
+    </w:p>
+    <w:tbl>
+      <w:tblPr>
+        <w:tblW w:w="9360" w:type="dxa"/>
+        <w:jc w:val="start"/>
+        <w:tblInd w:w="0" w:type="dxa"/>
+        <w:tblLayout w:type="fixed"/>
+        <w:tblCellMar>
+          <w:top w:w="50" w:type="dxa"/>
+          <w:start w:w="100" w:type="dxa"/>
+          <w:bottom w:w="50" w:type="dxa"/>
+          <w:end w:w="100" w:type="dxa"/>
+        </w:tblCellMar>
+      </w:tblPr>
+      <w:tblGrid>
+        <w:gridCol w:w="3650"/>
+        <w:gridCol w:w="5709"/>
+      </w:tblGrid>
+      <w:tr>
+        <w:trPr>
+          <w:tblHeader w:val="true"/>
+        </w:trPr>
+        <w:tc>
+          <w:tcPr>
+            <w:tcW w:w="3650" w:type="dxa"/>
+            <w:tcBorders>
+              <w:top w:val="single" w:sz="4" w:space="0" w:color="9DB1C7"/>
+              <w:start w:val="single" w:sz="4" w:space="0" w:color="9DB1C7"/>
+              <w:bottom w:val="single" w:sz="4" w:space="0" w:color="9DB1C7"/>
+              <w:end w:val="single" w:sz="4" w:space="0" w:color="9DB1C7"/>
+            </w:tcBorders>
+            <w:shd w:fill="3E5871" w:val="clear"/>
+          </w:tcPr>
+          <w:p>
+            <w:pPr>
+              <w:pStyle w:val="Normal"/>
+              <w:spacing w:lineRule="exact" w:line="268" w:before="0" w:after="0"/>
+              <w:jc w:val="start"/>
+              <w:rPr/>
+            </w:pPr>
+            <w:r>
+              <w:rPr>
+                <w:rFonts w:eastAsia="Calibri" w:cs="Calibri"/>
+                <w:b/>
+                <w:bCs/>
+                <w:i w:val="false"/>
+                <w:iCs w:val="false"/>
+                <w:color w:val="FFFFFF"/>
+                <w:sz w:val="16"/>
+                <w:szCs w:val="16"/>
+              </w:rPr>
+              <w:t>Resource</w:t>
+            </w:r>
+          </w:p>
+        </w:tc>
+        <w:tc>
+          <w:tcPr>
+            <w:tcW w:w="5709" w:type="dxa"/>
+            <w:tcBorders>
+              <w:top w:val="single" w:sz="4" w:space="0" w:color="9DB1C7"/>
+              <w:start w:val="single" w:sz="4" w:space="0" w:color="9DB1C7"/>
+              <w:bottom w:val="single" w:sz="4" w:space="0" w:color="9DB1C7"/>
+              <w:end w:val="single" w:sz="4" w:space="0" w:color="9DB1C7"/>
+            </w:tcBorders>
+            <w:shd w:fill="3E5871" w:val="clear"/>
+          </w:tcPr>
+          <w:p>
+            <w:pPr>
+              <w:pStyle w:val="Normal"/>
+              <w:spacing w:lineRule="exact" w:line="268" w:before="0" w:after="0"/>
+              <w:jc w:val="start"/>
+              <w:rPr/>
+            </w:pPr>
+            <w:r>
+              <w:rPr>
+                <w:rFonts w:eastAsia="Calibri" w:cs="Calibri"/>
+                <w:b/>
+                <w:bCs/>
+                <w:i w:val="false"/>
+                <w:iCs w:val="false"/>
+                <w:color w:val="FFFFFF"/>
+                <w:sz w:val="16"/>
+                <w:szCs w:val="16"/>
+              </w:rPr>
+              <w:t>Phone · website · notes</w:t>
+            </w:r>
+          </w:p>
+        </w:tc>
+      </w:tr>
+      <w:tr>
+        <w:trPr/>
+        <w:tc>
+          <w:tcPr>
+            <w:tcW w:w="3650" w:type="dxa"/>
+            <w:tcBorders>
+              <w:top w:val="single" w:sz="4" w:space="0" w:color="9DB1C7"/>
+              <w:start w:val="single" w:sz="4" w:space="0" w:color="9DB1C7"/>
+              <w:bottom w:val="single" w:sz="4" w:space="0" w:color="9DB1C7"/>
+              <w:end w:val="single" w:sz="4" w:space="0" w:color="9DB1C7"/>
+            </w:tcBorders>
+            <w:shd w:color="auto" w:fill="EAF0F6" w:val="clear"/>
+            <w:tcMar>
+              <w:top w:w="55" w:type="dxa"/>
+              <w:bottom w:w="55" w:type="dxa"/>
+            </w:tcMar>
+          </w:tcPr>
+          <w:p>
+            <w:pPr>
+              <w:pStyle w:val="Normal"/>
+              <w:spacing w:lineRule="exact" w:line="268" w:before="0" w:after="0"/>
+              <w:jc w:val="start"/>
+              <w:rPr/>
+            </w:pPr>
+            <w:r>
+              <w:rPr>
+                <w:rFonts w:eastAsia="Calibri" w:cs="Calibri"/>
+                <w:b/>
+                <w:bCs/>
+                <w:i w:val="false"/>
+                <w:iCs w:val="false"/>
+                <w:color w:val="3E5871"/>
+                <w:sz w:val="15"/>
+                <w:szCs w:val="15"/>
+              </w:rPr>
+              <w:t>Aspen Hospice &amp; Palliative Care</w:t>
+            </w:r>
+          </w:p>
+        </w:tc>
+        <w:tc>
+          <w:tcPr>
+            <w:tcW w:w="5709" w:type="dxa"/>
+            <w:tcBorders>
+              <w:top w:val="single" w:sz="4" w:space="0" w:color="9DB1C7"/>
+              <w:start w:val="single" w:sz="4" w:space="0" w:color="9DB1C7"/>
+              <w:bottom w:val="single" w:sz="4" w:space="0" w:color="9DB1C7"/>
+              <w:end w:val="single" w:sz="4" w:space="0" w:color="9DB1C7"/>
+            </w:tcBorders>
+            <w:tcMar>
+              <w:top w:w="55" w:type="dxa"/>
+              <w:bottom w:w="55" w:type="dxa"/>
+            </w:tcMar>
+          </w:tcPr>
+          <w:p>
+            <w:pPr>
+              <w:pStyle w:val="Normal"/>
+              <w:spacing w:lineRule="exact" w:line="268" w:before="0" w:after="0"/>
+              <w:jc w:val="start"/>
+              <w:rPr/>
+            </w:pPr>
+            <w:r>
+              <w:rPr>
+                <w:rFonts w:eastAsia="Calibri" w:cs="Calibri"/>
+                <w:b w:val="false"/>
+                <w:bCs w:val="false"/>
+                <w:i w:val="false"/>
+                <w:iCs w:val="false"/>
+                <w:color w:val="1A1A1A"/>
+                <w:sz w:val="15"/>
+                <w:szCs w:val="15"/>
+              </w:rPr>
+              <w:t>85 NE I-410 Loop #605, San Antonio 78216 · 210-600-5143</w:t>
+            </w:r>
+          </w:p>
+        </w:tc>
+      </w:tr>
+      <w:tr>
+        <w:trPr/>
+        <w:tc>
+          <w:tcPr>
+            <w:tcW w:w="3650" w:type="dxa"/>
+            <w:tcBorders>
+              <w:top w:val="single" w:sz="4" w:space="0" w:color="9DB1C7"/>
+              <w:start w:val="single" w:sz="4" w:space="0" w:color="9DB1C7"/>
+              <w:bottom w:val="single" w:sz="4" w:space="0" w:color="9DB1C7"/>
+              <w:end w:val="single" w:sz="4" w:space="0" w:color="9DB1C7"/>
+            </w:tcBorders>
+            <w:shd w:color="auto" w:fill="EAF0F6" w:val="clear"/>
+            <w:tcMar>
+              <w:top w:w="55" w:type="dxa"/>
+              <w:bottom w:w="55" w:type="dxa"/>
+            </w:tcMar>
+          </w:tcPr>
+          <w:p>
+            <w:pPr>
+              <w:pStyle w:val="Normal"/>
+              <w:spacing w:lineRule="exact" w:line="268" w:before="0" w:after="0"/>
+              <w:jc w:val="start"/>
+              <w:rPr/>
+            </w:pPr>
+            <w:r>
+              <w:rPr>
+                <w:rFonts w:eastAsia="Calibri" w:cs="Calibri"/>
+                <w:b/>
+                <w:bCs/>
+                <w:i w:val="false"/>
+                <w:iCs w:val="false"/>
+                <w:color w:val="3E5871"/>
+                <w:sz w:val="15"/>
+                <w:szCs w:val="15"/>
+              </w:rPr>
+              <w:t>Abundant Hospice</w:t>
+            </w:r>
+          </w:p>
+        </w:tc>
+        <w:tc>
+          <w:tcPr>
+            <w:tcW w:w="5709" w:type="dxa"/>
+            <w:tcBorders>
+              <w:top w:val="single" w:sz="4" w:space="0" w:color="9DB1C7"/>
+              <w:start w:val="single" w:sz="4" w:space="0" w:color="9DB1C7"/>
+              <w:bottom w:val="single" w:sz="4" w:space="0" w:color="9DB1C7"/>
+              <w:end w:val="single" w:sz="4" w:space="0" w:color="9DB1C7"/>
+            </w:tcBorders>
+            <w:tcMar>
+              <w:top w:w="55" w:type="dxa"/>
+              <w:bottom w:w="55" w:type="dxa"/>
+            </w:tcMar>
+          </w:tcPr>
+          <w:p>
+            <w:pPr>
+              <w:pStyle w:val="Normal"/>
+              <w:spacing w:lineRule="exact" w:line="268" w:before="0" w:after="0"/>
+              <w:jc w:val="start"/>
+              <w:rPr/>
+            </w:pPr>
+            <w:r>
+              <w:rPr>
+                <w:rFonts w:eastAsia="Calibri" w:cs="Calibri"/>
+                <w:b w:val="false"/>
+                <w:bCs w:val="false"/>
+                <w:i w:val="false"/>
+                <w:iCs w:val="false"/>
+                <w:color w:val="1A1A1A"/>
+                <w:sz w:val="15"/>
+                <w:szCs w:val="15"/>
+              </w:rPr>
+              <w:t>400 E North Loop Rd #300, San Antonio 78232 · 210-608-0081</w:t>
+            </w:r>
+          </w:p>
+        </w:tc>
+      </w:tr>
+      <w:tr>
+        <w:trPr/>
+        <w:tc>
+          <w:tcPr>
+            <w:tcW w:w="3650" w:type="dxa"/>
+            <w:tcBorders>
+              <w:top w:val="single" w:sz="4" w:space="0" w:color="9DB1C7"/>
+              <w:start w:val="single" w:sz="4" w:space="0" w:color="9DB1C7"/>
+              <w:bottom w:val="single" w:sz="4" w:space="0" w:color="9DB1C7"/>
+              <w:end w:val="single" w:sz="4" w:space="0" w:color="9DB1C7"/>
+            </w:tcBorders>
+            <w:shd w:color="auto" w:fill="EAF0F6" w:val="clear"/>
+            <w:tcMar>
+              <w:top w:w="55" w:type="dxa"/>
+              <w:bottom w:w="55" w:type="dxa"/>
+            </w:tcMar>
+          </w:tcPr>
+          <w:p>
+            <w:pPr>
+              <w:pStyle w:val="Normal"/>
+              <w:spacing w:lineRule="exact" w:line="268" w:before="0" w:after="0"/>
+              <w:jc w:val="start"/>
+              <w:rPr/>
+            </w:pPr>
+            <w:r>
+              <w:rPr>
+                <w:rFonts w:eastAsia="Calibri" w:cs="Calibri"/>
+                <w:b/>
+                <w:bCs/>
+                <w:i w:val="false"/>
+                <w:iCs w:val="false"/>
+                <w:color w:val="3E5871"/>
+                <w:sz w:val="15"/>
+                <w:szCs w:val="15"/>
+              </w:rPr>
+              <w:t>Elegant Hospice Care</w:t>
+            </w:r>
+          </w:p>
+        </w:tc>
+        <w:tc>
+          <w:tcPr>
+            <w:tcW w:w="5709" w:type="dxa"/>
+            <w:tcBorders>
+              <w:top w:val="single" w:sz="4" w:space="0" w:color="9DB1C7"/>
+              <w:start w:val="single" w:sz="4" w:space="0" w:color="9DB1C7"/>
+              <w:bottom w:val="single" w:sz="4" w:space="0" w:color="9DB1C7"/>
+              <w:end w:val="single" w:sz="4" w:space="0" w:color="9DB1C7"/>
+            </w:tcBorders>
+            <w:tcMar>
+              <w:top w:w="55" w:type="dxa"/>
+              <w:bottom w:w="55" w:type="dxa"/>
+            </w:tcMar>
+          </w:tcPr>
+          <w:p>
+            <w:pPr>
+              <w:pStyle w:val="Normal"/>
+              <w:spacing w:lineRule="exact" w:line="268" w:before="0" w:after="0"/>
+              <w:jc w:val="start"/>
+              <w:rPr/>
+            </w:pPr>
+            <w:r>
+              <w:rPr>
+                <w:rFonts w:eastAsia="Calibri" w:cs="Calibri"/>
+                <w:b w:val="false"/>
+                <w:bCs w:val="false"/>
+                <w:i w:val="false"/>
+                <w:iCs w:val="false"/>
+                <w:color w:val="1A1A1A"/>
+                <w:sz w:val="15"/>
+                <w:szCs w:val="15"/>
+              </w:rPr>
+              <w:t>5718 University Heights Blvd Ste 203, San Antonio 78249 · 210-817-4746</w:t>
+            </w:r>
+          </w:p>
+        </w:tc>
+      </w:tr>
+      <w:tr>
+        <w:trPr/>
+        <w:tc>
+          <w:tcPr>
+            <w:tcW w:w="3650" w:type="dxa"/>
+            <w:tcBorders>
+              <w:top w:val="single" w:sz="4" w:space="0" w:color="9DB1C7"/>
+              <w:start w:val="single" w:sz="4" w:space="0" w:color="9DB1C7"/>
+              <w:bottom w:val="single" w:sz="4" w:space="0" w:color="9DB1C7"/>
+              <w:end w:val="single" w:sz="4" w:space="0" w:color="9DB1C7"/>
+            </w:tcBorders>
+            <w:shd w:color="auto" w:fill="EAF0F6" w:val="clear"/>
+            <w:tcMar>
+              <w:top w:w="55" w:type="dxa"/>
+              <w:bottom w:w="55" w:type="dxa"/>
+            </w:tcMar>
+          </w:tcPr>
+          <w:p>
+            <w:pPr>
+              <w:pStyle w:val="Normal"/>
+              <w:spacing w:lineRule="exact" w:line="268" w:before="0" w:after="0"/>
+              <w:jc w:val="start"/>
+              <w:rPr/>
+            </w:pPr>
+            <w:r>
+              <w:rPr>
+                <w:rFonts w:eastAsia="Calibri" w:cs="Calibri"/>
+                <w:b/>
+                <w:bCs/>
+                <w:i w:val="false"/>
+                <w:iCs w:val="false"/>
+                <w:color w:val="3E5871"/>
+                <w:sz w:val="15"/>
+                <w:szCs w:val="15"/>
+              </w:rPr>
+              <w:t>Suncrest Hospice</w:t>
+            </w:r>
+          </w:p>
+        </w:tc>
+        <w:tc>
+          <w:tcPr>
+            <w:tcW w:w="5709" w:type="dxa"/>
+            <w:tcBorders>
+              <w:top w:val="single" w:sz="4" w:space="0" w:color="9DB1C7"/>
+              <w:start w:val="single" w:sz="4" w:space="0" w:color="9DB1C7"/>
+              <w:bottom w:val="single" w:sz="4" w:space="0" w:color="9DB1C7"/>
+              <w:end w:val="single" w:sz="4" w:space="0" w:color="9DB1C7"/>
+            </w:tcBorders>
+            <w:tcMar>
+              <w:top w:w="55" w:type="dxa"/>
+              <w:bottom w:w="55" w:type="dxa"/>
+            </w:tcMar>
+          </w:tcPr>
+          <w:p>
+            <w:pPr>
+              <w:pStyle w:val="Normal"/>
+              <w:spacing w:lineRule="exact" w:line="268" w:before="0" w:after="0"/>
+              <w:jc w:val="start"/>
+              <w:rPr/>
+            </w:pPr>
+            <w:r>
+              <w:rPr>
+                <w:rFonts w:eastAsia="Calibri" w:cs="Calibri"/>
+                <w:b w:val="false"/>
+                <w:bCs w:val="false"/>
+                <w:i w:val="false"/>
+                <w:iCs w:val="false"/>
+                <w:color w:val="1A1A1A"/>
+                <w:sz w:val="15"/>
+                <w:szCs w:val="15"/>
+              </w:rPr>
+              <w:t>911 Central Pkwy N Ste 100, San Antonio 78232 · 830-637-2721</w:t>
+            </w:r>
+          </w:p>
+        </w:tc>
+      </w:tr>
+      <w:tr>
+        <w:trPr/>
+        <w:tc>
+          <w:tcPr>
+            <w:tcW w:w="3650" w:type="dxa"/>
+            <w:tcBorders>
+              <w:top w:val="single" w:sz="4" w:space="0" w:color="9DB1C7"/>
+              <w:start w:val="single" w:sz="4" w:space="0" w:color="9DB1C7"/>
+              <w:bottom w:val="single" w:sz="4" w:space="0" w:color="9DB1C7"/>
+              <w:end w:val="single" w:sz="4" w:space="0" w:color="9DB1C7"/>
+            </w:tcBorders>
+            <w:shd w:color="auto" w:fill="EAF0F6" w:val="clear"/>
+            <w:tcMar>
+              <w:top w:w="55" w:type="dxa"/>
+              <w:bottom w:w="55" w:type="dxa"/>
+            </w:tcMar>
+          </w:tcPr>
+          <w:p>
+            <w:pPr>
+              <w:pStyle w:val="Normal"/>
+              <w:spacing w:lineRule="exact" w:line="268" w:before="0" w:after="0"/>
+              <w:jc w:val="start"/>
+              <w:rPr/>
+            </w:pPr>
+            <w:r>
+              <w:rPr>
+                <w:rFonts w:eastAsia="Calibri" w:cs="Calibri"/>
+                <w:b/>
+                <w:bCs/>
+                <w:i w:val="false"/>
+                <w:iCs w:val="false"/>
+                <w:color w:val="3E5871"/>
+                <w:sz w:val="15"/>
+                <w:szCs w:val="15"/>
+              </w:rPr>
+              <w:t>Hummingbird Hospice LLC</w:t>
+            </w:r>
+          </w:p>
+        </w:tc>
+        <w:tc>
+          <w:tcPr>
+            <w:tcW w:w="5709" w:type="dxa"/>
+            <w:tcBorders>
+              <w:top w:val="single" w:sz="4" w:space="0" w:color="9DB1C7"/>
+              <w:start w:val="single" w:sz="4" w:space="0" w:color="9DB1C7"/>
+              <w:bottom w:val="single" w:sz="4" w:space="0" w:color="9DB1C7"/>
+              <w:end w:val="single" w:sz="4" w:space="0" w:color="9DB1C7"/>
+            </w:tcBorders>
+            <w:tcMar>
+              <w:top w:w="55" w:type="dxa"/>
+              <w:bottom w:w="55" w:type="dxa"/>
+            </w:tcMar>
+          </w:tcPr>
+          <w:p>
+            <w:pPr>
+              <w:pStyle w:val="Normal"/>
+              <w:spacing w:lineRule="exact" w:line="268" w:before="0" w:after="0"/>
+              <w:jc w:val="start"/>
+              <w:rPr/>
+            </w:pPr>
+            <w:r>
+              <w:rPr>
+                <w:rFonts w:eastAsia="Calibri" w:cs="Calibri"/>
+                <w:b w:val="false"/>
+                <w:bCs w:val="false"/>
+                <w:i w:val="false"/>
+                <w:iCs w:val="false"/>
+                <w:color w:val="1A1A1A"/>
+                <w:sz w:val="15"/>
+                <w:szCs w:val="15"/>
+              </w:rPr>
+              <w:t>3201 Cherry Ridge Dr Ste D-400, San Antonio 78230 · 210-908-9774</w:t>
+            </w:r>
+          </w:p>
+        </w:tc>
+      </w:tr>
+    </w:tbl>
+    <w:p>
+      <w:pPr>
+        <w:pStyle w:val="Normal"/>
+        <w:keepNext w:val="true"/>
+        <w:spacing w:before="140" w:after="60"/>
+        <w:rPr/>
+      </w:pPr>
+      <w:r>
+        <w:rPr>
+          <w:rFonts w:eastAsia="Calibri" w:cs="Calibri"/>
+          <w:b/>
+          <w:bCs/>
+          <w:i w:val="false"/>
+          <w:iCs w:val="false"/>
+          <w:color w:val="3E5871"/>
+          <w:sz w:val="21"/>
+          <w:szCs w:val="21"/>
+        </w:rPr>
+        <w:t>Assisted living &amp; senior living communities</w:t>
+      </w:r>
+    </w:p>
+    <w:tbl>
+      <w:tblPr>
+        <w:tblW w:w="9360" w:type="dxa"/>
+        <w:jc w:val="start"/>
+        <w:tblInd w:w="0" w:type="dxa"/>
+        <w:tblLayout w:type="fixed"/>
+        <w:tblCellMar>
+          <w:top w:w="50" w:type="dxa"/>
+          <w:start w:w="100" w:type="dxa"/>
+          <w:bottom w:w="50" w:type="dxa"/>
+          <w:end w:w="100" w:type="dxa"/>
+        </w:tblCellMar>
+      </w:tblPr>
+      <w:tblGrid>
+        <w:gridCol w:w="3650"/>
+        <w:gridCol w:w="5709"/>
+      </w:tblGrid>
+      <w:tr>
+        <w:trPr>
+          <w:tblHeader w:val="true"/>
+        </w:trPr>
+        <w:tc>
+          <w:tcPr>
+            <w:tcW w:w="3650" w:type="dxa"/>
+            <w:tcBorders>
+              <w:top w:val="single" w:sz="4" w:space="0" w:color="9DB1C7"/>
+              <w:start w:val="single" w:sz="4" w:space="0" w:color="9DB1C7"/>
+              <w:bottom w:val="single" w:sz="4" w:space="0" w:color="9DB1C7"/>
+              <w:end w:val="single" w:sz="4" w:space="0" w:color="9DB1C7"/>
+            </w:tcBorders>
+            <w:shd w:fill="3E5871" w:val="clear"/>
+          </w:tcPr>
+          <w:p>
+            <w:pPr>
+              <w:pStyle w:val="Normal"/>
+              <w:spacing w:lineRule="exact" w:line="268" w:before="0" w:after="0"/>
+              <w:jc w:val="start"/>
+              <w:rPr/>
+            </w:pPr>
+            <w:r>
+              <w:rPr>
+                <w:rFonts w:eastAsia="Calibri" w:cs="Calibri"/>
+                <w:b/>
+                <w:bCs/>
+                <w:i w:val="false"/>
+                <w:iCs w:val="false"/>
+                <w:color w:val="FFFFFF"/>
+                <w:sz w:val="16"/>
+                <w:szCs w:val="16"/>
+              </w:rPr>
+              <w:t>Resource</w:t>
+            </w:r>
+          </w:p>
+        </w:tc>
+        <w:tc>
+          <w:tcPr>
+            <w:tcW w:w="5709" w:type="dxa"/>
+            <w:tcBorders>
+              <w:top w:val="single" w:sz="4" w:space="0" w:color="9DB1C7"/>
+              <w:start w:val="single" w:sz="4" w:space="0" w:color="9DB1C7"/>
+              <w:bottom w:val="single" w:sz="4" w:space="0" w:color="9DB1C7"/>
+              <w:end w:val="single" w:sz="4" w:space="0" w:color="9DB1C7"/>
+            </w:tcBorders>
+            <w:shd w:fill="3E5871" w:val="clear"/>
+          </w:tcPr>
+          <w:p>
+            <w:pPr>
+              <w:pStyle w:val="Normal"/>
+              <w:spacing w:lineRule="exact" w:line="268" w:before="0" w:after="0"/>
+              <w:jc w:val="start"/>
+              <w:rPr/>
+            </w:pPr>
+            <w:r>
+              <w:rPr>
+                <w:rFonts w:eastAsia="Calibri" w:cs="Calibri"/>
+                <w:b/>
+                <w:bCs/>
+                <w:i w:val="false"/>
+                <w:iCs w:val="false"/>
+                <w:color w:val="FFFFFF"/>
+                <w:sz w:val="16"/>
+                <w:szCs w:val="16"/>
+              </w:rPr>
+              <w:t>Phone · website · notes</w:t>
+            </w:r>
+          </w:p>
+        </w:tc>
+      </w:tr>
+      <w:tr>
+        <w:trPr/>
+        <w:tc>
+          <w:tcPr>
+            <w:tcW w:w="3650" w:type="dxa"/>
+            <w:tcBorders>
+              <w:top w:val="single" w:sz="4" w:space="0" w:color="9DB1C7"/>
+              <w:start w:val="single" w:sz="4" w:space="0" w:color="9DB1C7"/>
+              <w:bottom w:val="single" w:sz="4" w:space="0" w:color="9DB1C7"/>
+              <w:end w:val="single" w:sz="4" w:space="0" w:color="9DB1C7"/>
+            </w:tcBorders>
+            <w:shd w:color="auto" w:fill="EAF0F6" w:val="clear"/>
+            <w:tcMar>
+              <w:top w:w="55" w:type="dxa"/>
+              <w:bottom w:w="55" w:type="dxa"/>
+            </w:tcMar>
+          </w:tcPr>
+          <w:p>
+            <w:pPr>
+              <w:pStyle w:val="Normal"/>
+              <w:spacing w:lineRule="exact" w:line="268" w:before="0" w:after="0"/>
+              <w:jc w:val="start"/>
+              <w:rPr/>
+            </w:pPr>
+            <w:r>
+              <w:rPr>
+                <w:rFonts w:eastAsia="Calibri" w:cs="Calibri"/>
+                <w:b/>
+                <w:bCs/>
+                <w:i w:val="false"/>
+                <w:iCs w:val="false"/>
+                <w:color w:val="3E5871"/>
+                <w:sz w:val="15"/>
+                <w:szCs w:val="15"/>
+              </w:rPr>
+              <w:t>Villa de San Antonio Senior &amp; Assisted Living</w:t>
+            </w:r>
+          </w:p>
+        </w:tc>
+        <w:tc>
+          <w:tcPr>
+            <w:tcW w:w="5709" w:type="dxa"/>
+            <w:tcBorders>
+              <w:top w:val="single" w:sz="4" w:space="0" w:color="9DB1C7"/>
+              <w:start w:val="single" w:sz="4" w:space="0" w:color="9DB1C7"/>
+              <w:bottom w:val="single" w:sz="4" w:space="0" w:color="9DB1C7"/>
+              <w:end w:val="single" w:sz="4" w:space="0" w:color="9DB1C7"/>
+            </w:tcBorders>
+            <w:tcMar>
+              <w:top w:w="55" w:type="dxa"/>
+              <w:bottom w:w="55" w:type="dxa"/>
+            </w:tcMar>
+          </w:tcPr>
+          <w:p>
+            <w:pPr>
+              <w:pStyle w:val="Normal"/>
+              <w:spacing w:lineRule="exact" w:line="268" w:before="0" w:after="0"/>
+              <w:jc w:val="start"/>
+              <w:rPr/>
+            </w:pPr>
+            <w:r>
+              <w:rPr>
+                <w:rFonts w:eastAsia="Calibri" w:cs="Calibri"/>
+                <w:b w:val="false"/>
+                <w:bCs w:val="false"/>
+                <w:i w:val="false"/>
+                <w:iCs w:val="false"/>
+                <w:color w:val="1A1A1A"/>
+                <w:sz w:val="15"/>
+                <w:szCs w:val="15"/>
+              </w:rPr>
+              <w:t>8103 North Hollow, San Antonio 78240 · 210-558-7600</w:t>
+            </w:r>
+          </w:p>
+        </w:tc>
+      </w:tr>
+      <w:tr>
+        <w:trPr/>
+        <w:tc>
+          <w:tcPr>
+            <w:tcW w:w="3650" w:type="dxa"/>
+            <w:tcBorders>
+              <w:top w:val="single" w:sz="4" w:space="0" w:color="9DB1C7"/>
+              <w:start w:val="single" w:sz="4" w:space="0" w:color="9DB1C7"/>
+              <w:bottom w:val="single" w:sz="4" w:space="0" w:color="9DB1C7"/>
+              <w:end w:val="single" w:sz="4" w:space="0" w:color="9DB1C7"/>
+            </w:tcBorders>
+            <w:shd w:color="auto" w:fill="EAF0F6" w:val="clear"/>
+            <w:tcMar>
+              <w:top w:w="55" w:type="dxa"/>
+              <w:bottom w:w="55" w:type="dxa"/>
+            </w:tcMar>
+          </w:tcPr>
+          <w:p>
+            <w:pPr>
+              <w:pStyle w:val="Normal"/>
+              <w:spacing w:lineRule="exact" w:line="268" w:before="0" w:after="0"/>
+              <w:jc w:val="start"/>
+              <w:rPr/>
+            </w:pPr>
+            <w:r>
+              <w:rPr>
+                <w:rFonts w:eastAsia="Calibri" w:cs="Calibri"/>
+                <w:b/>
+                <w:bCs/>
+                <w:i w:val="false"/>
+                <w:iCs w:val="false"/>
+                <w:color w:val="3E5871"/>
+                <w:sz w:val="15"/>
+                <w:szCs w:val="15"/>
+              </w:rPr>
+              <w:t>The Waterford at Westover Hills</w:t>
+            </w:r>
+          </w:p>
+        </w:tc>
+        <w:tc>
+          <w:tcPr>
+            <w:tcW w:w="5709" w:type="dxa"/>
+            <w:tcBorders>
+              <w:top w:val="single" w:sz="4" w:space="0" w:color="9DB1C7"/>
+              <w:start w:val="single" w:sz="4" w:space="0" w:color="9DB1C7"/>
+              <w:bottom w:val="single" w:sz="4" w:space="0" w:color="9DB1C7"/>
+              <w:end w:val="single" w:sz="4" w:space="0" w:color="9DB1C7"/>
+            </w:tcBorders>
+            <w:tcMar>
+              <w:top w:w="55" w:type="dxa"/>
+              <w:bottom w:w="55" w:type="dxa"/>
+            </w:tcMar>
+          </w:tcPr>
+          <w:p>
+            <w:pPr>
+              <w:pStyle w:val="Normal"/>
+              <w:spacing w:lineRule="exact" w:line="268" w:before="0" w:after="0"/>
+              <w:jc w:val="start"/>
+              <w:rPr/>
+            </w:pPr>
+            <w:r>
+              <w:rPr>
+                <w:rFonts w:eastAsia="Calibri" w:cs="Calibri"/>
+                <w:b w:val="false"/>
+                <w:bCs w:val="false"/>
+                <w:i w:val="false"/>
+                <w:iCs w:val="false"/>
+                <w:color w:val="1A1A1A"/>
+                <w:sz w:val="15"/>
+                <w:szCs w:val="15"/>
+              </w:rPr>
+              <w:t>4315 Rogers Rd, San Antonio 78251 · 726-204-5646</w:t>
+            </w:r>
+          </w:p>
+        </w:tc>
+      </w:tr>
+      <w:tr>
+        <w:trPr/>
+        <w:tc>
+          <w:tcPr>
+            <w:tcW w:w="3650" w:type="dxa"/>
+            <w:tcBorders>
+              <w:top w:val="single" w:sz="4" w:space="0" w:color="9DB1C7"/>
+              <w:start w:val="single" w:sz="4" w:space="0" w:color="9DB1C7"/>
+              <w:bottom w:val="single" w:sz="4" w:space="0" w:color="9DB1C7"/>
+              <w:end w:val="single" w:sz="4" w:space="0" w:color="9DB1C7"/>
+            </w:tcBorders>
+            <w:shd w:color="auto" w:fill="EAF0F6" w:val="clear"/>
+            <w:tcMar>
+              <w:top w:w="55" w:type="dxa"/>
+              <w:bottom w:w="55" w:type="dxa"/>
+            </w:tcMar>
+          </w:tcPr>
+          <w:p>
+            <w:pPr>
+              <w:pStyle w:val="Normal"/>
+              <w:spacing w:lineRule="exact" w:line="268" w:before="0" w:after="0"/>
+              <w:jc w:val="start"/>
+              <w:rPr/>
+            </w:pPr>
+            <w:r>
+              <w:rPr>
+                <w:rFonts w:eastAsia="Calibri" w:cs="Calibri"/>
+                <w:b/>
+                <w:bCs/>
+                <w:i w:val="false"/>
+                <w:iCs w:val="false"/>
+                <w:color w:val="3E5871"/>
+                <w:sz w:val="15"/>
+                <w:szCs w:val="15"/>
+              </w:rPr>
+              <w:t>Emerald Oaks Retirement Resort</w:t>
+            </w:r>
+          </w:p>
+        </w:tc>
+        <w:tc>
+          <w:tcPr>
+            <w:tcW w:w="5709" w:type="dxa"/>
+            <w:tcBorders>
+              <w:top w:val="single" w:sz="4" w:space="0" w:color="9DB1C7"/>
+              <w:start w:val="single" w:sz="4" w:space="0" w:color="9DB1C7"/>
+              <w:bottom w:val="single" w:sz="4" w:space="0" w:color="9DB1C7"/>
+              <w:end w:val="single" w:sz="4" w:space="0" w:color="9DB1C7"/>
+            </w:tcBorders>
+            <w:tcMar>
+              <w:top w:w="55" w:type="dxa"/>
+              <w:bottom w:w="55" w:type="dxa"/>
+            </w:tcMar>
+          </w:tcPr>
+          <w:p>
+            <w:pPr>
+              <w:pStyle w:val="Normal"/>
+              <w:spacing w:lineRule="exact" w:line="268" w:before="0" w:after="0"/>
+              <w:jc w:val="start"/>
+              <w:rPr/>
+            </w:pPr>
+            <w:r>
+              <w:rPr>
+                <w:rFonts w:eastAsia="Calibri" w:cs="Calibri"/>
+                <w:b w:val="false"/>
+                <w:bCs w:val="false"/>
+                <w:i w:val="false"/>
+                <w:iCs w:val="false"/>
+                <w:color w:val="1A1A1A"/>
+                <w:sz w:val="15"/>
+                <w:szCs w:val="15"/>
+              </w:rPr>
+              <w:t>20302 Bulverde Rd, San Antonio 78259 · 210-625-8611</w:t>
+            </w:r>
+          </w:p>
+        </w:tc>
+      </w:tr>
+      <w:tr>
+        <w:trPr/>
+        <w:tc>
+          <w:tcPr>
+            <w:tcW w:w="3650" w:type="dxa"/>
+            <w:tcBorders>
+              <w:top w:val="single" w:sz="4" w:space="0" w:color="9DB1C7"/>
+              <w:start w:val="single" w:sz="4" w:space="0" w:color="9DB1C7"/>
+              <w:bottom w:val="single" w:sz="4" w:space="0" w:color="9DB1C7"/>
+              <w:end w:val="single" w:sz="4" w:space="0" w:color="9DB1C7"/>
+            </w:tcBorders>
+            <w:shd w:color="auto" w:fill="EAF0F6" w:val="clear"/>
+            <w:tcMar>
+              <w:top w:w="55" w:type="dxa"/>
+              <w:bottom w:w="55" w:type="dxa"/>
+            </w:tcMar>
+          </w:tcPr>
+          <w:p>
+            <w:pPr>
+              <w:pStyle w:val="Normal"/>
+              <w:spacing w:lineRule="exact" w:line="268" w:before="0" w:after="0"/>
+              <w:jc w:val="start"/>
+              <w:rPr/>
+            </w:pPr>
+            <w:r>
+              <w:rPr>
+                <w:rFonts w:eastAsia="Calibri" w:cs="Calibri"/>
+                <w:b/>
+                <w:bCs/>
+                <w:i w:val="false"/>
+                <w:iCs w:val="false"/>
+                <w:color w:val="3E5871"/>
+                <w:sz w:val="15"/>
+                <w:szCs w:val="15"/>
+              </w:rPr>
+              <w:t>Premier Assisted Living Residential Care Home</w:t>
+            </w:r>
+          </w:p>
+        </w:tc>
+        <w:tc>
+          <w:tcPr>
+            <w:tcW w:w="5709" w:type="dxa"/>
+            <w:tcBorders>
+              <w:top w:val="single" w:sz="4" w:space="0" w:color="9DB1C7"/>
+              <w:start w:val="single" w:sz="4" w:space="0" w:color="9DB1C7"/>
+              <w:bottom w:val="single" w:sz="4" w:space="0" w:color="9DB1C7"/>
+              <w:end w:val="single" w:sz="4" w:space="0" w:color="9DB1C7"/>
+            </w:tcBorders>
+            <w:tcMar>
+              <w:top w:w="55" w:type="dxa"/>
+              <w:bottom w:w="55" w:type="dxa"/>
+            </w:tcMar>
+          </w:tcPr>
+          <w:p>
+            <w:pPr>
+              <w:pStyle w:val="Normal"/>
+              <w:spacing w:lineRule="exact" w:line="268" w:before="0" w:after="0"/>
+              <w:jc w:val="start"/>
+              <w:rPr/>
+            </w:pPr>
+            <w:r>
+              <w:rPr>
+                <w:rFonts w:eastAsia="Calibri" w:cs="Calibri"/>
+                <w:b w:val="false"/>
+                <w:bCs w:val="false"/>
+                <w:i w:val="false"/>
+                <w:iCs w:val="false"/>
+                <w:color w:val="1A1A1A"/>
+                <w:sz w:val="15"/>
+                <w:szCs w:val="15"/>
+              </w:rPr>
+              <w:t>1802 Poppy Peak St, San Antonio 78232 · 210-932-0000</w:t>
+            </w:r>
+          </w:p>
+        </w:tc>
+      </w:tr>
+      <w:tr>
+        <w:trPr/>
+        <w:tc>
+          <w:tcPr>
+            <w:tcW w:w="3650" w:type="dxa"/>
+            <w:tcBorders>
+              <w:top w:val="single" w:sz="4" w:space="0" w:color="9DB1C7"/>
+              <w:start w:val="single" w:sz="4" w:space="0" w:color="9DB1C7"/>
+              <w:bottom w:val="single" w:sz="4" w:space="0" w:color="9DB1C7"/>
+              <w:end w:val="single" w:sz="4" w:space="0" w:color="9DB1C7"/>
+            </w:tcBorders>
+            <w:shd w:color="auto" w:fill="EAF0F6" w:val="clear"/>
+            <w:tcMar>
+              <w:top w:w="55" w:type="dxa"/>
+              <w:bottom w:w="55" w:type="dxa"/>
+            </w:tcMar>
+          </w:tcPr>
+          <w:p>
+            <w:pPr>
+              <w:pStyle w:val="Normal"/>
+              <w:spacing w:lineRule="exact" w:line="268" w:before="0" w:after="0"/>
+              <w:jc w:val="start"/>
+              <w:rPr/>
+            </w:pPr>
+            <w:r>
+              <w:rPr>
+                <w:rFonts w:eastAsia="Calibri" w:cs="Calibri"/>
+                <w:b/>
+                <w:bCs/>
+                <w:i w:val="false"/>
+                <w:iCs w:val="false"/>
+                <w:color w:val="3E5871"/>
+                <w:sz w:val="15"/>
+                <w:szCs w:val="15"/>
+              </w:rPr>
+              <w:t>The Waterford at Shavano Park</w:t>
+            </w:r>
+          </w:p>
+        </w:tc>
+        <w:tc>
+          <w:tcPr>
+            <w:tcW w:w="5709" w:type="dxa"/>
+            <w:tcBorders>
+              <w:top w:val="single" w:sz="4" w:space="0" w:color="9DB1C7"/>
+              <w:start w:val="single" w:sz="4" w:space="0" w:color="9DB1C7"/>
+              <w:bottom w:val="single" w:sz="4" w:space="0" w:color="9DB1C7"/>
+              <w:end w:val="single" w:sz="4" w:space="0" w:color="9DB1C7"/>
+            </w:tcBorders>
+            <w:tcMar>
+              <w:top w:w="55" w:type="dxa"/>
+              <w:bottom w:w="55" w:type="dxa"/>
+            </w:tcMar>
+          </w:tcPr>
+          <w:p>
+            <w:pPr>
+              <w:pStyle w:val="Normal"/>
+              <w:spacing w:lineRule="exact" w:line="268" w:before="0" w:after="0"/>
+              <w:jc w:val="start"/>
+              <w:rPr/>
+            </w:pPr>
+            <w:r>
+              <w:rPr>
+                <w:rFonts w:eastAsia="Calibri" w:cs="Calibri"/>
+                <w:b w:val="false"/>
+                <w:bCs w:val="false"/>
+                <w:i w:val="false"/>
+                <w:iCs w:val="false"/>
+                <w:color w:val="1A1A1A"/>
+                <w:sz w:val="15"/>
+                <w:szCs w:val="15"/>
+              </w:rPr>
+              <w:t>4096 De Zavala Rd, San Antonio 78249 · 726-224-4536</w:t>
+            </w:r>
+          </w:p>
+        </w:tc>
+      </w:tr>
+    </w:tbl>
+    <w:p>
+      <w:pPr>
+        <w:pStyle w:val="Normal"/>
+        <w:keepNext w:val="true"/>
+        <w:spacing w:before="140" w:after="60"/>
+        <w:rPr/>
+      </w:pPr>
+      <w:r>
+        <w:rPr>
+          <w:rFonts w:eastAsia="Calibri" w:cs="Calibri"/>
+          <w:b/>
+          <w:bCs/>
+          <w:i w:val="false"/>
+          <w:iCs w:val="false"/>
+          <w:color w:val="3E5871"/>
+          <w:sz w:val="21"/>
+          <w:szCs w:val="21"/>
+        </w:rPr>
+        <w:t>Funeral homes</w:t>
+      </w:r>
+    </w:p>
+    <w:tbl>
+      <w:tblPr>
+        <w:tblW w:w="9360" w:type="dxa"/>
+        <w:jc w:val="start"/>
+        <w:tblInd w:w="0" w:type="dxa"/>
+        <w:tblLayout w:type="fixed"/>
+        <w:tblCellMar>
+          <w:top w:w="50" w:type="dxa"/>
+          <w:start w:w="100" w:type="dxa"/>
+          <w:bottom w:w="50" w:type="dxa"/>
+          <w:end w:w="100" w:type="dxa"/>
+        </w:tblCellMar>
+      </w:tblPr>
+      <w:tblGrid>
+        <w:gridCol w:w="3650"/>
+        <w:gridCol w:w="5709"/>
+      </w:tblGrid>
+      <w:tr>
+        <w:trPr>
+          <w:tblHeader w:val="true"/>
+        </w:trPr>
+        <w:tc>
+          <w:tcPr>
+            <w:tcW w:w="3650" w:type="dxa"/>
+            <w:tcBorders>
+              <w:top w:val="single" w:sz="4" w:space="0" w:color="9DB1C7"/>
+              <w:start w:val="single" w:sz="4" w:space="0" w:color="9DB1C7"/>
+              <w:bottom w:val="single" w:sz="4" w:space="0" w:color="9DB1C7"/>
+              <w:end w:val="single" w:sz="4" w:space="0" w:color="9DB1C7"/>
+            </w:tcBorders>
+            <w:shd w:fill="3E5871" w:val="clear"/>
+          </w:tcPr>
+          <w:p>
+            <w:pPr>
+              <w:pStyle w:val="Normal"/>
+              <w:spacing w:lineRule="exact" w:line="268" w:before="0" w:after="0"/>
+              <w:jc w:val="start"/>
+              <w:rPr/>
+            </w:pPr>
+            <w:r>
+              <w:rPr>
+                <w:rFonts w:eastAsia="Calibri" w:cs="Calibri"/>
+                <w:b/>
+                <w:bCs/>
+                <w:i w:val="false"/>
+                <w:iCs w:val="false"/>
+                <w:color w:val="FFFFFF"/>
+                <w:sz w:val="16"/>
+                <w:szCs w:val="16"/>
+              </w:rPr>
+              <w:t>Resource</w:t>
+            </w:r>
+          </w:p>
+        </w:tc>
+        <w:tc>
+          <w:tcPr>
+            <w:tcW w:w="5709" w:type="dxa"/>
+            <w:tcBorders>
+              <w:top w:val="single" w:sz="4" w:space="0" w:color="9DB1C7"/>
+              <w:start w:val="single" w:sz="4" w:space="0" w:color="9DB1C7"/>
+              <w:bottom w:val="single" w:sz="4" w:space="0" w:color="9DB1C7"/>
+              <w:end w:val="single" w:sz="4" w:space="0" w:color="9DB1C7"/>
+            </w:tcBorders>
+            <w:shd w:fill="3E5871" w:val="clear"/>
+          </w:tcPr>
+          <w:p>
+            <w:pPr>
+              <w:pStyle w:val="Normal"/>
+              <w:spacing w:lineRule="exact" w:line="268" w:before="0" w:after="0"/>
+              <w:jc w:val="start"/>
+              <w:rPr/>
+            </w:pPr>
+            <w:r>
+              <w:rPr>
+                <w:rFonts w:eastAsia="Calibri" w:cs="Calibri"/>
+                <w:b/>
+                <w:bCs/>
+                <w:i w:val="false"/>
+                <w:iCs w:val="false"/>
+                <w:color w:val="FFFFFF"/>
+                <w:sz w:val="16"/>
+                <w:szCs w:val="16"/>
+              </w:rPr>
+              <w:t>Phone · website · notes</w:t>
+            </w:r>
+          </w:p>
+        </w:tc>
+      </w:tr>
+      <w:tr>
+        <w:trPr/>
+        <w:tc>
+          <w:tcPr>
+            <w:tcW w:w="3650" w:type="dxa"/>
+            <w:tcBorders>
+              <w:top w:val="single" w:sz="4" w:space="0" w:color="9DB1C7"/>
+              <w:start w:val="single" w:sz="4" w:space="0" w:color="9DB1C7"/>
+              <w:bottom w:val="single" w:sz="4" w:space="0" w:color="9DB1C7"/>
+              <w:end w:val="single" w:sz="4" w:space="0" w:color="9DB1C7"/>
+            </w:tcBorders>
+            <w:shd w:color="auto" w:fill="EAF0F6" w:val="clear"/>
+            <w:tcMar>
+              <w:top w:w="55" w:type="dxa"/>
+              <w:bottom w:w="55" w:type="dxa"/>
+            </w:tcMar>
+          </w:tcPr>
+          <w:p>
+            <w:pPr>
+              <w:pStyle w:val="Normal"/>
+              <w:spacing w:lineRule="exact" w:line="268" w:before="0" w:after="0"/>
+              <w:jc w:val="start"/>
+              <w:rPr/>
+            </w:pPr>
+            <w:r>
+              <w:rPr>
+                <w:rFonts w:eastAsia="Calibri" w:cs="Calibri"/>
+                <w:b/>
+                <w:bCs/>
+                <w:i w:val="false"/>
+                <w:iCs w:val="false"/>
+                <w:color w:val="3E5871"/>
+                <w:sz w:val="15"/>
+                <w:szCs w:val="15"/>
+              </w:rPr>
+              <w:t>Mission Park Funeral Chapels South</w:t>
+            </w:r>
+          </w:p>
+        </w:tc>
+        <w:tc>
+          <w:tcPr>
+            <w:tcW w:w="5709" w:type="dxa"/>
+            <w:tcBorders>
+              <w:top w:val="single" w:sz="4" w:space="0" w:color="9DB1C7"/>
+              <w:start w:val="single" w:sz="4" w:space="0" w:color="9DB1C7"/>
+              <w:bottom w:val="single" w:sz="4" w:space="0" w:color="9DB1C7"/>
+              <w:end w:val="single" w:sz="4" w:space="0" w:color="9DB1C7"/>
+            </w:tcBorders>
+            <w:tcMar>
+              <w:top w:w="55" w:type="dxa"/>
+              <w:bottom w:w="55" w:type="dxa"/>
+            </w:tcMar>
+          </w:tcPr>
+          <w:p>
+            <w:pPr>
+              <w:pStyle w:val="Normal"/>
+              <w:spacing w:lineRule="exact" w:line="268" w:before="0" w:after="0"/>
+              <w:jc w:val="start"/>
+              <w:rPr/>
+            </w:pPr>
+            <w:r>
+              <w:rPr>
+                <w:rFonts w:eastAsia="Calibri" w:cs="Calibri"/>
+                <w:b w:val="false"/>
+                <w:bCs w:val="false"/>
+                <w:i w:val="false"/>
+                <w:iCs w:val="false"/>
+                <w:color w:val="1A1A1A"/>
+                <w:sz w:val="15"/>
+                <w:szCs w:val="15"/>
+              </w:rPr>
+              <w:t>1700 SE Military Dr, San Antonio 78214 · 210-924-4242</w:t>
+            </w:r>
+          </w:p>
+        </w:tc>
+      </w:tr>
+      <w:tr>
+        <w:trPr/>
+        <w:tc>
+          <w:tcPr>
+            <w:tcW w:w="3650" w:type="dxa"/>
+            <w:tcBorders>
+              <w:top w:val="single" w:sz="4" w:space="0" w:color="9DB1C7"/>
+              <w:start w:val="single" w:sz="4" w:space="0" w:color="9DB1C7"/>
+              <w:bottom w:val="single" w:sz="4" w:space="0" w:color="9DB1C7"/>
+              <w:end w:val="single" w:sz="4" w:space="0" w:color="9DB1C7"/>
+            </w:tcBorders>
+            <w:shd w:color="auto" w:fill="EAF0F6" w:val="clear"/>
+            <w:tcMar>
+              <w:top w:w="55" w:type="dxa"/>
+              <w:bottom w:w="55" w:type="dxa"/>
+            </w:tcMar>
+          </w:tcPr>
+          <w:p>
+            <w:pPr>
+              <w:pStyle w:val="Normal"/>
+              <w:spacing w:lineRule="exact" w:line="268" w:before="0" w:after="0"/>
+              <w:jc w:val="start"/>
+              <w:rPr/>
+            </w:pPr>
+            <w:r>
+              <w:rPr>
+                <w:rFonts w:eastAsia="Calibri" w:cs="Calibri"/>
+                <w:b/>
+                <w:bCs/>
+                <w:i w:val="false"/>
+                <w:iCs w:val="false"/>
+                <w:color w:val="3E5871"/>
+                <w:sz w:val="15"/>
+                <w:szCs w:val="15"/>
+              </w:rPr>
+              <w:t>Sunset North Funeral Home</w:t>
+            </w:r>
+          </w:p>
+        </w:tc>
+        <w:tc>
+          <w:tcPr>
+            <w:tcW w:w="5709" w:type="dxa"/>
+            <w:tcBorders>
+              <w:top w:val="single" w:sz="4" w:space="0" w:color="9DB1C7"/>
+              <w:start w:val="single" w:sz="4" w:space="0" w:color="9DB1C7"/>
+              <w:bottom w:val="single" w:sz="4" w:space="0" w:color="9DB1C7"/>
+              <w:end w:val="single" w:sz="4" w:space="0" w:color="9DB1C7"/>
+            </w:tcBorders>
+            <w:tcMar>
+              <w:top w:w="55" w:type="dxa"/>
+              <w:bottom w:w="55" w:type="dxa"/>
+            </w:tcMar>
+          </w:tcPr>
+          <w:p>
+            <w:pPr>
+              <w:pStyle w:val="Normal"/>
+              <w:spacing w:lineRule="exact" w:line="268" w:before="0" w:after="0"/>
+              <w:jc w:val="start"/>
+              <w:rPr/>
+            </w:pPr>
+            <w:r>
+              <w:rPr>
+                <w:rFonts w:eastAsia="Calibri" w:cs="Calibri"/>
+                <w:b w:val="false"/>
+                <w:bCs w:val="false"/>
+                <w:i w:val="false"/>
+                <w:iCs w:val="false"/>
+                <w:color w:val="1A1A1A"/>
+                <w:sz w:val="15"/>
+                <w:szCs w:val="15"/>
+              </w:rPr>
+              <w:t>910 N Loop 1604 E, San Antonio 78232 · 210-594-1143</w:t>
+            </w:r>
+          </w:p>
+        </w:tc>
+      </w:tr>
+      <w:tr>
+        <w:trPr/>
+        <w:tc>
+          <w:tcPr>
+            <w:tcW w:w="3650" w:type="dxa"/>
+            <w:tcBorders>
+              <w:top w:val="single" w:sz="4" w:space="0" w:color="9DB1C7"/>
+              <w:start w:val="single" w:sz="4" w:space="0" w:color="9DB1C7"/>
+              <w:bottom w:val="single" w:sz="4" w:space="0" w:color="9DB1C7"/>
+              <w:end w:val="single" w:sz="4" w:space="0" w:color="9DB1C7"/>
+            </w:tcBorders>
+            <w:shd w:color="auto" w:fill="EAF0F6" w:val="clear"/>
+            <w:tcMar>
+              <w:top w:w="55" w:type="dxa"/>
+              <w:bottom w:w="55" w:type="dxa"/>
+            </w:tcMar>
+          </w:tcPr>
+          <w:p>
+            <w:pPr>
+              <w:pStyle w:val="Normal"/>
+              <w:spacing w:lineRule="exact" w:line="268" w:before="0" w:after="0"/>
+              <w:jc w:val="start"/>
+              <w:rPr/>
+            </w:pPr>
+            <w:r>
+              <w:rPr>
+                <w:rFonts w:eastAsia="Calibri" w:cs="Calibri"/>
+                <w:b/>
+                <w:bCs/>
+                <w:i w:val="false"/>
+                <w:iCs w:val="false"/>
+                <w:color w:val="3E5871"/>
+                <w:sz w:val="15"/>
+                <w:szCs w:val="15"/>
+              </w:rPr>
+              <w:t>Funeral Caring USA</w:t>
+            </w:r>
+          </w:p>
+        </w:tc>
+        <w:tc>
+          <w:tcPr>
+            <w:tcW w:w="5709" w:type="dxa"/>
+            <w:tcBorders>
+              <w:top w:val="single" w:sz="4" w:space="0" w:color="9DB1C7"/>
+              <w:start w:val="single" w:sz="4" w:space="0" w:color="9DB1C7"/>
+              <w:bottom w:val="single" w:sz="4" w:space="0" w:color="9DB1C7"/>
+              <w:end w:val="single" w:sz="4" w:space="0" w:color="9DB1C7"/>
+            </w:tcBorders>
+            <w:tcMar>
+              <w:top w:w="55" w:type="dxa"/>
+              <w:bottom w:w="55" w:type="dxa"/>
+            </w:tcMar>
+          </w:tcPr>
+          <w:p>
+            <w:pPr>
+              <w:pStyle w:val="Normal"/>
+              <w:spacing w:lineRule="exact" w:line="268" w:before="0" w:after="0"/>
+              <w:jc w:val="start"/>
+              <w:rPr/>
+            </w:pPr>
+            <w:r>
+              <w:rPr>
+                <w:rFonts w:eastAsia="Calibri" w:cs="Calibri"/>
+                <w:b w:val="false"/>
+                <w:bCs w:val="false"/>
+                <w:i w:val="false"/>
+                <w:iCs w:val="false"/>
+                <w:color w:val="1A1A1A"/>
+                <w:sz w:val="15"/>
+                <w:szCs w:val="15"/>
+              </w:rPr>
+              <w:t>6902 NE I-410 Loop, San Antonio 78219 · 210-822-4445</w:t>
+            </w:r>
+          </w:p>
+        </w:tc>
+      </w:tr>
+      <w:tr>
+        <w:trPr/>
+        <w:tc>
+          <w:tcPr>
+            <w:tcW w:w="3650" w:type="dxa"/>
+            <w:tcBorders>
+              <w:top w:val="single" w:sz="4" w:space="0" w:color="9DB1C7"/>
+              <w:start w:val="single" w:sz="4" w:space="0" w:color="9DB1C7"/>
+              <w:bottom w:val="single" w:sz="4" w:space="0" w:color="9DB1C7"/>
+              <w:end w:val="single" w:sz="4" w:space="0" w:color="9DB1C7"/>
+            </w:tcBorders>
+            <w:shd w:color="auto" w:fill="EAF0F6" w:val="clear"/>
+            <w:tcMar>
+              <w:top w:w="55" w:type="dxa"/>
+              <w:bottom w:w="55" w:type="dxa"/>
+            </w:tcMar>
+          </w:tcPr>
+          <w:p>
+            <w:pPr>
+              <w:pStyle w:val="Normal"/>
+              <w:spacing w:lineRule="exact" w:line="268" w:before="0" w:after="0"/>
+              <w:jc w:val="start"/>
+              <w:rPr/>
+            </w:pPr>
+            <w:r>
+              <w:rPr>
+                <w:rFonts w:eastAsia="Calibri" w:cs="Calibri"/>
+                <w:b/>
+                <w:bCs/>
+                <w:i w:val="false"/>
+                <w:iCs w:val="false"/>
+                <w:color w:val="3E5871"/>
+                <w:sz w:val="15"/>
+                <w:szCs w:val="15"/>
+              </w:rPr>
+              <w:t>Sunset Northwest Funeral Home</w:t>
+            </w:r>
+          </w:p>
+        </w:tc>
+        <w:tc>
+          <w:tcPr>
+            <w:tcW w:w="5709" w:type="dxa"/>
+            <w:tcBorders>
+              <w:top w:val="single" w:sz="4" w:space="0" w:color="9DB1C7"/>
+              <w:start w:val="single" w:sz="4" w:space="0" w:color="9DB1C7"/>
+              <w:bottom w:val="single" w:sz="4" w:space="0" w:color="9DB1C7"/>
+              <w:end w:val="single" w:sz="4" w:space="0" w:color="9DB1C7"/>
+            </w:tcBorders>
+            <w:tcMar>
+              <w:top w:w="55" w:type="dxa"/>
+              <w:bottom w:w="55" w:type="dxa"/>
+            </w:tcMar>
+          </w:tcPr>
+          <w:p>
+            <w:pPr>
+              <w:pStyle w:val="Normal"/>
+              <w:spacing w:lineRule="exact" w:line="268" w:before="0" w:after="0"/>
+              <w:jc w:val="start"/>
+              <w:rPr/>
+            </w:pPr>
+            <w:r>
+              <w:rPr>
+                <w:rFonts w:eastAsia="Calibri" w:cs="Calibri"/>
+                <w:b w:val="false"/>
+                <w:bCs w:val="false"/>
+                <w:i w:val="false"/>
+                <w:iCs w:val="false"/>
+                <w:color w:val="1A1A1A"/>
+                <w:sz w:val="15"/>
+                <w:szCs w:val="15"/>
+              </w:rPr>
+              <w:t>6321 Bandera Rd, San Antonio 78238 · 210-775-4419</w:t>
+            </w:r>
+          </w:p>
+        </w:tc>
+      </w:tr>
+      <w:tr>
+        <w:trPr/>
+        <w:tc>
+          <w:tcPr>
+            <w:tcW w:w="3650" w:type="dxa"/>
+            <w:tcBorders>
+              <w:top w:val="single" w:sz="4" w:space="0" w:color="9DB1C7"/>
+              <w:start w:val="single" w:sz="4" w:space="0" w:color="9DB1C7"/>
+              <w:bottom w:val="single" w:sz="4" w:space="0" w:color="9DB1C7"/>
+              <w:end w:val="single" w:sz="4" w:space="0" w:color="9DB1C7"/>
+            </w:tcBorders>
+            <w:shd w:color="auto" w:fill="EAF0F6" w:val="clear"/>
+            <w:tcMar>
+              <w:top w:w="55" w:type="dxa"/>
+              <w:bottom w:w="55" w:type="dxa"/>
+            </w:tcMar>
+          </w:tcPr>
+          <w:p>
+            <w:pPr>
+              <w:pStyle w:val="Normal"/>
+              <w:spacing w:lineRule="exact" w:line="268" w:before="0" w:after="0"/>
+              <w:jc w:val="start"/>
+              <w:rPr/>
+            </w:pPr>
+            <w:r>
+              <w:rPr>
+                <w:rFonts w:eastAsia="Calibri" w:cs="Calibri"/>
+                <w:b/>
+                <w:bCs/>
+                <w:i w:val="false"/>
+                <w:iCs w:val="false"/>
+                <w:color w:val="3E5871"/>
+                <w:sz w:val="15"/>
+                <w:szCs w:val="15"/>
+              </w:rPr>
+              <w:t>Porter Loring Mortuary — McCullough</w:t>
+            </w:r>
+          </w:p>
+        </w:tc>
+        <w:tc>
+          <w:tcPr>
+            <w:tcW w:w="5709" w:type="dxa"/>
+            <w:tcBorders>
+              <w:top w:val="single" w:sz="4" w:space="0" w:color="9DB1C7"/>
+              <w:start w:val="single" w:sz="4" w:space="0" w:color="9DB1C7"/>
+              <w:bottom w:val="single" w:sz="4" w:space="0" w:color="9DB1C7"/>
+              <w:end w:val="single" w:sz="4" w:space="0" w:color="9DB1C7"/>
+            </w:tcBorders>
+            <w:tcMar>
+              <w:top w:w="55" w:type="dxa"/>
+              <w:bottom w:w="55" w:type="dxa"/>
+            </w:tcMar>
+          </w:tcPr>
+          <w:p>
+            <w:pPr>
+              <w:pStyle w:val="Normal"/>
+              <w:spacing w:lineRule="exact" w:line="268" w:before="0" w:after="0"/>
+              <w:jc w:val="start"/>
+              <w:rPr/>
+            </w:pPr>
+            <w:r>
+              <w:rPr>
+                <w:rFonts w:eastAsia="Calibri" w:cs="Calibri"/>
+                <w:b w:val="false"/>
+                <w:bCs w:val="false"/>
+                <w:i w:val="false"/>
+                <w:iCs w:val="false"/>
+                <w:color w:val="1A1A1A"/>
+                <w:sz w:val="15"/>
+                <w:szCs w:val="15"/>
+              </w:rPr>
+              <w:t>1101 McCullough Ave, San Antonio 78212 · 210-905-0861</w:t>
+            </w:r>
+          </w:p>
+        </w:tc>
+      </w:tr>
+    </w:tbl>
+    <w:p>
+      <w:pPr>
+        <w:pStyle w:val="Normal"/>
+        <w:keepNext w:val="true"/>
+        <w:spacing w:before="140" w:after="60"/>
+        <w:rPr/>
+      </w:pPr>
+      <w:r>
+        <w:rPr>
+          <w:rFonts w:eastAsia="Calibri" w:cs="Calibri"/>
+          <w:b/>
+          <w:bCs/>
+          <w:i w:val="false"/>
+          <w:iCs w:val="false"/>
+          <w:color w:val="3E5871"/>
+          <w:sz w:val="21"/>
+          <w:szCs w:val="21"/>
+        </w:rPr>
+        <w:t>Elder-law &amp; estate attorneys</w:t>
+      </w:r>
+    </w:p>
+    <w:tbl>
+      <w:tblPr>
+        <w:tblW w:w="9360" w:type="dxa"/>
+        <w:jc w:val="start"/>
+        <w:tblInd w:w="0" w:type="dxa"/>
+        <w:tblLayout w:type="fixed"/>
+        <w:tblCellMar>
+          <w:top w:w="50" w:type="dxa"/>
+          <w:start w:w="100" w:type="dxa"/>
+          <w:bottom w:w="50" w:type="dxa"/>
+          <w:end w:w="100" w:type="dxa"/>
+        </w:tblCellMar>
+      </w:tblPr>
+      <w:tblGrid>
+        <w:gridCol w:w="3650"/>
+        <w:gridCol w:w="5709"/>
+      </w:tblGrid>
+      <w:tr>
+        <w:trPr>
+          <w:tblHeader w:val="true"/>
+        </w:trPr>
+        <w:tc>
+          <w:tcPr>
+            <w:tcW w:w="3650" w:type="dxa"/>
+            <w:tcBorders>
+              <w:top w:val="single" w:sz="4" w:space="0" w:color="9DB1C7"/>
+              <w:start w:val="single" w:sz="4" w:space="0" w:color="9DB1C7"/>
+              <w:bottom w:val="single" w:sz="4" w:space="0" w:color="9DB1C7"/>
+              <w:end w:val="single" w:sz="4" w:space="0" w:color="9DB1C7"/>
+            </w:tcBorders>
+            <w:shd w:fill="3E5871" w:val="clear"/>
+          </w:tcPr>
+          <w:p>
+            <w:pPr>
+              <w:pStyle w:val="Normal"/>
+              <w:spacing w:lineRule="exact" w:line="268" w:before="0" w:after="0"/>
+              <w:jc w:val="start"/>
+              <w:rPr/>
+            </w:pPr>
+            <w:r>
+              <w:rPr>
+                <w:rFonts w:eastAsia="Calibri" w:cs="Calibri"/>
+                <w:b/>
+                <w:bCs/>
+                <w:i w:val="false"/>
+                <w:iCs w:val="false"/>
+                <w:color w:val="FFFFFF"/>
+                <w:sz w:val="16"/>
+                <w:szCs w:val="16"/>
+              </w:rPr>
+              <w:t>Resource</w:t>
+            </w:r>
+          </w:p>
+        </w:tc>
+        <w:tc>
+          <w:tcPr>
+            <w:tcW w:w="5709" w:type="dxa"/>
+            <w:tcBorders>
+              <w:top w:val="single" w:sz="4" w:space="0" w:color="9DB1C7"/>
+              <w:start w:val="single" w:sz="4" w:space="0" w:color="9DB1C7"/>
+              <w:bottom w:val="single" w:sz="4" w:space="0" w:color="9DB1C7"/>
+              <w:end w:val="single" w:sz="4" w:space="0" w:color="9DB1C7"/>
+            </w:tcBorders>
+            <w:shd w:fill="3E5871" w:val="clear"/>
+          </w:tcPr>
+          <w:p>
+            <w:pPr>
+              <w:pStyle w:val="Normal"/>
+              <w:spacing w:lineRule="exact" w:line="268" w:before="0" w:after="0"/>
+              <w:jc w:val="start"/>
+              <w:rPr/>
+            </w:pPr>
+            <w:r>
+              <w:rPr>
+                <w:rFonts w:eastAsia="Calibri" w:cs="Calibri"/>
+                <w:b/>
+                <w:bCs/>
+                <w:i w:val="false"/>
+                <w:iCs w:val="false"/>
+                <w:color w:val="FFFFFF"/>
+                <w:sz w:val="16"/>
+                <w:szCs w:val="16"/>
+              </w:rPr>
+              <w:t>Phone · website · notes</w:t>
+            </w:r>
+          </w:p>
+        </w:tc>
+      </w:tr>
+      <w:tr>
+        <w:trPr/>
+        <w:tc>
+          <w:tcPr>
+            <w:tcW w:w="3650" w:type="dxa"/>
+            <w:tcBorders>
+              <w:top w:val="single" w:sz="4" w:space="0" w:color="9DB1C7"/>
+              <w:start w:val="single" w:sz="4" w:space="0" w:color="9DB1C7"/>
+              <w:bottom w:val="single" w:sz="4" w:space="0" w:color="9DB1C7"/>
+              <w:end w:val="single" w:sz="4" w:space="0" w:color="9DB1C7"/>
+            </w:tcBorders>
+            <w:shd w:color="auto" w:fill="EAF0F6" w:val="clear"/>
+            <w:tcMar>
+              <w:top w:w="55" w:type="dxa"/>
+              <w:bottom w:w="55" w:type="dxa"/>
+            </w:tcMar>
+          </w:tcPr>
+          <w:p>
+            <w:pPr>
+              <w:pStyle w:val="Normal"/>
+              <w:spacing w:lineRule="exact" w:line="268" w:before="0" w:after="0"/>
+              <w:jc w:val="start"/>
+              <w:rPr/>
+            </w:pPr>
+            <w:r>
+              <w:rPr>
+                <w:rFonts w:eastAsia="Calibri" w:cs="Calibri"/>
+                <w:b/>
+                <w:bCs/>
+                <w:i w:val="false"/>
+                <w:iCs w:val="false"/>
+                <w:color w:val="3E5871"/>
+                <w:sz w:val="15"/>
+                <w:szCs w:val="15"/>
+              </w:rPr>
+              <w:t>Bertsch &amp; Boze Elder Law, PC</w:t>
+            </w:r>
+          </w:p>
+        </w:tc>
+        <w:tc>
+          <w:tcPr>
+            <w:tcW w:w="5709" w:type="dxa"/>
+            <w:tcBorders>
+              <w:top w:val="single" w:sz="4" w:space="0" w:color="9DB1C7"/>
+              <w:start w:val="single" w:sz="4" w:space="0" w:color="9DB1C7"/>
+              <w:bottom w:val="single" w:sz="4" w:space="0" w:color="9DB1C7"/>
+              <w:end w:val="single" w:sz="4" w:space="0" w:color="9DB1C7"/>
+            </w:tcBorders>
+            <w:tcMar>
+              <w:top w:w="55" w:type="dxa"/>
+              <w:bottom w:w="55" w:type="dxa"/>
+            </w:tcMar>
+          </w:tcPr>
+          <w:p>
+            <w:pPr>
+              <w:pStyle w:val="Normal"/>
+              <w:spacing w:lineRule="exact" w:line="268" w:before="0" w:after="0"/>
+              <w:jc w:val="start"/>
+              <w:rPr/>
+            </w:pPr>
+            <w:r>
+              <w:rPr>
+                <w:rFonts w:eastAsia="Calibri" w:cs="Calibri"/>
+                <w:b w:val="false"/>
+                <w:bCs w:val="false"/>
+                <w:i w:val="false"/>
+                <w:iCs w:val="false"/>
+                <w:color w:val="1A1A1A"/>
+                <w:sz w:val="15"/>
+                <w:szCs w:val="15"/>
+              </w:rPr>
+              <w:t>8703 Broadway, San Antonio 78217 · 210-892-4555</w:t>
+            </w:r>
+          </w:p>
+        </w:tc>
+      </w:tr>
+      <w:tr>
+        <w:trPr/>
+        <w:tc>
+          <w:tcPr>
+            <w:tcW w:w="3650" w:type="dxa"/>
+            <w:tcBorders>
+              <w:top w:val="single" w:sz="4" w:space="0" w:color="9DB1C7"/>
+              <w:start w:val="single" w:sz="4" w:space="0" w:color="9DB1C7"/>
+              <w:bottom w:val="single" w:sz="4" w:space="0" w:color="9DB1C7"/>
+              <w:end w:val="single" w:sz="4" w:space="0" w:color="9DB1C7"/>
+            </w:tcBorders>
+            <w:shd w:color="auto" w:fill="EAF0F6" w:val="clear"/>
+            <w:tcMar>
+              <w:top w:w="55" w:type="dxa"/>
+              <w:bottom w:w="55" w:type="dxa"/>
+            </w:tcMar>
+          </w:tcPr>
+          <w:p>
+            <w:pPr>
+              <w:pStyle w:val="Normal"/>
+              <w:spacing w:lineRule="exact" w:line="268" w:before="0" w:after="0"/>
+              <w:jc w:val="start"/>
+              <w:rPr/>
+            </w:pPr>
+            <w:r>
+              <w:rPr>
+                <w:rFonts w:eastAsia="Calibri" w:cs="Calibri"/>
+                <w:b/>
+                <w:bCs/>
+                <w:i w:val="false"/>
+                <w:iCs w:val="false"/>
+                <w:color w:val="3E5871"/>
+                <w:sz w:val="15"/>
+                <w:szCs w:val="15"/>
+              </w:rPr>
+              <w:t>Marquardt Law Firm, P.C.</w:t>
+            </w:r>
+          </w:p>
+        </w:tc>
+        <w:tc>
+          <w:tcPr>
+            <w:tcW w:w="5709" w:type="dxa"/>
+            <w:tcBorders>
+              <w:top w:val="single" w:sz="4" w:space="0" w:color="9DB1C7"/>
+              <w:start w:val="single" w:sz="4" w:space="0" w:color="9DB1C7"/>
+              <w:bottom w:val="single" w:sz="4" w:space="0" w:color="9DB1C7"/>
+              <w:end w:val="single" w:sz="4" w:space="0" w:color="9DB1C7"/>
+            </w:tcBorders>
+            <w:tcMar>
+              <w:top w:w="55" w:type="dxa"/>
+              <w:bottom w:w="55" w:type="dxa"/>
+            </w:tcMar>
+          </w:tcPr>
+          <w:p>
+            <w:pPr>
+              <w:pStyle w:val="Normal"/>
+              <w:spacing w:lineRule="exact" w:line="268" w:before="0" w:after="0"/>
+              <w:jc w:val="start"/>
+              <w:rPr/>
+            </w:pPr>
+            <w:r>
+              <w:rPr>
+                <w:rFonts w:eastAsia="Calibri" w:cs="Calibri"/>
+                <w:b w:val="false"/>
+                <w:bCs w:val="false"/>
+                <w:i w:val="false"/>
+                <w:iCs w:val="false"/>
+                <w:color w:val="1A1A1A"/>
+                <w:sz w:val="15"/>
+                <w:szCs w:val="15"/>
+              </w:rPr>
+              <w:t>14603 Huebner Rd Ste 3801, San Antonio 78230 · 210-530-4278</w:t>
+            </w:r>
+          </w:p>
+        </w:tc>
+      </w:tr>
+      <w:tr>
+        <w:trPr/>
+        <w:tc>
+          <w:tcPr>
+            <w:tcW w:w="3650" w:type="dxa"/>
+            <w:tcBorders>
+              <w:top w:val="single" w:sz="4" w:space="0" w:color="9DB1C7"/>
+              <w:start w:val="single" w:sz="4" w:space="0" w:color="9DB1C7"/>
+              <w:bottom w:val="single" w:sz="4" w:space="0" w:color="9DB1C7"/>
+              <w:end w:val="single" w:sz="4" w:space="0" w:color="9DB1C7"/>
+            </w:tcBorders>
+            <w:shd w:color="auto" w:fill="EAF0F6" w:val="clear"/>
+            <w:tcMar>
+              <w:top w:w="55" w:type="dxa"/>
+              <w:bottom w:w="55" w:type="dxa"/>
+            </w:tcMar>
+          </w:tcPr>
+          <w:p>
+            <w:pPr>
+              <w:pStyle w:val="Normal"/>
+              <w:spacing w:lineRule="exact" w:line="268" w:before="0" w:after="0"/>
+              <w:jc w:val="start"/>
+              <w:rPr/>
+            </w:pPr>
+            <w:r>
+              <w:rPr>
+                <w:rFonts w:eastAsia="Calibri" w:cs="Calibri"/>
+                <w:b/>
+                <w:bCs/>
+                <w:i w:val="false"/>
+                <w:iCs w:val="false"/>
+                <w:color w:val="3E5871"/>
+                <w:sz w:val="15"/>
+                <w:szCs w:val="15"/>
+              </w:rPr>
+              <w:t>Loke Moore Law, PLLC</w:t>
+            </w:r>
+          </w:p>
+        </w:tc>
+        <w:tc>
+          <w:tcPr>
+            <w:tcW w:w="5709" w:type="dxa"/>
+            <w:tcBorders>
+              <w:top w:val="single" w:sz="4" w:space="0" w:color="9DB1C7"/>
+              <w:start w:val="single" w:sz="4" w:space="0" w:color="9DB1C7"/>
+              <w:bottom w:val="single" w:sz="4" w:space="0" w:color="9DB1C7"/>
+              <w:end w:val="single" w:sz="4" w:space="0" w:color="9DB1C7"/>
+            </w:tcBorders>
+            <w:tcMar>
+              <w:top w:w="55" w:type="dxa"/>
+              <w:bottom w:w="55" w:type="dxa"/>
+            </w:tcMar>
+          </w:tcPr>
+          <w:p>
+            <w:pPr>
+              <w:pStyle w:val="Normal"/>
+              <w:spacing w:lineRule="exact" w:line="268" w:before="0" w:after="0"/>
+              <w:jc w:val="start"/>
+              <w:rPr/>
+            </w:pPr>
+            <w:r>
+              <w:rPr>
+                <w:rFonts w:eastAsia="Calibri" w:cs="Calibri"/>
+                <w:b w:val="false"/>
+                <w:bCs w:val="false"/>
+                <w:i w:val="false"/>
+                <w:iCs w:val="false"/>
+                <w:color w:val="1A1A1A"/>
+                <w:sz w:val="15"/>
+                <w:szCs w:val="15"/>
+              </w:rPr>
+              <w:t>2135 E Hildebrand Ave, San Antonio 78209 · 210-944-4930</w:t>
+            </w:r>
+          </w:p>
+        </w:tc>
+      </w:tr>
+      <w:tr>
+        <w:trPr/>
+        <w:tc>
+          <w:tcPr>
+            <w:tcW w:w="3650" w:type="dxa"/>
+            <w:tcBorders>
+              <w:top w:val="single" w:sz="4" w:space="0" w:color="9DB1C7"/>
+              <w:start w:val="single" w:sz="4" w:space="0" w:color="9DB1C7"/>
+              <w:bottom w:val="single" w:sz="4" w:space="0" w:color="9DB1C7"/>
+              <w:end w:val="single" w:sz="4" w:space="0" w:color="9DB1C7"/>
+            </w:tcBorders>
+            <w:shd w:color="auto" w:fill="EAF0F6" w:val="clear"/>
+            <w:tcMar>
+              <w:top w:w="55" w:type="dxa"/>
+              <w:bottom w:w="55" w:type="dxa"/>
+            </w:tcMar>
+          </w:tcPr>
+          <w:p>
+            <w:pPr>
+              <w:pStyle w:val="Normal"/>
+              <w:spacing w:lineRule="exact" w:line="268" w:before="0" w:after="0"/>
+              <w:jc w:val="start"/>
+              <w:rPr/>
+            </w:pPr>
+            <w:r>
+              <w:rPr>
+                <w:rFonts w:eastAsia="Calibri" w:cs="Calibri"/>
+                <w:b/>
+                <w:bCs/>
+                <w:i w:val="false"/>
+                <w:iCs w:val="false"/>
+                <w:color w:val="3E5871"/>
+                <w:sz w:val="15"/>
+                <w:szCs w:val="15"/>
+              </w:rPr>
+              <w:t>The Voeller Law Firm</w:t>
+            </w:r>
+          </w:p>
+        </w:tc>
+        <w:tc>
+          <w:tcPr>
+            <w:tcW w:w="5709" w:type="dxa"/>
+            <w:tcBorders>
+              <w:top w:val="single" w:sz="4" w:space="0" w:color="9DB1C7"/>
+              <w:start w:val="single" w:sz="4" w:space="0" w:color="9DB1C7"/>
+              <w:bottom w:val="single" w:sz="4" w:space="0" w:color="9DB1C7"/>
+              <w:end w:val="single" w:sz="4" w:space="0" w:color="9DB1C7"/>
+            </w:tcBorders>
+            <w:tcMar>
+              <w:top w:w="55" w:type="dxa"/>
+              <w:bottom w:w="55" w:type="dxa"/>
+            </w:tcMar>
+          </w:tcPr>
+          <w:p>
+            <w:pPr>
+              <w:pStyle w:val="Normal"/>
+              <w:spacing w:lineRule="exact" w:line="268" w:before="0" w:after="0"/>
+              <w:jc w:val="start"/>
+              <w:rPr/>
+            </w:pPr>
+            <w:r>
+              <w:rPr>
+                <w:rFonts w:eastAsia="Calibri" w:cs="Calibri"/>
+                <w:b w:val="false"/>
+                <w:bCs w:val="false"/>
+                <w:i w:val="false"/>
+                <w:iCs w:val="false"/>
+                <w:color w:val="1A1A1A"/>
+                <w:sz w:val="15"/>
+                <w:szCs w:val="15"/>
+              </w:rPr>
+              <w:t>19311 FM 2252 Ste 103, San Antonio 78266 · 210-651-3851</w:t>
+            </w:r>
+          </w:p>
+        </w:tc>
+      </w:tr>
+    </w:tbl>
+    <w:p>
+      <w:pPr>
+        <w:pStyle w:val="Normal"/>
+        <w:keepNext w:val="true"/>
+        <w:spacing w:before="140" w:after="60"/>
+        <w:rPr/>
+      </w:pPr>
+      <w:r>
+        <w:rPr>
+          <w:rFonts w:eastAsia="Calibri" w:cs="Calibri"/>
+          <w:b/>
+          <w:bCs/>
+          <w:i w:val="false"/>
+          <w:iCs w:val="false"/>
+          <w:color w:val="3E5871"/>
+          <w:sz w:val="21"/>
+          <w:szCs w:val="21"/>
+        </w:rPr>
+        <w:t>Geriatric care managers &amp; senior placement</w:t>
+      </w:r>
+    </w:p>
+    <w:tbl>
+      <w:tblPr>
+        <w:tblW w:w="9360" w:type="dxa"/>
+        <w:jc w:val="start"/>
+        <w:tblInd w:w="0" w:type="dxa"/>
+        <w:tblLayout w:type="fixed"/>
+        <w:tblCellMar>
+          <w:top w:w="50" w:type="dxa"/>
+          <w:start w:w="100" w:type="dxa"/>
+          <w:bottom w:w="50" w:type="dxa"/>
+          <w:end w:w="100" w:type="dxa"/>
+        </w:tblCellMar>
+      </w:tblPr>
+      <w:tblGrid>
+        <w:gridCol w:w="3650"/>
+        <w:gridCol w:w="5709"/>
+      </w:tblGrid>
+      <w:tr>
+        <w:trPr>
+          <w:tblHeader w:val="true"/>
+        </w:trPr>
+        <w:tc>
+          <w:tcPr>
+            <w:tcW w:w="3650" w:type="dxa"/>
+            <w:tcBorders>
+              <w:top w:val="single" w:sz="4" w:space="0" w:color="9DB1C7"/>
+              <w:start w:val="single" w:sz="4" w:space="0" w:color="9DB1C7"/>
+              <w:bottom w:val="single" w:sz="4" w:space="0" w:color="9DB1C7"/>
+              <w:end w:val="single" w:sz="4" w:space="0" w:color="9DB1C7"/>
+            </w:tcBorders>
+            <w:shd w:fill="3E5871" w:val="clear"/>
+          </w:tcPr>
+          <w:p>
+            <w:pPr>
+              <w:pStyle w:val="Normal"/>
+              <w:spacing w:lineRule="exact" w:line="268" w:before="0" w:after="0"/>
+              <w:jc w:val="start"/>
+              <w:rPr/>
+            </w:pPr>
+            <w:r>
+              <w:rPr>
+                <w:rFonts w:eastAsia="Calibri" w:cs="Calibri"/>
+                <w:b/>
+                <w:bCs/>
+                <w:i w:val="false"/>
+                <w:iCs w:val="false"/>
+                <w:color w:val="FFFFFF"/>
+                <w:sz w:val="16"/>
+                <w:szCs w:val="16"/>
+              </w:rPr>
+              <w:t>Resource</w:t>
+            </w:r>
+          </w:p>
+        </w:tc>
+        <w:tc>
+          <w:tcPr>
+            <w:tcW w:w="5709" w:type="dxa"/>
+            <w:tcBorders>
+              <w:top w:val="single" w:sz="4" w:space="0" w:color="9DB1C7"/>
+              <w:start w:val="single" w:sz="4" w:space="0" w:color="9DB1C7"/>
+              <w:bottom w:val="single" w:sz="4" w:space="0" w:color="9DB1C7"/>
+              <w:end w:val="single" w:sz="4" w:space="0" w:color="9DB1C7"/>
+            </w:tcBorders>
+            <w:shd w:fill="3E5871" w:val="clear"/>
+          </w:tcPr>
+          <w:p>
+            <w:pPr>
+              <w:pStyle w:val="Normal"/>
+              <w:spacing w:lineRule="exact" w:line="268" w:before="0" w:after="0"/>
+              <w:jc w:val="start"/>
+              <w:rPr/>
+            </w:pPr>
+            <w:r>
+              <w:rPr>
+                <w:rFonts w:eastAsia="Calibri" w:cs="Calibri"/>
+                <w:b/>
+                <w:bCs/>
+                <w:i w:val="false"/>
+                <w:iCs w:val="false"/>
+                <w:color w:val="FFFFFF"/>
+                <w:sz w:val="16"/>
+                <w:szCs w:val="16"/>
+              </w:rPr>
+              <w:t>Phone · website · notes</w:t>
+            </w:r>
+          </w:p>
+        </w:tc>
+      </w:tr>
+      <w:tr>
+        <w:trPr/>
+        <w:tc>
+          <w:tcPr>
+            <w:tcW w:w="3650" w:type="dxa"/>
+            <w:tcBorders>
+              <w:top w:val="single" w:sz="4" w:space="0" w:color="9DB1C7"/>
+              <w:start w:val="single" w:sz="4" w:space="0" w:color="9DB1C7"/>
+              <w:bottom w:val="single" w:sz="4" w:space="0" w:color="9DB1C7"/>
+              <w:end w:val="single" w:sz="4" w:space="0" w:color="9DB1C7"/>
+            </w:tcBorders>
+            <w:shd w:color="auto" w:fill="EAF0F6" w:val="clear"/>
+            <w:tcMar>
+              <w:top w:w="55" w:type="dxa"/>
+              <w:bottom w:w="55" w:type="dxa"/>
+            </w:tcMar>
+          </w:tcPr>
+          <w:p>
+            <w:pPr>
+              <w:pStyle w:val="Normal"/>
+              <w:spacing w:lineRule="exact" w:line="268" w:before="0" w:after="0"/>
+              <w:jc w:val="start"/>
+              <w:rPr/>
+            </w:pPr>
+            <w:r>
+              <w:rPr>
+                <w:rFonts w:eastAsia="Calibri" w:cs="Calibri"/>
+                <w:b/>
+                <w:bCs/>
+                <w:i w:val="false"/>
+                <w:iCs w:val="false"/>
+                <w:color w:val="3E5871"/>
+                <w:sz w:val="15"/>
+                <w:szCs w:val="15"/>
+              </w:rPr>
+              <w:t>Sage Care Management</w:t>
+            </w:r>
+          </w:p>
+        </w:tc>
+        <w:tc>
+          <w:tcPr>
+            <w:tcW w:w="5709" w:type="dxa"/>
+            <w:tcBorders>
+              <w:top w:val="single" w:sz="4" w:space="0" w:color="9DB1C7"/>
+              <w:start w:val="single" w:sz="4" w:space="0" w:color="9DB1C7"/>
+              <w:bottom w:val="single" w:sz="4" w:space="0" w:color="9DB1C7"/>
+              <w:end w:val="single" w:sz="4" w:space="0" w:color="9DB1C7"/>
+            </w:tcBorders>
+            <w:tcMar>
+              <w:top w:w="55" w:type="dxa"/>
+              <w:bottom w:w="55" w:type="dxa"/>
+            </w:tcMar>
+          </w:tcPr>
+          <w:p>
+            <w:pPr>
+              <w:pStyle w:val="Normal"/>
+              <w:spacing w:lineRule="exact" w:line="268" w:before="0" w:after="0"/>
+              <w:jc w:val="start"/>
+              <w:rPr/>
+            </w:pPr>
+            <w:r>
+              <w:rPr>
+                <w:rFonts w:eastAsia="Calibri" w:cs="Calibri"/>
+                <w:b w:val="false"/>
+                <w:bCs w:val="false"/>
+                <w:i w:val="false"/>
+                <w:iCs w:val="false"/>
+                <w:color w:val="1A1A1A"/>
+                <w:sz w:val="15"/>
+                <w:szCs w:val="15"/>
+              </w:rPr>
+              <w:t>8626 Tesoro Dr #510, San Antonio 78217 · 210-492-1224</w:t>
+            </w:r>
+          </w:p>
+        </w:tc>
+      </w:tr>
+      <w:tr>
+        <w:trPr/>
+        <w:tc>
+          <w:tcPr>
+            <w:tcW w:w="3650" w:type="dxa"/>
+            <w:tcBorders>
+              <w:top w:val="single" w:sz="4" w:space="0" w:color="9DB1C7"/>
+              <w:start w:val="single" w:sz="4" w:space="0" w:color="9DB1C7"/>
+              <w:bottom w:val="single" w:sz="4" w:space="0" w:color="9DB1C7"/>
+              <w:end w:val="single" w:sz="4" w:space="0" w:color="9DB1C7"/>
+            </w:tcBorders>
+            <w:shd w:color="auto" w:fill="EAF0F6" w:val="clear"/>
+            <w:tcMar>
+              <w:top w:w="55" w:type="dxa"/>
+              <w:bottom w:w="55" w:type="dxa"/>
+            </w:tcMar>
+          </w:tcPr>
+          <w:p>
+            <w:pPr>
+              <w:pStyle w:val="Normal"/>
+              <w:spacing w:lineRule="exact" w:line="268" w:before="0" w:after="0"/>
+              <w:jc w:val="start"/>
+              <w:rPr/>
+            </w:pPr>
+            <w:r>
+              <w:rPr>
+                <w:rFonts w:eastAsia="Calibri" w:cs="Calibri"/>
+                <w:b/>
+                <w:bCs/>
+                <w:i w:val="false"/>
+                <w:iCs w:val="false"/>
+                <w:color w:val="3E5871"/>
+                <w:sz w:val="15"/>
+                <w:szCs w:val="15"/>
+              </w:rPr>
+              <w:t>Senior Placement in the City</w:t>
+            </w:r>
+          </w:p>
+        </w:tc>
+        <w:tc>
+          <w:tcPr>
+            <w:tcW w:w="5709" w:type="dxa"/>
+            <w:tcBorders>
+              <w:top w:val="single" w:sz="4" w:space="0" w:color="9DB1C7"/>
+              <w:start w:val="single" w:sz="4" w:space="0" w:color="9DB1C7"/>
+              <w:bottom w:val="single" w:sz="4" w:space="0" w:color="9DB1C7"/>
+              <w:end w:val="single" w:sz="4" w:space="0" w:color="9DB1C7"/>
+            </w:tcBorders>
+            <w:tcMar>
+              <w:top w:w="55" w:type="dxa"/>
+              <w:bottom w:w="55" w:type="dxa"/>
+            </w:tcMar>
+          </w:tcPr>
+          <w:p>
+            <w:pPr>
+              <w:pStyle w:val="Normal"/>
+              <w:spacing w:lineRule="exact" w:line="268" w:before="0" w:after="0"/>
+              <w:jc w:val="start"/>
+              <w:rPr/>
+            </w:pPr>
+            <w:r>
+              <w:rPr>
+                <w:rFonts w:eastAsia="Calibri" w:cs="Calibri"/>
+                <w:b w:val="false"/>
+                <w:bCs w:val="false"/>
+                <w:i w:val="false"/>
+                <w:iCs w:val="false"/>
+                <w:color w:val="1A1A1A"/>
+                <w:sz w:val="15"/>
+                <w:szCs w:val="15"/>
+              </w:rPr>
+              <w:t>101 Sunflower Ln, San Antonio 78213 · 832-810-9310</w:t>
+            </w:r>
+          </w:p>
+        </w:tc>
+      </w:tr>
+      <w:tr>
+        <w:trPr/>
+        <w:tc>
+          <w:tcPr>
+            <w:tcW w:w="3650" w:type="dxa"/>
+            <w:tcBorders>
+              <w:top w:val="single" w:sz="4" w:space="0" w:color="9DB1C7"/>
+              <w:start w:val="single" w:sz="4" w:space="0" w:color="9DB1C7"/>
+              <w:bottom w:val="single" w:sz="4" w:space="0" w:color="9DB1C7"/>
+              <w:end w:val="single" w:sz="4" w:space="0" w:color="9DB1C7"/>
+            </w:tcBorders>
+            <w:shd w:color="auto" w:fill="EAF0F6" w:val="clear"/>
+            <w:tcMar>
+              <w:top w:w="55" w:type="dxa"/>
+              <w:bottom w:w="55" w:type="dxa"/>
+            </w:tcMar>
+          </w:tcPr>
+          <w:p>
+            <w:pPr>
+              <w:pStyle w:val="Normal"/>
+              <w:spacing w:lineRule="exact" w:line="268" w:before="0" w:after="0"/>
+              <w:jc w:val="start"/>
+              <w:rPr/>
+            </w:pPr>
+            <w:r>
+              <w:rPr>
+                <w:rFonts w:eastAsia="Calibri" w:cs="Calibri"/>
+                <w:b/>
+                <w:bCs/>
+                <w:i w:val="false"/>
+                <w:iCs w:val="false"/>
+                <w:color w:val="3E5871"/>
+                <w:sz w:val="15"/>
+                <w:szCs w:val="15"/>
+              </w:rPr>
+              <w:t>Helping Our Seniors, LLC</w:t>
+            </w:r>
+          </w:p>
+        </w:tc>
+        <w:tc>
+          <w:tcPr>
+            <w:tcW w:w="5709" w:type="dxa"/>
+            <w:tcBorders>
+              <w:top w:val="single" w:sz="4" w:space="0" w:color="9DB1C7"/>
+              <w:start w:val="single" w:sz="4" w:space="0" w:color="9DB1C7"/>
+              <w:bottom w:val="single" w:sz="4" w:space="0" w:color="9DB1C7"/>
+              <w:end w:val="single" w:sz="4" w:space="0" w:color="9DB1C7"/>
+            </w:tcBorders>
+            <w:tcMar>
+              <w:top w:w="55" w:type="dxa"/>
+              <w:bottom w:w="55" w:type="dxa"/>
+            </w:tcMar>
+          </w:tcPr>
+          <w:p>
+            <w:pPr>
+              <w:pStyle w:val="Normal"/>
+              <w:spacing w:lineRule="exact" w:line="268" w:before="0" w:after="0"/>
+              <w:jc w:val="start"/>
+              <w:rPr/>
+            </w:pPr>
+            <w:r>
+              <w:rPr>
+                <w:rFonts w:eastAsia="Calibri" w:cs="Calibri"/>
+                <w:b w:val="false"/>
+                <w:bCs w:val="false"/>
+                <w:i w:val="false"/>
+                <w:iCs w:val="false"/>
+                <w:color w:val="1A1A1A"/>
+                <w:sz w:val="15"/>
+                <w:szCs w:val="15"/>
+              </w:rPr>
+              <w:t>13774 George Rd, San Antonio 78231 · 210-492-8100</w:t>
+            </w:r>
+          </w:p>
+        </w:tc>
+      </w:tr>
+    </w:tbl>
+    <w:p>
+      <w:pPr>
+        <w:pStyle w:val="Normal"/>
+        <w:shd w:val="clear" w:color="auto" w:fill="1F3A5F"/>
+        <w:spacing w:before="240" w:after="170"/>
+        <w:rPr/>
+      </w:pPr>
+      <w:r>
+        <w:rPr>
+          <w:rFonts w:eastAsia="Calibri" w:cs="Calibri"/>
+          <w:b/>
+          <w:bCs/>
+          <w:i w:val="false"/>
+          <w:iCs w:val="false"/>
+          <w:color w:val="FFFFFF"/>
+          <w:sz w:val="30"/>
+          <w:szCs w:val="30"/>
+        </w:rPr>
+        <w:t xml:space="preserve">  </w:t>
+      </w:r>
+      <w:r>
+        <w:rPr>
+          <w:rFonts w:eastAsia="Calibri" w:cs="Calibri"/>
+          <w:b/>
+          <w:bCs/>
+          <w:i w:val="false"/>
+          <w:iCs w:val="false"/>
+          <w:color w:val="FFFFFF"/>
+          <w:sz w:val="30"/>
+          <w:szCs w:val="30"/>
+        </w:rPr>
+        <w:t xml:space="preserve">Referral Target List — Austin Metro (Verified Named Partners)  </w:t>
+      </w:r>
+    </w:p>
+    <w:p>
+      <w:pPr>
+        <w:pStyle w:val="Normal"/>
+        <w:keepNext w:val="true"/>
+        <w:spacing w:before="140" w:after="60"/>
+        <w:rPr/>
+      </w:pPr>
+      <w:r>
+        <w:rPr>
+          <w:rFonts w:eastAsia="Calibri" w:cs="Calibri"/>
+          <w:b/>
+          <w:bCs/>
+          <w:i w:val="false"/>
+          <w:iCs w:val="false"/>
+          <w:color w:val="3E5871"/>
+          <w:sz w:val="21"/>
+          <w:szCs w:val="21"/>
+        </w:rPr>
+        <w:t>Hospitals (discharge planning / case management)</w:t>
+      </w:r>
+    </w:p>
+    <w:tbl>
+      <w:tblPr>
+        <w:tblW w:w="9360" w:type="dxa"/>
+        <w:jc w:val="start"/>
+        <w:tblInd w:w="0" w:type="dxa"/>
+        <w:tblLayout w:type="fixed"/>
+        <w:tblCellMar>
+          <w:top w:w="50" w:type="dxa"/>
+          <w:start w:w="100" w:type="dxa"/>
+          <w:bottom w:w="50" w:type="dxa"/>
+          <w:end w:w="100" w:type="dxa"/>
+        </w:tblCellMar>
+      </w:tblPr>
+      <w:tblGrid>
+        <w:gridCol w:w="3650"/>
+        <w:gridCol w:w="5709"/>
+      </w:tblGrid>
+      <w:tr>
+        <w:trPr>
+          <w:tblHeader w:val="true"/>
+        </w:trPr>
+        <w:tc>
+          <w:tcPr>
+            <w:tcW w:w="3650" w:type="dxa"/>
+            <w:tcBorders>
+              <w:top w:val="single" w:sz="4" w:space="0" w:color="9DB1C7"/>
+              <w:start w:val="single" w:sz="4" w:space="0" w:color="9DB1C7"/>
+              <w:bottom w:val="single" w:sz="4" w:space="0" w:color="9DB1C7"/>
+              <w:end w:val="single" w:sz="4" w:space="0" w:color="9DB1C7"/>
+            </w:tcBorders>
+            <w:shd w:fill="3E5871" w:val="clear"/>
+          </w:tcPr>
+          <w:p>
+            <w:pPr>
+              <w:pStyle w:val="Normal"/>
+              <w:spacing w:lineRule="exact" w:line="268" w:before="0" w:after="0"/>
+              <w:jc w:val="start"/>
+              <w:rPr/>
+            </w:pPr>
+            <w:r>
+              <w:rPr>
+                <w:rFonts w:eastAsia="Calibri" w:cs="Calibri"/>
+                <w:b/>
+                <w:bCs/>
+                <w:i w:val="false"/>
+                <w:iCs w:val="false"/>
+                <w:color w:val="FFFFFF"/>
+                <w:sz w:val="16"/>
+                <w:szCs w:val="16"/>
+              </w:rPr>
+              <w:t>Resource</w:t>
+            </w:r>
+          </w:p>
+        </w:tc>
+        <w:tc>
+          <w:tcPr>
+            <w:tcW w:w="5709" w:type="dxa"/>
+            <w:tcBorders>
+              <w:top w:val="single" w:sz="4" w:space="0" w:color="9DB1C7"/>
+              <w:start w:val="single" w:sz="4" w:space="0" w:color="9DB1C7"/>
+              <w:bottom w:val="single" w:sz="4" w:space="0" w:color="9DB1C7"/>
+              <w:end w:val="single" w:sz="4" w:space="0" w:color="9DB1C7"/>
+            </w:tcBorders>
+            <w:shd w:fill="3E5871" w:val="clear"/>
+          </w:tcPr>
+          <w:p>
+            <w:pPr>
+              <w:pStyle w:val="Normal"/>
+              <w:spacing w:lineRule="exact" w:line="268" w:before="0" w:after="0"/>
+              <w:jc w:val="start"/>
+              <w:rPr/>
+            </w:pPr>
+            <w:r>
+              <w:rPr>
+                <w:rFonts w:eastAsia="Calibri" w:cs="Calibri"/>
+                <w:b/>
+                <w:bCs/>
+                <w:i w:val="false"/>
+                <w:iCs w:val="false"/>
+                <w:color w:val="FFFFFF"/>
+                <w:sz w:val="16"/>
+                <w:szCs w:val="16"/>
+              </w:rPr>
+              <w:t>Phone · website · notes</w:t>
+            </w:r>
+          </w:p>
+        </w:tc>
+      </w:tr>
+      <w:tr>
+        <w:trPr/>
+        <w:tc>
+          <w:tcPr>
+            <w:tcW w:w="3650" w:type="dxa"/>
+            <w:tcBorders>
+              <w:top w:val="single" w:sz="4" w:space="0" w:color="9DB1C7"/>
+              <w:start w:val="single" w:sz="4" w:space="0" w:color="9DB1C7"/>
+              <w:bottom w:val="single" w:sz="4" w:space="0" w:color="9DB1C7"/>
+              <w:end w:val="single" w:sz="4" w:space="0" w:color="9DB1C7"/>
+            </w:tcBorders>
+            <w:shd w:color="auto" w:fill="EAF0F6" w:val="clear"/>
+            <w:tcMar>
+              <w:top w:w="55" w:type="dxa"/>
+              <w:bottom w:w="55" w:type="dxa"/>
+            </w:tcMar>
+          </w:tcPr>
+          <w:p>
+            <w:pPr>
+              <w:pStyle w:val="Normal"/>
+              <w:spacing w:lineRule="exact" w:line="268" w:before="0" w:after="0"/>
+              <w:jc w:val="start"/>
+              <w:rPr/>
+            </w:pPr>
+            <w:r>
+              <w:rPr>
+                <w:rFonts w:eastAsia="Calibri" w:cs="Calibri"/>
+                <w:b/>
+                <w:bCs/>
+                <w:i w:val="false"/>
+                <w:iCs w:val="false"/>
+                <w:color w:val="3E5871"/>
+                <w:sz w:val="15"/>
+                <w:szCs w:val="15"/>
+              </w:rPr>
+              <w:t>St. David’s Medical Center</w:t>
+            </w:r>
+          </w:p>
+        </w:tc>
+        <w:tc>
+          <w:tcPr>
+            <w:tcW w:w="5709" w:type="dxa"/>
+            <w:tcBorders>
+              <w:top w:val="single" w:sz="4" w:space="0" w:color="9DB1C7"/>
+              <w:start w:val="single" w:sz="4" w:space="0" w:color="9DB1C7"/>
+              <w:bottom w:val="single" w:sz="4" w:space="0" w:color="9DB1C7"/>
+              <w:end w:val="single" w:sz="4" w:space="0" w:color="9DB1C7"/>
+            </w:tcBorders>
+            <w:tcMar>
+              <w:top w:w="55" w:type="dxa"/>
+              <w:bottom w:w="55" w:type="dxa"/>
+            </w:tcMar>
+          </w:tcPr>
+          <w:p>
+            <w:pPr>
+              <w:pStyle w:val="Normal"/>
+              <w:spacing w:lineRule="exact" w:line="268" w:before="0" w:after="0"/>
+              <w:jc w:val="start"/>
+              <w:rPr/>
+            </w:pPr>
+            <w:r>
+              <w:rPr>
+                <w:rFonts w:eastAsia="Calibri" w:cs="Calibri"/>
+                <w:b w:val="false"/>
+                <w:bCs w:val="false"/>
+                <w:i w:val="false"/>
+                <w:iCs w:val="false"/>
+                <w:color w:val="1A1A1A"/>
+                <w:sz w:val="15"/>
+                <w:szCs w:val="15"/>
+              </w:rPr>
+              <w:t>919 E 32nd St, Austin 78705 · 512-544-7111</w:t>
+            </w:r>
+          </w:p>
+        </w:tc>
+      </w:tr>
+      <w:tr>
+        <w:trPr/>
+        <w:tc>
+          <w:tcPr>
+            <w:tcW w:w="3650" w:type="dxa"/>
+            <w:tcBorders>
+              <w:top w:val="single" w:sz="4" w:space="0" w:color="9DB1C7"/>
+              <w:start w:val="single" w:sz="4" w:space="0" w:color="9DB1C7"/>
+              <w:bottom w:val="single" w:sz="4" w:space="0" w:color="9DB1C7"/>
+              <w:end w:val="single" w:sz="4" w:space="0" w:color="9DB1C7"/>
+            </w:tcBorders>
+            <w:shd w:color="auto" w:fill="EAF0F6" w:val="clear"/>
+            <w:tcMar>
+              <w:top w:w="55" w:type="dxa"/>
+              <w:bottom w:w="55" w:type="dxa"/>
+            </w:tcMar>
+          </w:tcPr>
+          <w:p>
+            <w:pPr>
+              <w:pStyle w:val="Normal"/>
+              <w:spacing w:lineRule="exact" w:line="268" w:before="0" w:after="0"/>
+              <w:jc w:val="start"/>
+              <w:rPr/>
+            </w:pPr>
+            <w:r>
+              <w:rPr>
+                <w:rFonts w:eastAsia="Calibri" w:cs="Calibri"/>
+                <w:b/>
+                <w:bCs/>
+                <w:i w:val="false"/>
+                <w:iCs w:val="false"/>
+                <w:color w:val="3E5871"/>
+                <w:sz w:val="15"/>
+                <w:szCs w:val="15"/>
+              </w:rPr>
+              <w:t>Dell Seton Medical Center at UT</w:t>
+            </w:r>
+          </w:p>
+        </w:tc>
+        <w:tc>
+          <w:tcPr>
+            <w:tcW w:w="5709" w:type="dxa"/>
+            <w:tcBorders>
+              <w:top w:val="single" w:sz="4" w:space="0" w:color="9DB1C7"/>
+              <w:start w:val="single" w:sz="4" w:space="0" w:color="9DB1C7"/>
+              <w:bottom w:val="single" w:sz="4" w:space="0" w:color="9DB1C7"/>
+              <w:end w:val="single" w:sz="4" w:space="0" w:color="9DB1C7"/>
+            </w:tcBorders>
+            <w:tcMar>
+              <w:top w:w="55" w:type="dxa"/>
+              <w:bottom w:w="55" w:type="dxa"/>
+            </w:tcMar>
+          </w:tcPr>
+          <w:p>
+            <w:pPr>
+              <w:pStyle w:val="Normal"/>
+              <w:spacing w:lineRule="exact" w:line="268" w:before="0" w:after="0"/>
+              <w:jc w:val="start"/>
+              <w:rPr/>
+            </w:pPr>
+            <w:r>
+              <w:rPr>
+                <w:rFonts w:eastAsia="Calibri" w:cs="Calibri"/>
+                <w:b w:val="false"/>
+                <w:bCs w:val="false"/>
+                <w:i w:val="false"/>
+                <w:iCs w:val="false"/>
+                <w:color w:val="1A1A1A"/>
+                <w:sz w:val="15"/>
+                <w:szCs w:val="15"/>
+              </w:rPr>
+              <w:t>1500 Red River St, Austin 78701 · 512-324-7000</w:t>
+            </w:r>
+          </w:p>
+        </w:tc>
+      </w:tr>
+      <w:tr>
+        <w:trPr/>
+        <w:tc>
+          <w:tcPr>
+            <w:tcW w:w="3650" w:type="dxa"/>
+            <w:tcBorders>
+              <w:top w:val="single" w:sz="4" w:space="0" w:color="9DB1C7"/>
+              <w:start w:val="single" w:sz="4" w:space="0" w:color="9DB1C7"/>
+              <w:bottom w:val="single" w:sz="4" w:space="0" w:color="9DB1C7"/>
+              <w:end w:val="single" w:sz="4" w:space="0" w:color="9DB1C7"/>
+            </w:tcBorders>
+            <w:shd w:color="auto" w:fill="EAF0F6" w:val="clear"/>
+            <w:tcMar>
+              <w:top w:w="55" w:type="dxa"/>
+              <w:bottom w:w="55" w:type="dxa"/>
+            </w:tcMar>
+          </w:tcPr>
+          <w:p>
+            <w:pPr>
+              <w:pStyle w:val="Normal"/>
+              <w:spacing w:lineRule="exact" w:line="268" w:before="0" w:after="0"/>
+              <w:jc w:val="start"/>
+              <w:rPr/>
+            </w:pPr>
+            <w:r>
+              <w:rPr>
+                <w:rFonts w:eastAsia="Calibri" w:cs="Calibri"/>
+                <w:b/>
+                <w:bCs/>
+                <w:i w:val="false"/>
+                <w:iCs w:val="false"/>
+                <w:color w:val="3E5871"/>
+                <w:sz w:val="15"/>
+                <w:szCs w:val="15"/>
+              </w:rPr>
+              <w:t>St. David’s North Austin Medical Center</w:t>
+            </w:r>
+          </w:p>
+        </w:tc>
+        <w:tc>
+          <w:tcPr>
+            <w:tcW w:w="5709" w:type="dxa"/>
+            <w:tcBorders>
+              <w:top w:val="single" w:sz="4" w:space="0" w:color="9DB1C7"/>
+              <w:start w:val="single" w:sz="4" w:space="0" w:color="9DB1C7"/>
+              <w:bottom w:val="single" w:sz="4" w:space="0" w:color="9DB1C7"/>
+              <w:end w:val="single" w:sz="4" w:space="0" w:color="9DB1C7"/>
+            </w:tcBorders>
+            <w:tcMar>
+              <w:top w:w="55" w:type="dxa"/>
+              <w:bottom w:w="55" w:type="dxa"/>
+            </w:tcMar>
+          </w:tcPr>
+          <w:p>
+            <w:pPr>
+              <w:pStyle w:val="Normal"/>
+              <w:spacing w:lineRule="exact" w:line="268" w:before="0" w:after="0"/>
+              <w:jc w:val="start"/>
+              <w:rPr/>
+            </w:pPr>
+            <w:r>
+              <w:rPr>
+                <w:rFonts w:eastAsia="Calibri" w:cs="Calibri"/>
+                <w:b w:val="false"/>
+                <w:bCs w:val="false"/>
+                <w:i w:val="false"/>
+                <w:iCs w:val="false"/>
+                <w:color w:val="1A1A1A"/>
+                <w:sz w:val="15"/>
+                <w:szCs w:val="15"/>
+              </w:rPr>
+              <w:t>12221 N Mopac Expy, Austin 78758 · 512-901-1000</w:t>
+            </w:r>
+          </w:p>
+        </w:tc>
+      </w:tr>
+      <w:tr>
+        <w:trPr/>
+        <w:tc>
+          <w:tcPr>
+            <w:tcW w:w="3650" w:type="dxa"/>
+            <w:tcBorders>
+              <w:top w:val="single" w:sz="4" w:space="0" w:color="9DB1C7"/>
+              <w:start w:val="single" w:sz="4" w:space="0" w:color="9DB1C7"/>
+              <w:bottom w:val="single" w:sz="4" w:space="0" w:color="9DB1C7"/>
+              <w:end w:val="single" w:sz="4" w:space="0" w:color="9DB1C7"/>
+            </w:tcBorders>
+            <w:shd w:color="auto" w:fill="EAF0F6" w:val="clear"/>
+            <w:tcMar>
+              <w:top w:w="55" w:type="dxa"/>
+              <w:bottom w:w="55" w:type="dxa"/>
+            </w:tcMar>
+          </w:tcPr>
+          <w:p>
+            <w:pPr>
+              <w:pStyle w:val="Normal"/>
+              <w:spacing w:lineRule="exact" w:line="268" w:before="0" w:after="0"/>
+              <w:jc w:val="start"/>
+              <w:rPr/>
+            </w:pPr>
+            <w:r>
+              <w:rPr>
+                <w:rFonts w:eastAsia="Calibri" w:cs="Calibri"/>
+                <w:b/>
+                <w:bCs/>
+                <w:i w:val="false"/>
+                <w:iCs w:val="false"/>
+                <w:color w:val="3E5871"/>
+                <w:sz w:val="15"/>
+                <w:szCs w:val="15"/>
+              </w:rPr>
+              <w:t>St. David’s South Austin Medical Center</w:t>
+            </w:r>
+          </w:p>
+        </w:tc>
+        <w:tc>
+          <w:tcPr>
+            <w:tcW w:w="5709" w:type="dxa"/>
+            <w:tcBorders>
+              <w:top w:val="single" w:sz="4" w:space="0" w:color="9DB1C7"/>
+              <w:start w:val="single" w:sz="4" w:space="0" w:color="9DB1C7"/>
+              <w:bottom w:val="single" w:sz="4" w:space="0" w:color="9DB1C7"/>
+              <w:end w:val="single" w:sz="4" w:space="0" w:color="9DB1C7"/>
+            </w:tcBorders>
+            <w:tcMar>
+              <w:top w:w="55" w:type="dxa"/>
+              <w:bottom w:w="55" w:type="dxa"/>
+            </w:tcMar>
+          </w:tcPr>
+          <w:p>
+            <w:pPr>
+              <w:pStyle w:val="Normal"/>
+              <w:spacing w:lineRule="exact" w:line="268" w:before="0" w:after="0"/>
+              <w:jc w:val="start"/>
+              <w:rPr/>
+            </w:pPr>
+            <w:r>
+              <w:rPr>
+                <w:rFonts w:eastAsia="Calibri" w:cs="Calibri"/>
+                <w:b w:val="false"/>
+                <w:bCs w:val="false"/>
+                <w:i w:val="false"/>
+                <w:iCs w:val="false"/>
+                <w:color w:val="1A1A1A"/>
+                <w:sz w:val="15"/>
+                <w:szCs w:val="15"/>
+              </w:rPr>
+              <w:t>901 W Ben White Blvd, Austin 78704 · 512-447-2211</w:t>
+            </w:r>
+          </w:p>
+        </w:tc>
+      </w:tr>
+      <w:tr>
+        <w:trPr/>
+        <w:tc>
+          <w:tcPr>
+            <w:tcW w:w="3650" w:type="dxa"/>
+            <w:tcBorders>
+              <w:top w:val="single" w:sz="4" w:space="0" w:color="9DB1C7"/>
+              <w:start w:val="single" w:sz="4" w:space="0" w:color="9DB1C7"/>
+              <w:bottom w:val="single" w:sz="4" w:space="0" w:color="9DB1C7"/>
+              <w:end w:val="single" w:sz="4" w:space="0" w:color="9DB1C7"/>
+            </w:tcBorders>
+            <w:shd w:color="auto" w:fill="EAF0F6" w:val="clear"/>
+            <w:tcMar>
+              <w:top w:w="55" w:type="dxa"/>
+              <w:bottom w:w="55" w:type="dxa"/>
+            </w:tcMar>
+          </w:tcPr>
+          <w:p>
+            <w:pPr>
+              <w:pStyle w:val="Normal"/>
+              <w:spacing w:lineRule="exact" w:line="268" w:before="0" w:after="0"/>
+              <w:jc w:val="start"/>
+              <w:rPr/>
+            </w:pPr>
+            <w:r>
+              <w:rPr>
+                <w:rFonts w:eastAsia="Calibri" w:cs="Calibri"/>
+                <w:b/>
+                <w:bCs/>
+                <w:i w:val="false"/>
+                <w:iCs w:val="false"/>
+                <w:color w:val="3E5871"/>
+                <w:sz w:val="15"/>
+                <w:szCs w:val="15"/>
+              </w:rPr>
+              <w:t>Ascension Seton Medical Center Austin</w:t>
+            </w:r>
+          </w:p>
+        </w:tc>
+        <w:tc>
+          <w:tcPr>
+            <w:tcW w:w="5709" w:type="dxa"/>
+            <w:tcBorders>
+              <w:top w:val="single" w:sz="4" w:space="0" w:color="9DB1C7"/>
+              <w:start w:val="single" w:sz="4" w:space="0" w:color="9DB1C7"/>
+              <w:bottom w:val="single" w:sz="4" w:space="0" w:color="9DB1C7"/>
+              <w:end w:val="single" w:sz="4" w:space="0" w:color="9DB1C7"/>
+            </w:tcBorders>
+            <w:tcMar>
+              <w:top w:w="55" w:type="dxa"/>
+              <w:bottom w:w="55" w:type="dxa"/>
+            </w:tcMar>
+          </w:tcPr>
+          <w:p>
+            <w:pPr>
+              <w:pStyle w:val="Normal"/>
+              <w:spacing w:lineRule="exact" w:line="268" w:before="0" w:after="0"/>
+              <w:jc w:val="start"/>
+              <w:rPr/>
+            </w:pPr>
+            <w:r>
+              <w:rPr>
+                <w:rFonts w:eastAsia="Calibri" w:cs="Calibri"/>
+                <w:b w:val="false"/>
+                <w:bCs w:val="false"/>
+                <w:i w:val="false"/>
+                <w:iCs w:val="false"/>
+                <w:color w:val="1A1A1A"/>
+                <w:sz w:val="15"/>
+                <w:szCs w:val="15"/>
+              </w:rPr>
+              <w:t>1201 W 38th St, Austin 78705 · 512-324-1000</w:t>
+            </w:r>
+          </w:p>
+        </w:tc>
+      </w:tr>
+    </w:tbl>
+    <w:p>
+      <w:pPr>
+        <w:pStyle w:val="Normal"/>
+        <w:keepNext w:val="true"/>
+        <w:spacing w:before="140" w:after="60"/>
+        <w:rPr/>
+      </w:pPr>
+      <w:r>
+        <w:rPr>
+          <w:rFonts w:eastAsia="Calibri" w:cs="Calibri"/>
+          <w:b/>
+          <w:bCs/>
+          <w:i w:val="false"/>
+          <w:iCs w:val="false"/>
+          <w:color w:val="3E5871"/>
+          <w:sz w:val="21"/>
+          <w:szCs w:val="21"/>
+        </w:rPr>
+        <w:t>Skilled nursing &amp; rehabilitation facilities</w:t>
+      </w:r>
+    </w:p>
+    <w:tbl>
+      <w:tblPr>
+        <w:tblW w:w="9360" w:type="dxa"/>
+        <w:jc w:val="start"/>
+        <w:tblInd w:w="0" w:type="dxa"/>
+        <w:tblLayout w:type="fixed"/>
+        <w:tblCellMar>
+          <w:top w:w="50" w:type="dxa"/>
+          <w:start w:w="100" w:type="dxa"/>
+          <w:bottom w:w="50" w:type="dxa"/>
+          <w:end w:w="100" w:type="dxa"/>
+        </w:tblCellMar>
+      </w:tblPr>
+      <w:tblGrid>
+        <w:gridCol w:w="3650"/>
+        <w:gridCol w:w="5709"/>
+      </w:tblGrid>
+      <w:tr>
+        <w:trPr>
+          <w:tblHeader w:val="true"/>
+        </w:trPr>
+        <w:tc>
+          <w:tcPr>
+            <w:tcW w:w="3650" w:type="dxa"/>
+            <w:tcBorders>
+              <w:top w:val="single" w:sz="4" w:space="0" w:color="9DB1C7"/>
+              <w:start w:val="single" w:sz="4" w:space="0" w:color="9DB1C7"/>
+              <w:bottom w:val="single" w:sz="4" w:space="0" w:color="9DB1C7"/>
+              <w:end w:val="single" w:sz="4" w:space="0" w:color="9DB1C7"/>
+            </w:tcBorders>
+            <w:shd w:fill="3E5871" w:val="clear"/>
+          </w:tcPr>
+          <w:p>
+            <w:pPr>
+              <w:pStyle w:val="Normal"/>
+              <w:spacing w:lineRule="exact" w:line="268" w:before="0" w:after="0"/>
+              <w:jc w:val="start"/>
+              <w:rPr/>
+            </w:pPr>
+            <w:r>
+              <w:rPr>
+                <w:rFonts w:eastAsia="Calibri" w:cs="Calibri"/>
+                <w:b/>
+                <w:bCs/>
+                <w:i w:val="false"/>
+                <w:iCs w:val="false"/>
+                <w:color w:val="FFFFFF"/>
+                <w:sz w:val="16"/>
+                <w:szCs w:val="16"/>
+              </w:rPr>
+              <w:t>Resource</w:t>
+            </w:r>
+          </w:p>
+        </w:tc>
+        <w:tc>
+          <w:tcPr>
+            <w:tcW w:w="5709" w:type="dxa"/>
+            <w:tcBorders>
+              <w:top w:val="single" w:sz="4" w:space="0" w:color="9DB1C7"/>
+              <w:start w:val="single" w:sz="4" w:space="0" w:color="9DB1C7"/>
+              <w:bottom w:val="single" w:sz="4" w:space="0" w:color="9DB1C7"/>
+              <w:end w:val="single" w:sz="4" w:space="0" w:color="9DB1C7"/>
+            </w:tcBorders>
+            <w:shd w:fill="3E5871" w:val="clear"/>
+          </w:tcPr>
+          <w:p>
+            <w:pPr>
+              <w:pStyle w:val="Normal"/>
+              <w:spacing w:lineRule="exact" w:line="268" w:before="0" w:after="0"/>
+              <w:jc w:val="start"/>
+              <w:rPr/>
+            </w:pPr>
+            <w:r>
+              <w:rPr>
+                <w:rFonts w:eastAsia="Calibri" w:cs="Calibri"/>
+                <w:b/>
+                <w:bCs/>
+                <w:i w:val="false"/>
+                <w:iCs w:val="false"/>
+                <w:color w:val="FFFFFF"/>
+                <w:sz w:val="16"/>
+                <w:szCs w:val="16"/>
+              </w:rPr>
+              <w:t>Phone · website · notes</w:t>
+            </w:r>
+          </w:p>
+        </w:tc>
+      </w:tr>
+      <w:tr>
+        <w:trPr/>
+        <w:tc>
+          <w:tcPr>
+            <w:tcW w:w="3650" w:type="dxa"/>
+            <w:tcBorders>
+              <w:top w:val="single" w:sz="4" w:space="0" w:color="9DB1C7"/>
+              <w:start w:val="single" w:sz="4" w:space="0" w:color="9DB1C7"/>
+              <w:bottom w:val="single" w:sz="4" w:space="0" w:color="9DB1C7"/>
+              <w:end w:val="single" w:sz="4" w:space="0" w:color="9DB1C7"/>
+            </w:tcBorders>
+            <w:shd w:color="auto" w:fill="EAF0F6" w:val="clear"/>
+            <w:tcMar>
+              <w:top w:w="55" w:type="dxa"/>
+              <w:bottom w:w="55" w:type="dxa"/>
+            </w:tcMar>
+          </w:tcPr>
+          <w:p>
+            <w:pPr>
+              <w:pStyle w:val="Normal"/>
+              <w:spacing w:lineRule="exact" w:line="268" w:before="0" w:after="0"/>
+              <w:jc w:val="start"/>
+              <w:rPr/>
+            </w:pPr>
+            <w:r>
+              <w:rPr>
+                <w:rFonts w:eastAsia="Calibri" w:cs="Calibri"/>
+                <w:b/>
+                <w:bCs/>
+                <w:i w:val="false"/>
+                <w:iCs w:val="false"/>
+                <w:color w:val="3E5871"/>
+                <w:sz w:val="15"/>
+                <w:szCs w:val="15"/>
+              </w:rPr>
+              <w:t>West Oaks Nursing &amp; Rehabilitation Center</w:t>
+            </w:r>
+          </w:p>
+        </w:tc>
+        <w:tc>
+          <w:tcPr>
+            <w:tcW w:w="5709" w:type="dxa"/>
+            <w:tcBorders>
+              <w:top w:val="single" w:sz="4" w:space="0" w:color="9DB1C7"/>
+              <w:start w:val="single" w:sz="4" w:space="0" w:color="9DB1C7"/>
+              <w:bottom w:val="single" w:sz="4" w:space="0" w:color="9DB1C7"/>
+              <w:end w:val="single" w:sz="4" w:space="0" w:color="9DB1C7"/>
+            </w:tcBorders>
+            <w:tcMar>
+              <w:top w:w="55" w:type="dxa"/>
+              <w:bottom w:w="55" w:type="dxa"/>
+            </w:tcMar>
+          </w:tcPr>
+          <w:p>
+            <w:pPr>
+              <w:pStyle w:val="Normal"/>
+              <w:spacing w:lineRule="exact" w:line="268" w:before="0" w:after="0"/>
+              <w:jc w:val="start"/>
+              <w:rPr/>
+            </w:pPr>
+            <w:r>
+              <w:rPr>
+                <w:rFonts w:eastAsia="Calibri" w:cs="Calibri"/>
+                <w:b w:val="false"/>
+                <w:bCs w:val="false"/>
+                <w:i w:val="false"/>
+                <w:iCs w:val="false"/>
+                <w:color w:val="1A1A1A"/>
+                <w:sz w:val="15"/>
+                <w:szCs w:val="15"/>
+              </w:rPr>
+              <w:t>3200 W Slaughter Ln, Austin 78748 · 512-282-0141</w:t>
+            </w:r>
+          </w:p>
+        </w:tc>
+      </w:tr>
+      <w:tr>
+        <w:trPr/>
+        <w:tc>
+          <w:tcPr>
+            <w:tcW w:w="3650" w:type="dxa"/>
+            <w:tcBorders>
+              <w:top w:val="single" w:sz="4" w:space="0" w:color="9DB1C7"/>
+              <w:start w:val="single" w:sz="4" w:space="0" w:color="9DB1C7"/>
+              <w:bottom w:val="single" w:sz="4" w:space="0" w:color="9DB1C7"/>
+              <w:end w:val="single" w:sz="4" w:space="0" w:color="9DB1C7"/>
+            </w:tcBorders>
+            <w:shd w:color="auto" w:fill="EAF0F6" w:val="clear"/>
+            <w:tcMar>
+              <w:top w:w="55" w:type="dxa"/>
+              <w:bottom w:w="55" w:type="dxa"/>
+            </w:tcMar>
+          </w:tcPr>
+          <w:p>
+            <w:pPr>
+              <w:pStyle w:val="Normal"/>
+              <w:spacing w:lineRule="exact" w:line="268" w:before="0" w:after="0"/>
+              <w:jc w:val="start"/>
+              <w:rPr/>
+            </w:pPr>
+            <w:r>
+              <w:rPr>
+                <w:rFonts w:eastAsia="Calibri" w:cs="Calibri"/>
+                <w:b/>
+                <w:bCs/>
+                <w:i w:val="false"/>
+                <w:iCs w:val="false"/>
+                <w:color w:val="3E5871"/>
+                <w:sz w:val="15"/>
+                <w:szCs w:val="15"/>
+              </w:rPr>
+              <w:t>Barton Valley Rehabilitation &amp; Healthcare Center</w:t>
+            </w:r>
+          </w:p>
+        </w:tc>
+        <w:tc>
+          <w:tcPr>
+            <w:tcW w:w="5709" w:type="dxa"/>
+            <w:tcBorders>
+              <w:top w:val="single" w:sz="4" w:space="0" w:color="9DB1C7"/>
+              <w:start w:val="single" w:sz="4" w:space="0" w:color="9DB1C7"/>
+              <w:bottom w:val="single" w:sz="4" w:space="0" w:color="9DB1C7"/>
+              <w:end w:val="single" w:sz="4" w:space="0" w:color="9DB1C7"/>
+            </w:tcBorders>
+            <w:tcMar>
+              <w:top w:w="55" w:type="dxa"/>
+              <w:bottom w:w="55" w:type="dxa"/>
+            </w:tcMar>
+          </w:tcPr>
+          <w:p>
+            <w:pPr>
+              <w:pStyle w:val="Normal"/>
+              <w:spacing w:lineRule="exact" w:line="268" w:before="0" w:after="0"/>
+              <w:jc w:val="start"/>
+              <w:rPr/>
+            </w:pPr>
+            <w:r>
+              <w:rPr>
+                <w:rFonts w:eastAsia="Calibri" w:cs="Calibri"/>
+                <w:b w:val="false"/>
+                <w:bCs w:val="false"/>
+                <w:i w:val="false"/>
+                <w:iCs w:val="false"/>
+                <w:color w:val="1A1A1A"/>
+                <w:sz w:val="15"/>
+                <w:szCs w:val="15"/>
+              </w:rPr>
+              <w:t>4501 Dudmar Dr, Austin 78735 · 512-892-1131</w:t>
+            </w:r>
+          </w:p>
+        </w:tc>
+      </w:tr>
+      <w:tr>
+        <w:trPr/>
+        <w:tc>
+          <w:tcPr>
+            <w:tcW w:w="3650" w:type="dxa"/>
+            <w:tcBorders>
+              <w:top w:val="single" w:sz="4" w:space="0" w:color="9DB1C7"/>
+              <w:start w:val="single" w:sz="4" w:space="0" w:color="9DB1C7"/>
+              <w:bottom w:val="single" w:sz="4" w:space="0" w:color="9DB1C7"/>
+              <w:end w:val="single" w:sz="4" w:space="0" w:color="9DB1C7"/>
+            </w:tcBorders>
+            <w:shd w:color="auto" w:fill="EAF0F6" w:val="clear"/>
+            <w:tcMar>
+              <w:top w:w="55" w:type="dxa"/>
+              <w:bottom w:w="55" w:type="dxa"/>
+            </w:tcMar>
+          </w:tcPr>
+          <w:p>
+            <w:pPr>
+              <w:pStyle w:val="Normal"/>
+              <w:spacing w:lineRule="exact" w:line="268" w:before="0" w:after="0"/>
+              <w:jc w:val="start"/>
+              <w:rPr/>
+            </w:pPr>
+            <w:r>
+              <w:rPr>
+                <w:rFonts w:eastAsia="Calibri" w:cs="Calibri"/>
+                <w:b/>
+                <w:bCs/>
+                <w:i w:val="false"/>
+                <w:iCs w:val="false"/>
+                <w:color w:val="3E5871"/>
+                <w:sz w:val="15"/>
+                <w:szCs w:val="15"/>
+              </w:rPr>
+              <w:t>Southpark Meadows Nursing &amp; Rehabilitation Center</w:t>
+            </w:r>
+          </w:p>
+        </w:tc>
+        <w:tc>
+          <w:tcPr>
+            <w:tcW w:w="5709" w:type="dxa"/>
+            <w:tcBorders>
+              <w:top w:val="single" w:sz="4" w:space="0" w:color="9DB1C7"/>
+              <w:start w:val="single" w:sz="4" w:space="0" w:color="9DB1C7"/>
+              <w:bottom w:val="single" w:sz="4" w:space="0" w:color="9DB1C7"/>
+              <w:end w:val="single" w:sz="4" w:space="0" w:color="9DB1C7"/>
+            </w:tcBorders>
+            <w:tcMar>
+              <w:top w:w="55" w:type="dxa"/>
+              <w:bottom w:w="55" w:type="dxa"/>
+            </w:tcMar>
+          </w:tcPr>
+          <w:p>
+            <w:pPr>
+              <w:pStyle w:val="Normal"/>
+              <w:spacing w:lineRule="exact" w:line="268" w:before="0" w:after="0"/>
+              <w:jc w:val="start"/>
+              <w:rPr/>
+            </w:pPr>
+            <w:r>
+              <w:rPr>
+                <w:rFonts w:eastAsia="Calibri" w:cs="Calibri"/>
+                <w:b w:val="false"/>
+                <w:bCs w:val="false"/>
+                <w:i w:val="false"/>
+                <w:iCs w:val="false"/>
+                <w:color w:val="1A1A1A"/>
+                <w:sz w:val="15"/>
+                <w:szCs w:val="15"/>
+              </w:rPr>
+              <w:t>9801 S 1st St, Austin 78748 · 512-292-3071</w:t>
+            </w:r>
+          </w:p>
+        </w:tc>
+      </w:tr>
+      <w:tr>
+        <w:trPr/>
+        <w:tc>
+          <w:tcPr>
+            <w:tcW w:w="3650" w:type="dxa"/>
+            <w:tcBorders>
+              <w:top w:val="single" w:sz="4" w:space="0" w:color="9DB1C7"/>
+              <w:start w:val="single" w:sz="4" w:space="0" w:color="9DB1C7"/>
+              <w:bottom w:val="single" w:sz="4" w:space="0" w:color="9DB1C7"/>
+              <w:end w:val="single" w:sz="4" w:space="0" w:color="9DB1C7"/>
+            </w:tcBorders>
+            <w:shd w:color="auto" w:fill="EAF0F6" w:val="clear"/>
+            <w:tcMar>
+              <w:top w:w="55" w:type="dxa"/>
+              <w:bottom w:w="55" w:type="dxa"/>
+            </w:tcMar>
+          </w:tcPr>
+          <w:p>
+            <w:pPr>
+              <w:pStyle w:val="Normal"/>
+              <w:spacing w:lineRule="exact" w:line="268" w:before="0" w:after="0"/>
+              <w:jc w:val="start"/>
+              <w:rPr/>
+            </w:pPr>
+            <w:r>
+              <w:rPr>
+                <w:rFonts w:eastAsia="Calibri" w:cs="Calibri"/>
+                <w:b/>
+                <w:bCs/>
+                <w:i w:val="false"/>
+                <w:iCs w:val="false"/>
+                <w:color w:val="3E5871"/>
+                <w:sz w:val="15"/>
+                <w:szCs w:val="15"/>
+              </w:rPr>
+              <w:t>Legend Oaks Healthcare &amp; Rehab — North Austin</w:t>
+            </w:r>
+          </w:p>
+        </w:tc>
+        <w:tc>
+          <w:tcPr>
+            <w:tcW w:w="5709" w:type="dxa"/>
+            <w:tcBorders>
+              <w:top w:val="single" w:sz="4" w:space="0" w:color="9DB1C7"/>
+              <w:start w:val="single" w:sz="4" w:space="0" w:color="9DB1C7"/>
+              <w:bottom w:val="single" w:sz="4" w:space="0" w:color="9DB1C7"/>
+              <w:end w:val="single" w:sz="4" w:space="0" w:color="9DB1C7"/>
+            </w:tcBorders>
+            <w:tcMar>
+              <w:top w:w="55" w:type="dxa"/>
+              <w:bottom w:w="55" w:type="dxa"/>
+            </w:tcMar>
+          </w:tcPr>
+          <w:p>
+            <w:pPr>
+              <w:pStyle w:val="Normal"/>
+              <w:spacing w:lineRule="exact" w:line="268" w:before="0" w:after="0"/>
+              <w:jc w:val="start"/>
+              <w:rPr/>
+            </w:pPr>
+            <w:r>
+              <w:rPr>
+                <w:rFonts w:eastAsia="Calibri" w:cs="Calibri"/>
+                <w:b w:val="false"/>
+                <w:bCs w:val="false"/>
+                <w:i w:val="false"/>
+                <w:iCs w:val="false"/>
+                <w:color w:val="1A1A1A"/>
+                <w:sz w:val="15"/>
+                <w:szCs w:val="15"/>
+              </w:rPr>
+              <w:t>11020 Dessau Rd, Austin 78754 · 512-873-2244</w:t>
+            </w:r>
+          </w:p>
+        </w:tc>
+      </w:tr>
+      <w:tr>
+        <w:trPr/>
+        <w:tc>
+          <w:tcPr>
+            <w:tcW w:w="3650" w:type="dxa"/>
+            <w:tcBorders>
+              <w:top w:val="single" w:sz="4" w:space="0" w:color="9DB1C7"/>
+              <w:start w:val="single" w:sz="4" w:space="0" w:color="9DB1C7"/>
+              <w:bottom w:val="single" w:sz="4" w:space="0" w:color="9DB1C7"/>
+              <w:end w:val="single" w:sz="4" w:space="0" w:color="9DB1C7"/>
+            </w:tcBorders>
+            <w:shd w:color="auto" w:fill="EAF0F6" w:val="clear"/>
+            <w:tcMar>
+              <w:top w:w="55" w:type="dxa"/>
+              <w:bottom w:w="55" w:type="dxa"/>
+            </w:tcMar>
+          </w:tcPr>
+          <w:p>
+            <w:pPr>
+              <w:pStyle w:val="Normal"/>
+              <w:spacing w:lineRule="exact" w:line="268" w:before="0" w:after="0"/>
+              <w:jc w:val="start"/>
+              <w:rPr/>
+            </w:pPr>
+            <w:r>
+              <w:rPr>
+                <w:rFonts w:eastAsia="Calibri" w:cs="Calibri"/>
+                <w:b/>
+                <w:bCs/>
+                <w:i w:val="false"/>
+                <w:iCs w:val="false"/>
+                <w:color w:val="3E5871"/>
+                <w:sz w:val="15"/>
+                <w:szCs w:val="15"/>
+              </w:rPr>
+              <w:t>Brodie Ranch Nursing &amp; Rehabilitation Center</w:t>
+            </w:r>
+          </w:p>
+        </w:tc>
+        <w:tc>
+          <w:tcPr>
+            <w:tcW w:w="5709" w:type="dxa"/>
+            <w:tcBorders>
+              <w:top w:val="single" w:sz="4" w:space="0" w:color="9DB1C7"/>
+              <w:start w:val="single" w:sz="4" w:space="0" w:color="9DB1C7"/>
+              <w:bottom w:val="single" w:sz="4" w:space="0" w:color="9DB1C7"/>
+              <w:end w:val="single" w:sz="4" w:space="0" w:color="9DB1C7"/>
+            </w:tcBorders>
+            <w:tcMar>
+              <w:top w:w="55" w:type="dxa"/>
+              <w:bottom w:w="55" w:type="dxa"/>
+            </w:tcMar>
+          </w:tcPr>
+          <w:p>
+            <w:pPr>
+              <w:pStyle w:val="Normal"/>
+              <w:spacing w:lineRule="exact" w:line="268" w:before="0" w:after="0"/>
+              <w:jc w:val="start"/>
+              <w:rPr/>
+            </w:pPr>
+            <w:r>
+              <w:rPr>
+                <w:rFonts w:eastAsia="Calibri" w:cs="Calibri"/>
+                <w:b w:val="false"/>
+                <w:bCs w:val="false"/>
+                <w:i w:val="false"/>
+                <w:iCs w:val="false"/>
+                <w:color w:val="1A1A1A"/>
+                <w:sz w:val="15"/>
+                <w:szCs w:val="15"/>
+              </w:rPr>
+              <w:t>2101 Frate Barker Rd, Austin 78748 · 512-444-5627</w:t>
+            </w:r>
+          </w:p>
+        </w:tc>
+      </w:tr>
+    </w:tbl>
+    <w:p>
+      <w:pPr>
+        <w:pStyle w:val="Normal"/>
+        <w:keepNext w:val="true"/>
+        <w:spacing w:before="140" w:after="60"/>
+        <w:rPr/>
+      </w:pPr>
+      <w:r>
+        <w:rPr>
+          <w:rFonts w:eastAsia="Calibri" w:cs="Calibri"/>
+          <w:b/>
+          <w:bCs/>
+          <w:i w:val="false"/>
+          <w:iCs w:val="false"/>
+          <w:color w:val="3E5871"/>
+          <w:sz w:val="21"/>
+          <w:szCs w:val="21"/>
+        </w:rPr>
+        <w:t>Hospices (two-way referral partners)</w:t>
+      </w:r>
+    </w:p>
+    <w:tbl>
+      <w:tblPr>
+        <w:tblW w:w="9360" w:type="dxa"/>
+        <w:jc w:val="start"/>
+        <w:tblInd w:w="0" w:type="dxa"/>
+        <w:tblLayout w:type="fixed"/>
+        <w:tblCellMar>
+          <w:top w:w="50" w:type="dxa"/>
+          <w:start w:w="100" w:type="dxa"/>
+          <w:bottom w:w="50" w:type="dxa"/>
+          <w:end w:w="100" w:type="dxa"/>
+        </w:tblCellMar>
+      </w:tblPr>
+      <w:tblGrid>
+        <w:gridCol w:w="3650"/>
+        <w:gridCol w:w="5709"/>
+      </w:tblGrid>
+      <w:tr>
+        <w:trPr>
+          <w:tblHeader w:val="true"/>
+        </w:trPr>
+        <w:tc>
+          <w:tcPr>
+            <w:tcW w:w="3650" w:type="dxa"/>
+            <w:tcBorders>
+              <w:top w:val="single" w:sz="4" w:space="0" w:color="9DB1C7"/>
+              <w:start w:val="single" w:sz="4" w:space="0" w:color="9DB1C7"/>
+              <w:bottom w:val="single" w:sz="4" w:space="0" w:color="9DB1C7"/>
+              <w:end w:val="single" w:sz="4" w:space="0" w:color="9DB1C7"/>
+            </w:tcBorders>
+            <w:shd w:fill="3E5871" w:val="clear"/>
+          </w:tcPr>
+          <w:p>
+            <w:pPr>
+              <w:pStyle w:val="Normal"/>
+              <w:spacing w:lineRule="exact" w:line="268" w:before="0" w:after="0"/>
+              <w:jc w:val="start"/>
+              <w:rPr/>
+            </w:pPr>
+            <w:r>
+              <w:rPr>
+                <w:rFonts w:eastAsia="Calibri" w:cs="Calibri"/>
+                <w:b/>
+                <w:bCs/>
+                <w:i w:val="false"/>
+                <w:iCs w:val="false"/>
+                <w:color w:val="FFFFFF"/>
+                <w:sz w:val="16"/>
+                <w:szCs w:val="16"/>
+              </w:rPr>
+              <w:t>Resource</w:t>
+            </w:r>
+          </w:p>
+        </w:tc>
+        <w:tc>
+          <w:tcPr>
+            <w:tcW w:w="5709" w:type="dxa"/>
+            <w:tcBorders>
+              <w:top w:val="single" w:sz="4" w:space="0" w:color="9DB1C7"/>
+              <w:start w:val="single" w:sz="4" w:space="0" w:color="9DB1C7"/>
+              <w:bottom w:val="single" w:sz="4" w:space="0" w:color="9DB1C7"/>
+              <w:end w:val="single" w:sz="4" w:space="0" w:color="9DB1C7"/>
+            </w:tcBorders>
+            <w:shd w:fill="3E5871" w:val="clear"/>
+          </w:tcPr>
+          <w:p>
+            <w:pPr>
+              <w:pStyle w:val="Normal"/>
+              <w:spacing w:lineRule="exact" w:line="268" w:before="0" w:after="0"/>
+              <w:jc w:val="start"/>
+              <w:rPr/>
+            </w:pPr>
+            <w:r>
+              <w:rPr>
+                <w:rFonts w:eastAsia="Calibri" w:cs="Calibri"/>
+                <w:b/>
+                <w:bCs/>
+                <w:i w:val="false"/>
+                <w:iCs w:val="false"/>
+                <w:color w:val="FFFFFF"/>
+                <w:sz w:val="16"/>
+                <w:szCs w:val="16"/>
+              </w:rPr>
+              <w:t>Phone · website · notes</w:t>
+            </w:r>
+          </w:p>
+        </w:tc>
+      </w:tr>
+      <w:tr>
+        <w:trPr/>
+        <w:tc>
+          <w:tcPr>
+            <w:tcW w:w="3650" w:type="dxa"/>
+            <w:tcBorders>
+              <w:top w:val="single" w:sz="4" w:space="0" w:color="9DB1C7"/>
+              <w:start w:val="single" w:sz="4" w:space="0" w:color="9DB1C7"/>
+              <w:bottom w:val="single" w:sz="4" w:space="0" w:color="9DB1C7"/>
+              <w:end w:val="single" w:sz="4" w:space="0" w:color="9DB1C7"/>
+            </w:tcBorders>
+            <w:shd w:color="auto" w:fill="EAF0F6" w:val="clear"/>
+            <w:tcMar>
+              <w:top w:w="55" w:type="dxa"/>
+              <w:bottom w:w="55" w:type="dxa"/>
+            </w:tcMar>
+          </w:tcPr>
+          <w:p>
+            <w:pPr>
+              <w:pStyle w:val="Normal"/>
+              <w:spacing w:lineRule="exact" w:line="268" w:before="0" w:after="0"/>
+              <w:jc w:val="start"/>
+              <w:rPr/>
+            </w:pPr>
+            <w:r>
+              <w:rPr>
+                <w:rFonts w:eastAsia="Calibri" w:cs="Calibri"/>
+                <w:b/>
+                <w:bCs/>
+                <w:i w:val="false"/>
+                <w:iCs w:val="false"/>
+                <w:color w:val="3E5871"/>
+                <w:sz w:val="15"/>
+                <w:szCs w:val="15"/>
+              </w:rPr>
+              <w:t>Hospice Austin</w:t>
+            </w:r>
+          </w:p>
+        </w:tc>
+        <w:tc>
+          <w:tcPr>
+            <w:tcW w:w="5709" w:type="dxa"/>
+            <w:tcBorders>
+              <w:top w:val="single" w:sz="4" w:space="0" w:color="9DB1C7"/>
+              <w:start w:val="single" w:sz="4" w:space="0" w:color="9DB1C7"/>
+              <w:bottom w:val="single" w:sz="4" w:space="0" w:color="9DB1C7"/>
+              <w:end w:val="single" w:sz="4" w:space="0" w:color="9DB1C7"/>
+            </w:tcBorders>
+            <w:tcMar>
+              <w:top w:w="55" w:type="dxa"/>
+              <w:bottom w:w="55" w:type="dxa"/>
+            </w:tcMar>
+          </w:tcPr>
+          <w:p>
+            <w:pPr>
+              <w:pStyle w:val="Normal"/>
+              <w:spacing w:lineRule="exact" w:line="268" w:before="0" w:after="0"/>
+              <w:jc w:val="start"/>
+              <w:rPr/>
+            </w:pPr>
+            <w:r>
+              <w:rPr>
+                <w:rFonts w:eastAsia="Calibri" w:cs="Calibri"/>
+                <w:b w:val="false"/>
+                <w:bCs w:val="false"/>
+                <w:i w:val="false"/>
+                <w:iCs w:val="false"/>
+                <w:color w:val="1A1A1A"/>
+                <w:sz w:val="15"/>
+                <w:szCs w:val="15"/>
+              </w:rPr>
+              <w:t>4107 Spicewood Springs Rd, Austin 78759 · 512-342-4700</w:t>
+            </w:r>
+          </w:p>
+        </w:tc>
+      </w:tr>
+      <w:tr>
+        <w:trPr/>
+        <w:tc>
+          <w:tcPr>
+            <w:tcW w:w="3650" w:type="dxa"/>
+            <w:tcBorders>
+              <w:top w:val="single" w:sz="4" w:space="0" w:color="9DB1C7"/>
+              <w:start w:val="single" w:sz="4" w:space="0" w:color="9DB1C7"/>
+              <w:bottom w:val="single" w:sz="4" w:space="0" w:color="9DB1C7"/>
+              <w:end w:val="single" w:sz="4" w:space="0" w:color="9DB1C7"/>
+            </w:tcBorders>
+            <w:shd w:color="auto" w:fill="EAF0F6" w:val="clear"/>
+            <w:tcMar>
+              <w:top w:w="55" w:type="dxa"/>
+              <w:bottom w:w="55" w:type="dxa"/>
+            </w:tcMar>
+          </w:tcPr>
+          <w:p>
+            <w:pPr>
+              <w:pStyle w:val="Normal"/>
+              <w:spacing w:lineRule="exact" w:line="268" w:before="0" w:after="0"/>
+              <w:jc w:val="start"/>
+              <w:rPr/>
+            </w:pPr>
+            <w:r>
+              <w:rPr>
+                <w:rFonts w:eastAsia="Calibri" w:cs="Calibri"/>
+                <w:b/>
+                <w:bCs/>
+                <w:i w:val="false"/>
+                <w:iCs w:val="false"/>
+                <w:color w:val="3E5871"/>
+                <w:sz w:val="15"/>
+                <w:szCs w:val="15"/>
+              </w:rPr>
+              <w:t>Hospice Austin’s Christopher House</w:t>
+            </w:r>
+          </w:p>
+        </w:tc>
+        <w:tc>
+          <w:tcPr>
+            <w:tcW w:w="5709" w:type="dxa"/>
+            <w:tcBorders>
+              <w:top w:val="single" w:sz="4" w:space="0" w:color="9DB1C7"/>
+              <w:start w:val="single" w:sz="4" w:space="0" w:color="9DB1C7"/>
+              <w:bottom w:val="single" w:sz="4" w:space="0" w:color="9DB1C7"/>
+              <w:end w:val="single" w:sz="4" w:space="0" w:color="9DB1C7"/>
+            </w:tcBorders>
+            <w:tcMar>
+              <w:top w:w="55" w:type="dxa"/>
+              <w:bottom w:w="55" w:type="dxa"/>
+            </w:tcMar>
+          </w:tcPr>
+          <w:p>
+            <w:pPr>
+              <w:pStyle w:val="Normal"/>
+              <w:spacing w:lineRule="exact" w:line="268" w:before="0" w:after="0"/>
+              <w:jc w:val="start"/>
+              <w:rPr/>
+            </w:pPr>
+            <w:r>
+              <w:rPr>
+                <w:rFonts w:eastAsia="Calibri" w:cs="Calibri"/>
+                <w:b w:val="false"/>
+                <w:bCs w:val="false"/>
+                <w:i w:val="false"/>
+                <w:iCs w:val="false"/>
+                <w:color w:val="1A1A1A"/>
+                <w:sz w:val="15"/>
+                <w:szCs w:val="15"/>
+              </w:rPr>
+              <w:t>2820 E MLK Jr Blvd, Austin 78702 · 512-322-0747</w:t>
+            </w:r>
+          </w:p>
+        </w:tc>
+      </w:tr>
+      <w:tr>
+        <w:trPr/>
+        <w:tc>
+          <w:tcPr>
+            <w:tcW w:w="3650" w:type="dxa"/>
+            <w:tcBorders>
+              <w:top w:val="single" w:sz="4" w:space="0" w:color="9DB1C7"/>
+              <w:start w:val="single" w:sz="4" w:space="0" w:color="9DB1C7"/>
+              <w:bottom w:val="single" w:sz="4" w:space="0" w:color="9DB1C7"/>
+              <w:end w:val="single" w:sz="4" w:space="0" w:color="9DB1C7"/>
+            </w:tcBorders>
+            <w:shd w:color="auto" w:fill="EAF0F6" w:val="clear"/>
+            <w:tcMar>
+              <w:top w:w="55" w:type="dxa"/>
+              <w:bottom w:w="55" w:type="dxa"/>
+            </w:tcMar>
+          </w:tcPr>
+          <w:p>
+            <w:pPr>
+              <w:pStyle w:val="Normal"/>
+              <w:spacing w:lineRule="exact" w:line="268" w:before="0" w:after="0"/>
+              <w:jc w:val="start"/>
+              <w:rPr/>
+            </w:pPr>
+            <w:r>
+              <w:rPr>
+                <w:rFonts w:eastAsia="Calibri" w:cs="Calibri"/>
+                <w:b/>
+                <w:bCs/>
+                <w:i w:val="false"/>
+                <w:iCs w:val="false"/>
+                <w:color w:val="3E5871"/>
+                <w:sz w:val="15"/>
+                <w:szCs w:val="15"/>
+              </w:rPr>
+              <w:t>Sonder Hospice</w:t>
+            </w:r>
+          </w:p>
+        </w:tc>
+        <w:tc>
+          <w:tcPr>
+            <w:tcW w:w="5709" w:type="dxa"/>
+            <w:tcBorders>
+              <w:top w:val="single" w:sz="4" w:space="0" w:color="9DB1C7"/>
+              <w:start w:val="single" w:sz="4" w:space="0" w:color="9DB1C7"/>
+              <w:bottom w:val="single" w:sz="4" w:space="0" w:color="9DB1C7"/>
+              <w:end w:val="single" w:sz="4" w:space="0" w:color="9DB1C7"/>
+            </w:tcBorders>
+            <w:tcMar>
+              <w:top w:w="55" w:type="dxa"/>
+              <w:bottom w:w="55" w:type="dxa"/>
+            </w:tcMar>
+          </w:tcPr>
+          <w:p>
+            <w:pPr>
+              <w:pStyle w:val="Normal"/>
+              <w:spacing w:lineRule="exact" w:line="268" w:before="0" w:after="0"/>
+              <w:jc w:val="start"/>
+              <w:rPr/>
+            </w:pPr>
+            <w:r>
+              <w:rPr>
+                <w:rFonts w:eastAsia="Calibri" w:cs="Calibri"/>
+                <w:b w:val="false"/>
+                <w:bCs w:val="false"/>
+                <w:i w:val="false"/>
+                <w:iCs w:val="false"/>
+                <w:color w:val="1A1A1A"/>
+                <w:sz w:val="15"/>
+                <w:szCs w:val="15"/>
+              </w:rPr>
+              <w:t>223 W Anderson Ln Ste b700, Austin 78752 · 512-354-7222</w:t>
+            </w:r>
+          </w:p>
+        </w:tc>
+      </w:tr>
+      <w:tr>
+        <w:trPr/>
+        <w:tc>
+          <w:tcPr>
+            <w:tcW w:w="3650" w:type="dxa"/>
+            <w:tcBorders>
+              <w:top w:val="single" w:sz="4" w:space="0" w:color="9DB1C7"/>
+              <w:start w:val="single" w:sz="4" w:space="0" w:color="9DB1C7"/>
+              <w:bottom w:val="single" w:sz="4" w:space="0" w:color="9DB1C7"/>
+              <w:end w:val="single" w:sz="4" w:space="0" w:color="9DB1C7"/>
+            </w:tcBorders>
+            <w:shd w:color="auto" w:fill="EAF0F6" w:val="clear"/>
+            <w:tcMar>
+              <w:top w:w="55" w:type="dxa"/>
+              <w:bottom w:w="55" w:type="dxa"/>
+            </w:tcMar>
+          </w:tcPr>
+          <w:p>
+            <w:pPr>
+              <w:pStyle w:val="Normal"/>
+              <w:spacing w:lineRule="exact" w:line="268" w:before="0" w:after="0"/>
+              <w:jc w:val="start"/>
+              <w:rPr/>
+            </w:pPr>
+            <w:r>
+              <w:rPr>
+                <w:rFonts w:eastAsia="Calibri" w:cs="Calibri"/>
+                <w:b/>
+                <w:bCs/>
+                <w:i w:val="false"/>
+                <w:iCs w:val="false"/>
+                <w:color w:val="3E5871"/>
+                <w:sz w:val="15"/>
+                <w:szCs w:val="15"/>
+              </w:rPr>
+              <w:t>Three Oaks Hospice — Austin</w:t>
+            </w:r>
+          </w:p>
+        </w:tc>
+        <w:tc>
+          <w:tcPr>
+            <w:tcW w:w="5709" w:type="dxa"/>
+            <w:tcBorders>
+              <w:top w:val="single" w:sz="4" w:space="0" w:color="9DB1C7"/>
+              <w:start w:val="single" w:sz="4" w:space="0" w:color="9DB1C7"/>
+              <w:bottom w:val="single" w:sz="4" w:space="0" w:color="9DB1C7"/>
+              <w:end w:val="single" w:sz="4" w:space="0" w:color="9DB1C7"/>
+            </w:tcBorders>
+            <w:tcMar>
+              <w:top w:w="55" w:type="dxa"/>
+              <w:bottom w:w="55" w:type="dxa"/>
+            </w:tcMar>
+          </w:tcPr>
+          <w:p>
+            <w:pPr>
+              <w:pStyle w:val="Normal"/>
+              <w:spacing w:lineRule="exact" w:line="268" w:before="0" w:after="0"/>
+              <w:jc w:val="start"/>
+              <w:rPr/>
+            </w:pPr>
+            <w:r>
+              <w:rPr>
+                <w:rFonts w:eastAsia="Calibri" w:cs="Calibri"/>
+                <w:b w:val="false"/>
+                <w:bCs w:val="false"/>
+                <w:i w:val="false"/>
+                <w:iCs w:val="false"/>
+                <w:color w:val="1A1A1A"/>
+                <w:sz w:val="15"/>
+                <w:szCs w:val="15"/>
+              </w:rPr>
+              <w:t>7800 Shoal Creek Blvd Ste 246-S, Austin 78757 · 512-865-6402</w:t>
+            </w:r>
+          </w:p>
+        </w:tc>
+      </w:tr>
+      <w:tr>
+        <w:trPr/>
+        <w:tc>
+          <w:tcPr>
+            <w:tcW w:w="3650" w:type="dxa"/>
+            <w:tcBorders>
+              <w:top w:val="single" w:sz="4" w:space="0" w:color="9DB1C7"/>
+              <w:start w:val="single" w:sz="4" w:space="0" w:color="9DB1C7"/>
+              <w:bottom w:val="single" w:sz="4" w:space="0" w:color="9DB1C7"/>
+              <w:end w:val="single" w:sz="4" w:space="0" w:color="9DB1C7"/>
+            </w:tcBorders>
+            <w:shd w:color="auto" w:fill="EAF0F6" w:val="clear"/>
+            <w:tcMar>
+              <w:top w:w="55" w:type="dxa"/>
+              <w:bottom w:w="55" w:type="dxa"/>
+            </w:tcMar>
+          </w:tcPr>
+          <w:p>
+            <w:pPr>
+              <w:pStyle w:val="Normal"/>
+              <w:spacing w:lineRule="exact" w:line="268" w:before="0" w:after="0"/>
+              <w:jc w:val="start"/>
+              <w:rPr/>
+            </w:pPr>
+            <w:r>
+              <w:rPr>
+                <w:rFonts w:eastAsia="Calibri" w:cs="Calibri"/>
+                <w:b/>
+                <w:bCs/>
+                <w:i w:val="false"/>
+                <w:iCs w:val="false"/>
+                <w:color w:val="3E5871"/>
+                <w:sz w:val="15"/>
+                <w:szCs w:val="15"/>
+              </w:rPr>
+              <w:t>Amedisys Hospice Care</w:t>
+            </w:r>
+          </w:p>
+        </w:tc>
+        <w:tc>
+          <w:tcPr>
+            <w:tcW w:w="5709" w:type="dxa"/>
+            <w:tcBorders>
+              <w:top w:val="single" w:sz="4" w:space="0" w:color="9DB1C7"/>
+              <w:start w:val="single" w:sz="4" w:space="0" w:color="9DB1C7"/>
+              <w:bottom w:val="single" w:sz="4" w:space="0" w:color="9DB1C7"/>
+              <w:end w:val="single" w:sz="4" w:space="0" w:color="9DB1C7"/>
+            </w:tcBorders>
+            <w:tcMar>
+              <w:top w:w="55" w:type="dxa"/>
+              <w:bottom w:w="55" w:type="dxa"/>
+            </w:tcMar>
+          </w:tcPr>
+          <w:p>
+            <w:pPr>
+              <w:pStyle w:val="Normal"/>
+              <w:spacing w:lineRule="exact" w:line="268" w:before="0" w:after="0"/>
+              <w:jc w:val="start"/>
+              <w:rPr/>
+            </w:pPr>
+            <w:r>
+              <w:rPr>
+                <w:rFonts w:eastAsia="Calibri" w:cs="Calibri"/>
+                <w:b w:val="false"/>
+                <w:bCs w:val="false"/>
+                <w:i w:val="false"/>
+                <w:iCs w:val="false"/>
+                <w:color w:val="1A1A1A"/>
+                <w:sz w:val="15"/>
+                <w:szCs w:val="15"/>
+              </w:rPr>
+              <w:t>9130 Jollyville Rd Ste 170, Austin 78759 · 512-393-6003</w:t>
+            </w:r>
+          </w:p>
+        </w:tc>
+      </w:tr>
+    </w:tbl>
+    <w:p>
+      <w:pPr>
+        <w:pStyle w:val="Normal"/>
+        <w:keepNext w:val="true"/>
+        <w:spacing w:before="140" w:after="60"/>
+        <w:rPr/>
+      </w:pPr>
+      <w:r>
+        <w:rPr>
+          <w:rFonts w:eastAsia="Calibri" w:cs="Calibri"/>
+          <w:b/>
+          <w:bCs/>
+          <w:i w:val="false"/>
+          <w:iCs w:val="false"/>
+          <w:color w:val="3E5871"/>
+          <w:sz w:val="21"/>
+          <w:szCs w:val="21"/>
+        </w:rPr>
+        <w:t>Assisted living &amp; senior living communities</w:t>
+      </w:r>
+    </w:p>
+    <w:tbl>
+      <w:tblPr>
+        <w:tblW w:w="9360" w:type="dxa"/>
+        <w:jc w:val="start"/>
+        <w:tblInd w:w="0" w:type="dxa"/>
+        <w:tblLayout w:type="fixed"/>
+        <w:tblCellMar>
+          <w:top w:w="50" w:type="dxa"/>
+          <w:start w:w="100" w:type="dxa"/>
+          <w:bottom w:w="50" w:type="dxa"/>
+          <w:end w:w="100" w:type="dxa"/>
+        </w:tblCellMar>
+      </w:tblPr>
+      <w:tblGrid>
+        <w:gridCol w:w="3650"/>
+        <w:gridCol w:w="5709"/>
+      </w:tblGrid>
+      <w:tr>
+        <w:trPr>
+          <w:tblHeader w:val="true"/>
+        </w:trPr>
+        <w:tc>
+          <w:tcPr>
+            <w:tcW w:w="3650" w:type="dxa"/>
+            <w:tcBorders>
+              <w:top w:val="single" w:sz="4" w:space="0" w:color="9DB1C7"/>
+              <w:start w:val="single" w:sz="4" w:space="0" w:color="9DB1C7"/>
+              <w:bottom w:val="single" w:sz="4" w:space="0" w:color="9DB1C7"/>
+              <w:end w:val="single" w:sz="4" w:space="0" w:color="9DB1C7"/>
+            </w:tcBorders>
+            <w:shd w:fill="3E5871" w:val="clear"/>
+          </w:tcPr>
+          <w:p>
+            <w:pPr>
+              <w:pStyle w:val="Normal"/>
+              <w:spacing w:lineRule="exact" w:line="268" w:before="0" w:after="0"/>
+              <w:jc w:val="start"/>
+              <w:rPr/>
+            </w:pPr>
+            <w:r>
+              <w:rPr>
+                <w:rFonts w:eastAsia="Calibri" w:cs="Calibri"/>
+                <w:b/>
+                <w:bCs/>
+                <w:i w:val="false"/>
+                <w:iCs w:val="false"/>
+                <w:color w:val="FFFFFF"/>
+                <w:sz w:val="16"/>
+                <w:szCs w:val="16"/>
+              </w:rPr>
+              <w:t>Resource</w:t>
+            </w:r>
+          </w:p>
+        </w:tc>
+        <w:tc>
+          <w:tcPr>
+            <w:tcW w:w="5709" w:type="dxa"/>
+            <w:tcBorders>
+              <w:top w:val="single" w:sz="4" w:space="0" w:color="9DB1C7"/>
+              <w:start w:val="single" w:sz="4" w:space="0" w:color="9DB1C7"/>
+              <w:bottom w:val="single" w:sz="4" w:space="0" w:color="9DB1C7"/>
+              <w:end w:val="single" w:sz="4" w:space="0" w:color="9DB1C7"/>
+            </w:tcBorders>
+            <w:shd w:fill="3E5871" w:val="clear"/>
+          </w:tcPr>
+          <w:p>
+            <w:pPr>
+              <w:pStyle w:val="Normal"/>
+              <w:spacing w:lineRule="exact" w:line="268" w:before="0" w:after="0"/>
+              <w:jc w:val="start"/>
+              <w:rPr/>
+            </w:pPr>
+            <w:r>
+              <w:rPr>
+                <w:rFonts w:eastAsia="Calibri" w:cs="Calibri"/>
+                <w:b/>
+                <w:bCs/>
+                <w:i w:val="false"/>
+                <w:iCs w:val="false"/>
+                <w:color w:val="FFFFFF"/>
+                <w:sz w:val="16"/>
+                <w:szCs w:val="16"/>
+              </w:rPr>
+              <w:t>Phone · website · notes</w:t>
+            </w:r>
+          </w:p>
+        </w:tc>
+      </w:tr>
+      <w:tr>
+        <w:trPr/>
+        <w:tc>
+          <w:tcPr>
+            <w:tcW w:w="3650" w:type="dxa"/>
+            <w:tcBorders>
+              <w:top w:val="single" w:sz="4" w:space="0" w:color="9DB1C7"/>
+              <w:start w:val="single" w:sz="4" w:space="0" w:color="9DB1C7"/>
+              <w:bottom w:val="single" w:sz="4" w:space="0" w:color="9DB1C7"/>
+              <w:end w:val="single" w:sz="4" w:space="0" w:color="9DB1C7"/>
+            </w:tcBorders>
+            <w:shd w:color="auto" w:fill="EAF0F6" w:val="clear"/>
+            <w:tcMar>
+              <w:top w:w="55" w:type="dxa"/>
+              <w:bottom w:w="55" w:type="dxa"/>
+            </w:tcMar>
+          </w:tcPr>
+          <w:p>
+            <w:pPr>
+              <w:pStyle w:val="Normal"/>
+              <w:spacing w:lineRule="exact" w:line="268" w:before="0" w:after="0"/>
+              <w:jc w:val="start"/>
+              <w:rPr/>
+            </w:pPr>
+            <w:r>
+              <w:rPr>
+                <w:rFonts w:eastAsia="Calibri" w:cs="Calibri"/>
+                <w:b/>
+                <w:bCs/>
+                <w:i w:val="false"/>
+                <w:iCs w:val="false"/>
+                <w:color w:val="3E5871"/>
+                <w:sz w:val="15"/>
+                <w:szCs w:val="15"/>
+              </w:rPr>
+              <w:t>Grand Living at The Grove</w:t>
+            </w:r>
+          </w:p>
+        </w:tc>
+        <w:tc>
+          <w:tcPr>
+            <w:tcW w:w="5709" w:type="dxa"/>
+            <w:tcBorders>
+              <w:top w:val="single" w:sz="4" w:space="0" w:color="9DB1C7"/>
+              <w:start w:val="single" w:sz="4" w:space="0" w:color="9DB1C7"/>
+              <w:bottom w:val="single" w:sz="4" w:space="0" w:color="9DB1C7"/>
+              <w:end w:val="single" w:sz="4" w:space="0" w:color="9DB1C7"/>
+            </w:tcBorders>
+            <w:tcMar>
+              <w:top w:w="55" w:type="dxa"/>
+              <w:bottom w:w="55" w:type="dxa"/>
+            </w:tcMar>
+          </w:tcPr>
+          <w:p>
+            <w:pPr>
+              <w:pStyle w:val="Normal"/>
+              <w:spacing w:lineRule="exact" w:line="268" w:before="0" w:after="0"/>
+              <w:jc w:val="start"/>
+              <w:rPr/>
+            </w:pPr>
+            <w:r>
+              <w:rPr>
+                <w:rFonts w:eastAsia="Calibri" w:cs="Calibri"/>
+                <w:b w:val="false"/>
+                <w:bCs w:val="false"/>
+                <w:i w:val="false"/>
+                <w:iCs w:val="false"/>
+                <w:color w:val="1A1A1A"/>
+                <w:sz w:val="15"/>
+                <w:szCs w:val="15"/>
+              </w:rPr>
+              <w:t>4401 Jessie Hts Dr, Austin 78731 · 512-212-9777</w:t>
+            </w:r>
+          </w:p>
+        </w:tc>
+      </w:tr>
+      <w:tr>
+        <w:trPr/>
+        <w:tc>
+          <w:tcPr>
+            <w:tcW w:w="3650" w:type="dxa"/>
+            <w:tcBorders>
+              <w:top w:val="single" w:sz="4" w:space="0" w:color="9DB1C7"/>
+              <w:start w:val="single" w:sz="4" w:space="0" w:color="9DB1C7"/>
+              <w:bottom w:val="single" w:sz="4" w:space="0" w:color="9DB1C7"/>
+              <w:end w:val="single" w:sz="4" w:space="0" w:color="9DB1C7"/>
+            </w:tcBorders>
+            <w:shd w:color="auto" w:fill="EAF0F6" w:val="clear"/>
+            <w:tcMar>
+              <w:top w:w="55" w:type="dxa"/>
+              <w:bottom w:w="55" w:type="dxa"/>
+            </w:tcMar>
+          </w:tcPr>
+          <w:p>
+            <w:pPr>
+              <w:pStyle w:val="Normal"/>
+              <w:spacing w:lineRule="exact" w:line="268" w:before="0" w:after="0"/>
+              <w:jc w:val="start"/>
+              <w:rPr/>
+            </w:pPr>
+            <w:r>
+              <w:rPr>
+                <w:rFonts w:eastAsia="Calibri" w:cs="Calibri"/>
+                <w:b/>
+                <w:bCs/>
+                <w:i w:val="false"/>
+                <w:iCs w:val="false"/>
+                <w:color w:val="3E5871"/>
+                <w:sz w:val="15"/>
+                <w:szCs w:val="15"/>
+              </w:rPr>
+              <w:t>The Reserve at Lake Austin</w:t>
+            </w:r>
+          </w:p>
+        </w:tc>
+        <w:tc>
+          <w:tcPr>
+            <w:tcW w:w="5709" w:type="dxa"/>
+            <w:tcBorders>
+              <w:top w:val="single" w:sz="4" w:space="0" w:color="9DB1C7"/>
+              <w:start w:val="single" w:sz="4" w:space="0" w:color="9DB1C7"/>
+              <w:bottom w:val="single" w:sz="4" w:space="0" w:color="9DB1C7"/>
+              <w:end w:val="single" w:sz="4" w:space="0" w:color="9DB1C7"/>
+            </w:tcBorders>
+            <w:tcMar>
+              <w:top w:w="55" w:type="dxa"/>
+              <w:bottom w:w="55" w:type="dxa"/>
+            </w:tcMar>
+          </w:tcPr>
+          <w:p>
+            <w:pPr>
+              <w:pStyle w:val="Normal"/>
+              <w:spacing w:lineRule="exact" w:line="268" w:before="0" w:after="0"/>
+              <w:jc w:val="start"/>
+              <w:rPr/>
+            </w:pPr>
+            <w:r>
+              <w:rPr>
+                <w:rFonts w:eastAsia="Calibri" w:cs="Calibri"/>
+                <w:b w:val="false"/>
+                <w:bCs w:val="false"/>
+                <w:i w:val="false"/>
+                <w:iCs w:val="false"/>
+                <w:color w:val="1A1A1A"/>
+                <w:sz w:val="15"/>
+                <w:szCs w:val="15"/>
+              </w:rPr>
+              <w:t>6401 RM 2222, Austin 78730 · 512-961-7789</w:t>
+            </w:r>
+          </w:p>
+        </w:tc>
+      </w:tr>
+      <w:tr>
+        <w:trPr/>
+        <w:tc>
+          <w:tcPr>
+            <w:tcW w:w="3650" w:type="dxa"/>
+            <w:tcBorders>
+              <w:top w:val="single" w:sz="4" w:space="0" w:color="9DB1C7"/>
+              <w:start w:val="single" w:sz="4" w:space="0" w:color="9DB1C7"/>
+              <w:bottom w:val="single" w:sz="4" w:space="0" w:color="9DB1C7"/>
+              <w:end w:val="single" w:sz="4" w:space="0" w:color="9DB1C7"/>
+            </w:tcBorders>
+            <w:shd w:color="auto" w:fill="EAF0F6" w:val="clear"/>
+            <w:tcMar>
+              <w:top w:w="55" w:type="dxa"/>
+              <w:bottom w:w="55" w:type="dxa"/>
+            </w:tcMar>
+          </w:tcPr>
+          <w:p>
+            <w:pPr>
+              <w:pStyle w:val="Normal"/>
+              <w:spacing w:lineRule="exact" w:line="268" w:before="0" w:after="0"/>
+              <w:jc w:val="start"/>
+              <w:rPr/>
+            </w:pPr>
+            <w:r>
+              <w:rPr>
+                <w:rFonts w:eastAsia="Calibri" w:cs="Calibri"/>
+                <w:b/>
+                <w:bCs/>
+                <w:i w:val="false"/>
+                <w:iCs w:val="false"/>
+                <w:color w:val="3E5871"/>
+                <w:sz w:val="15"/>
+                <w:szCs w:val="15"/>
+              </w:rPr>
+              <w:t>The Village at The Triangle</w:t>
+            </w:r>
+          </w:p>
+        </w:tc>
+        <w:tc>
+          <w:tcPr>
+            <w:tcW w:w="5709" w:type="dxa"/>
+            <w:tcBorders>
+              <w:top w:val="single" w:sz="4" w:space="0" w:color="9DB1C7"/>
+              <w:start w:val="single" w:sz="4" w:space="0" w:color="9DB1C7"/>
+              <w:bottom w:val="single" w:sz="4" w:space="0" w:color="9DB1C7"/>
+              <w:end w:val="single" w:sz="4" w:space="0" w:color="9DB1C7"/>
+            </w:tcBorders>
+            <w:tcMar>
+              <w:top w:w="55" w:type="dxa"/>
+              <w:bottom w:w="55" w:type="dxa"/>
+            </w:tcMar>
+          </w:tcPr>
+          <w:p>
+            <w:pPr>
+              <w:pStyle w:val="Normal"/>
+              <w:spacing w:lineRule="exact" w:line="268" w:before="0" w:after="0"/>
+              <w:jc w:val="start"/>
+              <w:rPr/>
+            </w:pPr>
+            <w:r>
+              <w:rPr>
+                <w:rFonts w:eastAsia="Calibri" w:cs="Calibri"/>
+                <w:b w:val="false"/>
+                <w:bCs w:val="false"/>
+                <w:i w:val="false"/>
+                <w:iCs w:val="false"/>
+                <w:color w:val="1A1A1A"/>
+                <w:sz w:val="15"/>
+                <w:szCs w:val="15"/>
+              </w:rPr>
+              <w:t>4517 Triangle Ave, Austin 78751 · 737-377-5823</w:t>
+            </w:r>
+          </w:p>
+        </w:tc>
+      </w:tr>
+      <w:tr>
+        <w:trPr/>
+        <w:tc>
+          <w:tcPr>
+            <w:tcW w:w="3650" w:type="dxa"/>
+            <w:tcBorders>
+              <w:top w:val="single" w:sz="4" w:space="0" w:color="9DB1C7"/>
+              <w:start w:val="single" w:sz="4" w:space="0" w:color="9DB1C7"/>
+              <w:bottom w:val="single" w:sz="4" w:space="0" w:color="9DB1C7"/>
+              <w:end w:val="single" w:sz="4" w:space="0" w:color="9DB1C7"/>
+            </w:tcBorders>
+            <w:shd w:color="auto" w:fill="EAF0F6" w:val="clear"/>
+            <w:tcMar>
+              <w:top w:w="55" w:type="dxa"/>
+              <w:bottom w:w="55" w:type="dxa"/>
+            </w:tcMar>
+          </w:tcPr>
+          <w:p>
+            <w:pPr>
+              <w:pStyle w:val="Normal"/>
+              <w:spacing w:lineRule="exact" w:line="268" w:before="0" w:after="0"/>
+              <w:jc w:val="start"/>
+              <w:rPr/>
+            </w:pPr>
+            <w:r>
+              <w:rPr>
+                <w:rFonts w:eastAsia="Calibri" w:cs="Calibri"/>
+                <w:b/>
+                <w:bCs/>
+                <w:i w:val="false"/>
+                <w:iCs w:val="false"/>
+                <w:color w:val="3E5871"/>
+                <w:sz w:val="15"/>
+                <w:szCs w:val="15"/>
+              </w:rPr>
+              <w:t>The Pavilion at Great Hills</w:t>
+            </w:r>
+          </w:p>
+        </w:tc>
+        <w:tc>
+          <w:tcPr>
+            <w:tcW w:w="5709" w:type="dxa"/>
+            <w:tcBorders>
+              <w:top w:val="single" w:sz="4" w:space="0" w:color="9DB1C7"/>
+              <w:start w:val="single" w:sz="4" w:space="0" w:color="9DB1C7"/>
+              <w:bottom w:val="single" w:sz="4" w:space="0" w:color="9DB1C7"/>
+              <w:end w:val="single" w:sz="4" w:space="0" w:color="9DB1C7"/>
+            </w:tcBorders>
+            <w:tcMar>
+              <w:top w:w="55" w:type="dxa"/>
+              <w:bottom w:w="55" w:type="dxa"/>
+            </w:tcMar>
+          </w:tcPr>
+          <w:p>
+            <w:pPr>
+              <w:pStyle w:val="Normal"/>
+              <w:spacing w:lineRule="exact" w:line="268" w:before="0" w:after="0"/>
+              <w:jc w:val="start"/>
+              <w:rPr/>
+            </w:pPr>
+            <w:r>
+              <w:rPr>
+                <w:rFonts w:eastAsia="Calibri" w:cs="Calibri"/>
+                <w:b w:val="false"/>
+                <w:bCs w:val="false"/>
+                <w:i w:val="false"/>
+                <w:iCs w:val="false"/>
+                <w:color w:val="1A1A1A"/>
+                <w:sz w:val="15"/>
+                <w:szCs w:val="15"/>
+              </w:rPr>
+              <w:t>11819 Pavilion Blvd, Austin 78759 · 512-249-0500</w:t>
+            </w:r>
+          </w:p>
+        </w:tc>
+      </w:tr>
+      <w:tr>
+        <w:trPr/>
+        <w:tc>
+          <w:tcPr>
+            <w:tcW w:w="3650" w:type="dxa"/>
+            <w:tcBorders>
+              <w:top w:val="single" w:sz="4" w:space="0" w:color="9DB1C7"/>
+              <w:start w:val="single" w:sz="4" w:space="0" w:color="9DB1C7"/>
+              <w:bottom w:val="single" w:sz="4" w:space="0" w:color="9DB1C7"/>
+              <w:end w:val="single" w:sz="4" w:space="0" w:color="9DB1C7"/>
+            </w:tcBorders>
+            <w:shd w:color="auto" w:fill="EAF0F6" w:val="clear"/>
+            <w:tcMar>
+              <w:top w:w="55" w:type="dxa"/>
+              <w:bottom w:w="55" w:type="dxa"/>
+            </w:tcMar>
+          </w:tcPr>
+          <w:p>
+            <w:pPr>
+              <w:pStyle w:val="Normal"/>
+              <w:spacing w:lineRule="exact" w:line="268" w:before="0" w:after="0"/>
+              <w:jc w:val="start"/>
+              <w:rPr/>
+            </w:pPr>
+            <w:r>
+              <w:rPr>
+                <w:rFonts w:eastAsia="Calibri" w:cs="Calibri"/>
+                <w:b/>
+                <w:bCs/>
+                <w:i w:val="false"/>
+                <w:iCs w:val="false"/>
+                <w:color w:val="3E5871"/>
+                <w:sz w:val="15"/>
+                <w:szCs w:val="15"/>
+              </w:rPr>
+              <w:t>SoCo Village</w:t>
+            </w:r>
+          </w:p>
+        </w:tc>
+        <w:tc>
+          <w:tcPr>
+            <w:tcW w:w="5709" w:type="dxa"/>
+            <w:tcBorders>
+              <w:top w:val="single" w:sz="4" w:space="0" w:color="9DB1C7"/>
+              <w:start w:val="single" w:sz="4" w:space="0" w:color="9DB1C7"/>
+              <w:bottom w:val="single" w:sz="4" w:space="0" w:color="9DB1C7"/>
+              <w:end w:val="single" w:sz="4" w:space="0" w:color="9DB1C7"/>
+            </w:tcBorders>
+            <w:tcMar>
+              <w:top w:w="55" w:type="dxa"/>
+              <w:bottom w:w="55" w:type="dxa"/>
+            </w:tcMar>
+          </w:tcPr>
+          <w:p>
+            <w:pPr>
+              <w:pStyle w:val="Normal"/>
+              <w:spacing w:lineRule="exact" w:line="268" w:before="0" w:after="0"/>
+              <w:jc w:val="start"/>
+              <w:rPr/>
+            </w:pPr>
+            <w:r>
+              <w:rPr>
+                <w:rFonts w:eastAsia="Calibri" w:cs="Calibri"/>
+                <w:b w:val="false"/>
+                <w:bCs w:val="false"/>
+                <w:i w:val="false"/>
+                <w:iCs w:val="false"/>
+                <w:color w:val="1A1A1A"/>
+                <w:sz w:val="15"/>
+                <w:szCs w:val="15"/>
+              </w:rPr>
+              <w:t>3700 Payload Pass, Austin 78704 · 512-522-5858</w:t>
+            </w:r>
+          </w:p>
+        </w:tc>
+      </w:tr>
+    </w:tbl>
+    <w:p>
+      <w:pPr>
+        <w:pStyle w:val="Normal"/>
+        <w:keepNext w:val="true"/>
+        <w:spacing w:before="140" w:after="60"/>
+        <w:rPr/>
+      </w:pPr>
+      <w:r>
+        <w:rPr>
+          <w:rFonts w:eastAsia="Calibri" w:cs="Calibri"/>
+          <w:b/>
+          <w:bCs/>
+          <w:i w:val="false"/>
+          <w:iCs w:val="false"/>
+          <w:color w:val="3E5871"/>
+          <w:sz w:val="21"/>
+          <w:szCs w:val="21"/>
+        </w:rPr>
+        <w:t>Funeral homes</w:t>
+      </w:r>
+    </w:p>
+    <w:tbl>
+      <w:tblPr>
+        <w:tblW w:w="9360" w:type="dxa"/>
+        <w:jc w:val="start"/>
+        <w:tblInd w:w="0" w:type="dxa"/>
+        <w:tblLayout w:type="fixed"/>
+        <w:tblCellMar>
+          <w:top w:w="50" w:type="dxa"/>
+          <w:start w:w="100" w:type="dxa"/>
+          <w:bottom w:w="50" w:type="dxa"/>
+          <w:end w:w="100" w:type="dxa"/>
+        </w:tblCellMar>
+      </w:tblPr>
+      <w:tblGrid>
+        <w:gridCol w:w="3650"/>
+        <w:gridCol w:w="5709"/>
+      </w:tblGrid>
+      <w:tr>
+        <w:trPr>
+          <w:tblHeader w:val="true"/>
+        </w:trPr>
+        <w:tc>
+          <w:tcPr>
+            <w:tcW w:w="3650" w:type="dxa"/>
+            <w:tcBorders>
+              <w:top w:val="single" w:sz="4" w:space="0" w:color="9DB1C7"/>
+              <w:start w:val="single" w:sz="4" w:space="0" w:color="9DB1C7"/>
+              <w:bottom w:val="single" w:sz="4" w:space="0" w:color="9DB1C7"/>
+              <w:end w:val="single" w:sz="4" w:space="0" w:color="9DB1C7"/>
+            </w:tcBorders>
+            <w:shd w:fill="3E5871" w:val="clear"/>
+          </w:tcPr>
+          <w:p>
+            <w:pPr>
+              <w:pStyle w:val="Normal"/>
+              <w:spacing w:lineRule="exact" w:line="268" w:before="0" w:after="0"/>
+              <w:jc w:val="start"/>
+              <w:rPr/>
+            </w:pPr>
+            <w:r>
+              <w:rPr>
+                <w:rFonts w:eastAsia="Calibri" w:cs="Calibri"/>
+                <w:b/>
+                <w:bCs/>
+                <w:i w:val="false"/>
+                <w:iCs w:val="false"/>
+                <w:color w:val="FFFFFF"/>
+                <w:sz w:val="16"/>
+                <w:szCs w:val="16"/>
+              </w:rPr>
+              <w:t>Resource</w:t>
+            </w:r>
+          </w:p>
+        </w:tc>
+        <w:tc>
+          <w:tcPr>
+            <w:tcW w:w="5709" w:type="dxa"/>
+            <w:tcBorders>
+              <w:top w:val="single" w:sz="4" w:space="0" w:color="9DB1C7"/>
+              <w:start w:val="single" w:sz="4" w:space="0" w:color="9DB1C7"/>
+              <w:bottom w:val="single" w:sz="4" w:space="0" w:color="9DB1C7"/>
+              <w:end w:val="single" w:sz="4" w:space="0" w:color="9DB1C7"/>
+            </w:tcBorders>
+            <w:shd w:fill="3E5871" w:val="clear"/>
+          </w:tcPr>
+          <w:p>
+            <w:pPr>
+              <w:pStyle w:val="Normal"/>
+              <w:spacing w:lineRule="exact" w:line="268" w:before="0" w:after="0"/>
+              <w:jc w:val="start"/>
+              <w:rPr/>
+            </w:pPr>
+            <w:r>
+              <w:rPr>
+                <w:rFonts w:eastAsia="Calibri" w:cs="Calibri"/>
+                <w:b/>
+                <w:bCs/>
+                <w:i w:val="false"/>
+                <w:iCs w:val="false"/>
+                <w:color w:val="FFFFFF"/>
+                <w:sz w:val="16"/>
+                <w:szCs w:val="16"/>
+              </w:rPr>
+              <w:t>Phone · website · notes</w:t>
+            </w:r>
+          </w:p>
+        </w:tc>
+      </w:tr>
+      <w:tr>
+        <w:trPr/>
+        <w:tc>
+          <w:tcPr>
+            <w:tcW w:w="3650" w:type="dxa"/>
+            <w:tcBorders>
+              <w:top w:val="single" w:sz="4" w:space="0" w:color="9DB1C7"/>
+              <w:start w:val="single" w:sz="4" w:space="0" w:color="9DB1C7"/>
+              <w:bottom w:val="single" w:sz="4" w:space="0" w:color="9DB1C7"/>
+              <w:end w:val="single" w:sz="4" w:space="0" w:color="9DB1C7"/>
+            </w:tcBorders>
+            <w:shd w:color="auto" w:fill="EAF0F6" w:val="clear"/>
+            <w:tcMar>
+              <w:top w:w="55" w:type="dxa"/>
+              <w:bottom w:w="55" w:type="dxa"/>
+            </w:tcMar>
+          </w:tcPr>
+          <w:p>
+            <w:pPr>
+              <w:pStyle w:val="Normal"/>
+              <w:spacing w:lineRule="exact" w:line="268" w:before="0" w:after="0"/>
+              <w:jc w:val="start"/>
+              <w:rPr/>
+            </w:pPr>
+            <w:r>
+              <w:rPr>
+                <w:rFonts w:eastAsia="Calibri" w:cs="Calibri"/>
+                <w:b/>
+                <w:bCs/>
+                <w:i w:val="false"/>
+                <w:iCs w:val="false"/>
+                <w:color w:val="3E5871"/>
+                <w:sz w:val="15"/>
+                <w:szCs w:val="15"/>
+              </w:rPr>
+              <w:t>Cook-Walden Funeral Home</w:t>
+            </w:r>
+          </w:p>
+        </w:tc>
+        <w:tc>
+          <w:tcPr>
+            <w:tcW w:w="5709" w:type="dxa"/>
+            <w:tcBorders>
+              <w:top w:val="single" w:sz="4" w:space="0" w:color="9DB1C7"/>
+              <w:start w:val="single" w:sz="4" w:space="0" w:color="9DB1C7"/>
+              <w:bottom w:val="single" w:sz="4" w:space="0" w:color="9DB1C7"/>
+              <w:end w:val="single" w:sz="4" w:space="0" w:color="9DB1C7"/>
+            </w:tcBorders>
+            <w:tcMar>
+              <w:top w:w="55" w:type="dxa"/>
+              <w:bottom w:w="55" w:type="dxa"/>
+            </w:tcMar>
+          </w:tcPr>
+          <w:p>
+            <w:pPr>
+              <w:pStyle w:val="Normal"/>
+              <w:spacing w:lineRule="exact" w:line="268" w:before="0" w:after="0"/>
+              <w:jc w:val="start"/>
+              <w:rPr/>
+            </w:pPr>
+            <w:r>
+              <w:rPr>
+                <w:rFonts w:eastAsia="Calibri" w:cs="Calibri"/>
+                <w:b w:val="false"/>
+                <w:bCs w:val="false"/>
+                <w:i w:val="false"/>
+                <w:iCs w:val="false"/>
+                <w:color w:val="1A1A1A"/>
+                <w:sz w:val="15"/>
+                <w:szCs w:val="15"/>
+              </w:rPr>
+              <w:t>6100 N Lamar Blvd, Austin 78752 · 512-454-5611</w:t>
+            </w:r>
+          </w:p>
+        </w:tc>
+      </w:tr>
+      <w:tr>
+        <w:trPr/>
+        <w:tc>
+          <w:tcPr>
+            <w:tcW w:w="3650" w:type="dxa"/>
+            <w:tcBorders>
+              <w:top w:val="single" w:sz="4" w:space="0" w:color="9DB1C7"/>
+              <w:start w:val="single" w:sz="4" w:space="0" w:color="9DB1C7"/>
+              <w:bottom w:val="single" w:sz="4" w:space="0" w:color="9DB1C7"/>
+              <w:end w:val="single" w:sz="4" w:space="0" w:color="9DB1C7"/>
+            </w:tcBorders>
+            <w:shd w:color="auto" w:fill="EAF0F6" w:val="clear"/>
+            <w:tcMar>
+              <w:top w:w="55" w:type="dxa"/>
+              <w:bottom w:w="55" w:type="dxa"/>
+            </w:tcMar>
+          </w:tcPr>
+          <w:p>
+            <w:pPr>
+              <w:pStyle w:val="Normal"/>
+              <w:spacing w:lineRule="exact" w:line="268" w:before="0" w:after="0"/>
+              <w:jc w:val="start"/>
+              <w:rPr/>
+            </w:pPr>
+            <w:r>
+              <w:rPr>
+                <w:rFonts w:eastAsia="Calibri" w:cs="Calibri"/>
+                <w:b/>
+                <w:bCs/>
+                <w:i w:val="false"/>
+                <w:iCs w:val="false"/>
+                <w:color w:val="3E5871"/>
+                <w:sz w:val="15"/>
+                <w:szCs w:val="15"/>
+              </w:rPr>
+              <w:t>Harrell Funeral Home</w:t>
+            </w:r>
+          </w:p>
+        </w:tc>
+        <w:tc>
+          <w:tcPr>
+            <w:tcW w:w="5709" w:type="dxa"/>
+            <w:tcBorders>
+              <w:top w:val="single" w:sz="4" w:space="0" w:color="9DB1C7"/>
+              <w:start w:val="single" w:sz="4" w:space="0" w:color="9DB1C7"/>
+              <w:bottom w:val="single" w:sz="4" w:space="0" w:color="9DB1C7"/>
+              <w:end w:val="single" w:sz="4" w:space="0" w:color="9DB1C7"/>
+            </w:tcBorders>
+            <w:tcMar>
+              <w:top w:w="55" w:type="dxa"/>
+              <w:bottom w:w="55" w:type="dxa"/>
+            </w:tcMar>
+          </w:tcPr>
+          <w:p>
+            <w:pPr>
+              <w:pStyle w:val="Normal"/>
+              <w:spacing w:lineRule="exact" w:line="268" w:before="0" w:after="0"/>
+              <w:jc w:val="start"/>
+              <w:rPr/>
+            </w:pPr>
+            <w:r>
+              <w:rPr>
+                <w:rFonts w:eastAsia="Calibri" w:cs="Calibri"/>
+                <w:b w:val="false"/>
+                <w:bCs w:val="false"/>
+                <w:i w:val="false"/>
+                <w:iCs w:val="false"/>
+                <w:color w:val="1A1A1A"/>
+                <w:sz w:val="15"/>
+                <w:szCs w:val="15"/>
+              </w:rPr>
+              <w:t>4435 Frontier Trail, Austin 78745 · 512-443-1366</w:t>
+            </w:r>
+          </w:p>
+        </w:tc>
+      </w:tr>
+      <w:tr>
+        <w:trPr/>
+        <w:tc>
+          <w:tcPr>
+            <w:tcW w:w="3650" w:type="dxa"/>
+            <w:tcBorders>
+              <w:top w:val="single" w:sz="4" w:space="0" w:color="9DB1C7"/>
+              <w:start w:val="single" w:sz="4" w:space="0" w:color="9DB1C7"/>
+              <w:bottom w:val="single" w:sz="4" w:space="0" w:color="9DB1C7"/>
+              <w:end w:val="single" w:sz="4" w:space="0" w:color="9DB1C7"/>
+            </w:tcBorders>
+            <w:shd w:color="auto" w:fill="EAF0F6" w:val="clear"/>
+            <w:tcMar>
+              <w:top w:w="55" w:type="dxa"/>
+              <w:bottom w:w="55" w:type="dxa"/>
+            </w:tcMar>
+          </w:tcPr>
+          <w:p>
+            <w:pPr>
+              <w:pStyle w:val="Normal"/>
+              <w:spacing w:lineRule="exact" w:line="268" w:before="0" w:after="0"/>
+              <w:jc w:val="start"/>
+              <w:rPr/>
+            </w:pPr>
+            <w:r>
+              <w:rPr>
+                <w:rFonts w:eastAsia="Calibri" w:cs="Calibri"/>
+                <w:b/>
+                <w:bCs/>
+                <w:i w:val="false"/>
+                <w:iCs w:val="false"/>
+                <w:color w:val="3E5871"/>
+                <w:sz w:val="15"/>
+                <w:szCs w:val="15"/>
+              </w:rPr>
+              <w:t>Weed-Corley-Fish — Parkcrest</w:t>
+            </w:r>
+          </w:p>
+        </w:tc>
+        <w:tc>
+          <w:tcPr>
+            <w:tcW w:w="5709" w:type="dxa"/>
+            <w:tcBorders>
+              <w:top w:val="single" w:sz="4" w:space="0" w:color="9DB1C7"/>
+              <w:start w:val="single" w:sz="4" w:space="0" w:color="9DB1C7"/>
+              <w:bottom w:val="single" w:sz="4" w:space="0" w:color="9DB1C7"/>
+              <w:end w:val="single" w:sz="4" w:space="0" w:color="9DB1C7"/>
+            </w:tcBorders>
+            <w:tcMar>
+              <w:top w:w="55" w:type="dxa"/>
+              <w:bottom w:w="55" w:type="dxa"/>
+            </w:tcMar>
+          </w:tcPr>
+          <w:p>
+            <w:pPr>
+              <w:pStyle w:val="Normal"/>
+              <w:spacing w:lineRule="exact" w:line="268" w:before="0" w:after="0"/>
+              <w:jc w:val="start"/>
+              <w:rPr/>
+            </w:pPr>
+            <w:r>
+              <w:rPr>
+                <w:rFonts w:eastAsia="Calibri" w:cs="Calibri"/>
+                <w:b w:val="false"/>
+                <w:bCs w:val="false"/>
+                <w:i w:val="false"/>
+                <w:iCs w:val="false"/>
+                <w:color w:val="1A1A1A"/>
+                <w:sz w:val="15"/>
+                <w:szCs w:val="15"/>
+              </w:rPr>
+              <w:t>5416 Parkcrest Dr, Austin 78731 · 512-452-8811</w:t>
+            </w:r>
+          </w:p>
+        </w:tc>
+      </w:tr>
+      <w:tr>
+        <w:trPr/>
+        <w:tc>
+          <w:tcPr>
+            <w:tcW w:w="3650" w:type="dxa"/>
+            <w:tcBorders>
+              <w:top w:val="single" w:sz="4" w:space="0" w:color="9DB1C7"/>
+              <w:start w:val="single" w:sz="4" w:space="0" w:color="9DB1C7"/>
+              <w:bottom w:val="single" w:sz="4" w:space="0" w:color="9DB1C7"/>
+              <w:end w:val="single" w:sz="4" w:space="0" w:color="9DB1C7"/>
+            </w:tcBorders>
+            <w:shd w:color="auto" w:fill="EAF0F6" w:val="clear"/>
+            <w:tcMar>
+              <w:top w:w="55" w:type="dxa"/>
+              <w:bottom w:w="55" w:type="dxa"/>
+            </w:tcMar>
+          </w:tcPr>
+          <w:p>
+            <w:pPr>
+              <w:pStyle w:val="Normal"/>
+              <w:spacing w:lineRule="exact" w:line="268" w:before="0" w:after="0"/>
+              <w:jc w:val="start"/>
+              <w:rPr/>
+            </w:pPr>
+            <w:r>
+              <w:rPr>
+                <w:rFonts w:eastAsia="Calibri" w:cs="Calibri"/>
+                <w:b/>
+                <w:bCs/>
+                <w:i w:val="false"/>
+                <w:iCs w:val="false"/>
+                <w:color w:val="3E5871"/>
+                <w:sz w:val="15"/>
+                <w:szCs w:val="15"/>
+              </w:rPr>
+              <w:t>Weed-Corley-Fish — S Congress</w:t>
+            </w:r>
+          </w:p>
+        </w:tc>
+        <w:tc>
+          <w:tcPr>
+            <w:tcW w:w="5709" w:type="dxa"/>
+            <w:tcBorders>
+              <w:top w:val="single" w:sz="4" w:space="0" w:color="9DB1C7"/>
+              <w:start w:val="single" w:sz="4" w:space="0" w:color="9DB1C7"/>
+              <w:bottom w:val="single" w:sz="4" w:space="0" w:color="9DB1C7"/>
+              <w:end w:val="single" w:sz="4" w:space="0" w:color="9DB1C7"/>
+            </w:tcBorders>
+            <w:tcMar>
+              <w:top w:w="55" w:type="dxa"/>
+              <w:bottom w:w="55" w:type="dxa"/>
+            </w:tcMar>
+          </w:tcPr>
+          <w:p>
+            <w:pPr>
+              <w:pStyle w:val="Normal"/>
+              <w:spacing w:lineRule="exact" w:line="268" w:before="0" w:after="0"/>
+              <w:jc w:val="start"/>
+              <w:rPr/>
+            </w:pPr>
+            <w:r>
+              <w:rPr>
+                <w:rFonts w:eastAsia="Calibri" w:cs="Calibri"/>
+                <w:b w:val="false"/>
+                <w:bCs w:val="false"/>
+                <w:i w:val="false"/>
+                <w:iCs w:val="false"/>
+                <w:color w:val="1A1A1A"/>
+                <w:sz w:val="15"/>
+                <w:szCs w:val="15"/>
+              </w:rPr>
+              <w:t>2620 S Congress Ave, Austin 78704 · 512-442-1446</w:t>
+            </w:r>
+          </w:p>
+        </w:tc>
+      </w:tr>
+      <w:tr>
+        <w:trPr/>
+        <w:tc>
+          <w:tcPr>
+            <w:tcW w:w="3650" w:type="dxa"/>
+            <w:tcBorders>
+              <w:top w:val="single" w:sz="4" w:space="0" w:color="9DB1C7"/>
+              <w:start w:val="single" w:sz="4" w:space="0" w:color="9DB1C7"/>
+              <w:bottom w:val="single" w:sz="4" w:space="0" w:color="9DB1C7"/>
+              <w:end w:val="single" w:sz="4" w:space="0" w:color="9DB1C7"/>
+            </w:tcBorders>
+            <w:shd w:color="auto" w:fill="EAF0F6" w:val="clear"/>
+            <w:tcMar>
+              <w:top w:w="55" w:type="dxa"/>
+              <w:bottom w:w="55" w:type="dxa"/>
+            </w:tcMar>
+          </w:tcPr>
+          <w:p>
+            <w:pPr>
+              <w:pStyle w:val="Normal"/>
+              <w:spacing w:lineRule="exact" w:line="268" w:before="0" w:after="0"/>
+              <w:jc w:val="start"/>
+              <w:rPr/>
+            </w:pPr>
+            <w:r>
+              <w:rPr>
+                <w:rFonts w:eastAsia="Calibri" w:cs="Calibri"/>
+                <w:b/>
+                <w:bCs/>
+                <w:i w:val="false"/>
+                <w:iCs w:val="false"/>
+                <w:color w:val="3E5871"/>
+                <w:sz w:val="15"/>
+                <w:szCs w:val="15"/>
+              </w:rPr>
+              <w:t>King-Tears Mortuary</w:t>
+            </w:r>
+          </w:p>
+        </w:tc>
+        <w:tc>
+          <w:tcPr>
+            <w:tcW w:w="5709" w:type="dxa"/>
+            <w:tcBorders>
+              <w:top w:val="single" w:sz="4" w:space="0" w:color="9DB1C7"/>
+              <w:start w:val="single" w:sz="4" w:space="0" w:color="9DB1C7"/>
+              <w:bottom w:val="single" w:sz="4" w:space="0" w:color="9DB1C7"/>
+              <w:end w:val="single" w:sz="4" w:space="0" w:color="9DB1C7"/>
+            </w:tcBorders>
+            <w:tcMar>
+              <w:top w:w="55" w:type="dxa"/>
+              <w:bottom w:w="55" w:type="dxa"/>
+            </w:tcMar>
+          </w:tcPr>
+          <w:p>
+            <w:pPr>
+              <w:pStyle w:val="Normal"/>
+              <w:spacing w:lineRule="exact" w:line="268" w:before="0" w:after="0"/>
+              <w:jc w:val="start"/>
+              <w:rPr/>
+            </w:pPr>
+            <w:r>
+              <w:rPr>
+                <w:rFonts w:eastAsia="Calibri" w:cs="Calibri"/>
+                <w:b w:val="false"/>
+                <w:bCs w:val="false"/>
+                <w:i w:val="false"/>
+                <w:iCs w:val="false"/>
+                <w:color w:val="1A1A1A"/>
+                <w:sz w:val="15"/>
+                <w:szCs w:val="15"/>
+              </w:rPr>
+              <w:t>1300 E 12th St, Austin 78702 · 512-476-9128</w:t>
+            </w:r>
+          </w:p>
+        </w:tc>
+      </w:tr>
+    </w:tbl>
+    <w:p>
+      <w:pPr>
+        <w:pStyle w:val="Normal"/>
+        <w:keepNext w:val="true"/>
+        <w:spacing w:before="140" w:after="60"/>
+        <w:rPr/>
+      </w:pPr>
+      <w:r>
+        <w:rPr>
+          <w:rFonts w:eastAsia="Calibri" w:cs="Calibri"/>
+          <w:b/>
+          <w:bCs/>
+          <w:i w:val="false"/>
+          <w:iCs w:val="false"/>
+          <w:color w:val="3E5871"/>
+          <w:sz w:val="21"/>
+          <w:szCs w:val="21"/>
+        </w:rPr>
+        <w:t>Elder-law &amp; estate attorneys</w:t>
+      </w:r>
+    </w:p>
+    <w:tbl>
+      <w:tblPr>
+        <w:tblW w:w="9360" w:type="dxa"/>
+        <w:jc w:val="start"/>
+        <w:tblInd w:w="0" w:type="dxa"/>
+        <w:tblLayout w:type="fixed"/>
+        <w:tblCellMar>
+          <w:top w:w="50" w:type="dxa"/>
+          <w:start w:w="100" w:type="dxa"/>
+          <w:bottom w:w="50" w:type="dxa"/>
+          <w:end w:w="100" w:type="dxa"/>
+        </w:tblCellMar>
+      </w:tblPr>
+      <w:tblGrid>
+        <w:gridCol w:w="3650"/>
+        <w:gridCol w:w="5709"/>
+      </w:tblGrid>
+      <w:tr>
+        <w:trPr>
+          <w:tblHeader w:val="true"/>
+        </w:trPr>
+        <w:tc>
+          <w:tcPr>
+            <w:tcW w:w="3650" w:type="dxa"/>
+            <w:tcBorders>
+              <w:top w:val="single" w:sz="4" w:space="0" w:color="9DB1C7"/>
+              <w:start w:val="single" w:sz="4" w:space="0" w:color="9DB1C7"/>
+              <w:bottom w:val="single" w:sz="4" w:space="0" w:color="9DB1C7"/>
+              <w:end w:val="single" w:sz="4" w:space="0" w:color="9DB1C7"/>
+            </w:tcBorders>
+            <w:shd w:fill="3E5871" w:val="clear"/>
+          </w:tcPr>
+          <w:p>
+            <w:pPr>
+              <w:pStyle w:val="Normal"/>
+              <w:spacing w:lineRule="exact" w:line="268" w:before="0" w:after="0"/>
+              <w:jc w:val="start"/>
+              <w:rPr/>
+            </w:pPr>
+            <w:r>
+              <w:rPr>
+                <w:rFonts w:eastAsia="Calibri" w:cs="Calibri"/>
+                <w:b/>
+                <w:bCs/>
+                <w:i w:val="false"/>
+                <w:iCs w:val="false"/>
+                <w:color w:val="FFFFFF"/>
+                <w:sz w:val="16"/>
+                <w:szCs w:val="16"/>
+              </w:rPr>
+              <w:t>Resource</w:t>
+            </w:r>
+          </w:p>
+        </w:tc>
+        <w:tc>
+          <w:tcPr>
+            <w:tcW w:w="5709" w:type="dxa"/>
+            <w:tcBorders>
+              <w:top w:val="single" w:sz="4" w:space="0" w:color="9DB1C7"/>
+              <w:start w:val="single" w:sz="4" w:space="0" w:color="9DB1C7"/>
+              <w:bottom w:val="single" w:sz="4" w:space="0" w:color="9DB1C7"/>
+              <w:end w:val="single" w:sz="4" w:space="0" w:color="9DB1C7"/>
+            </w:tcBorders>
+            <w:shd w:fill="3E5871" w:val="clear"/>
+          </w:tcPr>
+          <w:p>
+            <w:pPr>
+              <w:pStyle w:val="Normal"/>
+              <w:spacing w:lineRule="exact" w:line="268" w:before="0" w:after="0"/>
+              <w:jc w:val="start"/>
+              <w:rPr/>
+            </w:pPr>
+            <w:r>
+              <w:rPr>
+                <w:rFonts w:eastAsia="Calibri" w:cs="Calibri"/>
+                <w:b/>
+                <w:bCs/>
+                <w:i w:val="false"/>
+                <w:iCs w:val="false"/>
+                <w:color w:val="FFFFFF"/>
+                <w:sz w:val="16"/>
+                <w:szCs w:val="16"/>
+              </w:rPr>
+              <w:t>Phone · website · notes</w:t>
+            </w:r>
+          </w:p>
+        </w:tc>
+      </w:tr>
+      <w:tr>
+        <w:trPr/>
+        <w:tc>
+          <w:tcPr>
+            <w:tcW w:w="3650" w:type="dxa"/>
+            <w:tcBorders>
+              <w:top w:val="single" w:sz="4" w:space="0" w:color="9DB1C7"/>
+              <w:start w:val="single" w:sz="4" w:space="0" w:color="9DB1C7"/>
+              <w:bottom w:val="single" w:sz="4" w:space="0" w:color="9DB1C7"/>
+              <w:end w:val="single" w:sz="4" w:space="0" w:color="9DB1C7"/>
+            </w:tcBorders>
+            <w:shd w:color="auto" w:fill="EAF0F6" w:val="clear"/>
+            <w:tcMar>
+              <w:top w:w="55" w:type="dxa"/>
+              <w:bottom w:w="55" w:type="dxa"/>
+            </w:tcMar>
+          </w:tcPr>
+          <w:p>
+            <w:pPr>
+              <w:pStyle w:val="Normal"/>
+              <w:spacing w:lineRule="exact" w:line="268" w:before="0" w:after="0"/>
+              <w:jc w:val="start"/>
+              <w:rPr/>
+            </w:pPr>
+            <w:r>
+              <w:rPr>
+                <w:rFonts w:eastAsia="Calibri" w:cs="Calibri"/>
+                <w:b/>
+                <w:bCs/>
+                <w:i w:val="false"/>
+                <w:iCs w:val="false"/>
+                <w:color w:val="3E5871"/>
+                <w:sz w:val="15"/>
+                <w:szCs w:val="15"/>
+              </w:rPr>
+              <w:t>Walberg Patterson Law PLLC</w:t>
+            </w:r>
+          </w:p>
+        </w:tc>
+        <w:tc>
+          <w:tcPr>
+            <w:tcW w:w="5709" w:type="dxa"/>
+            <w:tcBorders>
+              <w:top w:val="single" w:sz="4" w:space="0" w:color="9DB1C7"/>
+              <w:start w:val="single" w:sz="4" w:space="0" w:color="9DB1C7"/>
+              <w:bottom w:val="single" w:sz="4" w:space="0" w:color="9DB1C7"/>
+              <w:end w:val="single" w:sz="4" w:space="0" w:color="9DB1C7"/>
+            </w:tcBorders>
+            <w:tcMar>
+              <w:top w:w="55" w:type="dxa"/>
+              <w:bottom w:w="55" w:type="dxa"/>
+            </w:tcMar>
+          </w:tcPr>
+          <w:p>
+            <w:pPr>
+              <w:pStyle w:val="Normal"/>
+              <w:spacing w:lineRule="exact" w:line="268" w:before="0" w:after="0"/>
+              <w:jc w:val="start"/>
+              <w:rPr/>
+            </w:pPr>
+            <w:r>
+              <w:rPr>
+                <w:rFonts w:eastAsia="Calibri" w:cs="Calibri"/>
+                <w:b w:val="false"/>
+                <w:bCs w:val="false"/>
+                <w:i w:val="false"/>
+                <w:iCs w:val="false"/>
+                <w:color w:val="1A1A1A"/>
+                <w:sz w:val="15"/>
+                <w:szCs w:val="15"/>
+              </w:rPr>
+              <w:t>7500 Rialto Blvd, Austin 78735 · 512-608-6180</w:t>
+            </w:r>
+          </w:p>
+        </w:tc>
+      </w:tr>
+      <w:tr>
+        <w:trPr/>
+        <w:tc>
+          <w:tcPr>
+            <w:tcW w:w="3650" w:type="dxa"/>
+            <w:tcBorders>
+              <w:top w:val="single" w:sz="4" w:space="0" w:color="9DB1C7"/>
+              <w:start w:val="single" w:sz="4" w:space="0" w:color="9DB1C7"/>
+              <w:bottom w:val="single" w:sz="4" w:space="0" w:color="9DB1C7"/>
+              <w:end w:val="single" w:sz="4" w:space="0" w:color="9DB1C7"/>
+            </w:tcBorders>
+            <w:shd w:color="auto" w:fill="EAF0F6" w:val="clear"/>
+            <w:tcMar>
+              <w:top w:w="55" w:type="dxa"/>
+              <w:bottom w:w="55" w:type="dxa"/>
+            </w:tcMar>
+          </w:tcPr>
+          <w:p>
+            <w:pPr>
+              <w:pStyle w:val="Normal"/>
+              <w:spacing w:lineRule="exact" w:line="268" w:before="0" w:after="0"/>
+              <w:jc w:val="start"/>
+              <w:rPr/>
+            </w:pPr>
+            <w:r>
+              <w:rPr>
+                <w:rFonts w:eastAsia="Calibri" w:cs="Calibri"/>
+                <w:b/>
+                <w:bCs/>
+                <w:i w:val="false"/>
+                <w:iCs w:val="false"/>
+                <w:color w:val="3E5871"/>
+                <w:sz w:val="15"/>
+                <w:szCs w:val="15"/>
+              </w:rPr>
+              <w:t>The Garrett Law Firm, PLLC</w:t>
+            </w:r>
+          </w:p>
+        </w:tc>
+        <w:tc>
+          <w:tcPr>
+            <w:tcW w:w="5709" w:type="dxa"/>
+            <w:tcBorders>
+              <w:top w:val="single" w:sz="4" w:space="0" w:color="9DB1C7"/>
+              <w:start w:val="single" w:sz="4" w:space="0" w:color="9DB1C7"/>
+              <w:bottom w:val="single" w:sz="4" w:space="0" w:color="9DB1C7"/>
+              <w:end w:val="single" w:sz="4" w:space="0" w:color="9DB1C7"/>
+            </w:tcBorders>
+            <w:tcMar>
+              <w:top w:w="55" w:type="dxa"/>
+              <w:bottom w:w="55" w:type="dxa"/>
+            </w:tcMar>
+          </w:tcPr>
+          <w:p>
+            <w:pPr>
+              <w:pStyle w:val="Normal"/>
+              <w:spacing w:lineRule="exact" w:line="268" w:before="0" w:after="0"/>
+              <w:jc w:val="start"/>
+              <w:rPr/>
+            </w:pPr>
+            <w:r>
+              <w:rPr>
+                <w:rFonts w:eastAsia="Calibri" w:cs="Calibri"/>
+                <w:b w:val="false"/>
+                <w:bCs w:val="false"/>
+                <w:i w:val="false"/>
+                <w:iCs w:val="false"/>
+                <w:color w:val="1A1A1A"/>
+                <w:sz w:val="15"/>
+                <w:szCs w:val="15"/>
+              </w:rPr>
+              <w:t>4408 Spicewood Springs Rd, Austin 78759 · 800-295-3449</w:t>
+            </w:r>
+          </w:p>
+        </w:tc>
+      </w:tr>
+      <w:tr>
+        <w:trPr/>
+        <w:tc>
+          <w:tcPr>
+            <w:tcW w:w="3650" w:type="dxa"/>
+            <w:tcBorders>
+              <w:top w:val="single" w:sz="4" w:space="0" w:color="9DB1C7"/>
+              <w:start w:val="single" w:sz="4" w:space="0" w:color="9DB1C7"/>
+              <w:bottom w:val="single" w:sz="4" w:space="0" w:color="9DB1C7"/>
+              <w:end w:val="single" w:sz="4" w:space="0" w:color="9DB1C7"/>
+            </w:tcBorders>
+            <w:shd w:color="auto" w:fill="EAF0F6" w:val="clear"/>
+            <w:tcMar>
+              <w:top w:w="55" w:type="dxa"/>
+              <w:bottom w:w="55" w:type="dxa"/>
+            </w:tcMar>
+          </w:tcPr>
+          <w:p>
+            <w:pPr>
+              <w:pStyle w:val="Normal"/>
+              <w:spacing w:lineRule="exact" w:line="268" w:before="0" w:after="0"/>
+              <w:jc w:val="start"/>
+              <w:rPr/>
+            </w:pPr>
+            <w:r>
+              <w:rPr>
+                <w:rFonts w:eastAsia="Calibri" w:cs="Calibri"/>
+                <w:b/>
+                <w:bCs/>
+                <w:i w:val="false"/>
+                <w:iCs w:val="false"/>
+                <w:color w:val="3E5871"/>
+                <w:sz w:val="15"/>
+                <w:szCs w:val="15"/>
+              </w:rPr>
+              <w:t>Farrell &amp; Johnson PLLC</w:t>
+            </w:r>
+          </w:p>
+        </w:tc>
+        <w:tc>
+          <w:tcPr>
+            <w:tcW w:w="5709" w:type="dxa"/>
+            <w:tcBorders>
+              <w:top w:val="single" w:sz="4" w:space="0" w:color="9DB1C7"/>
+              <w:start w:val="single" w:sz="4" w:space="0" w:color="9DB1C7"/>
+              <w:bottom w:val="single" w:sz="4" w:space="0" w:color="9DB1C7"/>
+              <w:end w:val="single" w:sz="4" w:space="0" w:color="9DB1C7"/>
+            </w:tcBorders>
+            <w:tcMar>
+              <w:top w:w="55" w:type="dxa"/>
+              <w:bottom w:w="55" w:type="dxa"/>
+            </w:tcMar>
+          </w:tcPr>
+          <w:p>
+            <w:pPr>
+              <w:pStyle w:val="Normal"/>
+              <w:spacing w:lineRule="exact" w:line="268" w:before="0" w:after="0"/>
+              <w:jc w:val="start"/>
+              <w:rPr/>
+            </w:pPr>
+            <w:r>
+              <w:rPr>
+                <w:rFonts w:eastAsia="Calibri" w:cs="Calibri"/>
+                <w:b w:val="false"/>
+                <w:bCs w:val="false"/>
+                <w:i w:val="false"/>
+                <w:iCs w:val="false"/>
+                <w:color w:val="1A1A1A"/>
+                <w:sz w:val="15"/>
+                <w:szCs w:val="15"/>
+              </w:rPr>
+              <w:t>1004 Mo-Pac Cir, Austin 78746 · 512-323-2977</w:t>
+            </w:r>
+          </w:p>
+        </w:tc>
+      </w:tr>
+      <w:tr>
+        <w:trPr/>
+        <w:tc>
+          <w:tcPr>
+            <w:tcW w:w="3650" w:type="dxa"/>
+            <w:tcBorders>
+              <w:top w:val="single" w:sz="4" w:space="0" w:color="9DB1C7"/>
+              <w:start w:val="single" w:sz="4" w:space="0" w:color="9DB1C7"/>
+              <w:bottom w:val="single" w:sz="4" w:space="0" w:color="9DB1C7"/>
+              <w:end w:val="single" w:sz="4" w:space="0" w:color="9DB1C7"/>
+            </w:tcBorders>
+            <w:shd w:color="auto" w:fill="EAF0F6" w:val="clear"/>
+            <w:tcMar>
+              <w:top w:w="55" w:type="dxa"/>
+              <w:bottom w:w="55" w:type="dxa"/>
+            </w:tcMar>
+          </w:tcPr>
+          <w:p>
+            <w:pPr>
+              <w:pStyle w:val="Normal"/>
+              <w:spacing w:lineRule="exact" w:line="268" w:before="0" w:after="0"/>
+              <w:jc w:val="start"/>
+              <w:rPr/>
+            </w:pPr>
+            <w:r>
+              <w:rPr>
+                <w:rFonts w:eastAsia="Calibri" w:cs="Calibri"/>
+                <w:b/>
+                <w:bCs/>
+                <w:i w:val="false"/>
+                <w:iCs w:val="false"/>
+                <w:color w:val="3E5871"/>
+                <w:sz w:val="15"/>
+                <w:szCs w:val="15"/>
+              </w:rPr>
+              <w:t>Willi Law Firm</w:t>
+            </w:r>
+          </w:p>
+        </w:tc>
+        <w:tc>
+          <w:tcPr>
+            <w:tcW w:w="5709" w:type="dxa"/>
+            <w:tcBorders>
+              <w:top w:val="single" w:sz="4" w:space="0" w:color="9DB1C7"/>
+              <w:start w:val="single" w:sz="4" w:space="0" w:color="9DB1C7"/>
+              <w:bottom w:val="single" w:sz="4" w:space="0" w:color="9DB1C7"/>
+              <w:end w:val="single" w:sz="4" w:space="0" w:color="9DB1C7"/>
+            </w:tcBorders>
+            <w:tcMar>
+              <w:top w:w="55" w:type="dxa"/>
+              <w:bottom w:w="55" w:type="dxa"/>
+            </w:tcMar>
+          </w:tcPr>
+          <w:p>
+            <w:pPr>
+              <w:pStyle w:val="Normal"/>
+              <w:spacing w:lineRule="exact" w:line="268" w:before="0" w:after="0"/>
+              <w:jc w:val="start"/>
+              <w:rPr/>
+            </w:pPr>
+            <w:r>
+              <w:rPr>
+                <w:rFonts w:eastAsia="Calibri" w:cs="Calibri"/>
+                <w:b w:val="false"/>
+                <w:bCs w:val="false"/>
+                <w:i w:val="false"/>
+                <w:iCs w:val="false"/>
+                <w:color w:val="1A1A1A"/>
+                <w:sz w:val="15"/>
+                <w:szCs w:val="15"/>
+              </w:rPr>
+              <w:t>5920 W William Cannon Dr Ste 6-100, Austin 78749 · 512-402-6753</w:t>
+            </w:r>
+          </w:p>
+        </w:tc>
+      </w:tr>
+    </w:tbl>
+    <w:p>
+      <w:pPr>
+        <w:pStyle w:val="Normal"/>
+        <w:keepNext w:val="true"/>
+        <w:spacing w:before="140" w:after="60"/>
+        <w:rPr/>
+      </w:pPr>
+      <w:r>
+        <w:rPr>
+          <w:rFonts w:eastAsia="Calibri" w:cs="Calibri"/>
+          <w:b/>
+          <w:bCs/>
+          <w:i w:val="false"/>
+          <w:iCs w:val="false"/>
+          <w:color w:val="3E5871"/>
+          <w:sz w:val="21"/>
+          <w:szCs w:val="21"/>
+        </w:rPr>
+        <w:t>Geriatric care managers &amp; senior placement</w:t>
+      </w:r>
+    </w:p>
+    <w:tbl>
+      <w:tblPr>
+        <w:tblW w:w="9360" w:type="dxa"/>
+        <w:jc w:val="start"/>
+        <w:tblInd w:w="0" w:type="dxa"/>
+        <w:tblLayout w:type="fixed"/>
+        <w:tblCellMar>
+          <w:top w:w="50" w:type="dxa"/>
+          <w:start w:w="100" w:type="dxa"/>
+          <w:bottom w:w="50" w:type="dxa"/>
+          <w:end w:w="100" w:type="dxa"/>
+        </w:tblCellMar>
+      </w:tblPr>
+      <w:tblGrid>
+        <w:gridCol w:w="3650"/>
+        <w:gridCol w:w="5709"/>
+      </w:tblGrid>
+      <w:tr>
+        <w:trPr>
+          <w:tblHeader w:val="true"/>
+        </w:trPr>
+        <w:tc>
+          <w:tcPr>
+            <w:tcW w:w="3650" w:type="dxa"/>
+            <w:tcBorders>
               <w:top w:val="single" w:sz="6" w:space="0" w:color="D8B37A"/>
               <w:start w:val="single" w:sz="6" w:space="0" w:color="D8B37A"/>
               <w:bottom w:val="single" w:sz="4" w:space="0" w:color="000000"/>
@@ -14247,7 +23879,7 @@
                 <w:sz w:val="15"/>
                 <w:szCs w:val="15"/>
               </w:rPr>
-              <w:t>Elder Advisory Group</w:t>
+              <w:t>Mir Senior Care &amp; Care Consultants</w:t>
             </w:r>
           </w:p>
         </w:tc>
@@ -14283,7 +23915,7 @@
                 <w:sz w:val="15"/>
                 <w:szCs w:val="15"/>
               </w:rPr>
-              <w:t>1900 Saint James Pl #420, Houston 77056 · 713-624-4288</w:t>
+              <w:t>3410 Far W Blvd #120, Austin 78731 · 512-615-6116</w:t>
             </w:r>
           </w:p>
         </w:tc>
@@ -14323,7 +23955,7 @@
                 <w:sz w:val="15"/>
                 <w:szCs w:val="15"/>
               </w:rPr>
-              <w:t>Indigo Care Management</w:t>
+              <w:t>Senior Services of Austin</w:t>
             </w:r>
           </w:p>
         </w:tc>
@@ -14359,83 +23991,7 @@
                 <w:sz w:val="15"/>
                 <w:szCs w:val="15"/>
               </w:rPr>
-              <w:t>160 Birdsall St, Houston 77007 · 713-907-7584</w:t>
-            </w:r>
-          </w:p>
-        </w:tc>
-      </w:tr>
-      <w:tr>
-        <w:trPr/>
-        <w:tc>
-          <w:tcPr>
-            <w:tcW w:w="3650" w:type="dxa"/>
-            <w:tcBorders>
-              <w:top w:val="single" w:sz="4" w:space="0" w:color="000000"/>
-              <w:start w:val="single" w:sz="6" w:space="0" w:color="D8B37A"/>
-              <w:bottom w:val="single" w:sz="4" w:space="0" w:color="000000"/>
-              <w:end w:val="single" w:sz="4" w:space="0" w:color="000000"/>
-            </w:tcBorders>
-            <w:shd w:color="auto" w:fill="EAF0F6" w:val="clear"/>
-            <w:tcMar>
-              <w:top w:w="55" w:type="dxa"/>
-              <w:bottom w:w="55" w:type="dxa"/>
-            </w:tcMar>
-          </w:tcPr>
-          <w:p>
-            <w:pPr>
-              <w:pStyle w:val="Normal"/>
-              <w:spacing w:lineRule="exact" w:line="268" w:before="0" w:after="0"/>
-              <w:jc w:val="start"/>
-              <w:rPr/>
-            </w:pPr>
-            <w:r>
-              <w:rPr>
-                <w:rFonts w:eastAsia="Calibri" w:cs="Calibri"/>
-                <w:b/>
-                <w:bCs/>
-                <w:i w:val="false"/>
-                <w:iCs w:val="false"/>
-                <w:color w:val="3E5871"/>
-                <w:sz w:val="15"/>
-                <w:szCs w:val="15"/>
-              </w:rPr>
-              <w:t>Senior Living Specialists Houston</w:t>
-            </w:r>
-          </w:p>
-        </w:tc>
-        <w:tc>
-          <w:tcPr>
-            <w:tcW w:w="5709" w:type="dxa"/>
-            <w:tcBorders>
-              <w:top w:val="single" w:sz="4" w:space="0" w:color="000000"/>
-              <w:start w:val="single" w:sz="4" w:space="0" w:color="000000"/>
-              <w:bottom w:val="single" w:sz="4" w:space="0" w:color="000000"/>
-              <w:end w:val="single" w:sz="6" w:space="0" w:color="D8B37A"/>
-            </w:tcBorders>
-            <w:tcMar>
-              <w:top w:w="55" w:type="dxa"/>
-              <w:bottom w:w="55" w:type="dxa"/>
-            </w:tcMar>
-          </w:tcPr>
-          <w:p>
-            <w:pPr>
-              <w:pStyle w:val="Normal"/>
-              <w:spacing w:lineRule="exact" w:line="268" w:before="0" w:after="0"/>
-              <w:jc w:val="start"/>
-              <w:rPr/>
-            </w:pPr>
-            <w:r>
-              <w:rPr>
-                <w:rFonts w:eastAsia="Calibri" w:cs="Calibri"/>
-                <w:b w:val="false"/>
-                <w:bCs w:val="false"/>
-                <w:i w:val="false"/>
-                <w:iCs w:val="false"/>
-                <w:color w:val="1A1A1A"/>
-                <w:sz w:val="15"/>
-                <w:szCs w:val="15"/>
-              </w:rPr>
-              <w:t>7722 Brykerwoods Dr, Houston 77055 · 713-240-6302</w:t>
+              <w:t>1507 North St Apt 1, Austin 78756 · 512-574-1722</w:t>
             </w:r>
           </w:p>
         </w:tc>
@@ -29116,7 +38672,7 @@
     </w:r>
     <w:r>
       <w:rPr/>
-      <w:t>24</w:t>
+      <w:t>28</w:t>
     </w:r>
     <w:r>
       <w:rPr/>
@@ -29161,7 +38717,7 @@
     </w:r>
     <w:r>
       <w:rPr/>
-      <w:t>24</w:t>
+      <w:t>28</w:t>
     </w:r>
     <w:r>
       <w:rPr/>
